--- a/_docs_/trim1/04_requisitos/historias de usuario.docx
+++ b/_docs_/trim1/04_requisitos/historias de usuario.docx
@@ -1,6 +1,6 @@
 
 <file path=word/document.xml><?xml version="1.0" encoding="utf-8"?>
-<w:document xmlns:wpc="http://schemas.microsoft.com/office/word/2010/wordprocessingCanvas" xmlns:cx="http://schemas.microsoft.com/office/drawing/2014/chartex" xmlns:cx1="http://schemas.microsoft.com/office/drawing/2015/9/8/chartex" xmlns:cx2="http://schemas.microsoft.com/office/drawing/2015/10/21/chartex" xmlns:cx3="http://schemas.microsoft.com/office/drawing/2016/5/9/chartex" xmlns:cx4="http://schemas.microsoft.com/office/drawing/2016/5/10/chartex" xmlns:cx5="http://schemas.microsoft.com/office/drawing/2016/5/11/chartex" xmlns:cx6="http://schemas.microsoft.com/office/drawing/2016/5/12/chartex" xmlns:cx7="http://schemas.microsoft.com/office/drawing/2016/5/13/chartex" xmlns:cx8="http://schemas.microsoft.com/office/drawing/2016/5/14/chartex" xmlns:mc="http://schemas.openxmlformats.org/markup-compatibility/2006" xmlns:aink="http://schemas.microsoft.com/office/drawing/2016/ink" xmlns:am3d="http://schemas.microsoft.com/office/drawing/2017/model3d" xmlns:o="urn:schemas-microsoft-com:office:office" xmlns:oel="http://schemas.microsoft.com/office/2019/extlst" xmlns:r="http://schemas.openxmlformats.org/officeDocument/2006/relationships" xmlns:m="http://schemas.openxmlformats.org/officeDocument/2006/math" xmlns:v="urn:schemas-microsoft-com:vml" xmlns:wp14="http://schemas.microsoft.com/office/word/2010/wordprocessingDrawing" xmlns:wp="http://schemas.openxmlformats.org/drawingml/2006/wordprocessingDrawing" xmlns:w10="urn:schemas-microsoft-com:office:word" xmlns:w="http://schemas.openxmlformats.org/wordprocessingml/2006/main" xmlns:w14="http://schemas.microsoft.com/office/word/2010/wordml" xmlns:w15="http://schemas.microsoft.com/office/word/2012/wordml" xmlns:w16cei="http://schemas.microsoft.com/office/word/2026/wordml/cei" xmlns:w16cex="http://schemas.microsoft.com/office/word/2018/wordml/cex" xmlns:w16cid="http://schemas.microsoft.com/office/word/2016/wordml/cid" xmlns:w16="http://schemas.microsoft.com/office/word/2018/wordml" xmlns:w16du="http://schemas.microsoft.com/office/word/2023/wordml/word16du" xmlns:w16sdtdh="http://schemas.microsoft.com/office/word/2020/wordml/sdtdatahash" xmlns:w16sdtfl="http://schemas.microsoft.com/office/word/2024/wordml/sdtformatlock" xmlns:w16se="http://schemas.microsoft.com/office/word/2015/wordml/symex" xmlns:wpg="http://schemas.microsoft.com/office/word/2010/wordprocessingGroup" xmlns:wpi="http://schemas.microsoft.com/office/word/2010/wordprocessingInk" xmlns:wne="http://schemas.microsoft.com/office/word/2006/wordml" xmlns:wps="http://schemas.microsoft.com/office/word/2010/wordprocessingShape" mc:Ignorable="w14 w15 w16se w16cid w16 w16cex w16sdtdh w16sdtfl w16du wp14">
+<w:document xmlns:wpc="http://schemas.microsoft.com/office/word/2010/wordprocessingCanvas" xmlns:cx="http://schemas.microsoft.com/office/drawing/2014/chartex" xmlns:cx1="http://schemas.microsoft.com/office/drawing/2015/9/8/chartex" xmlns:cx2="http://schemas.microsoft.com/office/drawing/2015/10/21/chartex" xmlns:cx3="http://schemas.microsoft.com/office/drawing/2016/5/9/chartex" xmlns:cx4="http://schemas.microsoft.com/office/drawing/2016/5/10/chartex" xmlns:cx5="http://schemas.microsoft.com/office/drawing/2016/5/11/chartex" xmlns:cx6="http://schemas.microsoft.com/office/drawing/2016/5/12/chartex" xmlns:cx7="http://schemas.microsoft.com/office/drawing/2016/5/13/chartex" xmlns:cx8="http://schemas.microsoft.com/office/drawing/2016/5/14/chartex" xmlns:mc="http://schemas.openxmlformats.org/markup-compatibility/2006" xmlns:aink="http://schemas.microsoft.com/office/drawing/2016/ink" xmlns:am3d="http://schemas.microsoft.com/office/drawing/2017/model3d" xmlns:o="urn:schemas-microsoft-com:office:office" xmlns:oel="http://schemas.microsoft.com/office/2019/extlst" xmlns:r="http://schemas.openxmlformats.org/officeDocument/2006/relationships" xmlns:m="http://schemas.openxmlformats.org/officeDocument/2006/math" xmlns:v="urn:schemas-microsoft-com:vml" xmlns:wp14="http://schemas.microsoft.com/office/word/2010/wordprocessingDrawing" xmlns:wp="http://schemas.openxmlformats.org/drawingml/2006/wordprocessingDrawing" xmlns:w10="urn:schemas-microsoft-com:office:word" xmlns:w="http://schemas.openxmlformats.org/wordprocessingml/2006/main" xmlns:w14="http://schemas.microsoft.com/office/word/2010/wordml" xmlns:w15="http://schemas.microsoft.com/office/word/2012/wordml" xmlns:w16cex="http://schemas.microsoft.com/office/word/2018/wordml/cex" xmlns:w16cid="http://schemas.microsoft.com/office/word/2016/wordml/cid" xmlns:w16="http://schemas.microsoft.com/office/word/2018/wordml" xmlns:w16du="http://schemas.microsoft.com/office/word/2023/wordml/word16du" xmlns:w16sdtdh="http://schemas.microsoft.com/office/word/2020/wordml/sdtdatahash" xmlns:w16sdtfl="http://schemas.microsoft.com/office/word/2024/wordml/sdtformatlock" xmlns:w16se="http://schemas.microsoft.com/office/word/2015/wordml/symex" xmlns:wpg="http://schemas.microsoft.com/office/word/2010/wordprocessingGroup" xmlns:wpi="http://schemas.microsoft.com/office/word/2010/wordprocessingInk" xmlns:wne="http://schemas.microsoft.com/office/word/2006/wordml" xmlns:wps="http://schemas.microsoft.com/office/word/2010/wordprocessingShape" mc:Ignorable="w14 w15 w16se w16cid w16 w16cex w16sdtdh w16sdtfl w16du wp14">
   <w:body>
     <w:p>
       <w:pPr>
@@ -196,7 +196,15 @@
           <w:sz w:val="24"/>
           <w:szCs w:val="24"/>
         </w:rPr>
-        <w:t>Instructor: Isaura Suarez</w:t>
+        <w:t xml:space="preserve">Instructor: </w:t>
+      </w:r>
+      <w:r>
+        <w:rPr>
+          <w:rFonts w:ascii="Times New Roman" w:hAnsi="Times New Roman" w:cs="Times New Roman"/>
+          <w:sz w:val="24"/>
+          <w:szCs w:val="24"/>
+        </w:rPr>
+        <w:t>Albeiro Ramos</w:t>
       </w:r>
     </w:p>
     <w:p>
@@ -274,7 +282,15 @@
           <w:sz w:val="24"/>
           <w:szCs w:val="24"/>
         </w:rPr>
-        <w:t>Septiembre 2025</w:t>
+        <w:t>Septiembre 202</w:t>
+      </w:r>
+      <w:r>
+        <w:rPr>
+          <w:rFonts w:ascii="Times New Roman" w:hAnsi="Times New Roman" w:cs="Times New Roman"/>
+          <w:sz w:val="24"/>
+          <w:szCs w:val="24"/>
+        </w:rPr>
+        <w:t>6</w:t>
       </w:r>
     </w:p>
     <w:p>
@@ -466,7 +482,7 @@
           <w:r>
             <w:fldChar w:fldCharType="separate"/>
           </w:r>
-          <w:hyperlink w:anchor="_Toc237742500" w:history="1">
+          <w:hyperlink w:anchor="_Toc240446651" w:history="1">
             <w:r>
               <w:rPr>
                 <w:rStyle w:val="Hipervnculo"/>
@@ -493,7 +509,7 @@
                 <w:noProof/>
                 <w:webHidden/>
               </w:rPr>
-              <w:instrText xml:space="preserve"> PAGEREF _Toc237742500 \h </w:instrText>
+              <w:instrText xml:space="preserve"> PAGEREF _Toc240446651 \h </w:instrText>
             </w:r>
             <w:r>
               <w:rPr>
@@ -539,7 +555,7 @@
               <w14:ligatures w14:val="standardContextual"/>
             </w:rPr>
           </w:pPr>
-          <w:hyperlink w:anchor="_Toc237742501" w:history="1">
+          <w:hyperlink w:anchor="_Toc240446652" w:history="1">
             <w:r>
               <w:rPr>
                 <w:rStyle w:val="Hipervnculo"/>
@@ -567,7 +583,7 @@
                 <w:noProof/>
                 <w:webHidden/>
               </w:rPr>
-              <w:instrText xml:space="preserve"> PAGEREF _Toc237742501 \h </w:instrText>
+              <w:instrText xml:space="preserve"> PAGEREF _Toc240446652 \h </w:instrText>
             </w:r>
             <w:r>
               <w:rPr>
@@ -613,7 +629,7 @@
               <w14:ligatures w14:val="standardContextual"/>
             </w:rPr>
           </w:pPr>
-          <w:hyperlink w:anchor="_Toc237742502" w:history="1">
+          <w:hyperlink w:anchor="_Toc240446653" w:history="1">
             <w:r>
               <w:rPr>
                 <w:rStyle w:val="Hipervnculo"/>
@@ -641,7 +657,7 @@
                 <w:noProof/>
                 <w:webHidden/>
               </w:rPr>
-              <w:instrText xml:space="preserve"> PAGEREF _Toc237742502 \h </w:instrText>
+              <w:instrText xml:space="preserve"> PAGEREF _Toc240446653 \h </w:instrText>
             </w:r>
             <w:r>
               <w:rPr>
@@ -661,7 +677,7 @@
                 <w:noProof/>
                 <w:webHidden/>
               </w:rPr>
-              <w:t>19</w:t>
+              <w:t>18</w:t>
             </w:r>
             <w:r>
               <w:rPr>
@@ -687,7 +703,7 @@
               <w14:ligatures w14:val="standardContextual"/>
             </w:rPr>
           </w:pPr>
-          <w:hyperlink w:anchor="_Toc237742503" w:history="1">
+          <w:hyperlink w:anchor="_Toc240446654" w:history="1">
             <w:r>
               <w:rPr>
                 <w:rStyle w:val="Hipervnculo"/>
@@ -715,7 +731,7 @@
                 <w:noProof/>
                 <w:webHidden/>
               </w:rPr>
-              <w:instrText xml:space="preserve"> PAGEREF _Toc237742503 \h </w:instrText>
+              <w:instrText xml:space="preserve"> PAGEREF _Toc240446654 \h </w:instrText>
             </w:r>
             <w:r>
               <w:rPr>
@@ -735,7 +751,7 @@
                 <w:noProof/>
                 <w:webHidden/>
               </w:rPr>
-              <w:t>21</w:t>
+              <w:t>20</w:t>
             </w:r>
             <w:r>
               <w:rPr>
@@ -761,7 +777,7 @@
               <w14:ligatures w14:val="standardContextual"/>
             </w:rPr>
           </w:pPr>
-          <w:hyperlink w:anchor="_Toc237742504" w:history="1">
+          <w:hyperlink w:anchor="_Toc240446655" w:history="1">
             <w:r>
               <w:rPr>
                 <w:rStyle w:val="Hipervnculo"/>
@@ -789,7 +805,7 @@
                 <w:noProof/>
                 <w:webHidden/>
               </w:rPr>
-              <w:instrText xml:space="preserve"> PAGEREF _Toc237742504 \h </w:instrText>
+              <w:instrText xml:space="preserve"> PAGEREF _Toc240446655 \h </w:instrText>
             </w:r>
             <w:r>
               <w:rPr>
@@ -809,7 +825,7 @@
                 <w:noProof/>
                 <w:webHidden/>
               </w:rPr>
-              <w:t>26</w:t>
+              <w:t>25</w:t>
             </w:r>
             <w:r>
               <w:rPr>
@@ -835,7 +851,7 @@
               <w14:ligatures w14:val="standardContextual"/>
             </w:rPr>
           </w:pPr>
-          <w:hyperlink w:anchor="_Toc237742505" w:history="1">
+          <w:hyperlink w:anchor="_Toc240446656" w:history="1">
             <w:r>
               <w:rPr>
                 <w:rStyle w:val="Hipervnculo"/>
@@ -863,7 +879,7 @@
                 <w:noProof/>
                 <w:webHidden/>
               </w:rPr>
-              <w:instrText xml:space="preserve"> PAGEREF _Toc237742505 \h </w:instrText>
+              <w:instrText xml:space="preserve"> PAGEREF _Toc240446656 \h </w:instrText>
             </w:r>
             <w:r>
               <w:rPr>
@@ -883,7 +899,7 @@
                 <w:noProof/>
                 <w:webHidden/>
               </w:rPr>
-              <w:t>27</w:t>
+              <w:t>25</w:t>
             </w:r>
             <w:r>
               <w:rPr>
@@ -909,7 +925,7 @@
               <w14:ligatures w14:val="standardContextual"/>
             </w:rPr>
           </w:pPr>
-          <w:hyperlink w:anchor="_Toc237742506" w:history="1">
+          <w:hyperlink w:anchor="_Toc240446657" w:history="1">
             <w:r>
               <w:rPr>
                 <w:rStyle w:val="Hipervnculo"/>
@@ -937,7 +953,7 @@
                 <w:noProof/>
                 <w:webHidden/>
               </w:rPr>
-              <w:instrText xml:space="preserve"> PAGEREF _Toc237742506 \h </w:instrText>
+              <w:instrText xml:space="preserve"> PAGEREF _Toc240446657 \h </w:instrText>
             </w:r>
             <w:r>
               <w:rPr>
@@ -957,7 +973,7 @@
                 <w:noProof/>
                 <w:webHidden/>
               </w:rPr>
-              <w:t>32</w:t>
+              <w:t>31</w:t>
             </w:r>
             <w:r>
               <w:rPr>
@@ -1036,7 +1052,7 @@
       <w:pPr>
         <w:pStyle w:val="Ttulo1"/>
       </w:pPr>
-      <w:bookmarkStart w:id="0" w:name="_Toc237742500"/>
+      <w:bookmarkStart w:id="0" w:name="_Toc240446651"/>
       <w:r>
         <w:t>USUARIOS</w:t>
       </w:r>
@@ -1445,7 +1461,7 @@
                 <w:rFonts w:ascii="Times New Roman" w:eastAsia="Times New Roman" w:hAnsi="Times New Roman" w:cs="Times New Roman"/>
                 <w:color w:val="000000"/>
               </w:rPr>
-              <w:t>La contraseña debe tener mínimo 8 caracteres.</w:t>
+              <w:t>El sistema debe validar que el número de teléfono inicie con el número 3.</w:t>
             </w:r>
           </w:p>
           <w:p>
@@ -1473,23 +1489,7 @@
                 <w:rFonts w:ascii="Times New Roman" w:eastAsia="Times New Roman" w:hAnsi="Times New Roman" w:cs="Times New Roman"/>
                 <w:color w:val="000000"/>
               </w:rPr>
-              <w:t xml:space="preserve">Las contraseñas deben almacenarse encriptadas con </w:t>
-            </w:r>
-            <w:proofErr w:type="spellStart"/>
-            <w:r>
-              <w:rPr>
-                <w:rFonts w:ascii="Times New Roman" w:eastAsia="Times New Roman" w:hAnsi="Times New Roman" w:cs="Times New Roman"/>
-                <w:color w:val="000000"/>
-              </w:rPr>
-              <w:t>bcrypt</w:t>
-            </w:r>
-            <w:proofErr w:type="spellEnd"/>
-            <w:r>
-              <w:rPr>
-                <w:rFonts w:ascii="Times New Roman" w:eastAsia="Times New Roman" w:hAnsi="Times New Roman" w:cs="Times New Roman"/>
-                <w:color w:val="000000"/>
-              </w:rPr>
-              <w:t>.</w:t>
+              <w:t>La contraseña debe tener mínimo 8 caracteres.</w:t>
             </w:r>
           </w:p>
           <w:p>
@@ -1517,6 +1517,34 @@
                 <w:rFonts w:ascii="Times New Roman" w:eastAsia="Times New Roman" w:hAnsi="Times New Roman" w:cs="Times New Roman"/>
                 <w:color w:val="000000"/>
               </w:rPr>
+              <w:t>Las contraseñas deben almacenarse encriptadas con bcrypt.</w:t>
+            </w:r>
+          </w:p>
+          <w:p>
+            <w:pPr>
+              <w:numPr>
+                <w:ilvl w:val="0"/>
+                <w:numId w:val="9"/>
+              </w:numPr>
+              <w:pBdr>
+                <w:top w:val="nil"/>
+                <w:left w:val="nil"/>
+                <w:bottom w:val="nil"/>
+                <w:right w:val="nil"/>
+                <w:between w:val="nil"/>
+              </w:pBdr>
+              <w:spacing w:line="259" w:lineRule="auto"/>
+              <w:jc w:val="center"/>
+              <w:rPr>
+                <w:rFonts w:ascii="Times New Roman" w:eastAsia="Times New Roman" w:hAnsi="Times New Roman" w:cs="Times New Roman"/>
+                <w:color w:val="000000"/>
+              </w:rPr>
+            </w:pPr>
+            <w:r>
+              <w:rPr>
+                <w:rFonts w:ascii="Times New Roman" w:eastAsia="Times New Roman" w:hAnsi="Times New Roman" w:cs="Times New Roman"/>
+                <w:color w:val="000000"/>
+              </w:rPr>
               <w:t>El sistema debe asignar el rol CLIENTE automáticamente al cliente</w:t>
             </w:r>
             <w:r>
@@ -1574,21 +1602,16 @@
               <w:jc w:val="center"/>
               <w:rPr>
                 <w:rFonts w:ascii="Times New Roman" w:eastAsia="Times New Roman" w:hAnsi="Times New Roman" w:cs="Times New Roman"/>
+                <w:lang w:val="en-US"/>
               </w:rPr>
             </w:pPr>
             <w:r>
               <w:rPr>
                 <w:rFonts w:ascii="Times New Roman" w:eastAsia="Times New Roman" w:hAnsi="Times New Roman" w:cs="Times New Roman"/>
                 <w:color w:val="000000"/>
-              </w:rPr>
-              <w:t xml:space="preserve">RF01, </w:t>
-            </w:r>
-            <w:r>
-              <w:rPr>
-                <w:rFonts w:ascii="Times New Roman" w:eastAsia="Times New Roman" w:hAnsi="Times New Roman" w:cs="Times New Roman"/>
-                <w:color w:val="000000"/>
-              </w:rPr>
-              <w:t>RNF02, RNF03, RNF04, RNF05, RNF06, RNF07, RNF10, RNF12</w:t>
+                <w:lang w:val="en-US"/>
+              </w:rPr>
+              <w:t>RNF02, RNF03, RNF07, RNF09, RNF10, RNF12</w:t>
             </w:r>
           </w:p>
         </w:tc>
@@ -1599,6 +1622,7 @@
         <w:spacing w:after="0"/>
         <w:rPr>
           <w:rFonts w:ascii="Times New Roman" w:eastAsia="Times New Roman" w:hAnsi="Times New Roman" w:cs="Times New Roman"/>
+          <w:lang w:val="en-US"/>
         </w:rPr>
       </w:pPr>
     </w:p>
@@ -1796,7 +1820,7 @@
       </w:tr>
       <w:tr>
         <w:trPr>
-          <w:trHeight w:val="3367"/>
+          <w:trHeight w:val="816"/>
         </w:trPr>
         <w:tc>
           <w:tcPr>
@@ -1974,6 +1998,33 @@
           </w:p>
           <w:p>
             <w:pPr>
+              <w:numPr>
+                <w:ilvl w:val="0"/>
+                <w:numId w:val="13"/>
+              </w:numPr>
+              <w:pBdr>
+                <w:top w:val="nil"/>
+                <w:left w:val="nil"/>
+                <w:bottom w:val="nil"/>
+                <w:right w:val="nil"/>
+                <w:between w:val="nil"/>
+              </w:pBdr>
+              <w:jc w:val="center"/>
+              <w:rPr>
+                <w:rFonts w:ascii="Times New Roman" w:eastAsia="Times New Roman" w:hAnsi="Times New Roman" w:cs="Times New Roman"/>
+                <w:color w:val="000000"/>
+              </w:rPr>
+            </w:pPr>
+            <w:r>
+              <w:rPr>
+                <w:rFonts w:ascii="Times New Roman" w:eastAsia="Times New Roman" w:hAnsi="Times New Roman" w:cs="Times New Roman"/>
+                <w:color w:val="000000"/>
+              </w:rPr>
+              <w:t>El sistema debe validar que el número de teléfono inicie con el número 3.</w:t>
+            </w:r>
+          </w:p>
+          <w:p>
+            <w:pPr>
               <w:pStyle w:val="Prrafodelista"/>
               <w:numPr>
                 <w:ilvl w:val="0"/>
@@ -2007,21 +2058,8 @@
               <w:rPr>
                 <w:rFonts w:ascii="Times New Roman" w:hAnsi="Times New Roman" w:cs="Times New Roman"/>
               </w:rPr>
-              <w:t xml:space="preserve">Las contraseñas deben almacenarse encriptadas con </w:t>
-            </w:r>
-            <w:proofErr w:type="spellStart"/>
-            <w:r>
-              <w:rPr>
-                <w:rFonts w:ascii="Times New Roman" w:hAnsi="Times New Roman" w:cs="Times New Roman"/>
-              </w:rPr>
-              <w:t>bcrypt</w:t>
-            </w:r>
-            <w:proofErr w:type="spellEnd"/>
-            <w:r>
-              <w:rPr>
-                <w:rFonts w:ascii="Times New Roman" w:hAnsi="Times New Roman" w:cs="Times New Roman"/>
-              </w:rPr>
-              <w:t>.</w:t>
+              <w:lastRenderedPageBreak/>
+              <w:t>Las contraseñas deben almacenarse encriptadas con bcrypt.</w:t>
             </w:r>
           </w:p>
           <w:p>
@@ -2091,13 +2129,15 @@
               <w:jc w:val="center"/>
               <w:rPr>
                 <w:rFonts w:ascii="Times New Roman" w:eastAsia="Times New Roman" w:hAnsi="Times New Roman" w:cs="Times New Roman"/>
-              </w:rPr>
-            </w:pPr>
-            <w:r>
-              <w:rPr>
-                <w:rFonts w:ascii="Times New Roman" w:eastAsia="Times New Roman" w:hAnsi="Times New Roman" w:cs="Times New Roman"/>
-              </w:rPr>
-              <w:t>RF01, RNF02, RNF03, RNF04, RNF05, RNF06, RNF07, RNF10, RNF12</w:t>
+                <w:lang w:val="en-US"/>
+              </w:rPr>
+            </w:pPr>
+            <w:r>
+              <w:rPr>
+                <w:rFonts w:ascii="Times New Roman" w:eastAsia="Times New Roman" w:hAnsi="Times New Roman" w:cs="Times New Roman"/>
+                <w:lang w:val="en-US"/>
+              </w:rPr>
+              <w:t>RNF02, RNF03, RNF07, RNF09, RNF10, RNF12</w:t>
             </w:r>
           </w:p>
         </w:tc>
@@ -2108,6 +2148,7 @@
         <w:spacing w:after="0"/>
         <w:rPr>
           <w:rFonts w:ascii="Times New Roman" w:eastAsia="Times New Roman" w:hAnsi="Times New Roman" w:cs="Times New Roman"/>
+          <w:lang w:val="en-US"/>
         </w:rPr>
       </w:pPr>
     </w:p>
@@ -2597,15 +2638,7 @@
                 <w:color w:val="000000"/>
                 <w:lang w:val="en-US"/>
               </w:rPr>
-              <w:t xml:space="preserve">RF02, </w:t>
-            </w:r>
-            <w:r>
-              <w:rPr>
-                <w:rFonts w:ascii="Times New Roman" w:eastAsia="Times New Roman" w:hAnsi="Times New Roman" w:cs="Times New Roman"/>
-                <w:color w:val="000000"/>
-                <w:lang w:val="en-US"/>
-              </w:rPr>
-              <w:t>RNF02, RNF05, RNF06, RNF07, RNF12</w:t>
+              <w:t>RNF02, RNF03, RNF07, RNF09, RNF12</w:t>
             </w:r>
           </w:p>
         </w:tc>
@@ -2842,6 +2875,7 @@
               <w:rPr>
                 <w:rFonts w:ascii="Times New Roman" w:eastAsia="Times New Roman" w:hAnsi="Times New Roman" w:cs="Times New Roman"/>
               </w:rPr>
+              <w:lastRenderedPageBreak/>
               <w:t>Como repartidor autenticado, quiero cerrar sesión de forma segura, para proteger mi cuenta cuando termine de usar la plataforma.</w:t>
             </w:r>
           </w:p>
@@ -3014,9 +3048,8 @@
             <w:r>
               <w:rPr>
                 <w:rFonts w:ascii="Times New Roman" w:eastAsia="Times New Roman" w:hAnsi="Times New Roman" w:cs="Times New Roman"/>
-                <w:lang w:val="en-US"/>
-              </w:rPr>
-              <w:t>RF02, RNF02, RNF05, RNF06, RNF07, RNF12</w:t>
+              </w:rPr>
+              <w:t>RNF02, RNF07, RNF09, RNF12</w:t>
             </w:r>
           </w:p>
         </w:tc>
@@ -3515,15 +3548,7 @@
                 <w:color w:val="000000"/>
                 <w:lang w:val="en-US"/>
               </w:rPr>
-              <w:t xml:space="preserve">RF03, </w:t>
-            </w:r>
-            <w:r>
-              <w:rPr>
-                <w:rFonts w:ascii="Times New Roman" w:eastAsia="Times New Roman" w:hAnsi="Times New Roman" w:cs="Times New Roman"/>
-                <w:color w:val="000000"/>
-                <w:lang w:val="en-US"/>
-              </w:rPr>
-              <w:t>RNF02, RNF03, RNF05, RNF06, RNF07, RNF12</w:t>
+              <w:t>RNF02, RNF03, RNF07, RNF09, RNF12</w:t>
             </w:r>
           </w:p>
         </w:tc>
@@ -3677,21 +3702,7 @@
               <w:rPr>
                 <w:rFonts w:ascii="Times New Roman" w:eastAsia="Times New Roman" w:hAnsi="Times New Roman" w:cs="Times New Roman"/>
               </w:rPr>
-              <w:t>Listar repartidores (</w:t>
-            </w:r>
-            <w:proofErr w:type="spellStart"/>
-            <w:r>
-              <w:rPr>
-                <w:rFonts w:ascii="Times New Roman" w:eastAsia="Times New Roman" w:hAnsi="Times New Roman" w:cs="Times New Roman"/>
-              </w:rPr>
-              <w:t>Admin</w:t>
-            </w:r>
-            <w:proofErr w:type="spellEnd"/>
-            <w:r>
-              <w:rPr>
-                <w:rFonts w:ascii="Times New Roman" w:eastAsia="Times New Roman" w:hAnsi="Times New Roman" w:cs="Times New Roman"/>
-              </w:rPr>
-              <w:t>)</w:t>
+              <w:t>Listar repartidores (Admin)</w:t>
             </w:r>
           </w:p>
         </w:tc>
@@ -3834,19 +3845,31 @@
               <w:rPr>
                 <w:rFonts w:ascii="Times New Roman" w:eastAsia="Times New Roman" w:hAnsi="Times New Roman" w:cs="Times New Roman"/>
               </w:rPr>
-              <w:t xml:space="preserve">El sistema debe mostrar la lista de todos los repartidores con sus </w:t>
-            </w:r>
-            <w:r>
-              <w:rPr>
-                <w:rFonts w:ascii="Times New Roman" w:eastAsia="Times New Roman" w:hAnsi="Times New Roman" w:cs="Times New Roman"/>
-              </w:rPr>
-              <w:t>nombre, estado</w:t>
-            </w:r>
-            <w:r>
-              <w:rPr>
-                <w:rFonts w:ascii="Times New Roman" w:eastAsia="Times New Roman" w:hAnsi="Times New Roman" w:cs="Times New Roman"/>
-              </w:rPr>
-              <w:t xml:space="preserve"> y vehículo asociado.</w:t>
+              <w:t>El sistema debe mostrar la lista de todos los repartidores con sus nombre, estado, teléfono, correo, ciudad y n</w:t>
+            </w:r>
+            <w:r>
+              <w:rPr>
+                <w:rFonts w:ascii="Times New Roman" w:eastAsia="Times New Roman" w:hAnsi="Times New Roman" w:cs="Times New Roman"/>
+              </w:rPr>
+              <w:t>ú</w:t>
+            </w:r>
+            <w:r>
+              <w:rPr>
+                <w:rFonts w:ascii="Times New Roman" w:eastAsia="Times New Roman" w:hAnsi="Times New Roman" w:cs="Times New Roman"/>
+              </w:rPr>
+              <w:t xml:space="preserve">mero de pedidos </w:t>
+            </w:r>
+            <w:r>
+              <w:rPr>
+                <w:rFonts w:ascii="Times New Roman" w:eastAsia="Times New Roman" w:hAnsi="Times New Roman" w:cs="Times New Roman"/>
+              </w:rPr>
+              <w:t>entregados</w:t>
+            </w:r>
+            <w:r>
+              <w:rPr>
+                <w:rFonts w:ascii="Times New Roman" w:eastAsia="Times New Roman" w:hAnsi="Times New Roman" w:cs="Times New Roman"/>
+              </w:rPr>
+              <w:t>.</w:t>
             </w:r>
           </w:p>
         </w:tc>
@@ -3878,7 +3901,6 @@
               <w:rPr>
                 <w:rFonts w:ascii="Times New Roman" w:eastAsia="Times New Roman" w:hAnsi="Times New Roman" w:cs="Times New Roman"/>
               </w:rPr>
-              <w:lastRenderedPageBreak/>
               <w:t>REQUISITOS ASOCIADOS</w:t>
             </w:r>
           </w:p>
@@ -3918,7 +3940,7 @@
                 <w:rFonts w:ascii="Times New Roman" w:eastAsia="Times New Roman" w:hAnsi="Times New Roman" w:cs="Times New Roman"/>
                 <w:lang w:val="en-US"/>
               </w:rPr>
-              <w:t>RF02, RNF02, RNF05, RNF06, RNF07, RNF12</w:t>
+              <w:t>RNF01, RNF05, RNF07, RNF09, RNF12</w:t>
             </w:r>
           </w:p>
         </w:tc>
@@ -4072,21 +4094,7 @@
               <w:rPr>
                 <w:rFonts w:ascii="Times New Roman" w:eastAsia="Times New Roman" w:hAnsi="Times New Roman" w:cs="Times New Roman"/>
               </w:rPr>
-              <w:t>Ver detalle de repartidor (</w:t>
-            </w:r>
-            <w:proofErr w:type="spellStart"/>
-            <w:r>
-              <w:rPr>
-                <w:rFonts w:ascii="Times New Roman" w:eastAsia="Times New Roman" w:hAnsi="Times New Roman" w:cs="Times New Roman"/>
-              </w:rPr>
-              <w:t>Admin</w:t>
-            </w:r>
-            <w:proofErr w:type="spellEnd"/>
-            <w:r>
-              <w:rPr>
-                <w:rFonts w:ascii="Times New Roman" w:eastAsia="Times New Roman" w:hAnsi="Times New Roman" w:cs="Times New Roman"/>
-              </w:rPr>
-              <w:t>)</w:t>
+              <w:t>Ver detalle de repartidor (Admin)</w:t>
             </w:r>
           </w:p>
         </w:tc>
@@ -4152,7 +4160,370 @@
       </w:tr>
       <w:tr>
         <w:trPr>
-          <w:trHeight w:val="647"/>
+          <w:trHeight w:val="1484"/>
+        </w:trPr>
+        <w:tc>
+          <w:tcPr>
+            <w:tcW w:w="3109" w:type="dxa"/>
+            <w:tcBorders>
+              <w:top w:val="single" w:sz="8" w:space="0" w:color="000000"/>
+              <w:left w:val="single" w:sz="8" w:space="0" w:color="000000"/>
+              <w:bottom w:val="single" w:sz="8" w:space="0" w:color="000000"/>
+              <w:right w:val="single" w:sz="8" w:space="0" w:color="000000"/>
+            </w:tcBorders>
+            <w:hideMark/>
+          </w:tcPr>
+          <w:p>
+            <w:pPr>
+              <w:spacing w:after="0"/>
+              <w:jc w:val="center"/>
+              <w:rPr>
+                <w:rFonts w:ascii="Times New Roman" w:eastAsia="Times New Roman" w:hAnsi="Times New Roman" w:cs="Times New Roman"/>
+              </w:rPr>
+            </w:pPr>
+          </w:p>
+          <w:p>
+            <w:pPr>
+              <w:spacing w:after="0"/>
+              <w:jc w:val="center"/>
+              <w:rPr>
+                <w:rFonts w:ascii="Times New Roman" w:eastAsia="Times New Roman" w:hAnsi="Times New Roman" w:cs="Times New Roman"/>
+              </w:rPr>
+            </w:pPr>
+            <w:r>
+              <w:rPr>
+                <w:rFonts w:ascii="Times New Roman" w:eastAsia="Times New Roman" w:hAnsi="Times New Roman" w:cs="Times New Roman"/>
+              </w:rPr>
+              <w:t>CRITERIOS</w:t>
+            </w:r>
+            <w:r>
+              <w:rPr>
+                <w:rFonts w:ascii="Times New Roman" w:eastAsia="Times New Roman" w:hAnsi="Times New Roman" w:cs="Times New Roman"/>
+              </w:rPr>
+              <w:t xml:space="preserve"> </w:t>
+            </w:r>
+            <w:r>
+              <w:rPr>
+                <w:rFonts w:ascii="Times New Roman" w:eastAsia="Times New Roman" w:hAnsi="Times New Roman" w:cs="Times New Roman"/>
+              </w:rPr>
+              <w:t>DE ACEPTACIÓN</w:t>
+            </w:r>
+          </w:p>
+        </w:tc>
+        <w:tc>
+          <w:tcPr>
+            <w:tcW w:w="5953" w:type="dxa"/>
+            <w:tcBorders>
+              <w:top w:val="single" w:sz="8" w:space="0" w:color="000000"/>
+              <w:left w:val="single" w:sz="8" w:space="0" w:color="000000"/>
+              <w:bottom w:val="single" w:sz="8" w:space="0" w:color="000000"/>
+              <w:right w:val="single" w:sz="8" w:space="0" w:color="000000"/>
+            </w:tcBorders>
+            <w:hideMark/>
+          </w:tcPr>
+          <w:p>
+            <w:pPr>
+              <w:numPr>
+                <w:ilvl w:val="0"/>
+                <w:numId w:val="14"/>
+              </w:numPr>
+              <w:spacing w:before="100" w:beforeAutospacing="1" w:after="100" w:afterAutospacing="1" w:line="240" w:lineRule="auto"/>
+              <w:rPr>
+                <w:rFonts w:ascii="Times New Roman" w:eastAsia="Times New Roman" w:hAnsi="Times New Roman" w:cs="Times New Roman"/>
+                <w:sz w:val="24"/>
+                <w:szCs w:val="24"/>
+              </w:rPr>
+            </w:pPr>
+            <w:r>
+              <w:rPr>
+                <w:rFonts w:ascii="Times New Roman" w:eastAsia="Times New Roman" w:hAnsi="Times New Roman" w:cs="Times New Roman"/>
+                <w:sz w:val="24"/>
+                <w:szCs w:val="24"/>
+              </w:rPr>
+              <w:t>El sistema debe mostrar el detalle completo de un repartidor incluyendo: datos personales (nombre, email, teléfono, ciudad, estado, fecha de registro) y datos del vehículo (tipo, modelo, placa, color).</w:t>
+            </w:r>
+          </w:p>
+          <w:p>
+            <w:pPr>
+              <w:numPr>
+                <w:ilvl w:val="0"/>
+                <w:numId w:val="14"/>
+              </w:numPr>
+              <w:spacing w:before="100" w:beforeAutospacing="1" w:after="100" w:afterAutospacing="1" w:line="240" w:lineRule="auto"/>
+              <w:rPr>
+                <w:rFonts w:ascii="Times New Roman" w:eastAsia="Times New Roman" w:hAnsi="Times New Roman" w:cs="Times New Roman"/>
+                <w:sz w:val="24"/>
+                <w:szCs w:val="24"/>
+              </w:rPr>
+            </w:pPr>
+            <w:r>
+              <w:rPr>
+                <w:rFonts w:ascii="Times New Roman" w:eastAsia="Times New Roman" w:hAnsi="Times New Roman" w:cs="Times New Roman"/>
+                <w:sz w:val="24"/>
+                <w:szCs w:val="24"/>
+              </w:rPr>
+              <w:t xml:space="preserve">El sistema debe validar que el repartidor </w:t>
+            </w:r>
+            <w:r>
+              <w:rPr>
+                <w:rFonts w:ascii="Times New Roman" w:eastAsia="Times New Roman" w:hAnsi="Times New Roman" w:cs="Times New Roman"/>
+                <w:sz w:val="24"/>
+                <w:szCs w:val="24"/>
+              </w:rPr>
+              <w:t>exista.</w:t>
+            </w:r>
+          </w:p>
+        </w:tc>
+      </w:tr>
+      <w:tr>
+        <w:trPr>
+          <w:trHeight w:val="655"/>
+        </w:trPr>
+        <w:tc>
+          <w:tcPr>
+            <w:tcW w:w="3109" w:type="dxa"/>
+            <w:tcBorders>
+              <w:top w:val="single" w:sz="8" w:space="0" w:color="000000"/>
+              <w:left w:val="single" w:sz="8" w:space="0" w:color="000000"/>
+              <w:bottom w:val="single" w:sz="8" w:space="0" w:color="000000"/>
+              <w:right w:val="single" w:sz="8" w:space="0" w:color="000000"/>
+            </w:tcBorders>
+            <w:hideMark/>
+          </w:tcPr>
+          <w:p>
+            <w:pPr>
+              <w:spacing w:after="0"/>
+              <w:jc w:val="center"/>
+              <w:rPr>
+                <w:rFonts w:ascii="Times New Roman" w:eastAsia="Times New Roman" w:hAnsi="Times New Roman" w:cs="Times New Roman"/>
+              </w:rPr>
+            </w:pPr>
+            <w:r>
+              <w:rPr>
+                <w:rFonts w:ascii="Times New Roman" w:eastAsia="Times New Roman" w:hAnsi="Times New Roman" w:cs="Times New Roman"/>
+              </w:rPr>
+              <w:t>REQUISITOS ASOCIADOS</w:t>
+            </w:r>
+          </w:p>
+        </w:tc>
+        <w:tc>
+          <w:tcPr>
+            <w:tcW w:w="5953" w:type="dxa"/>
+            <w:tcBorders>
+              <w:top w:val="single" w:sz="8" w:space="0" w:color="000000"/>
+              <w:left w:val="single" w:sz="8" w:space="0" w:color="000000"/>
+              <w:bottom w:val="single" w:sz="8" w:space="0" w:color="000000"/>
+              <w:right w:val="single" w:sz="8" w:space="0" w:color="000000"/>
+            </w:tcBorders>
+            <w:hideMark/>
+          </w:tcPr>
+          <w:p>
+            <w:pPr>
+              <w:spacing w:after="0"/>
+              <w:jc w:val="center"/>
+              <w:rPr>
+                <w:rFonts w:ascii="Times New Roman" w:eastAsia="Times New Roman" w:hAnsi="Times New Roman" w:cs="Times New Roman"/>
+                <w:lang w:val="en-US"/>
+              </w:rPr>
+            </w:pPr>
+            <w:r>
+              <w:rPr>
+                <w:rFonts w:ascii="Times New Roman" w:eastAsia="Times New Roman" w:hAnsi="Times New Roman" w:cs="Times New Roman"/>
+              </w:rPr>
+              <w:t>RNF05, RNF07, RNF09, RNF12</w:t>
+            </w:r>
+          </w:p>
+        </w:tc>
+      </w:tr>
+      <w:tr>
+        <w:trPr>
+          <w:trHeight w:val="655"/>
+        </w:trPr>
+        <w:tc>
+          <w:tcPr>
+            <w:tcW w:w="3109" w:type="dxa"/>
+            <w:tcBorders>
+              <w:top w:val="single" w:sz="8" w:space="0" w:color="000000"/>
+              <w:left w:val="single" w:sz="8" w:space="0" w:color="000000"/>
+              <w:bottom w:val="single" w:sz="8" w:space="0" w:color="000000"/>
+              <w:right w:val="single" w:sz="8" w:space="0" w:color="000000"/>
+            </w:tcBorders>
+            <w:hideMark/>
+          </w:tcPr>
+          <w:p>
+            <w:pPr>
+              <w:spacing w:after="0"/>
+              <w:jc w:val="center"/>
+              <w:rPr>
+                <w:rFonts w:ascii="Times New Roman" w:eastAsia="Times New Roman" w:hAnsi="Times New Roman" w:cs="Times New Roman"/>
+              </w:rPr>
+            </w:pPr>
+            <w:r>
+              <w:rPr>
+                <w:rFonts w:ascii="Times New Roman" w:eastAsia="Times New Roman" w:hAnsi="Times New Roman" w:cs="Times New Roman"/>
+              </w:rPr>
+              <w:t>IDENTIFICADOR</w:t>
+            </w:r>
+          </w:p>
+        </w:tc>
+        <w:tc>
+          <w:tcPr>
+            <w:tcW w:w="5953" w:type="dxa"/>
+            <w:tcBorders>
+              <w:top w:val="single" w:sz="8" w:space="0" w:color="000000"/>
+              <w:left w:val="single" w:sz="8" w:space="0" w:color="000000"/>
+              <w:bottom w:val="single" w:sz="8" w:space="0" w:color="000000"/>
+              <w:right w:val="single" w:sz="8" w:space="0" w:color="000000"/>
+            </w:tcBorders>
+            <w:hideMark/>
+          </w:tcPr>
+          <w:p>
+            <w:pPr>
+              <w:spacing w:after="0"/>
+              <w:jc w:val="center"/>
+              <w:rPr>
+                <w:rFonts w:ascii="Times New Roman" w:eastAsia="Times New Roman" w:hAnsi="Times New Roman" w:cs="Times New Roman"/>
+                <w:lang w:val="en-US"/>
+              </w:rPr>
+            </w:pPr>
+            <w:r>
+              <w:rPr>
+                <w:rFonts w:ascii="Times New Roman" w:eastAsia="Times New Roman" w:hAnsi="Times New Roman" w:cs="Times New Roman"/>
+                <w:lang w:val="en-US"/>
+              </w:rPr>
+              <w:t>HU00</w:t>
+            </w:r>
+            <w:r>
+              <w:rPr>
+                <w:rFonts w:ascii="Times New Roman" w:eastAsia="Times New Roman" w:hAnsi="Times New Roman" w:cs="Times New Roman"/>
+                <w:lang w:val="en-US"/>
+              </w:rPr>
+              <w:t>8</w:t>
+            </w:r>
+          </w:p>
+        </w:tc>
+      </w:tr>
+      <w:tr>
+        <w:trPr>
+          <w:trHeight w:val="655"/>
+        </w:trPr>
+        <w:tc>
+          <w:tcPr>
+            <w:tcW w:w="3109" w:type="dxa"/>
+            <w:tcBorders>
+              <w:top w:val="single" w:sz="8" w:space="0" w:color="000000"/>
+              <w:left w:val="single" w:sz="8" w:space="0" w:color="000000"/>
+              <w:bottom w:val="single" w:sz="8" w:space="0" w:color="000000"/>
+              <w:right w:val="single" w:sz="8" w:space="0" w:color="000000"/>
+            </w:tcBorders>
+            <w:hideMark/>
+          </w:tcPr>
+          <w:p>
+            <w:pPr>
+              <w:spacing w:after="0"/>
+              <w:jc w:val="center"/>
+              <w:rPr>
+                <w:rFonts w:ascii="Times New Roman" w:eastAsia="Times New Roman" w:hAnsi="Times New Roman" w:cs="Times New Roman"/>
+              </w:rPr>
+            </w:pPr>
+            <w:r>
+              <w:rPr>
+                <w:rFonts w:ascii="Times New Roman" w:eastAsia="Times New Roman" w:hAnsi="Times New Roman" w:cs="Times New Roman"/>
+              </w:rPr>
+              <w:t>NOMBRE</w:t>
+            </w:r>
+          </w:p>
+        </w:tc>
+        <w:tc>
+          <w:tcPr>
+            <w:tcW w:w="5953" w:type="dxa"/>
+            <w:tcBorders>
+              <w:top w:val="single" w:sz="8" w:space="0" w:color="000000"/>
+              <w:left w:val="single" w:sz="8" w:space="0" w:color="000000"/>
+              <w:bottom w:val="single" w:sz="8" w:space="0" w:color="000000"/>
+              <w:right w:val="single" w:sz="8" w:space="0" w:color="000000"/>
+            </w:tcBorders>
+            <w:hideMark/>
+          </w:tcPr>
+          <w:p>
+            <w:pPr>
+              <w:spacing w:after="0"/>
+              <w:jc w:val="center"/>
+              <w:rPr>
+                <w:rFonts w:ascii="Times New Roman" w:eastAsia="Times New Roman" w:hAnsi="Times New Roman" w:cs="Times New Roman"/>
+              </w:rPr>
+            </w:pPr>
+            <w:r>
+              <w:rPr>
+                <w:rFonts w:ascii="Times New Roman" w:eastAsia="Times New Roman" w:hAnsi="Times New Roman" w:cs="Times New Roman"/>
+              </w:rPr>
+              <w:t>Buscar repartidores (Admin)</w:t>
+            </w:r>
+          </w:p>
+        </w:tc>
+      </w:tr>
+      <w:tr>
+        <w:trPr>
+          <w:trHeight w:val="655"/>
+        </w:trPr>
+        <w:tc>
+          <w:tcPr>
+            <w:tcW w:w="3109" w:type="dxa"/>
+            <w:tcBorders>
+              <w:top w:val="single" w:sz="8" w:space="0" w:color="000000"/>
+              <w:left w:val="single" w:sz="8" w:space="0" w:color="000000"/>
+              <w:bottom w:val="single" w:sz="8" w:space="0" w:color="000000"/>
+              <w:right w:val="single" w:sz="8" w:space="0" w:color="000000"/>
+            </w:tcBorders>
+            <w:hideMark/>
+          </w:tcPr>
+          <w:p>
+            <w:pPr>
+              <w:spacing w:after="0"/>
+              <w:jc w:val="center"/>
+              <w:rPr>
+                <w:rFonts w:ascii="Times New Roman" w:eastAsia="Times New Roman" w:hAnsi="Times New Roman" w:cs="Times New Roman"/>
+              </w:rPr>
+            </w:pPr>
+            <w:r>
+              <w:rPr>
+                <w:rFonts w:ascii="Times New Roman" w:eastAsia="Times New Roman" w:hAnsi="Times New Roman" w:cs="Times New Roman"/>
+              </w:rPr>
+              <w:t>DESCRIPCIÓN</w:t>
+            </w:r>
+          </w:p>
+        </w:tc>
+        <w:tc>
+          <w:tcPr>
+            <w:tcW w:w="5953" w:type="dxa"/>
+            <w:tcBorders>
+              <w:top w:val="single" w:sz="8" w:space="0" w:color="000000"/>
+              <w:left w:val="single" w:sz="8" w:space="0" w:color="000000"/>
+              <w:bottom w:val="single" w:sz="8" w:space="0" w:color="000000"/>
+              <w:right w:val="single" w:sz="8" w:space="0" w:color="000000"/>
+            </w:tcBorders>
+            <w:hideMark/>
+          </w:tcPr>
+          <w:p>
+            <w:pPr>
+              <w:spacing w:after="0"/>
+              <w:jc w:val="center"/>
+              <w:rPr>
+                <w:rFonts w:ascii="Times New Roman" w:eastAsia="Times New Roman" w:hAnsi="Times New Roman" w:cs="Times New Roman"/>
+              </w:rPr>
+            </w:pPr>
+            <w:r>
+              <w:rPr>
+                <w:rFonts w:ascii="Times New Roman" w:eastAsia="Times New Roman" w:hAnsi="Times New Roman" w:cs="Times New Roman"/>
+              </w:rPr>
+              <w:t>Como administrador, quiero buscar repartidores por nombre, ciudad o placa del vehículo, para encontrar rápidamente un repartidor específico.</w:t>
+            </w:r>
+          </w:p>
+        </w:tc>
+      </w:tr>
+      <w:tr>
+        <w:trPr>
+          <w:trHeight w:val="655"/>
         </w:trPr>
         <w:tc>
           <w:tcPr>
@@ -4229,19 +4600,7 @@
               <w:rPr>
                 <w:rFonts w:ascii="Times New Roman" w:eastAsia="Times New Roman" w:hAnsi="Times New Roman" w:cs="Times New Roman"/>
               </w:rPr>
-              <w:t>El sistema debe mostrar el detalle completo de un repartidor incluyendo: datos personales (nombre, email, teléfono, documento, ciudad, dirección, estado) y datos del vehículo (tipo, modelo, placa, color)</w:t>
-            </w:r>
-            <w:r>
-              <w:rPr>
-                <w:rFonts w:ascii="Times New Roman" w:eastAsia="Times New Roman" w:hAnsi="Times New Roman" w:cs="Times New Roman"/>
-              </w:rPr>
-              <w:t xml:space="preserve"> y pedidos entregados</w:t>
-            </w:r>
-            <w:r>
-              <w:rPr>
-                <w:rFonts w:ascii="Times New Roman" w:eastAsia="Times New Roman" w:hAnsi="Times New Roman" w:cs="Times New Roman"/>
-              </w:rPr>
-              <w:t xml:space="preserve">. </w:t>
+              <w:t xml:space="preserve">El sistema debe permitir buscar repartidores por nombre (o parte del nombre). </w:t>
             </w:r>
           </w:p>
           <w:p>
@@ -4260,7 +4619,7 @@
               <w:rPr>
                 <w:rFonts w:ascii="Times New Roman" w:eastAsia="Times New Roman" w:hAnsi="Times New Roman" w:cs="Times New Roman"/>
               </w:rPr>
-              <w:t>El sistema debe validar que el repartidor exista.</w:t>
+              <w:t>El sistema debe mostrar los resultados que coincidan con el filtro aplicado.</w:t>
             </w:r>
           </w:p>
         </w:tc>
@@ -4331,419 +4690,7 @@
                 <w:rFonts w:ascii="Times New Roman" w:eastAsia="Times New Roman" w:hAnsi="Times New Roman" w:cs="Times New Roman"/>
                 <w:lang w:val="en-US"/>
               </w:rPr>
-              <w:t>RF02, RNF02, RNF05, RNF06, RNF07, RNF12</w:t>
-            </w:r>
-          </w:p>
-        </w:tc>
-      </w:tr>
-      <w:tr>
-        <w:trPr>
-          <w:trHeight w:val="655"/>
-        </w:trPr>
-        <w:tc>
-          <w:tcPr>
-            <w:tcW w:w="3109" w:type="dxa"/>
-            <w:tcBorders>
-              <w:top w:val="single" w:sz="8" w:space="0" w:color="000000"/>
-              <w:left w:val="single" w:sz="8" w:space="0" w:color="000000"/>
-              <w:bottom w:val="single" w:sz="8" w:space="0" w:color="000000"/>
-              <w:right w:val="single" w:sz="8" w:space="0" w:color="000000"/>
-            </w:tcBorders>
-            <w:hideMark/>
-          </w:tcPr>
-          <w:p>
-            <w:pPr>
-              <w:spacing w:after="0"/>
-              <w:jc w:val="center"/>
-              <w:rPr>
-                <w:rFonts w:ascii="Times New Roman" w:eastAsia="Times New Roman" w:hAnsi="Times New Roman" w:cs="Times New Roman"/>
-              </w:rPr>
-            </w:pPr>
-            <w:r>
-              <w:rPr>
-                <w:rFonts w:ascii="Times New Roman" w:eastAsia="Times New Roman" w:hAnsi="Times New Roman" w:cs="Times New Roman"/>
-              </w:rPr>
-              <w:t>IDENTIFICADOR</w:t>
-            </w:r>
-          </w:p>
-        </w:tc>
-        <w:tc>
-          <w:tcPr>
-            <w:tcW w:w="5953" w:type="dxa"/>
-            <w:tcBorders>
-              <w:top w:val="single" w:sz="8" w:space="0" w:color="000000"/>
-              <w:left w:val="single" w:sz="8" w:space="0" w:color="000000"/>
-              <w:bottom w:val="single" w:sz="8" w:space="0" w:color="000000"/>
-              <w:right w:val="single" w:sz="8" w:space="0" w:color="000000"/>
-            </w:tcBorders>
-            <w:hideMark/>
-          </w:tcPr>
-          <w:p>
-            <w:pPr>
-              <w:spacing w:after="0"/>
-              <w:jc w:val="center"/>
-              <w:rPr>
-                <w:rFonts w:ascii="Times New Roman" w:eastAsia="Times New Roman" w:hAnsi="Times New Roman" w:cs="Times New Roman"/>
-                <w:lang w:val="en-US"/>
-              </w:rPr>
-            </w:pPr>
-            <w:r>
-              <w:rPr>
-                <w:rFonts w:ascii="Times New Roman" w:eastAsia="Times New Roman" w:hAnsi="Times New Roman" w:cs="Times New Roman"/>
-                <w:lang w:val="en-US"/>
-              </w:rPr>
-              <w:t>HU00</w:t>
-            </w:r>
-            <w:r>
-              <w:rPr>
-                <w:rFonts w:ascii="Times New Roman" w:eastAsia="Times New Roman" w:hAnsi="Times New Roman" w:cs="Times New Roman"/>
-                <w:lang w:val="en-US"/>
-              </w:rPr>
-              <w:t>8</w:t>
-            </w:r>
-          </w:p>
-        </w:tc>
-      </w:tr>
-      <w:tr>
-        <w:trPr>
-          <w:trHeight w:val="655"/>
-        </w:trPr>
-        <w:tc>
-          <w:tcPr>
-            <w:tcW w:w="3109" w:type="dxa"/>
-            <w:tcBorders>
-              <w:top w:val="single" w:sz="8" w:space="0" w:color="000000"/>
-              <w:left w:val="single" w:sz="8" w:space="0" w:color="000000"/>
-              <w:bottom w:val="single" w:sz="8" w:space="0" w:color="000000"/>
-              <w:right w:val="single" w:sz="8" w:space="0" w:color="000000"/>
-            </w:tcBorders>
-            <w:hideMark/>
-          </w:tcPr>
-          <w:p>
-            <w:pPr>
-              <w:spacing w:after="0"/>
-              <w:jc w:val="center"/>
-              <w:rPr>
-                <w:rFonts w:ascii="Times New Roman" w:eastAsia="Times New Roman" w:hAnsi="Times New Roman" w:cs="Times New Roman"/>
-              </w:rPr>
-            </w:pPr>
-            <w:r>
-              <w:rPr>
-                <w:rFonts w:ascii="Times New Roman" w:eastAsia="Times New Roman" w:hAnsi="Times New Roman" w:cs="Times New Roman"/>
-              </w:rPr>
-              <w:t>NOMBRE</w:t>
-            </w:r>
-          </w:p>
-        </w:tc>
-        <w:tc>
-          <w:tcPr>
-            <w:tcW w:w="5953" w:type="dxa"/>
-            <w:tcBorders>
-              <w:top w:val="single" w:sz="8" w:space="0" w:color="000000"/>
-              <w:left w:val="single" w:sz="8" w:space="0" w:color="000000"/>
-              <w:bottom w:val="single" w:sz="8" w:space="0" w:color="000000"/>
-              <w:right w:val="single" w:sz="8" w:space="0" w:color="000000"/>
-            </w:tcBorders>
-            <w:hideMark/>
-          </w:tcPr>
-          <w:p>
-            <w:pPr>
-              <w:spacing w:after="0"/>
-              <w:jc w:val="center"/>
-              <w:rPr>
-                <w:rFonts w:ascii="Times New Roman" w:eastAsia="Times New Roman" w:hAnsi="Times New Roman" w:cs="Times New Roman"/>
-              </w:rPr>
-            </w:pPr>
-            <w:r>
-              <w:rPr>
-                <w:rFonts w:ascii="Times New Roman" w:eastAsia="Times New Roman" w:hAnsi="Times New Roman" w:cs="Times New Roman"/>
-              </w:rPr>
-              <w:t>Buscar repartidores (</w:t>
-            </w:r>
-            <w:proofErr w:type="spellStart"/>
-            <w:r>
-              <w:rPr>
-                <w:rFonts w:ascii="Times New Roman" w:eastAsia="Times New Roman" w:hAnsi="Times New Roman" w:cs="Times New Roman"/>
-              </w:rPr>
-              <w:t>Admin</w:t>
-            </w:r>
-            <w:proofErr w:type="spellEnd"/>
-            <w:r>
-              <w:rPr>
-                <w:rFonts w:ascii="Times New Roman" w:eastAsia="Times New Roman" w:hAnsi="Times New Roman" w:cs="Times New Roman"/>
-              </w:rPr>
-              <w:t>)</w:t>
-            </w:r>
-          </w:p>
-        </w:tc>
-      </w:tr>
-      <w:tr>
-        <w:trPr>
-          <w:trHeight w:val="655"/>
-        </w:trPr>
-        <w:tc>
-          <w:tcPr>
-            <w:tcW w:w="3109" w:type="dxa"/>
-            <w:tcBorders>
-              <w:top w:val="single" w:sz="8" w:space="0" w:color="000000"/>
-              <w:left w:val="single" w:sz="8" w:space="0" w:color="000000"/>
-              <w:bottom w:val="single" w:sz="8" w:space="0" w:color="000000"/>
-              <w:right w:val="single" w:sz="8" w:space="0" w:color="000000"/>
-            </w:tcBorders>
-            <w:hideMark/>
-          </w:tcPr>
-          <w:p>
-            <w:pPr>
-              <w:spacing w:after="0"/>
-              <w:jc w:val="center"/>
-              <w:rPr>
-                <w:rFonts w:ascii="Times New Roman" w:eastAsia="Times New Roman" w:hAnsi="Times New Roman" w:cs="Times New Roman"/>
-              </w:rPr>
-            </w:pPr>
-            <w:r>
-              <w:rPr>
-                <w:rFonts w:ascii="Times New Roman" w:eastAsia="Times New Roman" w:hAnsi="Times New Roman" w:cs="Times New Roman"/>
-              </w:rPr>
-              <w:t>DESCRIPCIÓN</w:t>
-            </w:r>
-          </w:p>
-        </w:tc>
-        <w:tc>
-          <w:tcPr>
-            <w:tcW w:w="5953" w:type="dxa"/>
-            <w:tcBorders>
-              <w:top w:val="single" w:sz="8" w:space="0" w:color="000000"/>
-              <w:left w:val="single" w:sz="8" w:space="0" w:color="000000"/>
-              <w:bottom w:val="single" w:sz="8" w:space="0" w:color="000000"/>
-              <w:right w:val="single" w:sz="8" w:space="0" w:color="000000"/>
-            </w:tcBorders>
-            <w:hideMark/>
-          </w:tcPr>
-          <w:p>
-            <w:pPr>
-              <w:spacing w:after="0"/>
-              <w:jc w:val="center"/>
-              <w:rPr>
-                <w:rFonts w:ascii="Times New Roman" w:eastAsia="Times New Roman" w:hAnsi="Times New Roman" w:cs="Times New Roman"/>
-              </w:rPr>
-            </w:pPr>
-            <w:r>
-              <w:rPr>
-                <w:rFonts w:ascii="Times New Roman" w:eastAsia="Times New Roman" w:hAnsi="Times New Roman" w:cs="Times New Roman"/>
-              </w:rPr>
-              <w:t>Como administrador, quiero buscar repartidores por nombre, ciudad o placa del vehículo, para encontrar rápidamente un repartidor específico.</w:t>
-            </w:r>
-          </w:p>
-        </w:tc>
-      </w:tr>
-      <w:tr>
-        <w:trPr>
-          <w:trHeight w:val="655"/>
-        </w:trPr>
-        <w:tc>
-          <w:tcPr>
-            <w:tcW w:w="3109" w:type="dxa"/>
-            <w:tcBorders>
-              <w:top w:val="single" w:sz="8" w:space="0" w:color="000000"/>
-              <w:left w:val="single" w:sz="8" w:space="0" w:color="000000"/>
-              <w:bottom w:val="single" w:sz="8" w:space="0" w:color="000000"/>
-              <w:right w:val="single" w:sz="8" w:space="0" w:color="000000"/>
-            </w:tcBorders>
-            <w:hideMark/>
-          </w:tcPr>
-          <w:p>
-            <w:pPr>
-              <w:spacing w:after="0"/>
-              <w:jc w:val="center"/>
-              <w:rPr>
-                <w:rFonts w:ascii="Times New Roman" w:eastAsia="Times New Roman" w:hAnsi="Times New Roman" w:cs="Times New Roman"/>
-              </w:rPr>
-            </w:pPr>
-          </w:p>
-          <w:p>
-            <w:pPr>
-              <w:spacing w:after="0"/>
-              <w:jc w:val="center"/>
-              <w:rPr>
-                <w:rFonts w:ascii="Times New Roman" w:eastAsia="Times New Roman" w:hAnsi="Times New Roman" w:cs="Times New Roman"/>
-              </w:rPr>
-            </w:pPr>
-            <w:r>
-              <w:rPr>
-                <w:rFonts w:ascii="Times New Roman" w:eastAsia="Times New Roman" w:hAnsi="Times New Roman" w:cs="Times New Roman"/>
-              </w:rPr>
-              <w:t>CRITERIOS</w:t>
-            </w:r>
-            <w:r>
-              <w:rPr>
-                <w:rFonts w:ascii="Times New Roman" w:eastAsia="Times New Roman" w:hAnsi="Times New Roman" w:cs="Times New Roman"/>
-              </w:rPr>
-              <w:t xml:space="preserve"> </w:t>
-            </w:r>
-            <w:r>
-              <w:rPr>
-                <w:rFonts w:ascii="Times New Roman" w:eastAsia="Times New Roman" w:hAnsi="Times New Roman" w:cs="Times New Roman"/>
-              </w:rPr>
-              <w:t>DE ACEPTACIÓN</w:t>
-            </w:r>
-          </w:p>
-        </w:tc>
-        <w:tc>
-          <w:tcPr>
-            <w:tcW w:w="5953" w:type="dxa"/>
-            <w:tcBorders>
-              <w:top w:val="single" w:sz="8" w:space="0" w:color="000000"/>
-              <w:left w:val="single" w:sz="8" w:space="0" w:color="000000"/>
-              <w:bottom w:val="single" w:sz="8" w:space="0" w:color="000000"/>
-              <w:right w:val="single" w:sz="8" w:space="0" w:color="000000"/>
-            </w:tcBorders>
-            <w:hideMark/>
-          </w:tcPr>
-          <w:p>
-            <w:pPr>
-              <w:numPr>
-                <w:ilvl w:val="0"/>
-                <w:numId w:val="14"/>
-              </w:numPr>
-              <w:spacing w:after="0"/>
-              <w:jc w:val="center"/>
-              <w:rPr>
-                <w:rFonts w:ascii="Times New Roman" w:eastAsia="Times New Roman" w:hAnsi="Times New Roman" w:cs="Times New Roman"/>
-              </w:rPr>
-            </w:pPr>
-            <w:r>
-              <w:rPr>
-                <w:rFonts w:ascii="Times New Roman" w:eastAsia="Times New Roman" w:hAnsi="Times New Roman" w:cs="Times New Roman"/>
-              </w:rPr>
-              <w:t xml:space="preserve">El sistema debe permitir buscar repartidores por nombre (o parte del nombre). </w:t>
-            </w:r>
-          </w:p>
-          <w:p>
-            <w:pPr>
-              <w:numPr>
-                <w:ilvl w:val="0"/>
-                <w:numId w:val="14"/>
-              </w:numPr>
-              <w:spacing w:after="0"/>
-              <w:jc w:val="center"/>
-              <w:rPr>
-                <w:rFonts w:ascii="Times New Roman" w:eastAsia="Times New Roman" w:hAnsi="Times New Roman" w:cs="Times New Roman"/>
-              </w:rPr>
-            </w:pPr>
-            <w:r>
-              <w:rPr>
-                <w:rFonts w:ascii="Times New Roman" w:eastAsia="Times New Roman" w:hAnsi="Times New Roman" w:cs="Times New Roman"/>
-              </w:rPr>
-              <w:t xml:space="preserve">El sistema debe permitir buscar repartidores por ciudad. </w:t>
-            </w:r>
-          </w:p>
-          <w:p>
-            <w:pPr>
-              <w:numPr>
-                <w:ilvl w:val="0"/>
-                <w:numId w:val="14"/>
-              </w:numPr>
-              <w:spacing w:after="0"/>
-              <w:jc w:val="center"/>
-              <w:rPr>
-                <w:rFonts w:ascii="Times New Roman" w:eastAsia="Times New Roman" w:hAnsi="Times New Roman" w:cs="Times New Roman"/>
-              </w:rPr>
-            </w:pPr>
-            <w:r>
-              <w:rPr>
-                <w:rFonts w:ascii="Times New Roman" w:eastAsia="Times New Roman" w:hAnsi="Times New Roman" w:cs="Times New Roman"/>
-              </w:rPr>
-              <w:t xml:space="preserve">El sistema debe permitir buscar repartidores por placa del vehículo (o parte de la placa). </w:t>
-            </w:r>
-          </w:p>
-          <w:p>
-            <w:pPr>
-              <w:numPr>
-                <w:ilvl w:val="0"/>
-                <w:numId w:val="14"/>
-              </w:numPr>
-              <w:spacing w:after="0"/>
-              <w:jc w:val="center"/>
-              <w:rPr>
-                <w:rFonts w:ascii="Times New Roman" w:eastAsia="Times New Roman" w:hAnsi="Times New Roman" w:cs="Times New Roman"/>
-              </w:rPr>
-            </w:pPr>
-            <w:r>
-              <w:rPr>
-                <w:rFonts w:ascii="Times New Roman" w:eastAsia="Times New Roman" w:hAnsi="Times New Roman" w:cs="Times New Roman"/>
-              </w:rPr>
-              <w:t>El sistema debe mostrar los resultados que coincidan con el filtro aplicado.</w:t>
-            </w:r>
-          </w:p>
-        </w:tc>
-      </w:tr>
-      <w:tr>
-        <w:trPr>
-          <w:trHeight w:val="655"/>
-        </w:trPr>
-        <w:tc>
-          <w:tcPr>
-            <w:tcW w:w="3109" w:type="dxa"/>
-            <w:tcBorders>
-              <w:top w:val="single" w:sz="8" w:space="0" w:color="000000"/>
-              <w:left w:val="single" w:sz="8" w:space="0" w:color="000000"/>
-              <w:bottom w:val="single" w:sz="8" w:space="0" w:color="000000"/>
-              <w:right w:val="single" w:sz="8" w:space="0" w:color="000000"/>
-            </w:tcBorders>
-            <w:hideMark/>
-          </w:tcPr>
-          <w:p>
-            <w:pPr>
-              <w:spacing w:after="0"/>
-              <w:jc w:val="center"/>
-              <w:rPr>
-                <w:rFonts w:ascii="Times New Roman" w:eastAsia="Times New Roman" w:hAnsi="Times New Roman" w:cs="Times New Roman"/>
-              </w:rPr>
-            </w:pPr>
-            <w:r>
-              <w:rPr>
-                <w:rFonts w:ascii="Times New Roman" w:eastAsia="Times New Roman" w:hAnsi="Times New Roman" w:cs="Times New Roman"/>
-              </w:rPr>
-              <w:t>REQUISITOS ASOCIADOS</w:t>
-            </w:r>
-          </w:p>
-        </w:tc>
-        <w:tc>
-          <w:tcPr>
-            <w:tcW w:w="5953" w:type="dxa"/>
-            <w:tcBorders>
-              <w:top w:val="single" w:sz="8" w:space="0" w:color="000000"/>
-              <w:left w:val="single" w:sz="8" w:space="0" w:color="000000"/>
-              <w:bottom w:val="single" w:sz="8" w:space="0" w:color="000000"/>
-              <w:right w:val="single" w:sz="8" w:space="0" w:color="000000"/>
-            </w:tcBorders>
-            <w:hideMark/>
-          </w:tcPr>
-          <w:p>
-            <w:pPr>
-              <w:spacing w:after="0"/>
-              <w:jc w:val="center"/>
-              <w:rPr>
-                <w:rFonts w:ascii="Times New Roman" w:eastAsia="Times New Roman" w:hAnsi="Times New Roman" w:cs="Times New Roman"/>
-                <w:lang w:val="en-US"/>
-              </w:rPr>
-            </w:pPr>
-          </w:p>
-          <w:p>
-            <w:pPr>
-              <w:spacing w:after="0"/>
-              <w:jc w:val="center"/>
-              <w:rPr>
-                <w:rFonts w:ascii="Times New Roman" w:eastAsia="Times New Roman" w:hAnsi="Times New Roman" w:cs="Times New Roman"/>
-                <w:lang w:val="en-US"/>
-              </w:rPr>
-            </w:pPr>
-            <w:r>
-              <w:rPr>
-                <w:rFonts w:ascii="Times New Roman" w:eastAsia="Times New Roman" w:hAnsi="Times New Roman" w:cs="Times New Roman"/>
-                <w:lang w:val="en-US"/>
-              </w:rPr>
-              <w:t>RF02, RNF02, RNF05, RNF06, RNF07, RNF12</w:t>
+              <w:t>RNF01, RNF05, RNF07, RNF09, RNF12</w:t>
             </w:r>
           </w:p>
         </w:tc>
@@ -4896,21 +4843,7 @@
               <w:rPr>
                 <w:rFonts w:ascii="Times New Roman" w:eastAsia="Times New Roman" w:hAnsi="Times New Roman" w:cs="Times New Roman"/>
               </w:rPr>
-              <w:t>Actualizar repartidor (</w:t>
-            </w:r>
-            <w:proofErr w:type="spellStart"/>
-            <w:r>
-              <w:rPr>
-                <w:rFonts w:ascii="Times New Roman" w:eastAsia="Times New Roman" w:hAnsi="Times New Roman" w:cs="Times New Roman"/>
-              </w:rPr>
-              <w:t>Admin</w:t>
-            </w:r>
-            <w:proofErr w:type="spellEnd"/>
-            <w:r>
-              <w:rPr>
-                <w:rFonts w:ascii="Times New Roman" w:eastAsia="Times New Roman" w:hAnsi="Times New Roman" w:cs="Times New Roman"/>
-              </w:rPr>
-              <w:t>)</w:t>
+              <w:t>Actualizar repartidor (Admin)</w:t>
             </w:r>
           </w:p>
         </w:tc>
@@ -5043,29 +4976,21 @@
                 <w:ilvl w:val="0"/>
                 <w:numId w:val="14"/>
               </w:numPr>
-              <w:spacing w:after="0"/>
-              <w:jc w:val="center"/>
-              <w:rPr>
-                <w:rFonts w:ascii="Times New Roman" w:eastAsia="Times New Roman" w:hAnsi="Times New Roman" w:cs="Times New Roman"/>
-              </w:rPr>
-            </w:pPr>
-            <w:r>
-              <w:rPr>
-                <w:rFonts w:ascii="Times New Roman" w:eastAsia="Times New Roman" w:hAnsi="Times New Roman" w:cs="Times New Roman"/>
-              </w:rPr>
-              <w:t>El sistema debe permitir actualizar los datos personales del repartidor (nombre, teléfono, email, documento, ciudad, dirección</w:t>
-            </w:r>
-            <w:r>
-              <w:rPr>
-                <w:rFonts w:ascii="Times New Roman" w:eastAsia="Times New Roman" w:hAnsi="Times New Roman" w:cs="Times New Roman"/>
-              </w:rPr>
-              <w:t xml:space="preserve"> y fecha de nacimiento</w:t>
-            </w:r>
-            <w:r>
-              <w:rPr>
-                <w:rFonts w:ascii="Times New Roman" w:eastAsia="Times New Roman" w:hAnsi="Times New Roman" w:cs="Times New Roman"/>
-              </w:rPr>
-              <w:t xml:space="preserve">). </w:t>
+              <w:spacing w:before="100" w:beforeAutospacing="1" w:after="100" w:afterAutospacing="1" w:line="240" w:lineRule="auto"/>
+              <w:jc w:val="center"/>
+              <w:rPr>
+                <w:rFonts w:ascii="Times New Roman" w:eastAsia="Times New Roman" w:hAnsi="Times New Roman" w:cs="Times New Roman"/>
+                <w:sz w:val="24"/>
+                <w:szCs w:val="24"/>
+              </w:rPr>
+            </w:pPr>
+            <w:r>
+              <w:rPr>
+                <w:rFonts w:ascii="Times New Roman" w:eastAsia="Times New Roman" w:hAnsi="Times New Roman" w:cs="Times New Roman"/>
+                <w:sz w:val="24"/>
+                <w:szCs w:val="24"/>
+              </w:rPr>
+              <w:t>El sistema debe permitir actualizar los datos personales del repartidor (nombre, teléfono, email, documento, ciudad, dirección, fecha de nacimiento y estado).</w:t>
             </w:r>
           </w:p>
           <w:p>
@@ -5074,17 +4999,21 @@
                 <w:ilvl w:val="0"/>
                 <w:numId w:val="14"/>
               </w:numPr>
-              <w:spacing w:after="0"/>
-              <w:jc w:val="center"/>
-              <w:rPr>
-                <w:rFonts w:ascii="Times New Roman" w:eastAsia="Times New Roman" w:hAnsi="Times New Roman" w:cs="Times New Roman"/>
-              </w:rPr>
-            </w:pPr>
-            <w:r>
-              <w:rPr>
-                <w:rFonts w:ascii="Times New Roman" w:eastAsia="Times New Roman" w:hAnsi="Times New Roman" w:cs="Times New Roman"/>
-              </w:rPr>
-              <w:t xml:space="preserve">El sistema debe permitir actualizar los datos del vehículo (tipo, modelo, placa, color). </w:t>
+              <w:spacing w:before="100" w:beforeAutospacing="1" w:after="100" w:afterAutospacing="1" w:line="240" w:lineRule="auto"/>
+              <w:jc w:val="center"/>
+              <w:rPr>
+                <w:rFonts w:ascii="Times New Roman" w:eastAsia="Times New Roman" w:hAnsi="Times New Roman" w:cs="Times New Roman"/>
+                <w:sz w:val="24"/>
+                <w:szCs w:val="24"/>
+              </w:rPr>
+            </w:pPr>
+            <w:r>
+              <w:rPr>
+                <w:rFonts w:ascii="Times New Roman" w:eastAsia="Times New Roman" w:hAnsi="Times New Roman" w:cs="Times New Roman"/>
+                <w:sz w:val="24"/>
+                <w:szCs w:val="24"/>
+              </w:rPr>
+              <w:t>El sistema debe permitir actualizar los datos del vehículo (tipo, modelo, placa, color).</w:t>
             </w:r>
           </w:p>
           <w:p>
@@ -5093,17 +5022,21 @@
                 <w:ilvl w:val="0"/>
                 <w:numId w:val="14"/>
               </w:numPr>
-              <w:spacing w:after="0"/>
-              <w:jc w:val="center"/>
-              <w:rPr>
-                <w:rFonts w:ascii="Times New Roman" w:eastAsia="Times New Roman" w:hAnsi="Times New Roman" w:cs="Times New Roman"/>
-              </w:rPr>
-            </w:pPr>
-            <w:r>
-              <w:rPr>
-                <w:rFonts w:ascii="Times New Roman" w:eastAsia="Times New Roman" w:hAnsi="Times New Roman" w:cs="Times New Roman"/>
-              </w:rPr>
-              <w:t xml:space="preserve">El sistema debe validar que la placa no esté duplicada al editar. </w:t>
+              <w:spacing w:before="100" w:beforeAutospacing="1" w:after="100" w:afterAutospacing="1" w:line="240" w:lineRule="auto"/>
+              <w:jc w:val="center"/>
+              <w:rPr>
+                <w:rFonts w:ascii="Times New Roman" w:eastAsia="Times New Roman" w:hAnsi="Times New Roman" w:cs="Times New Roman"/>
+                <w:sz w:val="24"/>
+                <w:szCs w:val="24"/>
+              </w:rPr>
+            </w:pPr>
+            <w:r>
+              <w:rPr>
+                <w:rFonts w:ascii="Times New Roman" w:eastAsia="Times New Roman" w:hAnsi="Times New Roman" w:cs="Times New Roman"/>
+                <w:sz w:val="24"/>
+                <w:szCs w:val="24"/>
+              </w:rPr>
+              <w:t>El sistema debe validar que la placa no esté duplicada al editar.</w:t>
             </w:r>
           </w:p>
           <w:p>
@@ -5112,17 +5045,21 @@
                 <w:ilvl w:val="0"/>
                 <w:numId w:val="14"/>
               </w:numPr>
-              <w:spacing w:after="0"/>
-              <w:jc w:val="center"/>
-              <w:rPr>
-                <w:rFonts w:ascii="Times New Roman" w:eastAsia="Times New Roman" w:hAnsi="Times New Roman" w:cs="Times New Roman"/>
-              </w:rPr>
-            </w:pPr>
-            <w:r>
-              <w:rPr>
-                <w:rFonts w:ascii="Times New Roman" w:eastAsia="Times New Roman" w:hAnsi="Times New Roman" w:cs="Times New Roman"/>
-              </w:rPr>
-              <w:t xml:space="preserve">El sistema debe validar que el repartidor exista. </w:t>
+              <w:spacing w:before="100" w:beforeAutospacing="1" w:after="100" w:afterAutospacing="1" w:line="240" w:lineRule="auto"/>
+              <w:jc w:val="center"/>
+              <w:rPr>
+                <w:rFonts w:ascii="Times New Roman" w:eastAsia="Times New Roman" w:hAnsi="Times New Roman" w:cs="Times New Roman"/>
+                <w:sz w:val="24"/>
+                <w:szCs w:val="24"/>
+              </w:rPr>
+            </w:pPr>
+            <w:r>
+              <w:rPr>
+                <w:rFonts w:ascii="Times New Roman" w:eastAsia="Times New Roman" w:hAnsi="Times New Roman" w:cs="Times New Roman"/>
+                <w:sz w:val="24"/>
+                <w:szCs w:val="24"/>
+              </w:rPr>
+              <w:t>El sistema debe validar que el repartidor exista.</w:t>
             </w:r>
           </w:p>
           <w:p>
@@ -5131,17 +5068,21 @@
                 <w:ilvl w:val="0"/>
                 <w:numId w:val="14"/>
               </w:numPr>
-              <w:spacing w:after="0"/>
-              <w:jc w:val="center"/>
-              <w:rPr>
-                <w:rFonts w:ascii="Times New Roman" w:eastAsia="Times New Roman" w:hAnsi="Times New Roman" w:cs="Times New Roman"/>
-              </w:rPr>
-            </w:pPr>
-            <w:r>
-              <w:rPr>
-                <w:rFonts w:ascii="Times New Roman" w:eastAsia="Times New Roman" w:hAnsi="Times New Roman" w:cs="Times New Roman"/>
-              </w:rPr>
-              <w:t xml:space="preserve">El sistema debe confirmar la acción con notificación. </w:t>
+              <w:spacing w:before="100" w:beforeAutospacing="1" w:after="100" w:afterAutospacing="1" w:line="240" w:lineRule="auto"/>
+              <w:jc w:val="center"/>
+              <w:rPr>
+                <w:rFonts w:ascii="Times New Roman" w:eastAsia="Times New Roman" w:hAnsi="Times New Roman" w:cs="Times New Roman"/>
+                <w:sz w:val="24"/>
+                <w:szCs w:val="24"/>
+              </w:rPr>
+            </w:pPr>
+            <w:r>
+              <w:rPr>
+                <w:rFonts w:ascii="Times New Roman" w:eastAsia="Times New Roman" w:hAnsi="Times New Roman" w:cs="Times New Roman"/>
+                <w:sz w:val="24"/>
+                <w:szCs w:val="24"/>
+              </w:rPr>
+              <w:t>El sistema debe confirmar la acción con notificación.</w:t>
             </w:r>
           </w:p>
           <w:p>
@@ -5150,17 +5091,29 @@
                 <w:ilvl w:val="0"/>
                 <w:numId w:val="14"/>
               </w:numPr>
-              <w:spacing w:after="0"/>
-              <w:jc w:val="center"/>
-              <w:rPr>
-                <w:rFonts w:ascii="Times New Roman" w:eastAsia="Times New Roman" w:hAnsi="Times New Roman" w:cs="Times New Roman"/>
-              </w:rPr>
-            </w:pPr>
-            <w:r>
-              <w:rPr>
-                <w:rFonts w:ascii="Times New Roman" w:eastAsia="Times New Roman" w:hAnsi="Times New Roman" w:cs="Times New Roman"/>
-              </w:rPr>
-              <w:t>Solo administradores pueden acceder.</w:t>
+              <w:spacing w:before="100" w:beforeAutospacing="1" w:after="100" w:afterAutospacing="1" w:line="240" w:lineRule="auto"/>
+              <w:jc w:val="center"/>
+              <w:rPr>
+                <w:rFonts w:ascii="Times New Roman" w:eastAsia="Times New Roman" w:hAnsi="Times New Roman" w:cs="Times New Roman"/>
+                <w:sz w:val="24"/>
+                <w:szCs w:val="24"/>
+              </w:rPr>
+            </w:pPr>
+            <w:r>
+              <w:rPr>
+                <w:rFonts w:ascii="Times New Roman" w:eastAsia="Times New Roman" w:hAnsi="Times New Roman" w:cs="Times New Roman"/>
+                <w:sz w:val="24"/>
+                <w:szCs w:val="24"/>
+              </w:rPr>
+              <w:t>Solo administradores pueden acceder</w:t>
+            </w:r>
+            <w:r>
+              <w:rPr>
+                <w:rFonts w:ascii="Times New Roman" w:eastAsia="Times New Roman" w:hAnsi="Times New Roman" w:cs="Times New Roman"/>
+                <w:sz w:val="24"/>
+                <w:szCs w:val="24"/>
+              </w:rPr>
+              <w:t>.</w:t>
             </w:r>
           </w:p>
         </w:tc>
@@ -5216,22 +5169,12 @@
                 <w:lang w:val="en-US"/>
               </w:rPr>
             </w:pPr>
-          </w:p>
-          <w:p>
-            <w:pPr>
-              <w:spacing w:after="0"/>
-              <w:jc w:val="center"/>
+            <w:r>
               <w:rPr>
                 <w:rFonts w:ascii="Times New Roman" w:eastAsia="Times New Roman" w:hAnsi="Times New Roman" w:cs="Times New Roman"/>
                 <w:lang w:val="en-US"/>
               </w:rPr>
-            </w:pPr>
-            <w:r>
-              <w:rPr>
-                <w:rFonts w:ascii="Times New Roman" w:eastAsia="Times New Roman" w:hAnsi="Times New Roman" w:cs="Times New Roman"/>
-                <w:lang w:val="en-US"/>
-              </w:rPr>
-              <w:t>RF02, RNF02, RNF05, RNF06, RNF07, RNF12</w:t>
+              <w:t>RNF02, RNF05, RNF07, RNF09, RNF10, RNF12</w:t>
             </w:r>
           </w:p>
         </w:tc>
@@ -5384,21 +5327,7 @@
               <w:rPr>
                 <w:rFonts w:ascii="Times New Roman" w:eastAsia="Times New Roman" w:hAnsi="Times New Roman" w:cs="Times New Roman"/>
               </w:rPr>
-              <w:t>Cambiar estado de repartidor (</w:t>
-            </w:r>
-            <w:proofErr w:type="spellStart"/>
-            <w:r>
-              <w:rPr>
-                <w:rFonts w:ascii="Times New Roman" w:eastAsia="Times New Roman" w:hAnsi="Times New Roman" w:cs="Times New Roman"/>
-              </w:rPr>
-              <w:t>Admin</w:t>
-            </w:r>
-            <w:proofErr w:type="spellEnd"/>
-            <w:r>
-              <w:rPr>
-                <w:rFonts w:ascii="Times New Roman" w:eastAsia="Times New Roman" w:hAnsi="Times New Roman" w:cs="Times New Roman"/>
-              </w:rPr>
-              <w:t>)</w:t>
+              <w:t>Cambiar estado de repartidor (Admin)</w:t>
             </w:r>
           </w:p>
         </w:tc>
@@ -5705,9 +5634,8 @@
             <w:r>
               <w:rPr>
                 <w:rFonts w:ascii="Times New Roman" w:eastAsia="Times New Roman" w:hAnsi="Times New Roman" w:cs="Times New Roman"/>
-                <w:lang w:val="en-US"/>
-              </w:rPr>
-              <w:t>RF02, RNF02, RNF05, RNF06, RNF07, RNF12</w:t>
+              </w:rPr>
+              <w:t>RNF05, RNF07, RNF09, RNF12</w:t>
             </w:r>
           </w:p>
         </w:tc>
@@ -5860,21 +5788,7 @@
               <w:rPr>
                 <w:rFonts w:ascii="Times New Roman" w:eastAsia="Times New Roman" w:hAnsi="Times New Roman" w:cs="Times New Roman"/>
               </w:rPr>
-              <w:t>Eliminar repartidor (</w:t>
-            </w:r>
-            <w:proofErr w:type="spellStart"/>
-            <w:r>
-              <w:rPr>
-                <w:rFonts w:ascii="Times New Roman" w:eastAsia="Times New Roman" w:hAnsi="Times New Roman" w:cs="Times New Roman"/>
-              </w:rPr>
-              <w:t>Admin</w:t>
-            </w:r>
-            <w:proofErr w:type="spellEnd"/>
-            <w:r>
-              <w:rPr>
-                <w:rFonts w:ascii="Times New Roman" w:eastAsia="Times New Roman" w:hAnsi="Times New Roman" w:cs="Times New Roman"/>
-              </w:rPr>
-              <w:t>)</w:t>
+              <w:t>Eliminar repartidor (Admin)</w:t>
             </w:r>
           </w:p>
         </w:tc>
@@ -6055,6 +5969,7 @@
               <w:rPr>
                 <w:rFonts w:ascii="Times New Roman" w:eastAsia="Times New Roman" w:hAnsi="Times New Roman" w:cs="Times New Roman"/>
               </w:rPr>
+              <w:lastRenderedPageBreak/>
               <w:t xml:space="preserve">El sistema debe eliminar también el vehículo asociado al repartidor. </w:t>
             </w:r>
           </w:p>
@@ -6093,7 +6008,6 @@
               <w:rPr>
                 <w:rFonts w:ascii="Times New Roman" w:eastAsia="Times New Roman" w:hAnsi="Times New Roman" w:cs="Times New Roman"/>
               </w:rPr>
-              <w:lastRenderedPageBreak/>
               <w:t>Solo administradores pueden acceder.</w:t>
             </w:r>
           </w:p>
@@ -6166,7 +6080,7 @@
                 <w:rFonts w:ascii="Times New Roman" w:eastAsia="Times New Roman" w:hAnsi="Times New Roman" w:cs="Times New Roman"/>
                 <w:lang w:val="en-US"/>
               </w:rPr>
-              <w:t>RF02, RNF02, RNF05, RNF06, RNF07, RNF12</w:t>
+              <w:t>RNF04, RNF05, RNF07, RNF09, RNF12</w:t>
             </w:r>
           </w:p>
         </w:tc>
@@ -6600,7 +6514,7 @@
                 <w:rFonts w:ascii="Times New Roman" w:eastAsia="Times New Roman" w:hAnsi="Times New Roman" w:cs="Times New Roman"/>
                 <w:lang w:val="en-US"/>
               </w:rPr>
-              <w:t>RF02, RNF02, RNF05, RNF06, RNF07, RNF12</w:t>
+              <w:t>RNF02, RNF05, RNF07, RNF09, RNF12</w:t>
             </w:r>
           </w:p>
         </w:tc>
@@ -6658,7 +6572,7 @@
               <w:rPr>
                 <w:rFonts w:ascii="Times New Roman" w:eastAsia="Times New Roman" w:hAnsi="Times New Roman" w:cs="Times New Roman"/>
               </w:rPr>
-              <w:t>e</w:t>
+              <w:t>IDENTIFICADOR</w:t>
             </w:r>
           </w:p>
         </w:tc>
@@ -6996,6 +6910,7 @@
               <w:rPr>
                 <w:rFonts w:ascii="Times New Roman" w:eastAsia="Times New Roman" w:hAnsi="Times New Roman" w:cs="Times New Roman"/>
               </w:rPr>
+              <w:lastRenderedPageBreak/>
               <w:t>El repartidor NO puede editar su perfil, solo el administrador puede hacerlo desde el panel de gestión de repartidores.</w:t>
             </w:r>
           </w:p>
@@ -7068,7 +6983,7 @@
                 <w:rFonts w:ascii="Times New Roman" w:eastAsia="Times New Roman" w:hAnsi="Times New Roman" w:cs="Times New Roman"/>
                 <w:lang w:val="en-US"/>
               </w:rPr>
-              <w:t>RF02, RNF02, RNF05, RNF06, RNF07, RNF12</w:t>
+              <w:t>RNF02, RNF05, RNF07, RNF09, RNF10, RNF12</w:t>
             </w:r>
           </w:p>
         </w:tc>
@@ -7519,7 +7434,7 @@
                 <w:color w:val="0F1115"/>
                 <w:lang w:val="en-US"/>
               </w:rPr>
-              <w:t>RF10, RNF02, RNF05, RNF06, RNF07, RNF10, RNF12</w:t>
+              <w:t>RNF02, RNF05, RNF07, RNF09, RNF10, RNF12</w:t>
             </w:r>
           </w:p>
         </w:tc>
@@ -7886,7 +7801,7 @@
                 <w:color w:val="0F1115"/>
                 <w:lang w:val="en-US"/>
               </w:rPr>
-              <w:t>RF10, RNF02, RNF05, RNF06, RNF07, RNF10, RNF12</w:t>
+              <w:t>RNF02, RNF04, RNF05, RNF07, RNF09, RNF12</w:t>
             </w:r>
           </w:p>
         </w:tc>
@@ -8145,7 +8060,7 @@
               <w:rPr>
                 <w:rFonts w:ascii="Times New Roman" w:hAnsi="Times New Roman" w:cs="Times New Roman"/>
               </w:rPr>
-              <w:t>El sistema debe mostrar todas las fórmulas del cliente autenticado con su estado (Pendiente, Aprobado, Rechazado).</w:t>
+              <w:t>El sistema debe mostrar todas las fórmulas del cliente autenticado con su estado (Pendiente, Aprobado, Rechazado) y condición.</w:t>
             </w:r>
           </w:p>
         </w:tc>
@@ -8208,9 +8123,8 @@
               <w:rPr>
                 <w:rFonts w:ascii="Times New Roman" w:hAnsi="Times New Roman" w:cs="Times New Roman"/>
                 <w:color w:val="0F1115"/>
-                <w:lang w:val="en-US"/>
-              </w:rPr>
-              <w:t>RF10, RNF02, RNF05, RNF06, RNF07, RNF10, RNF12</w:t>
+              </w:rPr>
+              <w:t>RNF05, RNF07, RNF09, RNF12</w:t>
             </w:r>
           </w:p>
         </w:tc>
@@ -8550,9 +8464,8 @@
               <w:rPr>
                 <w:rFonts w:ascii="Times New Roman" w:hAnsi="Times New Roman" w:cs="Times New Roman"/>
                 <w:color w:val="0F1115"/>
-                <w:lang w:val="en-US"/>
-              </w:rPr>
-              <w:t>RF10, RNF02, RNF05, RNF06, RNF07, RNF10, RNF12</w:t>
+              </w:rPr>
+              <w:t>RNF05, RNF07, RNF09, RNF12</w:t>
             </w:r>
           </w:p>
         </w:tc>
@@ -8690,21 +8603,7 @@
               <w:rPr>
                 <w:rFonts w:ascii="Times New Roman" w:eastAsia="Times New Roman" w:hAnsi="Times New Roman" w:cs="Times New Roman"/>
               </w:rPr>
-              <w:t xml:space="preserve">Ver detalle de fórmula (Cliente y </w:t>
-            </w:r>
-            <w:proofErr w:type="spellStart"/>
-            <w:r>
-              <w:rPr>
-                <w:rFonts w:ascii="Times New Roman" w:eastAsia="Times New Roman" w:hAnsi="Times New Roman" w:cs="Times New Roman"/>
-              </w:rPr>
-              <w:t>Admin</w:t>
-            </w:r>
-            <w:proofErr w:type="spellEnd"/>
-            <w:r>
-              <w:rPr>
-                <w:rFonts w:ascii="Times New Roman" w:eastAsia="Times New Roman" w:hAnsi="Times New Roman" w:cs="Times New Roman"/>
-              </w:rPr>
-              <w:t>)</w:t>
+              <w:t>Ver detalle de fórmula (Cliente y Admin)</w:t>
             </w:r>
           </w:p>
         </w:tc>
@@ -8954,9 +8853,8 @@
               <w:rPr>
                 <w:rFonts w:ascii="Times New Roman" w:hAnsi="Times New Roman" w:cs="Times New Roman"/>
                 <w:color w:val="0F1115"/>
-                <w:lang w:val="en-US"/>
-              </w:rPr>
-              <w:t>RF10, RNF02, RNF05, RNF06, RNF07, RNF10, RNF12</w:t>
+              </w:rPr>
+              <w:t>RNF05, RNF07, RNF09, RNF12</w:t>
             </w:r>
           </w:p>
         </w:tc>
@@ -9094,21 +8992,7 @@
               <w:rPr>
                 <w:rFonts w:ascii="Times New Roman" w:eastAsia="Times New Roman" w:hAnsi="Times New Roman" w:cs="Times New Roman"/>
               </w:rPr>
-              <w:t>Consultar fórmulas (</w:t>
-            </w:r>
-            <w:proofErr w:type="spellStart"/>
-            <w:r>
-              <w:rPr>
-                <w:rFonts w:ascii="Times New Roman" w:eastAsia="Times New Roman" w:hAnsi="Times New Roman" w:cs="Times New Roman"/>
-              </w:rPr>
-              <w:t>Admin</w:t>
-            </w:r>
-            <w:proofErr w:type="spellEnd"/>
-            <w:r>
-              <w:rPr>
-                <w:rFonts w:ascii="Times New Roman" w:eastAsia="Times New Roman" w:hAnsi="Times New Roman" w:cs="Times New Roman"/>
-              </w:rPr>
-              <w:t>)</w:t>
+              <w:t>Consultar fórmulas (Admin)</w:t>
             </w:r>
           </w:p>
         </w:tc>
@@ -9263,7 +9147,7 @@
                 <w:rFonts w:ascii="Times New Roman" w:eastAsia="Times New Roman" w:hAnsi="Times New Roman" w:cs="Times New Roman"/>
                 <w:color w:val="000000"/>
               </w:rPr>
-              <w:t>El sistema debe mostrar los datos de la fórmula y del cliente (nombre, email, teléfono).</w:t>
+              <w:t>El sistema debe mostrar el estado y id de la fórmula y del cliente (nombre, email, teléfono, fecha creación y costo).</w:t>
             </w:r>
           </w:p>
         </w:tc>
@@ -9326,9 +9210,8 @@
               <w:rPr>
                 <w:rFonts w:ascii="Times New Roman" w:hAnsi="Times New Roman" w:cs="Times New Roman"/>
                 <w:color w:val="0F1115"/>
-                <w:lang w:val="en-US"/>
-              </w:rPr>
-              <w:t>RF11, RNF05, RNF06, RNF07, RNF10, RNF12</w:t>
+              </w:rPr>
+              <w:t>RNF05, RNF07, RNF09, RNF12</w:t>
             </w:r>
           </w:p>
         </w:tc>
@@ -9467,21 +9350,7 @@
               <w:rPr>
                 <w:rFonts w:ascii="Times New Roman" w:eastAsia="Times New Roman" w:hAnsi="Times New Roman" w:cs="Times New Roman"/>
               </w:rPr>
-              <w:t>Consultar fórmulas pendientes (</w:t>
-            </w:r>
-            <w:proofErr w:type="spellStart"/>
-            <w:r>
-              <w:rPr>
-                <w:rFonts w:ascii="Times New Roman" w:eastAsia="Times New Roman" w:hAnsi="Times New Roman" w:cs="Times New Roman"/>
-              </w:rPr>
-              <w:t>Admin</w:t>
-            </w:r>
-            <w:proofErr w:type="spellEnd"/>
-            <w:r>
-              <w:rPr>
-                <w:rFonts w:ascii="Times New Roman" w:eastAsia="Times New Roman" w:hAnsi="Times New Roman" w:cs="Times New Roman"/>
-              </w:rPr>
-              <w:t>)</w:t>
+              <w:t>Consultar fórmulas pendientes (Admin)</w:t>
             </w:r>
           </w:p>
         </w:tc>
@@ -9636,7 +9505,7 @@
                 <w:rFonts w:ascii="Times New Roman" w:eastAsia="Times New Roman" w:hAnsi="Times New Roman" w:cs="Times New Roman"/>
                 <w:color w:val="000000"/>
               </w:rPr>
-              <w:t>El sistema debe mostrar los datos de la fórmula y del cliente (nombre, email, teléfono).</w:t>
+              <w:t>El sistema debe mostrar el estado y id de la fórmula y del cliente (nombre, email, teléfono, fecha creación y costo).</w:t>
             </w:r>
           </w:p>
         </w:tc>
@@ -9699,14 +9568,73 @@
               <w:rPr>
                 <w:rFonts w:ascii="Times New Roman" w:hAnsi="Times New Roman" w:cs="Times New Roman"/>
                 <w:color w:val="0F1115"/>
-                <w:lang w:val="en-US"/>
-              </w:rPr>
-              <w:t>RF11, RNF05, RNF06, RNF07, RNF10, RNF12</w:t>
+              </w:rPr>
+              <w:t>RNF05, RNF07, RNF09, RNF12</w:t>
             </w:r>
           </w:p>
         </w:tc>
       </w:tr>
     </w:tbl>
+    <w:p>
+      <w:pPr>
+        <w:spacing w:after="0"/>
+        <w:jc w:val="both"/>
+        <w:rPr>
+          <w:rFonts w:ascii="Times New Roman" w:eastAsia="Times New Roman" w:hAnsi="Times New Roman" w:cs="Times New Roman"/>
+          <w:lang w:val="en-US"/>
+        </w:rPr>
+      </w:pPr>
+    </w:p>
+    <w:p>
+      <w:pPr>
+        <w:spacing w:after="0"/>
+        <w:jc w:val="both"/>
+        <w:rPr>
+          <w:rFonts w:ascii="Times New Roman" w:eastAsia="Times New Roman" w:hAnsi="Times New Roman" w:cs="Times New Roman"/>
+          <w:lang w:val="en-US"/>
+        </w:rPr>
+      </w:pPr>
+    </w:p>
+    <w:p>
+      <w:pPr>
+        <w:spacing w:after="0"/>
+        <w:jc w:val="both"/>
+        <w:rPr>
+          <w:rFonts w:ascii="Times New Roman" w:eastAsia="Times New Roman" w:hAnsi="Times New Roman" w:cs="Times New Roman"/>
+          <w:lang w:val="en-US"/>
+        </w:rPr>
+      </w:pPr>
+    </w:p>
+    <w:p>
+      <w:pPr>
+        <w:spacing w:after="0"/>
+        <w:jc w:val="both"/>
+        <w:rPr>
+          <w:rFonts w:ascii="Times New Roman" w:eastAsia="Times New Roman" w:hAnsi="Times New Roman" w:cs="Times New Roman"/>
+          <w:lang w:val="en-US"/>
+        </w:rPr>
+      </w:pPr>
+    </w:p>
+    <w:p>
+      <w:pPr>
+        <w:spacing w:after="0"/>
+        <w:jc w:val="both"/>
+        <w:rPr>
+          <w:rFonts w:ascii="Times New Roman" w:eastAsia="Times New Roman" w:hAnsi="Times New Roman" w:cs="Times New Roman"/>
+          <w:lang w:val="en-US"/>
+        </w:rPr>
+      </w:pPr>
+    </w:p>
+    <w:p>
+      <w:pPr>
+        <w:spacing w:after="0"/>
+        <w:jc w:val="both"/>
+        <w:rPr>
+          <w:rFonts w:ascii="Times New Roman" w:eastAsia="Times New Roman" w:hAnsi="Times New Roman" w:cs="Times New Roman"/>
+          <w:lang w:val="en-US"/>
+        </w:rPr>
+      </w:pPr>
+    </w:p>
     <w:p>
       <w:pPr>
         <w:spacing w:after="0"/>
@@ -9755,6 +9683,7 @@
               <w:rPr>
                 <w:rFonts w:ascii="Times New Roman" w:eastAsia="Times New Roman" w:hAnsi="Times New Roman" w:cs="Times New Roman"/>
               </w:rPr>
+              <w:lastRenderedPageBreak/>
               <w:t>IDENTIFICADOR</w:t>
             </w:r>
           </w:p>
@@ -9839,21 +9768,7 @@
               <w:rPr>
                 <w:rFonts w:ascii="Times New Roman" w:eastAsia="Times New Roman" w:hAnsi="Times New Roman" w:cs="Times New Roman"/>
               </w:rPr>
-              <w:t>Asignar precio a fórmula (</w:t>
-            </w:r>
-            <w:proofErr w:type="spellStart"/>
-            <w:r>
-              <w:rPr>
-                <w:rFonts w:ascii="Times New Roman" w:eastAsia="Times New Roman" w:hAnsi="Times New Roman" w:cs="Times New Roman"/>
-              </w:rPr>
-              <w:t>Admin</w:t>
-            </w:r>
-            <w:proofErr w:type="spellEnd"/>
-            <w:r>
-              <w:rPr>
-                <w:rFonts w:ascii="Times New Roman" w:eastAsia="Times New Roman" w:hAnsi="Times New Roman" w:cs="Times New Roman"/>
-              </w:rPr>
-              <w:t>)</w:t>
+              <w:t>Asignar precio a fórmula (Admin)</w:t>
             </w:r>
           </w:p>
         </w:tc>
@@ -9940,7 +9855,6 @@
               <w:rPr>
                 <w:rFonts w:ascii="Times New Roman" w:eastAsia="Times New Roman" w:hAnsi="Times New Roman" w:cs="Times New Roman"/>
               </w:rPr>
-              <w:lastRenderedPageBreak/>
               <w:t>CRITERIOS DE ACEPTACIÓN</w:t>
             </w:r>
           </w:p>
@@ -10037,7 +9951,7 @@
                 <w:rFonts w:ascii="Times New Roman" w:eastAsia="Times New Roman" w:hAnsi="Times New Roman" w:cs="Times New Roman"/>
                 <w:color w:val="000000"/>
               </w:rPr>
-              <w:t xml:space="preserve"> El sistema debe actualizar el estado a APROBADO por defecto al asignar precio. </w:t>
+              <w:t xml:space="preserve"> El sistema debe actualizar el estado a APROBADO por defecto al asignar precio.</w:t>
             </w:r>
           </w:p>
           <w:p>
@@ -10065,6 +9979,55 @@
                 <w:rFonts w:ascii="Times New Roman" w:eastAsia="Times New Roman" w:hAnsi="Times New Roman" w:cs="Times New Roman"/>
                 <w:color w:val="000000"/>
               </w:rPr>
+              <w:t xml:space="preserve">El sistema debe validar que sea un formula en estado pendiente y </w:t>
+            </w:r>
+            <w:r>
+              <w:rPr>
+                <w:rFonts w:ascii="Times New Roman" w:eastAsia="Times New Roman" w:hAnsi="Times New Roman" w:cs="Times New Roman"/>
+                <w:color w:val="000000"/>
+              </w:rPr>
+              <w:t>en caso de que</w:t>
+            </w:r>
+            <w:r>
+              <w:rPr>
+                <w:rFonts w:ascii="Times New Roman" w:eastAsia="Times New Roman" w:hAnsi="Times New Roman" w:cs="Times New Roman"/>
+                <w:color w:val="000000"/>
+              </w:rPr>
+              <w:t xml:space="preserve"> sea aprobada sea posible modificar el precio.</w:t>
+            </w:r>
+            <w:r>
+              <w:rPr>
+                <w:rFonts w:ascii="Times New Roman" w:eastAsia="Times New Roman" w:hAnsi="Times New Roman" w:cs="Times New Roman"/>
+                <w:color w:val="000000"/>
+              </w:rPr>
+              <w:t xml:space="preserve"> </w:t>
+            </w:r>
+          </w:p>
+          <w:p>
+            <w:pPr>
+              <w:numPr>
+                <w:ilvl w:val="0"/>
+                <w:numId w:val="5"/>
+              </w:numPr>
+              <w:pBdr>
+                <w:top w:val="nil"/>
+                <w:left w:val="nil"/>
+                <w:bottom w:val="nil"/>
+                <w:right w:val="nil"/>
+                <w:between w:val="nil"/>
+              </w:pBdr>
+              <w:spacing w:after="160" w:line="259" w:lineRule="auto"/>
+              <w:jc w:val="center"/>
+              <w:rPr>
+                <w:rFonts w:ascii="Times New Roman" w:eastAsia="Times New Roman" w:hAnsi="Times New Roman" w:cs="Times New Roman"/>
+                <w:color w:val="000000"/>
+              </w:rPr>
+            </w:pPr>
+            <w:r>
+              <w:rPr>
+                <w:rFonts w:ascii="Times New Roman" w:eastAsia="Times New Roman" w:hAnsi="Times New Roman" w:cs="Times New Roman"/>
+                <w:color w:val="000000"/>
+              </w:rPr>
               <w:t>El sistema debe confirmar la acción con notificación.</w:t>
             </w:r>
           </w:p>
@@ -10130,7 +10093,7 @@
                 <w:color w:val="0F1115"/>
                 <w:lang w:val="en-US"/>
               </w:rPr>
-              <w:t>RF11, RNF05, RNF06, RNF07, RNF10, RNF12</w:t>
+              <w:t>RNF02, RNF05, RNF07, RNF09, RNF11, RNF12</w:t>
             </w:r>
           </w:p>
         </w:tc>
@@ -10269,21 +10232,7 @@
               <w:rPr>
                 <w:rFonts w:ascii="Times New Roman" w:eastAsia="Times New Roman" w:hAnsi="Times New Roman" w:cs="Times New Roman"/>
               </w:rPr>
-              <w:t>Cambiar estado de fórmula (</w:t>
-            </w:r>
-            <w:proofErr w:type="spellStart"/>
-            <w:r>
-              <w:rPr>
-                <w:rFonts w:ascii="Times New Roman" w:eastAsia="Times New Roman" w:hAnsi="Times New Roman" w:cs="Times New Roman"/>
-              </w:rPr>
-              <w:t>Admin</w:t>
-            </w:r>
-            <w:proofErr w:type="spellEnd"/>
-            <w:r>
-              <w:rPr>
-                <w:rFonts w:ascii="Times New Roman" w:eastAsia="Times New Roman" w:hAnsi="Times New Roman" w:cs="Times New Roman"/>
-              </w:rPr>
-              <w:t>)</w:t>
+              <w:t>Cambiar estado de fórmula (Admin)</w:t>
             </w:r>
           </w:p>
         </w:tc>
@@ -10339,7 +10288,7 @@
               <w:rPr>
                 <w:rFonts w:ascii="Times New Roman" w:eastAsia="Times New Roman" w:hAnsi="Times New Roman" w:cs="Times New Roman"/>
               </w:rPr>
-              <w:t>Como administrador, quiero cambiar el estado de una fórmula médica (Pendiente, Aprobado, Rechazado), para gestionar las solicitudes de los clientes</w:t>
+              <w:t>Como administrador, quiero cambiar el estado de una fórmula médica (Rechazado), para gestionar las solicitudes de los clientes</w:t>
             </w:r>
           </w:p>
         </w:tc>
@@ -10391,26 +10340,21 @@
                 <w:ilvl w:val="0"/>
                 <w:numId w:val="5"/>
               </w:numPr>
-              <w:pBdr>
-                <w:top w:val="nil"/>
-                <w:left w:val="nil"/>
-                <w:bottom w:val="nil"/>
-                <w:right w:val="nil"/>
-                <w:between w:val="nil"/>
-              </w:pBdr>
-              <w:spacing w:after="160" w:line="259" w:lineRule="auto"/>
-              <w:jc w:val="center"/>
-              <w:rPr>
-                <w:rFonts w:ascii="Times New Roman" w:eastAsia="Times New Roman" w:hAnsi="Times New Roman" w:cs="Times New Roman"/>
-                <w:color w:val="000000"/>
-              </w:rPr>
-            </w:pPr>
-            <w:r>
-              <w:rPr>
-                <w:rFonts w:ascii="Times New Roman" w:eastAsia="Times New Roman" w:hAnsi="Times New Roman" w:cs="Times New Roman"/>
-                <w:color w:val="000000"/>
-              </w:rPr>
-              <w:t xml:space="preserve">El sistema debe permitir cambiar estado (Pendiente, Aprobado, Rechazado). </w:t>
+              <w:spacing w:before="100" w:beforeAutospacing="1" w:after="100" w:afterAutospacing="1"/>
+              <w:jc w:val="center"/>
+              <w:rPr>
+                <w:rFonts w:ascii="Times New Roman" w:eastAsia="Times New Roman" w:hAnsi="Times New Roman" w:cs="Times New Roman"/>
+                <w:sz w:val="24"/>
+                <w:szCs w:val="24"/>
+              </w:rPr>
+            </w:pPr>
+            <w:r>
+              <w:rPr>
+                <w:rFonts w:ascii="Times New Roman" w:eastAsia="Times New Roman" w:hAnsi="Times New Roman" w:cs="Times New Roman"/>
+                <w:sz w:val="24"/>
+                <w:szCs w:val="24"/>
+              </w:rPr>
+              <w:t>El sistema debe permitir cambiar estado (Rechazado).</w:t>
             </w:r>
           </w:p>
           <w:p>
@@ -10419,26 +10363,21 @@
                 <w:ilvl w:val="0"/>
                 <w:numId w:val="5"/>
               </w:numPr>
-              <w:pBdr>
-                <w:top w:val="nil"/>
-                <w:left w:val="nil"/>
-                <w:bottom w:val="nil"/>
-                <w:right w:val="nil"/>
-                <w:between w:val="nil"/>
-              </w:pBdr>
-              <w:spacing w:after="160" w:line="259" w:lineRule="auto"/>
-              <w:jc w:val="center"/>
-              <w:rPr>
-                <w:rFonts w:ascii="Times New Roman" w:eastAsia="Times New Roman" w:hAnsi="Times New Roman" w:cs="Times New Roman"/>
-                <w:color w:val="000000"/>
-              </w:rPr>
-            </w:pPr>
-            <w:r>
-              <w:rPr>
-                <w:rFonts w:ascii="Times New Roman" w:eastAsia="Times New Roman" w:hAnsi="Times New Roman" w:cs="Times New Roman"/>
-                <w:color w:val="000000"/>
-              </w:rPr>
-              <w:t xml:space="preserve">El sistema debe validar que el estado sea válido. </w:t>
+              <w:spacing w:before="100" w:beforeAutospacing="1" w:after="100" w:afterAutospacing="1"/>
+              <w:jc w:val="center"/>
+              <w:rPr>
+                <w:rFonts w:ascii="Times New Roman" w:eastAsia="Times New Roman" w:hAnsi="Times New Roman" w:cs="Times New Roman"/>
+                <w:sz w:val="24"/>
+                <w:szCs w:val="24"/>
+              </w:rPr>
+            </w:pPr>
+            <w:r>
+              <w:rPr>
+                <w:rFonts w:ascii="Times New Roman" w:eastAsia="Times New Roman" w:hAnsi="Times New Roman" w:cs="Times New Roman"/>
+                <w:sz w:val="24"/>
+                <w:szCs w:val="24"/>
+              </w:rPr>
+              <w:t>El sistema debe validar que el estado sea válido.</w:t>
             </w:r>
           </w:p>
           <w:p>
@@ -10447,24 +10386,42 @@
                 <w:ilvl w:val="0"/>
                 <w:numId w:val="5"/>
               </w:numPr>
-              <w:pBdr>
-                <w:top w:val="nil"/>
-                <w:left w:val="nil"/>
-                <w:bottom w:val="nil"/>
-                <w:right w:val="nil"/>
-                <w:between w:val="nil"/>
-              </w:pBdr>
-              <w:spacing w:after="160" w:line="259" w:lineRule="auto"/>
-              <w:jc w:val="center"/>
-              <w:rPr>
-                <w:rFonts w:ascii="Times New Roman" w:eastAsia="Times New Roman" w:hAnsi="Times New Roman" w:cs="Times New Roman"/>
-                <w:color w:val="000000"/>
-              </w:rPr>
-            </w:pPr>
-            <w:r>
-              <w:rPr>
-                <w:rFonts w:ascii="Times New Roman" w:eastAsia="Times New Roman" w:hAnsi="Times New Roman" w:cs="Times New Roman"/>
-                <w:color w:val="000000"/>
+              <w:spacing w:before="100" w:beforeAutospacing="1" w:after="100" w:afterAutospacing="1"/>
+              <w:jc w:val="center"/>
+              <w:rPr>
+                <w:rFonts w:ascii="Times New Roman" w:eastAsia="Times New Roman" w:hAnsi="Times New Roman" w:cs="Times New Roman"/>
+                <w:sz w:val="24"/>
+                <w:szCs w:val="24"/>
+              </w:rPr>
+            </w:pPr>
+            <w:r>
+              <w:rPr>
+                <w:rFonts w:ascii="Times New Roman" w:eastAsia="Times New Roman" w:hAnsi="Times New Roman" w:cs="Times New Roman"/>
+                <w:sz w:val="24"/>
+                <w:szCs w:val="24"/>
+              </w:rPr>
+              <w:t>El sistema debe verificar que el estado de la formula este en estado pendiente de lo contrario no se podrá rechazar.</w:t>
+            </w:r>
+          </w:p>
+          <w:p>
+            <w:pPr>
+              <w:numPr>
+                <w:ilvl w:val="0"/>
+                <w:numId w:val="5"/>
+              </w:numPr>
+              <w:spacing w:before="100" w:beforeAutospacing="1" w:after="100" w:afterAutospacing="1"/>
+              <w:jc w:val="center"/>
+              <w:rPr>
+                <w:rFonts w:ascii="Times New Roman" w:eastAsia="Times New Roman" w:hAnsi="Times New Roman" w:cs="Times New Roman"/>
+                <w:sz w:val="24"/>
+                <w:szCs w:val="24"/>
+              </w:rPr>
+            </w:pPr>
+            <w:r>
+              <w:rPr>
+                <w:rFonts w:ascii="Times New Roman" w:eastAsia="Times New Roman" w:hAnsi="Times New Roman" w:cs="Times New Roman"/>
+                <w:sz w:val="24"/>
+                <w:szCs w:val="24"/>
               </w:rPr>
               <w:t>El sistema debe confirmar la acción con notificación.</w:t>
             </w:r>
@@ -10531,12 +10488,22 @@
                 <w:color w:val="0F1115"/>
                 <w:lang w:val="en-US"/>
               </w:rPr>
-              <w:t>RF11, RNF05, RNF06, RNF07, RNF10, RNF12</w:t>
+              <w:t>RNF02, RNF05, RNF07, RNF09, RNF11, RNF12</w:t>
             </w:r>
           </w:p>
         </w:tc>
       </w:tr>
     </w:tbl>
+    <w:p>
+      <w:pPr>
+        <w:spacing w:after="252"/>
+        <w:jc w:val="both"/>
+        <w:rPr>
+          <w:rFonts w:ascii="Times New Roman" w:eastAsia="Times New Roman" w:hAnsi="Times New Roman" w:cs="Times New Roman"/>
+          <w:lang w:val="en-US"/>
+        </w:rPr>
+      </w:pPr>
+    </w:p>
     <w:p>
       <w:pPr>
         <w:spacing w:after="252"/>
@@ -10584,6 +10551,7 @@
               <w:rPr>
                 <w:rFonts w:ascii="Times New Roman" w:eastAsia="Times New Roman" w:hAnsi="Times New Roman" w:cs="Times New Roman"/>
               </w:rPr>
+              <w:lastRenderedPageBreak/>
               <w:t xml:space="preserve">IDENTIFICADOR </w:t>
             </w:r>
           </w:p>
@@ -10721,21 +10689,7 @@
               <w:rPr>
                 <w:rFonts w:ascii="Times New Roman" w:eastAsia="Times New Roman" w:hAnsi="Times New Roman" w:cs="Times New Roman"/>
               </w:rPr>
-              <w:t xml:space="preserve">Como cliente, quiero enviar un mensaje de contacto al equipo de Óptica </w:t>
-            </w:r>
-            <w:proofErr w:type="spellStart"/>
-            <w:r>
-              <w:rPr>
-                <w:rFonts w:ascii="Times New Roman" w:eastAsia="Times New Roman" w:hAnsi="Times New Roman" w:cs="Times New Roman"/>
-              </w:rPr>
-              <w:t>Balamb</w:t>
-            </w:r>
-            <w:proofErr w:type="spellEnd"/>
-            <w:r>
-              <w:rPr>
-                <w:rFonts w:ascii="Times New Roman" w:eastAsia="Times New Roman" w:hAnsi="Times New Roman" w:cs="Times New Roman"/>
-              </w:rPr>
-              <w:t>, para resolver dudas o hacer consultas.</w:t>
+              <w:t>Como cliente, quiero enviar un mensaje de contacto al equipo de Óptica Balamb, para resolver dudas o hacer consultas.</w:t>
             </w:r>
           </w:p>
         </w:tc>
@@ -10866,7 +10820,6 @@
                 <w:bCs w:val="0"/>
                 <w:color w:val="0F1115"/>
               </w:rPr>
-              <w:lastRenderedPageBreak/>
               <w:t>REQUISITOS ASOCIADOS</w:t>
             </w:r>
           </w:p>
@@ -10896,7 +10849,7 @@
                 <w:color w:val="0F1115"/>
                 <w:lang w:val="en-US"/>
               </w:rPr>
-              <w:t>RF19, RNF05, RNF06, RNF07, RNF09, RNF10, RNF12</w:t>
+              <w:t>RNF02, RNF05, RNF07, RNF09, RNF11, RNF12</w:t>
             </w:r>
           </w:p>
         </w:tc>
@@ -10919,7 +10872,7 @@
           <w:lang w:val="en-US"/>
         </w:rPr>
       </w:pPr>
-      <w:bookmarkStart w:id="1" w:name="_Toc237742501"/>
+      <w:bookmarkStart w:id="1" w:name="_Toc240446652"/>
       <w:r>
         <w:rPr>
           <w:lang w:val="en-US"/>
@@ -11195,7 +11148,21 @@
                 <w:rFonts w:ascii="Times New Roman" w:eastAsia="Times New Roman" w:hAnsi="Times New Roman" w:cs="Times New Roman"/>
                 <w:color w:val="000000"/>
               </w:rPr>
-              <w:t>El sistema debe mostrar la lista de todos los productos con su imagen, nombre, precio y categoría.</w:t>
+              <w:t>El sistema debe mostrar la lista de todos los productos con su imagen, nombre,</w:t>
+            </w:r>
+            <w:r>
+              <w:rPr>
+                <w:rFonts w:ascii="Times New Roman" w:eastAsia="Times New Roman" w:hAnsi="Times New Roman" w:cs="Times New Roman"/>
+                <w:color w:val="000000"/>
+              </w:rPr>
+              <w:t xml:space="preserve"> marca,</w:t>
+            </w:r>
+            <w:r>
+              <w:rPr>
+                <w:rFonts w:ascii="Times New Roman" w:eastAsia="Times New Roman" w:hAnsi="Times New Roman" w:cs="Times New Roman"/>
+                <w:color w:val="000000"/>
+              </w:rPr>
+              <w:t xml:space="preserve"> precio y categoría.</w:t>
             </w:r>
           </w:p>
         </w:tc>
@@ -11256,23 +11223,7 @@
                 <w:color w:val="000000"/>
                 <w:lang w:val="en-US"/>
               </w:rPr>
-              <w:t>RF05</w:t>
-            </w:r>
-            <w:r>
-              <w:rPr>
-                <w:rFonts w:ascii="Times New Roman" w:eastAsia="Times New Roman" w:hAnsi="Times New Roman" w:cs="Times New Roman"/>
-                <w:color w:val="000000"/>
-                <w:lang w:val="en-US"/>
-              </w:rPr>
-              <w:t xml:space="preserve">, </w:t>
-            </w:r>
-            <w:r>
-              <w:rPr>
-                <w:rFonts w:ascii="Times New Roman" w:eastAsia="Times New Roman" w:hAnsi="Times New Roman" w:cs="Times New Roman"/>
-                <w:color w:val="000000"/>
-                <w:lang w:val="en-US"/>
-              </w:rPr>
-              <w:t>RNF01, RNF05, RNF06, RNF07, RNF12</w:t>
+              <w:t>RNF01, RNF05, RNF07, RNF09, RNF12</w:t>
             </w:r>
           </w:p>
         </w:tc>
@@ -11509,6 +11460,7 @@
               <w:rPr>
                 <w:rFonts w:ascii="Times New Roman" w:eastAsia="Times New Roman" w:hAnsi="Times New Roman" w:cs="Times New Roman"/>
               </w:rPr>
+              <w:lastRenderedPageBreak/>
               <w:t>CRITERIOS DE ACEPTACIÓN</w:t>
             </w:r>
           </w:p>
@@ -11552,6 +11504,34 @@
               <w:t>El sistema debe mostrar productos destacados (últimos 6 agregados).</w:t>
             </w:r>
           </w:p>
+          <w:p>
+            <w:pPr>
+              <w:numPr>
+                <w:ilvl w:val="0"/>
+                <w:numId w:val="11"/>
+              </w:numPr>
+              <w:pBdr>
+                <w:top w:val="nil"/>
+                <w:left w:val="nil"/>
+                <w:bottom w:val="nil"/>
+                <w:right w:val="nil"/>
+                <w:between w:val="nil"/>
+              </w:pBdr>
+              <w:spacing w:after="160" w:line="259" w:lineRule="auto"/>
+              <w:jc w:val="center"/>
+              <w:rPr>
+                <w:rFonts w:ascii="Times New Roman" w:eastAsia="Times New Roman" w:hAnsi="Times New Roman" w:cs="Times New Roman"/>
+                <w:color w:val="000000"/>
+              </w:rPr>
+            </w:pPr>
+            <w:r>
+              <w:rPr>
+                <w:rFonts w:ascii="Times New Roman" w:eastAsia="Times New Roman" w:hAnsi="Times New Roman" w:cs="Times New Roman"/>
+                <w:color w:val="000000"/>
+              </w:rPr>
+              <w:t>El sistema debe mostrar la imagen, nombre y precio de los productos.</w:t>
+            </w:r>
+          </w:p>
         </w:tc>
       </w:tr>
       <w:tr>
@@ -11610,7 +11590,7 @@
                 <w:color w:val="000000"/>
                 <w:lang w:val="en-US"/>
               </w:rPr>
-              <w:t>RF05, RNF01, RNF05, RNF06, RNF07, RNF12</w:t>
+              <w:t>RNF01, RNF05, RNF07, RNF09, RNF12</w:t>
             </w:r>
           </w:p>
         </w:tc>
@@ -11859,7 +11839,6 @@
               <w:rPr>
                 <w:rFonts w:ascii="Times New Roman" w:eastAsia="Times New Roman" w:hAnsi="Times New Roman" w:cs="Times New Roman"/>
               </w:rPr>
-              <w:lastRenderedPageBreak/>
               <w:t>CRITERIOS DE ACEPTACIÓN</w:t>
             </w:r>
           </w:p>
@@ -11961,7 +11940,7 @@
                 <w:color w:val="000000"/>
                 <w:lang w:val="en-US"/>
               </w:rPr>
-              <w:t>RF05, RNF01, RNF05, RNF06, RNF07, RNF12</w:t>
+              <w:t>RNF01, RNF05, RNF07, RNF09, RNF12</w:t>
             </w:r>
           </w:p>
         </w:tc>
@@ -12245,7 +12224,35 @@
                 <w:rFonts w:ascii="Times New Roman" w:eastAsia="Times New Roman" w:hAnsi="Times New Roman" w:cs="Times New Roman"/>
                 <w:color w:val="000000"/>
               </w:rPr>
-              <w:t>El sistema debe permitir buscar productos por nombre o marca. El sistema debe validar que el término de búsqueda no esté vacío.</w:t>
+              <w:t xml:space="preserve">El sistema debe permitir buscar productos por nombre. </w:t>
+            </w:r>
+          </w:p>
+          <w:p>
+            <w:pPr>
+              <w:numPr>
+                <w:ilvl w:val="0"/>
+                <w:numId w:val="11"/>
+              </w:numPr>
+              <w:pBdr>
+                <w:top w:val="nil"/>
+                <w:left w:val="nil"/>
+                <w:bottom w:val="nil"/>
+                <w:right w:val="nil"/>
+                <w:between w:val="nil"/>
+              </w:pBdr>
+              <w:spacing w:after="160" w:line="259" w:lineRule="auto"/>
+              <w:jc w:val="center"/>
+              <w:rPr>
+                <w:rFonts w:ascii="Times New Roman" w:eastAsia="Times New Roman" w:hAnsi="Times New Roman" w:cs="Times New Roman"/>
+                <w:color w:val="000000"/>
+              </w:rPr>
+            </w:pPr>
+            <w:r>
+              <w:rPr>
+                <w:rFonts w:ascii="Times New Roman" w:eastAsia="Times New Roman" w:hAnsi="Times New Roman" w:cs="Times New Roman"/>
+                <w:color w:val="000000"/>
+              </w:rPr>
+              <w:t>El sistema debe validar que el término de búsqueda no esté vacío.</w:t>
             </w:r>
           </w:p>
         </w:tc>
@@ -12306,12 +12313,56 @@
                 <w:color w:val="000000"/>
                 <w:lang w:val="en-US"/>
               </w:rPr>
-              <w:t>RF05, RNF01, RNF05, RNF06, RNF07, RNF12</w:t>
+              <w:t>RNF01, RNF05, RNF07, RNF09, RNF12</w:t>
             </w:r>
           </w:p>
         </w:tc>
       </w:tr>
     </w:tbl>
+    <w:p>
+      <w:pPr>
+        <w:spacing w:after="0"/>
+        <w:ind w:left="720"/>
+        <w:jc w:val="both"/>
+        <w:rPr>
+          <w:rFonts w:ascii="Times New Roman" w:eastAsia="Times New Roman" w:hAnsi="Times New Roman" w:cs="Times New Roman"/>
+          <w:lang w:val="en-US"/>
+        </w:rPr>
+      </w:pPr>
+    </w:p>
+    <w:p>
+      <w:pPr>
+        <w:spacing w:after="0"/>
+        <w:ind w:left="720"/>
+        <w:jc w:val="both"/>
+        <w:rPr>
+          <w:rFonts w:ascii="Times New Roman" w:eastAsia="Times New Roman" w:hAnsi="Times New Roman" w:cs="Times New Roman"/>
+          <w:lang w:val="en-US"/>
+        </w:rPr>
+      </w:pPr>
+    </w:p>
+    <w:p>
+      <w:pPr>
+        <w:spacing w:after="0"/>
+        <w:ind w:left="720"/>
+        <w:jc w:val="both"/>
+        <w:rPr>
+          <w:rFonts w:ascii="Times New Roman" w:eastAsia="Times New Roman" w:hAnsi="Times New Roman" w:cs="Times New Roman"/>
+          <w:lang w:val="en-US"/>
+        </w:rPr>
+      </w:pPr>
+    </w:p>
+    <w:p>
+      <w:pPr>
+        <w:spacing w:after="0"/>
+        <w:ind w:left="720"/>
+        <w:jc w:val="both"/>
+        <w:rPr>
+          <w:rFonts w:ascii="Times New Roman" w:eastAsia="Times New Roman" w:hAnsi="Times New Roman" w:cs="Times New Roman"/>
+          <w:lang w:val="en-US"/>
+        </w:rPr>
+      </w:pPr>
+    </w:p>
     <w:p>
       <w:pPr>
         <w:spacing w:after="0"/>
@@ -12361,6 +12412,7 @@
               <w:rPr>
                 <w:rFonts w:ascii="Times New Roman" w:eastAsia="Times New Roman" w:hAnsi="Times New Roman" w:cs="Times New Roman"/>
               </w:rPr>
+              <w:lastRenderedPageBreak/>
               <w:t>IDENTIFICADOR</w:t>
             </w:r>
           </w:p>
@@ -12505,21 +12557,21 @@
               <w:rPr>
                 <w:rFonts w:ascii="Times New Roman" w:eastAsia="Times New Roman" w:hAnsi="Times New Roman" w:cs="Times New Roman"/>
               </w:rPr>
-              <w:t>Como cliente, quiero filtrar productos por precio, marca, color, material y categoría, para encontrar productos que se ajusten a mis preferencias.</w:t>
-            </w:r>
-          </w:p>
-          <w:p>
-            <w:pPr>
-              <w:jc w:val="center"/>
-              <w:rPr>
-                <w:rFonts w:ascii="Times New Roman" w:eastAsia="Times New Roman" w:hAnsi="Times New Roman" w:cs="Times New Roman"/>
-              </w:rPr>
-            </w:pPr>
-            <w:r>
-              <w:rPr>
-                <w:rFonts w:ascii="Times New Roman" w:eastAsia="Times New Roman" w:hAnsi="Times New Roman" w:cs="Times New Roman"/>
-              </w:rPr>
-              <w:t>Como administrador, quiero filtrar productos por precio, marca, color, material y categoría, para encontrar productos que se ajusten a mis preferencias.</w:t>
+              <w:t>Como cliente, quiero filtrar productos por precio para encontrar productos que se ajusten a mis preferencias.</w:t>
+            </w:r>
+          </w:p>
+          <w:p>
+            <w:pPr>
+              <w:jc w:val="center"/>
+              <w:rPr>
+                <w:rFonts w:ascii="Times New Roman" w:eastAsia="Times New Roman" w:hAnsi="Times New Roman" w:cs="Times New Roman"/>
+              </w:rPr>
+            </w:pPr>
+            <w:r>
+              <w:rPr>
+                <w:rFonts w:ascii="Times New Roman" w:eastAsia="Times New Roman" w:hAnsi="Times New Roman" w:cs="Times New Roman"/>
+              </w:rPr>
+              <w:t>Como administrador, quiero filtrar productos por precio para encontrar productos que se ajusten a mis preferencias.</w:t>
             </w:r>
           </w:p>
         </w:tc>
@@ -12590,7 +12642,7 @@
                 <w:rFonts w:ascii="Times New Roman" w:eastAsia="Times New Roman" w:hAnsi="Times New Roman" w:cs="Times New Roman"/>
                 <w:color w:val="000000"/>
               </w:rPr>
-              <w:t>El sistema debe permitir filtrar por precio (mínimo y máximo), marca, color, material y categoría.</w:t>
+              <w:t>El sistema debe permitir filtrar por precio (mínimo y máximo).</w:t>
             </w:r>
           </w:p>
         </w:tc>
@@ -12651,7 +12703,7 @@
                 <w:color w:val="000000"/>
                 <w:lang w:val="en-US"/>
               </w:rPr>
-              <w:t>RF05, RNF01, RNF05, RNF06, RNF07, RNF12</w:t>
+              <w:t>RNF01, RNF05, RNF07, RNF09, RNF12</w:t>
             </w:r>
           </w:p>
         </w:tc>
@@ -12824,7 +12876,6 @@
               <w:rPr>
                 <w:rFonts w:ascii="Times New Roman" w:eastAsia="Times New Roman" w:hAnsi="Times New Roman" w:cs="Times New Roman"/>
               </w:rPr>
-              <w:lastRenderedPageBreak/>
               <w:t>DESCRIPCIÓN</w:t>
             </w:r>
           </w:p>
@@ -12997,7 +13048,7 @@
                 <w:color w:val="000000"/>
                 <w:lang w:val="en-US"/>
               </w:rPr>
-              <w:t>RF05, RNF01, RNF05, RNF06, RNF07, RNF12</w:t>
+              <w:t>RNF01, RNF05, RNF07, RNF09, RNF12</w:t>
             </w:r>
           </w:p>
         </w:tc>
@@ -13342,7 +13393,7 @@
                 <w:color w:val="000000"/>
                 <w:lang w:val="en-US"/>
               </w:rPr>
-              <w:t>RF05, RNF01, RNF05, RNF06, RNF07, RNF12</w:t>
+              <w:t>RNF01, RNF05, RNF07, RNF09, RNF12</w:t>
             </w:r>
           </w:p>
         </w:tc>
@@ -13397,6 +13448,7 @@
               <w:rPr>
                 <w:rFonts w:ascii="Times New Roman" w:eastAsia="Times New Roman" w:hAnsi="Times New Roman" w:cs="Times New Roman"/>
               </w:rPr>
+              <w:lastRenderedPageBreak/>
               <w:t>IDENTIFICADOR</w:t>
             </w:r>
           </w:p>
@@ -13685,9 +13737,8 @@
               <w:rPr>
                 <w:rFonts w:ascii="Times New Roman" w:eastAsia="Times New Roman" w:hAnsi="Times New Roman" w:cs="Times New Roman"/>
                 <w:color w:val="000000"/>
-                <w:lang w:val="en-US"/>
-              </w:rPr>
-              <w:t>RF05, RNF01, RNF05, RNF06, RNF07, RNF12</w:t>
+              </w:rPr>
+              <w:t>RNF05, RNF07, RNF09, RNF12</w:t>
             </w:r>
           </w:p>
         </w:tc>
@@ -13839,23 +13890,7 @@
                 <w:rFonts w:ascii="Times New Roman" w:hAnsi="Times New Roman" w:cs="Times New Roman"/>
                 <w:color w:val="000000"/>
               </w:rPr>
-              <w:t>Crear producto (</w:t>
-            </w:r>
-            <w:proofErr w:type="spellStart"/>
-            <w:r>
-              <w:rPr>
-                <w:rFonts w:ascii="Times New Roman" w:hAnsi="Times New Roman" w:cs="Times New Roman"/>
-                <w:color w:val="000000"/>
-              </w:rPr>
-              <w:t>Admin</w:t>
-            </w:r>
-            <w:proofErr w:type="spellEnd"/>
-            <w:r>
-              <w:rPr>
-                <w:rFonts w:ascii="Times New Roman" w:hAnsi="Times New Roman" w:cs="Times New Roman"/>
-                <w:color w:val="000000"/>
-              </w:rPr>
-              <w:t>)</w:t>
+              <w:t>Crear producto (Admin)</w:t>
             </w:r>
           </w:p>
         </w:tc>
@@ -13886,7 +13921,6 @@
               <w:rPr>
                 <w:rFonts w:ascii="Times New Roman" w:eastAsia="Times New Roman" w:hAnsi="Times New Roman" w:cs="Times New Roman"/>
               </w:rPr>
-              <w:lastRenderedPageBreak/>
               <w:t>DESCRIPCIÓN</w:t>
             </w:r>
           </w:p>
@@ -14060,25 +14094,7 @@
                 <w:sz w:val="22"/>
                 <w:szCs w:val="22"/>
               </w:rPr>
-              <w:t xml:space="preserve">El sistema debe permitir subir imágenes a </w:t>
-            </w:r>
-            <w:proofErr w:type="spellStart"/>
-            <w:r>
-              <w:rPr>
-                <w:color w:val="000000"/>
-                <w:sz w:val="22"/>
-                <w:szCs w:val="22"/>
-              </w:rPr>
-              <w:t>Cloudinary</w:t>
-            </w:r>
-            <w:proofErr w:type="spellEnd"/>
-            <w:r>
-              <w:rPr>
-                <w:color w:val="000000"/>
-                <w:sz w:val="22"/>
-                <w:szCs w:val="22"/>
-              </w:rPr>
-              <w:t>.</w:t>
+              <w:t>El sistema debe permitir subir imágenes a Cloudinary.</w:t>
             </w:r>
           </w:p>
           <w:p>
@@ -14199,15 +14215,7 @@
                 <w:color w:val="0F1115"/>
                 <w:lang w:val="en-US"/>
               </w:rPr>
-              <w:t xml:space="preserve">RF06, </w:t>
-            </w:r>
-            <w:r>
-              <w:rPr>
-                <w:rFonts w:ascii="Times New Roman" w:hAnsi="Times New Roman" w:cs="Times New Roman"/>
-                <w:color w:val="0F1115"/>
-                <w:lang w:val="en-US"/>
-              </w:rPr>
-              <w:t>RNF02, RNF05, RNF06, RNF07, RNF10, RNF12</w:t>
+              <w:t>RNF02, RNF05, RNF07, RNF09, RNF10, RNF11, RNF12</w:t>
             </w:r>
           </w:p>
         </w:tc>
@@ -14400,21 +14408,7 @@
               <w:rPr>
                 <w:rFonts w:ascii="Times New Roman" w:eastAsia="Times New Roman" w:hAnsi="Times New Roman" w:cs="Times New Roman"/>
               </w:rPr>
-              <w:t>Editar producto (</w:t>
-            </w:r>
-            <w:proofErr w:type="spellStart"/>
-            <w:r>
-              <w:rPr>
-                <w:rFonts w:ascii="Times New Roman" w:eastAsia="Times New Roman" w:hAnsi="Times New Roman" w:cs="Times New Roman"/>
-              </w:rPr>
-              <w:t>Admin</w:t>
-            </w:r>
-            <w:proofErr w:type="spellEnd"/>
-            <w:r>
-              <w:rPr>
-                <w:rFonts w:ascii="Times New Roman" w:eastAsia="Times New Roman" w:hAnsi="Times New Roman" w:cs="Times New Roman"/>
-              </w:rPr>
-              <w:t>)</w:t>
+              <w:t>Editar producto (Admin)</w:t>
             </w:r>
           </w:p>
         </w:tc>
@@ -14505,6 +14499,7 @@
               <w:rPr>
                 <w:rFonts w:ascii="Times New Roman" w:eastAsia="Times New Roman" w:hAnsi="Times New Roman" w:cs="Times New Roman"/>
               </w:rPr>
+              <w:lastRenderedPageBreak/>
               <w:br/>
             </w:r>
             <w:r>
@@ -14620,21 +14615,7 @@
               <w:rPr>
                 <w:rFonts w:ascii="Times New Roman" w:eastAsia="Times New Roman" w:hAnsi="Times New Roman" w:cs="Times New Roman"/>
               </w:rPr>
-              <w:t xml:space="preserve">El sistema debe permitir actualizar la imagen del producto en </w:t>
-            </w:r>
-            <w:proofErr w:type="spellStart"/>
-            <w:r>
-              <w:rPr>
-                <w:rFonts w:ascii="Times New Roman" w:eastAsia="Times New Roman" w:hAnsi="Times New Roman" w:cs="Times New Roman"/>
-              </w:rPr>
-              <w:t>Cloudinary</w:t>
-            </w:r>
-            <w:proofErr w:type="spellEnd"/>
-            <w:r>
-              <w:rPr>
-                <w:rFonts w:ascii="Times New Roman" w:eastAsia="Times New Roman" w:hAnsi="Times New Roman" w:cs="Times New Roman"/>
-              </w:rPr>
-              <w:t>.</w:t>
+              <w:t>El sistema debe permitir actualizar la imagen del producto en Cloudinary.</w:t>
             </w:r>
           </w:p>
           <w:p>
@@ -14733,7 +14714,7 @@
                 <w:rFonts w:ascii="Times New Roman" w:eastAsia="Times New Roman" w:hAnsi="Times New Roman" w:cs="Times New Roman"/>
                 <w:lang w:val="en-US"/>
               </w:rPr>
-              <w:t>RF06, RNF02, RNF05, RNF06, RNF07, RNF10, RNF12</w:t>
+              <w:t>RNF02, RNF05, RNF07, RNF09, RNF10, RNF11, RNF12</w:t>
             </w:r>
           </w:p>
         </w:tc>
@@ -14926,21 +14907,7 @@
               <w:rPr>
                 <w:rFonts w:ascii="Times New Roman" w:eastAsia="Times New Roman" w:hAnsi="Times New Roman" w:cs="Times New Roman"/>
               </w:rPr>
-              <w:t>Eliminar producto (</w:t>
-            </w:r>
-            <w:proofErr w:type="spellStart"/>
-            <w:r>
-              <w:rPr>
-                <w:rFonts w:ascii="Times New Roman" w:eastAsia="Times New Roman" w:hAnsi="Times New Roman" w:cs="Times New Roman"/>
-              </w:rPr>
-              <w:t>Admin</w:t>
-            </w:r>
-            <w:proofErr w:type="spellEnd"/>
-            <w:r>
-              <w:rPr>
-                <w:rFonts w:ascii="Times New Roman" w:eastAsia="Times New Roman" w:hAnsi="Times New Roman" w:cs="Times New Roman"/>
-              </w:rPr>
-              <w:t>)</w:t>
+              <w:t>Eliminar producto (Admin)</w:t>
             </w:r>
           </w:p>
         </w:tc>
@@ -15031,7 +14998,6 @@
               <w:rPr>
                 <w:rFonts w:ascii="Times New Roman" w:eastAsia="Times New Roman" w:hAnsi="Times New Roman" w:cs="Times New Roman"/>
               </w:rPr>
-              <w:lastRenderedPageBreak/>
               <w:br/>
             </w:r>
             <w:r>
@@ -15128,21 +15094,7 @@
               <w:rPr>
                 <w:rFonts w:ascii="Times New Roman" w:eastAsia="Times New Roman" w:hAnsi="Times New Roman" w:cs="Times New Roman"/>
               </w:rPr>
-              <w:t xml:space="preserve">El sistema debe eliminar la imagen del producto de </w:t>
-            </w:r>
-            <w:proofErr w:type="spellStart"/>
-            <w:r>
-              <w:rPr>
-                <w:rFonts w:ascii="Times New Roman" w:eastAsia="Times New Roman" w:hAnsi="Times New Roman" w:cs="Times New Roman"/>
-              </w:rPr>
-              <w:t>Cloudinary</w:t>
-            </w:r>
-            <w:proofErr w:type="spellEnd"/>
-            <w:r>
-              <w:rPr>
-                <w:rFonts w:ascii="Times New Roman" w:eastAsia="Times New Roman" w:hAnsi="Times New Roman" w:cs="Times New Roman"/>
-              </w:rPr>
-              <w:t xml:space="preserve"> al eliminarlo.</w:t>
+              <w:t>El sistema debe eliminar la imagen del producto de Cloudinary al eliminarlo.</w:t>
             </w:r>
           </w:p>
           <w:p>
@@ -15241,7 +15193,7 @@
                 <w:rFonts w:ascii="Times New Roman" w:eastAsia="Times New Roman" w:hAnsi="Times New Roman" w:cs="Times New Roman"/>
                 <w:lang w:val="en-US"/>
               </w:rPr>
-              <w:t>RF06, RNF02, RNF05, RNF06, RNF07, RNF10, RNF12</w:t>
+              <w:t>RNF02, RNF05, RNF07, RNF09, RNF10, RNF11, RNF12</w:t>
             </w:r>
           </w:p>
         </w:tc>
@@ -15630,17 +15582,8 @@
               <w:rPr>
                 <w:rFonts w:ascii="Times New Roman" w:hAnsi="Times New Roman" w:cs="Times New Roman"/>
                 <w:color w:val="0F1115"/>
-                <w:lang w:val="en-US"/>
-              </w:rPr>
-              <w:t>RF07</w:t>
-            </w:r>
-            <w:r>
-              <w:rPr>
-                <w:rFonts w:ascii="Times New Roman" w:hAnsi="Times New Roman" w:cs="Times New Roman"/>
-                <w:color w:val="0F1115"/>
-                <w:lang w:val="en-US"/>
-              </w:rPr>
-              <w:t>, RNF05, RNF06, RNF07, RNF12</w:t>
+              </w:rPr>
+              <w:t>RNF05, RNF07, RNF09, RNF12</w:t>
             </w:r>
           </w:p>
         </w:tc>
@@ -15673,11 +15616,12 @@
           <w:lang w:val="en-US"/>
         </w:rPr>
       </w:pPr>
-      <w:bookmarkStart w:id="2" w:name="_Toc237742502"/>
+      <w:bookmarkStart w:id="2" w:name="_Toc240446653"/>
       <w:r>
         <w:rPr>
           <w:lang w:val="en-US"/>
         </w:rPr>
+        <w:lastRenderedPageBreak/>
         <w:t>PAGOS</w:t>
       </w:r>
       <w:bookmarkEnd w:id="2"/>
@@ -15971,7 +15915,7 @@
                 <w:rFonts w:ascii="Times New Roman" w:eastAsia="Times New Roman" w:hAnsi="Times New Roman" w:cs="Times New Roman"/>
                 <w:color w:val="000000"/>
               </w:rPr>
-              <w:t xml:space="preserve">El sistema debe crear la orden en Bold y devolver URL de pago. </w:t>
+              <w:t>E l sistema debe calcular el precio del pedido si es abono de 50%.</w:t>
             </w:r>
           </w:p>
           <w:p>
@@ -15999,7 +15943,7 @@
                 <w:rFonts w:ascii="Times New Roman" w:eastAsia="Times New Roman" w:hAnsi="Times New Roman" w:cs="Times New Roman"/>
                 <w:color w:val="000000"/>
               </w:rPr>
-              <w:t xml:space="preserve">El sistema debe redirigir al cliente a Bold. </w:t>
+              <w:t xml:space="preserve">El sistema debe crear la orden en Bold y devolver URL de pago. </w:t>
             </w:r>
           </w:p>
           <w:p>
@@ -16027,7 +15971,7 @@
                 <w:rFonts w:ascii="Times New Roman" w:eastAsia="Times New Roman" w:hAnsi="Times New Roman" w:cs="Times New Roman"/>
                 <w:color w:val="000000"/>
               </w:rPr>
-              <w:t xml:space="preserve">Validar campos requeridos. </w:t>
+              <w:t xml:space="preserve">El sistema debe redirigir al cliente a Bold. </w:t>
             </w:r>
           </w:p>
           <w:p>
@@ -16055,7 +15999,7 @@
                 <w:rFonts w:ascii="Times New Roman" w:eastAsia="Times New Roman" w:hAnsi="Times New Roman" w:cs="Times New Roman"/>
                 <w:color w:val="000000"/>
               </w:rPr>
-              <w:t xml:space="preserve">Validar monto no mayor al total. </w:t>
+              <w:t xml:space="preserve">Validar campos requeridos. </w:t>
             </w:r>
           </w:p>
           <w:p>
@@ -16083,8 +16027,7 @@
                 <w:rFonts w:ascii="Times New Roman" w:eastAsia="Times New Roman" w:hAnsi="Times New Roman" w:cs="Times New Roman"/>
                 <w:color w:val="000000"/>
               </w:rPr>
-              <w:lastRenderedPageBreak/>
-              <w:t>Validar pedido no pagado.</w:t>
+              <w:t xml:space="preserve">Validar monto no mayor al total. </w:t>
             </w:r>
           </w:p>
           <w:p>
@@ -16112,6 +16055,34 @@
                 <w:rFonts w:ascii="Times New Roman" w:eastAsia="Times New Roman" w:hAnsi="Times New Roman" w:cs="Times New Roman"/>
                 <w:color w:val="000000"/>
               </w:rPr>
+              <w:t>Validar pedido no pagado.</w:t>
+            </w:r>
+          </w:p>
+          <w:p>
+            <w:pPr>
+              <w:numPr>
+                <w:ilvl w:val="0"/>
+                <w:numId w:val="5"/>
+              </w:numPr>
+              <w:pBdr>
+                <w:top w:val="nil"/>
+                <w:left w:val="nil"/>
+                <w:bottom w:val="nil"/>
+                <w:right w:val="nil"/>
+                <w:between w:val="nil"/>
+              </w:pBdr>
+              <w:spacing w:after="160" w:line="259" w:lineRule="auto"/>
+              <w:jc w:val="center"/>
+              <w:rPr>
+                <w:rFonts w:ascii="Times New Roman" w:eastAsia="Times New Roman" w:hAnsi="Times New Roman" w:cs="Times New Roman"/>
+                <w:color w:val="000000"/>
+              </w:rPr>
+            </w:pPr>
+            <w:r>
+              <w:rPr>
+                <w:rFonts w:ascii="Times New Roman" w:eastAsia="Times New Roman" w:hAnsi="Times New Roman" w:cs="Times New Roman"/>
+                <w:color w:val="000000"/>
+              </w:rPr>
               <w:t>Validar que el pedido pertenezca al cliente autenticado.</w:t>
             </w:r>
           </w:p>
@@ -16147,7 +16118,6 @@
                 <w:bCs w:val="0"/>
                 <w:color w:val="0F1115"/>
               </w:rPr>
-              <w:lastRenderedPageBreak/>
               <w:t>REQUISITOS ASOCIADOS</w:t>
             </w:r>
           </w:p>
@@ -16169,16 +16139,14 @@
               <w:jc w:val="center"/>
               <w:rPr>
                 <w:rFonts w:ascii="Times New Roman" w:eastAsia="Times New Roman" w:hAnsi="Times New Roman" w:cs="Times New Roman"/>
-                <w:lang w:val="en-US"/>
               </w:rPr>
             </w:pPr>
             <w:r>
               <w:rPr>
                 <w:rFonts w:ascii="Times New Roman" w:hAnsi="Times New Roman" w:cs="Times New Roman"/>
                 <w:color w:val="0F1115"/>
-                <w:lang w:val="en-US"/>
-              </w:rPr>
-              <w:t>RF13, RNF02, RNF05, RNF06, RNF07, RNF11, RNF12</w:t>
+              </w:rPr>
+              <w:t>RNF01, RNF02, RNF05, RNF07, RNF09, RNF10, RNF11, RNF12</w:t>
             </w:r>
           </w:p>
         </w:tc>
@@ -16190,7 +16158,6 @@
         <w:jc w:val="both"/>
         <w:rPr>
           <w:rFonts w:ascii="Times New Roman" w:eastAsia="Times New Roman" w:hAnsi="Times New Roman" w:cs="Times New Roman"/>
-          <w:lang w:val="en-US"/>
         </w:rPr>
       </w:pPr>
     </w:p>
@@ -16540,9 +16507,8 @@
               <w:rPr>
                 <w:rFonts w:ascii="Times New Roman" w:hAnsi="Times New Roman" w:cs="Times New Roman"/>
                 <w:color w:val="0F1115"/>
-                <w:lang w:val="en-US"/>
-              </w:rPr>
-              <w:t>RF13, RNF02, RNF05, RNF06, RNF07, RNF11, RNF12</w:t>
+              </w:rPr>
+              <w:t>RNF05, RNF07, RNF09, RNF12</w:t>
             </w:r>
           </w:p>
         </w:tc>
@@ -16668,6 +16634,7 @@
               <w:rPr>
                 <w:rFonts w:ascii="Times New Roman" w:eastAsia="Times New Roman" w:hAnsi="Times New Roman" w:cs="Times New Roman"/>
               </w:rPr>
+              <w:lastRenderedPageBreak/>
               <w:t>NOMBRE</w:t>
             </w:r>
           </w:p>
@@ -16913,34 +16880,13 @@
               <w:rPr>
                 <w:rFonts w:ascii="Times New Roman" w:hAnsi="Times New Roman" w:cs="Times New Roman"/>
                 <w:color w:val="0F1115"/>
-                <w:lang w:val="en-US"/>
-              </w:rPr>
-              <w:t>RF13, RNF02, RNF05, RNF06, RNF07, RNF11, RNF12</w:t>
+              </w:rPr>
+              <w:t>RNF05, RNF07, RNF09, RNF12</w:t>
             </w:r>
           </w:p>
         </w:tc>
       </w:tr>
     </w:tbl>
-    <w:p>
-      <w:pPr>
-        <w:spacing w:after="0"/>
-        <w:jc w:val="both"/>
-        <w:rPr>
-          <w:rFonts w:ascii="Times New Roman" w:eastAsia="Times New Roman" w:hAnsi="Times New Roman" w:cs="Times New Roman"/>
-          <w:lang w:val="en-US"/>
-        </w:rPr>
-      </w:pPr>
-    </w:p>
-    <w:p>
-      <w:pPr>
-        <w:spacing w:after="0"/>
-        <w:jc w:val="both"/>
-        <w:rPr>
-          <w:rFonts w:ascii="Times New Roman" w:eastAsia="Times New Roman" w:hAnsi="Times New Roman" w:cs="Times New Roman"/>
-          <w:lang w:val="en-US"/>
-        </w:rPr>
-      </w:pPr>
-    </w:p>
     <w:p>
       <w:pPr>
         <w:spacing w:after="0"/>
@@ -17079,21 +17025,7 @@
               <w:rPr>
                 <w:rFonts w:ascii="Times New Roman" w:eastAsia="Times New Roman" w:hAnsi="Times New Roman" w:cs="Times New Roman"/>
               </w:rPr>
-              <w:t>Confirmar pago (</w:t>
-            </w:r>
-            <w:proofErr w:type="spellStart"/>
-            <w:r>
-              <w:rPr>
-                <w:rFonts w:ascii="Times New Roman" w:eastAsia="Times New Roman" w:hAnsi="Times New Roman" w:cs="Times New Roman"/>
-              </w:rPr>
-              <w:t>Webhook</w:t>
-            </w:r>
-            <w:proofErr w:type="spellEnd"/>
-            <w:r>
-              <w:rPr>
-                <w:rFonts w:ascii="Times New Roman" w:eastAsia="Times New Roman" w:hAnsi="Times New Roman" w:cs="Times New Roman"/>
-              </w:rPr>
-              <w:t xml:space="preserve"> Bold)</w:t>
+              <w:t>Confirmar pago (Webhook Bold)</w:t>
             </w:r>
           </w:p>
         </w:tc>
@@ -17124,7 +17056,6 @@
               <w:rPr>
                 <w:rFonts w:ascii="Times New Roman" w:eastAsia="Times New Roman" w:hAnsi="Times New Roman" w:cs="Times New Roman"/>
               </w:rPr>
-              <w:lastRenderedPageBreak/>
               <w:t>DESCRIPCIÓN</w:t>
             </w:r>
           </w:p>
@@ -17221,23 +17152,7 @@
                 <w:rFonts w:ascii="Times New Roman" w:eastAsia="Times New Roman" w:hAnsi="Times New Roman" w:cs="Times New Roman"/>
                 <w:color w:val="000000"/>
               </w:rPr>
-              <w:t xml:space="preserve">Bold debe confirmar el pago mediante </w:t>
-            </w:r>
-            <w:proofErr w:type="spellStart"/>
-            <w:r>
-              <w:rPr>
-                <w:rFonts w:ascii="Times New Roman" w:eastAsia="Times New Roman" w:hAnsi="Times New Roman" w:cs="Times New Roman"/>
-                <w:color w:val="000000"/>
-              </w:rPr>
-              <w:t>webhook</w:t>
-            </w:r>
-            <w:proofErr w:type="spellEnd"/>
-            <w:r>
-              <w:rPr>
-                <w:rFonts w:ascii="Times New Roman" w:eastAsia="Times New Roman" w:hAnsi="Times New Roman" w:cs="Times New Roman"/>
-                <w:color w:val="000000"/>
-              </w:rPr>
-              <w:t xml:space="preserve">. </w:t>
+              <w:t xml:space="preserve">Bold debe confirmar el pago mediante webhook. </w:t>
             </w:r>
           </w:p>
           <w:p>
@@ -17358,7 +17273,7 @@
                 <w:color w:val="0F1115"/>
                 <w:lang w:val="en-US"/>
               </w:rPr>
-              <w:t>RF13, RNF02, RNF05, RNF06, RNF07, RNF11, RNF12</w:t>
+              <w:t>RNF02, RNF05, RNF07, RNF11, RNF12</w:t>
             </w:r>
           </w:p>
         </w:tc>
@@ -17508,21 +17423,7 @@
               <w:rPr>
                 <w:rFonts w:ascii="Times New Roman" w:eastAsia="Times New Roman" w:hAnsi="Times New Roman" w:cs="Times New Roman"/>
               </w:rPr>
-              <w:t>Rechazar pago (</w:t>
-            </w:r>
-            <w:proofErr w:type="spellStart"/>
-            <w:r>
-              <w:rPr>
-                <w:rFonts w:ascii="Times New Roman" w:eastAsia="Times New Roman" w:hAnsi="Times New Roman" w:cs="Times New Roman"/>
-              </w:rPr>
-              <w:t>Webhook</w:t>
-            </w:r>
-            <w:proofErr w:type="spellEnd"/>
-            <w:r>
-              <w:rPr>
-                <w:rFonts w:ascii="Times New Roman" w:eastAsia="Times New Roman" w:hAnsi="Times New Roman" w:cs="Times New Roman"/>
-              </w:rPr>
-              <w:t xml:space="preserve"> Bold)</w:t>
+              <w:t>Rechazar pago (Webhook Bold)</w:t>
             </w:r>
           </w:p>
         </w:tc>
@@ -17649,23 +17550,7 @@
                 <w:rFonts w:ascii="Times New Roman" w:eastAsia="Times New Roman" w:hAnsi="Times New Roman" w:cs="Times New Roman"/>
                 <w:color w:val="000000"/>
               </w:rPr>
-              <w:t xml:space="preserve">Bold debe rechazar el pago mediante </w:t>
-            </w:r>
-            <w:proofErr w:type="spellStart"/>
-            <w:r>
-              <w:rPr>
-                <w:rFonts w:ascii="Times New Roman" w:eastAsia="Times New Roman" w:hAnsi="Times New Roman" w:cs="Times New Roman"/>
-                <w:color w:val="000000"/>
-              </w:rPr>
-              <w:t>webhook</w:t>
-            </w:r>
-            <w:proofErr w:type="spellEnd"/>
-            <w:r>
-              <w:rPr>
-                <w:rFonts w:ascii="Times New Roman" w:eastAsia="Times New Roman" w:hAnsi="Times New Roman" w:cs="Times New Roman"/>
-                <w:color w:val="000000"/>
-              </w:rPr>
-              <w:t xml:space="preserve">. </w:t>
+              <w:t xml:space="preserve">Bold debe rechazar el pago mediante webhook. </w:t>
             </w:r>
           </w:p>
           <w:p>
@@ -17756,6 +17641,7 @@
                 <w:bCs w:val="0"/>
                 <w:color w:val="0F1115"/>
               </w:rPr>
+              <w:lastRenderedPageBreak/>
               <w:t>REQUISITOS ASOCIADOS</w:t>
             </w:r>
           </w:p>
@@ -17786,7 +17672,7 @@
                 <w:color w:val="0F1115"/>
                 <w:lang w:val="en-US"/>
               </w:rPr>
-              <w:t>RF13, RNF02, RNF05, RNF06, RNF07, RNF11, RNF12</w:t>
+              <w:t>RNF02, RNF05, RNF07, RNF11, RNF12</w:t>
             </w:r>
           </w:p>
         </w:tc>
@@ -17809,7 +17695,7 @@
           <w:lang w:val="en-US"/>
         </w:rPr>
       </w:pPr>
-      <w:bookmarkStart w:id="3" w:name="_Toc237742503"/>
+      <w:bookmarkStart w:id="3" w:name="_Toc240446654"/>
       <w:r>
         <w:rPr>
           <w:lang w:val="en-US"/>
@@ -18105,24 +17991,19 @@
                 <w:ilvl w:val="0"/>
                 <w:numId w:val="6"/>
               </w:numPr>
-              <w:pBdr>
-                <w:top w:val="nil"/>
-                <w:left w:val="nil"/>
-                <w:bottom w:val="nil"/>
-                <w:right w:val="nil"/>
-                <w:between w:val="nil"/>
-              </w:pBdr>
-              <w:spacing w:after="160" w:line="259" w:lineRule="auto"/>
-              <w:jc w:val="center"/>
-              <w:rPr>
-                <w:rFonts w:ascii="Times New Roman" w:eastAsia="Times New Roman" w:hAnsi="Times New Roman" w:cs="Times New Roman"/>
-                <w:color w:val="000000"/>
-              </w:rPr>
-            </w:pPr>
-            <w:r>
-              <w:rPr>
-                <w:rFonts w:ascii="Times New Roman" w:eastAsia="Times New Roman" w:hAnsi="Times New Roman" w:cs="Times New Roman"/>
-                <w:color w:val="000000"/>
+              <w:spacing w:before="100" w:beforeAutospacing="1" w:after="100" w:afterAutospacing="1"/>
+              <w:jc w:val="center"/>
+              <w:rPr>
+                <w:rFonts w:ascii="Times New Roman" w:eastAsia="Times New Roman" w:hAnsi="Times New Roman" w:cs="Times New Roman"/>
+                <w:sz w:val="24"/>
+                <w:szCs w:val="24"/>
+              </w:rPr>
+            </w:pPr>
+            <w:r>
+              <w:rPr>
+                <w:rFonts w:ascii="Times New Roman" w:eastAsia="Times New Roman" w:hAnsi="Times New Roman" w:cs="Times New Roman"/>
+                <w:sz w:val="24"/>
+                <w:szCs w:val="24"/>
               </w:rPr>
               <w:t>El sistema debe permitir añadir productos al carrito.</w:t>
             </w:r>
@@ -18133,24 +18014,19 @@
                 <w:ilvl w:val="0"/>
                 <w:numId w:val="6"/>
               </w:numPr>
-              <w:pBdr>
-                <w:top w:val="nil"/>
-                <w:left w:val="nil"/>
-                <w:bottom w:val="nil"/>
-                <w:right w:val="nil"/>
-                <w:between w:val="nil"/>
-              </w:pBdr>
-              <w:spacing w:after="160" w:line="259" w:lineRule="auto"/>
-              <w:jc w:val="center"/>
-              <w:rPr>
-                <w:rFonts w:ascii="Times New Roman" w:eastAsia="Times New Roman" w:hAnsi="Times New Roman" w:cs="Times New Roman"/>
-                <w:color w:val="000000"/>
-              </w:rPr>
-            </w:pPr>
-            <w:r>
-              <w:rPr>
-                <w:rFonts w:ascii="Times New Roman" w:eastAsia="Times New Roman" w:hAnsi="Times New Roman" w:cs="Times New Roman"/>
-                <w:color w:val="000000"/>
+              <w:spacing w:before="100" w:beforeAutospacing="1" w:after="100" w:afterAutospacing="1"/>
+              <w:jc w:val="center"/>
+              <w:rPr>
+                <w:rFonts w:ascii="Times New Roman" w:eastAsia="Times New Roman" w:hAnsi="Times New Roman" w:cs="Times New Roman"/>
+                <w:sz w:val="24"/>
+                <w:szCs w:val="24"/>
+              </w:rPr>
+            </w:pPr>
+            <w:r>
+              <w:rPr>
+                <w:rFonts w:ascii="Times New Roman" w:eastAsia="Times New Roman" w:hAnsi="Times New Roman" w:cs="Times New Roman"/>
+                <w:sz w:val="24"/>
+                <w:szCs w:val="24"/>
               </w:rPr>
               <w:t>El sistema debe permitir modificar cantidades de productos.</w:t>
             </w:r>
@@ -18161,27 +18037,21 @@
                 <w:ilvl w:val="0"/>
                 <w:numId w:val="6"/>
               </w:numPr>
-              <w:pBdr>
-                <w:top w:val="nil"/>
-                <w:left w:val="nil"/>
-                <w:bottom w:val="nil"/>
-                <w:right w:val="nil"/>
-                <w:between w:val="nil"/>
-              </w:pBdr>
-              <w:spacing w:after="160" w:line="259" w:lineRule="auto"/>
-              <w:jc w:val="center"/>
-              <w:rPr>
-                <w:rFonts w:ascii="Times New Roman" w:eastAsia="Times New Roman" w:hAnsi="Times New Roman" w:cs="Times New Roman"/>
-                <w:color w:val="000000"/>
-              </w:rPr>
-            </w:pPr>
-            <w:r>
-              <w:rPr>
-                <w:rFonts w:ascii="Times New Roman" w:eastAsia="Times New Roman" w:hAnsi="Times New Roman" w:cs="Times New Roman"/>
-                <w:color w:val="000000"/>
-              </w:rPr>
-              <w:lastRenderedPageBreak/>
-              <w:t>El sistema debe calcular subtotal y total automáticamente.</w:t>
+              <w:spacing w:before="100" w:beforeAutospacing="1" w:after="100" w:afterAutospacing="1"/>
+              <w:jc w:val="center"/>
+              <w:rPr>
+                <w:rFonts w:ascii="Times New Roman" w:eastAsia="Times New Roman" w:hAnsi="Times New Roman" w:cs="Times New Roman"/>
+                <w:sz w:val="24"/>
+                <w:szCs w:val="24"/>
+              </w:rPr>
+            </w:pPr>
+            <w:r>
+              <w:rPr>
+                <w:rFonts w:ascii="Times New Roman" w:eastAsia="Times New Roman" w:hAnsi="Times New Roman" w:cs="Times New Roman"/>
+                <w:sz w:val="24"/>
+                <w:szCs w:val="24"/>
+              </w:rPr>
+              <w:t>El sistema debe calcular el total automáticamente de todo el carrito de los productos que están seleccionados.</w:t>
             </w:r>
           </w:p>
           <w:p>
@@ -18190,26 +18060,21 @@
                 <w:ilvl w:val="0"/>
                 <w:numId w:val="6"/>
               </w:numPr>
-              <w:pBdr>
-                <w:top w:val="nil"/>
-                <w:left w:val="nil"/>
-                <w:bottom w:val="nil"/>
-                <w:right w:val="nil"/>
-                <w:between w:val="nil"/>
-              </w:pBdr>
-              <w:spacing w:after="160" w:line="259" w:lineRule="auto"/>
-              <w:jc w:val="center"/>
-              <w:rPr>
-                <w:rFonts w:ascii="Times New Roman" w:eastAsia="Times New Roman" w:hAnsi="Times New Roman" w:cs="Times New Roman"/>
-                <w:color w:val="000000"/>
-              </w:rPr>
-            </w:pPr>
-            <w:r>
-              <w:rPr>
-                <w:rFonts w:ascii="Times New Roman" w:eastAsia="Times New Roman" w:hAnsi="Times New Roman" w:cs="Times New Roman"/>
-                <w:color w:val="000000"/>
-              </w:rPr>
-              <w:t>El sistema debe mostrar nombre, precio, cantidad y subtotal de cada producto.</w:t>
+              <w:spacing w:before="100" w:beforeAutospacing="1" w:after="100" w:afterAutospacing="1"/>
+              <w:jc w:val="center"/>
+              <w:rPr>
+                <w:rFonts w:ascii="Times New Roman" w:eastAsia="Times New Roman" w:hAnsi="Times New Roman" w:cs="Times New Roman"/>
+                <w:sz w:val="24"/>
+                <w:szCs w:val="24"/>
+              </w:rPr>
+            </w:pPr>
+            <w:r>
+              <w:rPr>
+                <w:rFonts w:ascii="Times New Roman" w:eastAsia="Times New Roman" w:hAnsi="Times New Roman" w:cs="Times New Roman"/>
+                <w:sz w:val="24"/>
+                <w:szCs w:val="24"/>
+              </w:rPr>
+              <w:t>El sistema debe mostrar imagen, nombre, precio, material, color y cantidad.</w:t>
             </w:r>
           </w:p>
           <w:p>
@@ -18218,26 +18083,44 @@
                 <w:ilvl w:val="0"/>
                 <w:numId w:val="6"/>
               </w:numPr>
-              <w:pBdr>
-                <w:top w:val="nil"/>
-                <w:left w:val="nil"/>
-                <w:bottom w:val="nil"/>
-                <w:right w:val="nil"/>
-                <w:between w:val="nil"/>
-              </w:pBdr>
-              <w:spacing w:after="160" w:line="259" w:lineRule="auto"/>
-              <w:jc w:val="center"/>
-              <w:rPr>
-                <w:rFonts w:ascii="Times New Roman" w:eastAsia="Times New Roman" w:hAnsi="Times New Roman" w:cs="Times New Roman"/>
-                <w:color w:val="000000"/>
-              </w:rPr>
-            </w:pPr>
-            <w:r>
-              <w:rPr>
-                <w:rFonts w:ascii="Times New Roman" w:eastAsia="Times New Roman" w:hAnsi="Times New Roman" w:cs="Times New Roman"/>
-                <w:color w:val="000000"/>
+              <w:spacing w:before="100" w:beforeAutospacing="1" w:after="100" w:afterAutospacing="1"/>
+              <w:jc w:val="center"/>
+              <w:rPr>
+                <w:rFonts w:ascii="Times New Roman" w:eastAsia="Times New Roman" w:hAnsi="Times New Roman" w:cs="Times New Roman"/>
+                <w:sz w:val="24"/>
+                <w:szCs w:val="24"/>
+              </w:rPr>
+            </w:pPr>
+            <w:r>
+              <w:rPr>
+                <w:rFonts w:ascii="Times New Roman" w:eastAsia="Times New Roman" w:hAnsi="Times New Roman" w:cs="Times New Roman"/>
+                <w:sz w:val="24"/>
+                <w:szCs w:val="24"/>
               </w:rPr>
               <w:t>El sistema debe permitir eliminar productos individuales.</w:t>
+            </w:r>
+          </w:p>
+          <w:p>
+            <w:pPr>
+              <w:numPr>
+                <w:ilvl w:val="0"/>
+                <w:numId w:val="6"/>
+              </w:numPr>
+              <w:spacing w:before="100" w:beforeAutospacing="1" w:after="100" w:afterAutospacing="1"/>
+              <w:jc w:val="center"/>
+              <w:rPr>
+                <w:rFonts w:ascii="Times New Roman" w:eastAsia="Times New Roman" w:hAnsi="Times New Roman" w:cs="Times New Roman"/>
+                <w:sz w:val="24"/>
+                <w:szCs w:val="24"/>
+              </w:rPr>
+            </w:pPr>
+            <w:r>
+              <w:rPr>
+                <w:rFonts w:ascii="Times New Roman" w:eastAsia="Times New Roman" w:hAnsi="Times New Roman" w:cs="Times New Roman"/>
+                <w:sz w:val="24"/>
+                <w:szCs w:val="24"/>
+              </w:rPr>
+              <w:t>El sistema debe permitir vaciar el carrito completamente.</w:t>
             </w:r>
           </w:p>
         </w:tc>
@@ -18272,7 +18155,6 @@
                 <w:bCs w:val="0"/>
                 <w:color w:val="0F1115"/>
               </w:rPr>
-              <w:lastRenderedPageBreak/>
               <w:t>REQUISITOS ASOCIADOS</w:t>
             </w:r>
           </w:p>
@@ -18302,9 +18184,8 @@
               <w:rPr>
                 <w:rFonts w:ascii="Times New Roman" w:hAnsi="Times New Roman" w:cs="Times New Roman"/>
                 <w:color w:val="0F1115"/>
-                <w:lang w:val="en-US"/>
-              </w:rPr>
-              <w:t>RF12, RNF05, RNF06, RNF07, RNF09, RNF12</w:t>
+              </w:rPr>
+              <w:t>RNF05, RNF07, RNF09, RNF12</w:t>
             </w:r>
           </w:p>
         </w:tc>
@@ -18616,7 +18497,7 @@
                 <w:rFonts w:ascii="Times New Roman" w:eastAsia="Times New Roman" w:hAnsi="Times New Roman" w:cs="Times New Roman"/>
                 <w:color w:val="000000"/>
               </w:rPr>
-              <w:t>El sistema debe mostrar el estado de cada pedido (Pendiente, Abonado, Listo, Pagado, En Proceso, Enviado, Entregado, Cancelado).</w:t>
+              <w:t>El sistema debe mostrar el estado de cada pedido (Pendiente, Abonado, Listo, Pagado, En Proceso, Enviado, Entregado), fecha creación, nombre de los productos y el total del pedido.</w:t>
             </w:r>
           </w:p>
           <w:p>
@@ -18644,6 +18525,7 @@
                 <w:rFonts w:ascii="Times New Roman" w:eastAsia="Times New Roman" w:hAnsi="Times New Roman" w:cs="Times New Roman"/>
                 <w:color w:val="000000"/>
               </w:rPr>
+              <w:lastRenderedPageBreak/>
               <w:t>Los pedidos PENDIENTE deben aparecer para el cliente.</w:t>
             </w:r>
           </w:p>
@@ -18679,6 +18561,7 @@
                 <w:bCs w:val="0"/>
                 <w:color w:val="0F1115"/>
               </w:rPr>
+              <w:lastRenderedPageBreak/>
               <w:t>REQUISITOS ASOCIADOS</w:t>
             </w:r>
           </w:p>
@@ -18709,7 +18592,7 @@
                 <w:color w:val="0F1115"/>
                 <w:lang w:val="en-US"/>
               </w:rPr>
-              <w:t>RF14, RNF04, RNF05, RNF06, RNF07, RNF12</w:t>
+              <w:t>RNF04, RNF05, RNF07, RNF09, RNF12</w:t>
             </w:r>
           </w:p>
         </w:tc>
@@ -18865,16 +18748,8 @@
               <w:rPr>
                 <w:rFonts w:ascii="Times New Roman" w:eastAsia="Times New Roman" w:hAnsi="Times New Roman" w:cs="Times New Roman"/>
               </w:rPr>
-              <w:t xml:space="preserve">, </w:t>
-            </w:r>
-            <w:proofErr w:type="spellStart"/>
-            <w:r>
-              <w:rPr>
-                <w:rFonts w:ascii="Times New Roman" w:eastAsia="Times New Roman" w:hAnsi="Times New Roman" w:cs="Times New Roman"/>
-              </w:rPr>
-              <w:t>Admin</w:t>
-            </w:r>
-            <w:proofErr w:type="spellEnd"/>
+              <w:t>, Admin</w:t>
+            </w:r>
             <w:r>
               <w:rPr>
                 <w:rFonts w:ascii="Times New Roman" w:eastAsia="Times New Roman" w:hAnsi="Times New Roman" w:cs="Times New Roman"/>
@@ -19020,96 +18895,14 @@
                 <w:rFonts w:ascii="Times New Roman" w:eastAsia="Times New Roman" w:hAnsi="Times New Roman" w:cs="Times New Roman"/>
                 <w:color w:val="000000"/>
               </w:rPr>
-              <w:t>El sistema debe permitir ver el detalle de un pedido (productos</w:t>
+              <w:t>El sistema debe permitir ver el detalle de un pedido (productos del pedido con su nombre, imagen, precio y cantidad, fórmula asociada (si aplica) con su imagen, condición, observación y precio, total del pedido, dirección de entrega, ciudad envió, estado, fecha de creación y fecha estimada, estado y datos del cliente que son nombre, email y teléfono).</w:t>
             </w:r>
             <w:r>
               <w:rPr>
                 <w:rFonts w:ascii="Times New Roman" w:eastAsia="Times New Roman" w:hAnsi="Times New Roman" w:cs="Times New Roman"/>
                 <w:color w:val="000000"/>
               </w:rPr>
-              <w:t xml:space="preserve"> del pedido</w:t>
-            </w:r>
-            <w:r>
-              <w:rPr>
-                <w:rFonts w:ascii="Times New Roman" w:eastAsia="Times New Roman" w:hAnsi="Times New Roman" w:cs="Times New Roman"/>
-                <w:color w:val="000000"/>
-              </w:rPr>
-              <w:t>,</w:t>
-            </w:r>
-            <w:r>
-              <w:rPr>
-                <w:rFonts w:ascii="Segoe UI" w:hAnsi="Segoe UI" w:cs="Segoe UI"/>
-                <w:color w:val="0F1115"/>
-                <w:sz w:val="23"/>
-                <w:szCs w:val="23"/>
-                <w:shd w:val="clear" w:color="auto" w:fill="FFFFFF"/>
-              </w:rPr>
-              <w:t xml:space="preserve"> </w:t>
-            </w:r>
-            <w:r>
-              <w:rPr>
-                <w:rFonts w:ascii="Times New Roman" w:eastAsia="Times New Roman" w:hAnsi="Times New Roman" w:cs="Times New Roman"/>
-                <w:color w:val="000000"/>
-              </w:rPr>
-              <w:t>fórmula asociada (si aplica)</w:t>
-            </w:r>
-            <w:r>
-              <w:rPr>
-                <w:rFonts w:ascii="Times New Roman" w:eastAsia="Times New Roman" w:hAnsi="Times New Roman" w:cs="Times New Roman"/>
-                <w:color w:val="000000"/>
-              </w:rPr>
-              <w:t>,</w:t>
-            </w:r>
-            <w:r>
-              <w:rPr>
-                <w:rFonts w:ascii="Times New Roman" w:eastAsia="Times New Roman" w:hAnsi="Times New Roman" w:cs="Times New Roman"/>
-                <w:color w:val="000000"/>
-              </w:rPr>
-              <w:t xml:space="preserve"> total, dirección</w:t>
-            </w:r>
-            <w:r>
-              <w:rPr>
-                <w:rFonts w:ascii="Times New Roman" w:eastAsia="Times New Roman" w:hAnsi="Times New Roman" w:cs="Times New Roman"/>
-                <w:color w:val="000000"/>
-              </w:rPr>
-              <w:t xml:space="preserve"> de entrega, ciudad </w:t>
-            </w:r>
-            <w:proofErr w:type="spellStart"/>
-            <w:r>
-              <w:rPr>
-                <w:rFonts w:ascii="Times New Roman" w:eastAsia="Times New Roman" w:hAnsi="Times New Roman" w:cs="Times New Roman"/>
-                <w:color w:val="000000"/>
-              </w:rPr>
-              <w:t>envio</w:t>
-            </w:r>
-            <w:proofErr w:type="spellEnd"/>
-            <w:r>
-              <w:rPr>
-                <w:rFonts w:ascii="Times New Roman" w:eastAsia="Times New Roman" w:hAnsi="Times New Roman" w:cs="Times New Roman"/>
-                <w:color w:val="000000"/>
-              </w:rPr>
-              <w:t>, estado, fecha</w:t>
-            </w:r>
-            <w:r>
-              <w:rPr>
-                <w:rFonts w:ascii="Times New Roman" w:eastAsia="Times New Roman" w:hAnsi="Times New Roman" w:cs="Times New Roman"/>
-                <w:color w:val="000000"/>
-              </w:rPr>
-              <w:t xml:space="preserve"> de creación y fecha estimada</w:t>
-            </w:r>
-            <w:r>
-              <w:rPr>
-                <w:rFonts w:ascii="Times New Roman" w:eastAsia="Times New Roman" w:hAnsi="Times New Roman" w:cs="Times New Roman"/>
-                <w:color w:val="000000"/>
-              </w:rPr>
-              <w:t xml:space="preserve"> y datos del cliente</w:t>
-            </w:r>
-            <w:r>
-              <w:rPr>
-                <w:rFonts w:ascii="Times New Roman" w:eastAsia="Times New Roman" w:hAnsi="Times New Roman" w:cs="Times New Roman"/>
-                <w:color w:val="000000"/>
-              </w:rPr>
-              <w:t xml:space="preserve">). </w:t>
+              <w:t>El sistema debe validar que el pedido pertenezca al cliente.</w:t>
             </w:r>
           </w:p>
           <w:p>
@@ -19137,8 +18930,7 @@
                 <w:rFonts w:ascii="Times New Roman" w:eastAsia="Times New Roman" w:hAnsi="Times New Roman" w:cs="Times New Roman"/>
                 <w:color w:val="000000"/>
               </w:rPr>
-              <w:lastRenderedPageBreak/>
-              <w:t>El sistema debe validar que el pedido pertenezca al cliente.</w:t>
+              <w:t xml:space="preserve">El cliente solo puede ver sus propios pedidos. </w:t>
             </w:r>
           </w:p>
           <w:p>
@@ -19166,34 +18958,6 @@
                 <w:rFonts w:ascii="Times New Roman" w:eastAsia="Times New Roman" w:hAnsi="Times New Roman" w:cs="Times New Roman"/>
                 <w:color w:val="000000"/>
               </w:rPr>
-              <w:t xml:space="preserve">El cliente solo puede ver sus propios pedidos. </w:t>
-            </w:r>
-          </w:p>
-          <w:p>
-            <w:pPr>
-              <w:numPr>
-                <w:ilvl w:val="0"/>
-                <w:numId w:val="5"/>
-              </w:numPr>
-              <w:pBdr>
-                <w:top w:val="nil"/>
-                <w:left w:val="nil"/>
-                <w:bottom w:val="nil"/>
-                <w:right w:val="nil"/>
-                <w:between w:val="nil"/>
-              </w:pBdr>
-              <w:spacing w:after="160" w:line="259" w:lineRule="auto"/>
-              <w:jc w:val="center"/>
-              <w:rPr>
-                <w:rFonts w:ascii="Times New Roman" w:eastAsia="Times New Roman" w:hAnsi="Times New Roman" w:cs="Times New Roman"/>
-                <w:color w:val="000000"/>
-              </w:rPr>
-            </w:pPr>
-            <w:r>
-              <w:rPr>
-                <w:rFonts w:ascii="Times New Roman" w:eastAsia="Times New Roman" w:hAnsi="Times New Roman" w:cs="Times New Roman"/>
-                <w:color w:val="000000"/>
-              </w:rPr>
               <w:t>El administrador puede ver el detalle de cualquier pedido en estado activo (ABONADO, LISTO, PAGADO, EN PROCESO, ENVIADO, ENTREGADO).</w:t>
             </w:r>
           </w:p>
@@ -19229,7 +18993,6 @@
                 <w:bCs w:val="0"/>
                 <w:color w:val="0F1115"/>
               </w:rPr>
-              <w:lastRenderedPageBreak/>
               <w:t>REQUISITOS ASOCIADOS</w:t>
             </w:r>
           </w:p>
@@ -19258,9 +19021,8 @@
               <w:rPr>
                 <w:rFonts w:ascii="Times New Roman" w:hAnsi="Times New Roman" w:cs="Times New Roman"/>
                 <w:color w:val="0F1115"/>
-                <w:lang w:val="en-US"/>
-              </w:rPr>
-              <w:t>RF14, RNF04, RNF05, RNF06, RNF07, RNF12</w:t>
+              </w:rPr>
+              <w:t>RNF05, RNF07, RNF09, RNF12</w:t>
             </w:r>
           </w:p>
         </w:tc>
@@ -19593,6 +19355,7 @@
                 <w:rFonts w:ascii="Times New Roman" w:eastAsia="Times New Roman" w:hAnsi="Times New Roman" w:cs="Times New Roman"/>
                 <w:color w:val="000000"/>
               </w:rPr>
+              <w:lastRenderedPageBreak/>
               <w:t>El sistema debe confirmar la cancelación con notificación.</w:t>
             </w:r>
           </w:p>
@@ -19628,6 +19391,7 @@
                 <w:bCs w:val="0"/>
                 <w:color w:val="0F1115"/>
               </w:rPr>
+              <w:lastRenderedPageBreak/>
               <w:t>REQUISITOS ASOCIADOS</w:t>
             </w:r>
           </w:p>
@@ -19658,7 +19422,7 @@
                 <w:color w:val="0F1115"/>
                 <w:lang w:val="en-US"/>
               </w:rPr>
-              <w:t>RF14, RNF04, RNF05, RNF06, RNF07, RNF12</w:t>
+              <w:t>RNF02, RNF05, RNF07, RNF09, RNF11, RNF12</w:t>
             </w:r>
           </w:p>
         </w:tc>
@@ -19814,21 +19578,7 @@
               <w:rPr>
                 <w:rFonts w:ascii="Times New Roman" w:eastAsia="Times New Roman" w:hAnsi="Times New Roman" w:cs="Times New Roman"/>
               </w:rPr>
-              <w:t>Consultar todos los pedidos (</w:t>
-            </w:r>
-            <w:proofErr w:type="spellStart"/>
-            <w:r>
-              <w:rPr>
-                <w:rFonts w:ascii="Times New Roman" w:eastAsia="Times New Roman" w:hAnsi="Times New Roman" w:cs="Times New Roman"/>
-              </w:rPr>
-              <w:t>Admin</w:t>
-            </w:r>
-            <w:proofErr w:type="spellEnd"/>
-            <w:r>
-              <w:rPr>
-                <w:rFonts w:ascii="Times New Roman" w:eastAsia="Times New Roman" w:hAnsi="Times New Roman" w:cs="Times New Roman"/>
-              </w:rPr>
-              <w:t>)</w:t>
+              <w:t>Consultar todos los pedidos (Admin)</w:t>
             </w:r>
           </w:p>
         </w:tc>
@@ -20011,23 +19761,7 @@
                 <w:rFonts w:ascii="Times New Roman" w:eastAsia="Times New Roman" w:hAnsi="Times New Roman" w:cs="Times New Roman"/>
                 <w:color w:val="000000"/>
               </w:rPr>
-              <w:t xml:space="preserve">Los pedidos PENDIENTE no deben aparecer en el panel del </w:t>
-            </w:r>
-            <w:proofErr w:type="spellStart"/>
-            <w:r>
-              <w:rPr>
-                <w:rFonts w:ascii="Times New Roman" w:eastAsia="Times New Roman" w:hAnsi="Times New Roman" w:cs="Times New Roman"/>
-                <w:color w:val="000000"/>
-              </w:rPr>
-              <w:t>admin</w:t>
-            </w:r>
-            <w:proofErr w:type="spellEnd"/>
-            <w:r>
-              <w:rPr>
-                <w:rFonts w:ascii="Times New Roman" w:eastAsia="Times New Roman" w:hAnsi="Times New Roman" w:cs="Times New Roman"/>
-                <w:color w:val="000000"/>
-              </w:rPr>
-              <w:t>.</w:t>
+              <w:t>Los pedidos PENDIENTE no deben aparecer en el panel del admin.</w:t>
             </w:r>
           </w:p>
           <w:p>
@@ -20055,59 +19789,7 @@
                 <w:rFonts w:ascii="Times New Roman" w:eastAsia="Times New Roman" w:hAnsi="Times New Roman" w:cs="Times New Roman"/>
                 <w:color w:val="000000"/>
               </w:rPr>
-              <w:lastRenderedPageBreak/>
-              <w:t xml:space="preserve">El listado debe mostrar datos generales: ID, cliente, </w:t>
-            </w:r>
-            <w:r>
-              <w:rPr>
-                <w:rFonts w:ascii="Times New Roman" w:eastAsia="Times New Roman" w:hAnsi="Times New Roman" w:cs="Times New Roman"/>
-                <w:color w:val="000000"/>
-              </w:rPr>
-              <w:t>dirección</w:t>
-            </w:r>
-            <w:r>
-              <w:rPr>
-                <w:rFonts w:ascii="Times New Roman" w:eastAsia="Times New Roman" w:hAnsi="Times New Roman" w:cs="Times New Roman"/>
-                <w:color w:val="000000"/>
-              </w:rPr>
-              <w:t xml:space="preserve"> entrega, ciudad </w:t>
-            </w:r>
-            <w:proofErr w:type="spellStart"/>
-            <w:r>
-              <w:rPr>
-                <w:rFonts w:ascii="Times New Roman" w:eastAsia="Times New Roman" w:hAnsi="Times New Roman" w:cs="Times New Roman"/>
-                <w:color w:val="000000"/>
-              </w:rPr>
-              <w:t>envio</w:t>
-            </w:r>
-            <w:proofErr w:type="spellEnd"/>
-            <w:r>
-              <w:rPr>
-                <w:rFonts w:ascii="Times New Roman" w:eastAsia="Times New Roman" w:hAnsi="Times New Roman" w:cs="Times New Roman"/>
-                <w:color w:val="000000"/>
-              </w:rPr>
-              <w:t xml:space="preserve">, </w:t>
-            </w:r>
-            <w:r>
-              <w:rPr>
-                <w:rFonts w:ascii="Times New Roman" w:eastAsia="Times New Roman" w:hAnsi="Times New Roman" w:cs="Times New Roman"/>
-                <w:color w:val="000000"/>
-              </w:rPr>
-              <w:t>fecha,</w:t>
-            </w:r>
-            <w:r>
-              <w:rPr>
-                <w:rFonts w:ascii="Times New Roman" w:eastAsia="Times New Roman" w:hAnsi="Times New Roman" w:cs="Times New Roman"/>
-                <w:color w:val="000000"/>
-              </w:rPr>
-              <w:t xml:space="preserve"> repartidor,</w:t>
-            </w:r>
-            <w:r>
-              <w:rPr>
-                <w:rFonts w:ascii="Times New Roman" w:eastAsia="Times New Roman" w:hAnsi="Times New Roman" w:cs="Times New Roman"/>
-                <w:color w:val="000000"/>
-              </w:rPr>
-              <w:t xml:space="preserve"> total, estado. </w:t>
+              <w:t>El listado debe mostrar datos generales: ID pedido, nombre cliente, dirección entrega, ciudad envió, fecha estimada, nombre repartidor, total, estado pedido.</w:t>
             </w:r>
           </w:p>
           <w:p>
@@ -20184,7 +19866,6 @@
                 <w:bCs w:val="0"/>
                 <w:color w:val="0F1115"/>
               </w:rPr>
-              <w:lastRenderedPageBreak/>
               <w:t>REQUISITOS ASOCIADOS</w:t>
             </w:r>
           </w:p>
@@ -20215,7 +19896,7 @@
                 <w:color w:val="0F1115"/>
                 <w:lang w:val="en-US"/>
               </w:rPr>
-              <w:t>RF14, RNF04, RNF05, RNF06, RNF07, RNF12</w:t>
+              <w:t>RNF01, RNF05, RNF07, RNF09, RNF12</w:t>
             </w:r>
           </w:p>
         </w:tc>
@@ -20371,21 +20052,7 @@
               <w:rPr>
                 <w:rFonts w:ascii="Times New Roman" w:eastAsia="Times New Roman" w:hAnsi="Times New Roman" w:cs="Times New Roman"/>
               </w:rPr>
-              <w:t>Filtrar pedidos por estado (</w:t>
-            </w:r>
-            <w:proofErr w:type="spellStart"/>
-            <w:r>
-              <w:rPr>
-                <w:rFonts w:ascii="Times New Roman" w:eastAsia="Times New Roman" w:hAnsi="Times New Roman" w:cs="Times New Roman"/>
-              </w:rPr>
-              <w:t>Admin</w:t>
-            </w:r>
-            <w:proofErr w:type="spellEnd"/>
-            <w:r>
-              <w:rPr>
-                <w:rFonts w:ascii="Times New Roman" w:eastAsia="Times New Roman" w:hAnsi="Times New Roman" w:cs="Times New Roman"/>
-              </w:rPr>
-              <w:t>)</w:t>
+              <w:t>Filtrar pedidos por estado (Admin)</w:t>
             </w:r>
           </w:p>
         </w:tc>
@@ -20568,6 +20235,7 @@
                 <w:rFonts w:ascii="Times New Roman" w:eastAsia="Times New Roman" w:hAnsi="Times New Roman" w:cs="Times New Roman"/>
                 <w:color w:val="000000"/>
               </w:rPr>
+              <w:lastRenderedPageBreak/>
               <w:t>El sistema debe validar que el estado sea válido.</w:t>
             </w:r>
           </w:p>
@@ -20603,6 +20271,7 @@
                 <w:bCs w:val="0"/>
                 <w:color w:val="0F1115"/>
               </w:rPr>
+              <w:lastRenderedPageBreak/>
               <w:t>REQUISITOS ASOCIADOS</w:t>
             </w:r>
           </w:p>
@@ -20633,7 +20302,7 @@
                 <w:color w:val="0F1115"/>
                 <w:lang w:val="en-US"/>
               </w:rPr>
-              <w:t>RF14, RNF04, RNF05, RNF06, RNF07, RNF12</w:t>
+              <w:t>RNF01, RNF05, RNF07, RNF09, RNF12</w:t>
             </w:r>
           </w:p>
         </w:tc>
@@ -20891,82 +20560,21 @@
                 <w:ilvl w:val="0"/>
                 <w:numId w:val="5"/>
               </w:numPr>
-              <w:pBdr>
-                <w:top w:val="nil"/>
-                <w:left w:val="nil"/>
-                <w:bottom w:val="nil"/>
-                <w:right w:val="nil"/>
-                <w:between w:val="nil"/>
-              </w:pBdr>
-              <w:spacing w:after="160" w:line="259" w:lineRule="auto"/>
-              <w:jc w:val="center"/>
-              <w:rPr>
-                <w:rFonts w:ascii="Times New Roman" w:eastAsia="Times New Roman" w:hAnsi="Times New Roman" w:cs="Times New Roman"/>
-                <w:color w:val="000000"/>
-              </w:rPr>
-            </w:pPr>
-            <w:r>
-              <w:rPr>
-                <w:rFonts w:ascii="Times New Roman" w:eastAsia="Times New Roman" w:hAnsi="Times New Roman" w:cs="Times New Roman"/>
-                <w:color w:val="000000"/>
-              </w:rPr>
-              <w:t>El sistema debe permitir crear un pedido con productos</w:t>
-            </w:r>
-            <w:r>
-              <w:rPr>
-                <w:rFonts w:ascii="Times New Roman" w:eastAsia="Times New Roman" w:hAnsi="Times New Roman" w:cs="Times New Roman"/>
-                <w:color w:val="000000"/>
-              </w:rPr>
-              <w:t xml:space="preserve">, </w:t>
-            </w:r>
-            <w:r>
-              <w:rPr>
-                <w:rFonts w:ascii="Times New Roman" w:eastAsia="Times New Roman" w:hAnsi="Times New Roman" w:cs="Times New Roman"/>
-                <w:color w:val="000000"/>
-              </w:rPr>
-              <w:t>formula (si aplica</w:t>
-            </w:r>
-            <w:r>
-              <w:rPr>
-                <w:rFonts w:ascii="Times New Roman" w:eastAsia="Times New Roman" w:hAnsi="Times New Roman" w:cs="Times New Roman"/>
-                <w:color w:val="000000"/>
-              </w:rPr>
-              <w:t>)</w:t>
-            </w:r>
-            <w:r>
-              <w:rPr>
-                <w:rFonts w:ascii="Times New Roman" w:eastAsia="Times New Roman" w:hAnsi="Times New Roman" w:cs="Times New Roman"/>
-                <w:color w:val="000000"/>
-              </w:rPr>
-              <w:t xml:space="preserve"> y dirección de entrega</w:t>
-            </w:r>
-            <w:r>
-              <w:rPr>
-                <w:rFonts w:ascii="Times New Roman" w:eastAsia="Times New Roman" w:hAnsi="Times New Roman" w:cs="Times New Roman"/>
-                <w:color w:val="000000"/>
-              </w:rPr>
-              <w:t>, ciudad</w:t>
-            </w:r>
-            <w:r>
-              <w:rPr>
-                <w:rFonts w:ascii="Times New Roman" w:eastAsia="Times New Roman" w:hAnsi="Times New Roman" w:cs="Times New Roman"/>
-                <w:color w:val="000000"/>
-              </w:rPr>
-              <w:t xml:space="preserve"> </w:t>
-            </w:r>
-            <w:r>
-              <w:rPr>
-                <w:rFonts w:ascii="Times New Roman" w:eastAsia="Times New Roman" w:hAnsi="Times New Roman" w:cs="Times New Roman"/>
-                <w:color w:val="000000"/>
-              </w:rPr>
-              <w:t>envió</w:t>
-            </w:r>
-            <w:r>
-              <w:rPr>
-                <w:rFonts w:ascii="Times New Roman" w:eastAsia="Times New Roman" w:hAnsi="Times New Roman" w:cs="Times New Roman"/>
-                <w:color w:val="000000"/>
-              </w:rPr>
-              <w:t>.</w:t>
+              <w:spacing w:before="100" w:beforeAutospacing="1" w:after="100" w:afterAutospacing="1"/>
+              <w:jc w:val="center"/>
+              <w:rPr>
+                <w:rFonts w:ascii="Times New Roman" w:eastAsia="Times New Roman" w:hAnsi="Times New Roman" w:cs="Times New Roman"/>
+                <w:sz w:val="24"/>
+                <w:szCs w:val="24"/>
+              </w:rPr>
+            </w:pPr>
+            <w:r>
+              <w:rPr>
+                <w:rFonts w:ascii="Times New Roman" w:eastAsia="Times New Roman" w:hAnsi="Times New Roman" w:cs="Times New Roman"/>
+                <w:sz w:val="24"/>
+                <w:szCs w:val="24"/>
+              </w:rPr>
+              <w:t>El sistema debe permitir crear un pedido con productos y aparecer con su nombre, precio y cantidad, formula (si aplica) únicamente si la fórmula que tiene esta en estado aprobado y dirección de entrega, ciudad envió (se permite llamar la dirección y ciudad asociados a esa cuenta si él lo requiere).</w:t>
             </w:r>
           </w:p>
           <w:p>
@@ -20975,47 +20583,21 @@
                 <w:ilvl w:val="0"/>
                 <w:numId w:val="5"/>
               </w:numPr>
-              <w:pBdr>
-                <w:top w:val="nil"/>
-                <w:left w:val="nil"/>
-                <w:bottom w:val="nil"/>
-                <w:right w:val="nil"/>
-                <w:between w:val="nil"/>
-              </w:pBdr>
-              <w:spacing w:after="160" w:line="259" w:lineRule="auto"/>
-              <w:jc w:val="center"/>
-              <w:rPr>
-                <w:rFonts w:ascii="Times New Roman" w:eastAsia="Times New Roman" w:hAnsi="Times New Roman" w:cs="Times New Roman"/>
-                <w:color w:val="000000"/>
-              </w:rPr>
-            </w:pPr>
-            <w:r>
-              <w:rPr>
-                <w:rFonts w:ascii="Times New Roman" w:eastAsia="Times New Roman" w:hAnsi="Times New Roman" w:cs="Times New Roman"/>
-                <w:color w:val="000000"/>
-              </w:rPr>
-              <w:t>El sistema debe permitir llamar los datos del usuario nombre, email, cedula, teléfono</w:t>
-            </w:r>
-            <w:r>
-              <w:rPr>
-                <w:rFonts w:ascii="Times New Roman" w:eastAsia="Times New Roman" w:hAnsi="Times New Roman" w:cs="Times New Roman"/>
-                <w:color w:val="000000"/>
-              </w:rPr>
-              <w:t xml:space="preserve"> </w:t>
-            </w:r>
-            <w:r>
-              <w:rPr>
-                <w:rFonts w:ascii="Times New Roman" w:eastAsia="Times New Roman" w:hAnsi="Times New Roman" w:cs="Times New Roman"/>
-                <w:color w:val="000000"/>
-              </w:rPr>
-              <w:t>que están asociados a esa cuenta, pero no se pueden editar, eso es al momento de estar generando el pedido</w:t>
-            </w:r>
-            <w:r>
-              <w:rPr>
-                <w:rFonts w:ascii="Times New Roman" w:eastAsia="Times New Roman" w:hAnsi="Times New Roman" w:cs="Times New Roman"/>
-                <w:color w:val="000000"/>
-              </w:rPr>
-              <w:t>.</w:t>
+              <w:spacing w:before="100" w:beforeAutospacing="1" w:after="100" w:afterAutospacing="1"/>
+              <w:jc w:val="center"/>
+              <w:rPr>
+                <w:rFonts w:ascii="Times New Roman" w:eastAsia="Times New Roman" w:hAnsi="Times New Roman" w:cs="Times New Roman"/>
+                <w:sz w:val="24"/>
+                <w:szCs w:val="24"/>
+              </w:rPr>
+            </w:pPr>
+            <w:r>
+              <w:rPr>
+                <w:rFonts w:ascii="Times New Roman" w:eastAsia="Times New Roman" w:hAnsi="Times New Roman" w:cs="Times New Roman"/>
+                <w:sz w:val="24"/>
+                <w:szCs w:val="24"/>
+              </w:rPr>
+              <w:t>El sistema debe permitir llamar los datos del usuario nombre, email, cedula, teléfono que están asociados a esa cuenta, pero no se pueden editar, eso es al momento de estar generando el pedido.</w:t>
             </w:r>
           </w:p>
           <w:p>
@@ -21024,27 +20606,21 @@
                 <w:ilvl w:val="0"/>
                 <w:numId w:val="5"/>
               </w:numPr>
-              <w:pBdr>
-                <w:top w:val="nil"/>
-                <w:left w:val="nil"/>
-                <w:bottom w:val="nil"/>
-                <w:right w:val="nil"/>
-                <w:between w:val="nil"/>
-              </w:pBdr>
-              <w:spacing w:after="160" w:line="259" w:lineRule="auto"/>
-              <w:jc w:val="center"/>
-              <w:rPr>
-                <w:rFonts w:ascii="Times New Roman" w:eastAsia="Times New Roman" w:hAnsi="Times New Roman" w:cs="Times New Roman"/>
-                <w:color w:val="000000"/>
-              </w:rPr>
-            </w:pPr>
-            <w:r>
-              <w:rPr>
-                <w:rFonts w:ascii="Times New Roman" w:eastAsia="Times New Roman" w:hAnsi="Times New Roman" w:cs="Times New Roman"/>
-                <w:color w:val="000000"/>
-              </w:rPr>
-              <w:lastRenderedPageBreak/>
-              <w:t xml:space="preserve">El sistema debe calcular subtotal, costo de envío (0 para Bogotá, $10,000 para otras ciudades) y total. </w:t>
+              <w:spacing w:before="100" w:beforeAutospacing="1" w:after="100" w:afterAutospacing="1"/>
+              <w:jc w:val="center"/>
+              <w:rPr>
+                <w:rFonts w:ascii="Times New Roman" w:eastAsia="Times New Roman" w:hAnsi="Times New Roman" w:cs="Times New Roman"/>
+                <w:sz w:val="24"/>
+                <w:szCs w:val="24"/>
+              </w:rPr>
+            </w:pPr>
+            <w:r>
+              <w:rPr>
+                <w:rFonts w:ascii="Times New Roman" w:eastAsia="Times New Roman" w:hAnsi="Times New Roman" w:cs="Times New Roman"/>
+                <w:sz w:val="24"/>
+                <w:szCs w:val="24"/>
+              </w:rPr>
+              <w:t>El sistema debe calcular subtotal, costo de envío (0 para Bogotá, $10,000 para otras ciudades) y total.</w:t>
             </w:r>
           </w:p>
           <w:p>
@@ -21053,26 +20629,21 @@
                 <w:ilvl w:val="0"/>
                 <w:numId w:val="5"/>
               </w:numPr>
-              <w:pBdr>
-                <w:top w:val="nil"/>
-                <w:left w:val="nil"/>
-                <w:bottom w:val="nil"/>
-                <w:right w:val="nil"/>
-                <w:between w:val="nil"/>
-              </w:pBdr>
-              <w:spacing w:after="160" w:line="259" w:lineRule="auto"/>
-              <w:jc w:val="center"/>
-              <w:rPr>
-                <w:rFonts w:ascii="Times New Roman" w:eastAsia="Times New Roman" w:hAnsi="Times New Roman" w:cs="Times New Roman"/>
-                <w:color w:val="000000"/>
-              </w:rPr>
-            </w:pPr>
-            <w:r>
-              <w:rPr>
-                <w:rFonts w:ascii="Times New Roman" w:eastAsia="Times New Roman" w:hAnsi="Times New Roman" w:cs="Times New Roman"/>
-                <w:color w:val="000000"/>
-              </w:rPr>
-              <w:t xml:space="preserve">El sistema debe asignar fecha estimada de entrega (8-10 días hábiles). </w:t>
+              <w:spacing w:before="100" w:beforeAutospacing="1" w:after="100" w:afterAutospacing="1"/>
+              <w:jc w:val="center"/>
+              <w:rPr>
+                <w:rFonts w:ascii="Times New Roman" w:eastAsia="Times New Roman" w:hAnsi="Times New Roman" w:cs="Times New Roman"/>
+                <w:sz w:val="24"/>
+                <w:szCs w:val="24"/>
+              </w:rPr>
+            </w:pPr>
+            <w:r>
+              <w:rPr>
+                <w:rFonts w:ascii="Times New Roman" w:eastAsia="Times New Roman" w:hAnsi="Times New Roman" w:cs="Times New Roman"/>
+                <w:sz w:val="24"/>
+                <w:szCs w:val="24"/>
+              </w:rPr>
+              <w:t>El sistema debe asignar fecha estimada de entrega (8-10 días hábiles).</w:t>
             </w:r>
           </w:p>
           <w:p>
@@ -21081,40 +20652,21 @@
                 <w:ilvl w:val="0"/>
                 <w:numId w:val="5"/>
               </w:numPr>
-              <w:pBdr>
-                <w:top w:val="nil"/>
-                <w:left w:val="nil"/>
-                <w:bottom w:val="nil"/>
-                <w:right w:val="nil"/>
-                <w:between w:val="nil"/>
-              </w:pBdr>
-              <w:spacing w:after="160" w:line="259" w:lineRule="auto"/>
-              <w:jc w:val="center"/>
-              <w:rPr>
-                <w:rFonts w:ascii="Times New Roman" w:eastAsia="Times New Roman" w:hAnsi="Times New Roman" w:cs="Times New Roman"/>
-                <w:color w:val="000000"/>
-              </w:rPr>
-            </w:pPr>
-            <w:r>
-              <w:rPr>
-                <w:rFonts w:ascii="Times New Roman" w:eastAsia="Times New Roman" w:hAnsi="Times New Roman" w:cs="Times New Roman"/>
-                <w:color w:val="000000"/>
-              </w:rPr>
-              <w:t>El sistema debe validar que la dirección</w:t>
-            </w:r>
-            <w:r>
-              <w:rPr>
-                <w:rFonts w:ascii="Times New Roman" w:eastAsia="Times New Roman" w:hAnsi="Times New Roman" w:cs="Times New Roman"/>
-                <w:color w:val="000000"/>
-              </w:rPr>
-              <w:t xml:space="preserve"> de entrega y ciudad envió</w:t>
-            </w:r>
-            <w:r>
-              <w:rPr>
-                <w:rFonts w:ascii="Times New Roman" w:eastAsia="Times New Roman" w:hAnsi="Times New Roman" w:cs="Times New Roman"/>
-                <w:color w:val="000000"/>
-              </w:rPr>
-              <w:t xml:space="preserve"> sea obligatoria y que haya al menos un producto. </w:t>
+              <w:spacing w:before="100" w:beforeAutospacing="1" w:after="100" w:afterAutospacing="1"/>
+              <w:jc w:val="center"/>
+              <w:rPr>
+                <w:rFonts w:ascii="Times New Roman" w:eastAsia="Times New Roman" w:hAnsi="Times New Roman" w:cs="Times New Roman"/>
+                <w:sz w:val="24"/>
+                <w:szCs w:val="24"/>
+              </w:rPr>
+            </w:pPr>
+            <w:r>
+              <w:rPr>
+                <w:rFonts w:ascii="Times New Roman" w:eastAsia="Times New Roman" w:hAnsi="Times New Roman" w:cs="Times New Roman"/>
+                <w:sz w:val="24"/>
+                <w:szCs w:val="24"/>
+              </w:rPr>
+              <w:t>El sistema debe validar que la dirección de entrega y ciudad envió sea obligatoria y que haya al menos un producto.</w:t>
             </w:r>
           </w:p>
           <w:p>
@@ -21123,26 +20675,44 @@
                 <w:ilvl w:val="0"/>
                 <w:numId w:val="5"/>
               </w:numPr>
-              <w:pBdr>
-                <w:top w:val="nil"/>
-                <w:left w:val="nil"/>
-                <w:bottom w:val="nil"/>
-                <w:right w:val="nil"/>
-                <w:between w:val="nil"/>
-              </w:pBdr>
-              <w:spacing w:after="160" w:line="259" w:lineRule="auto"/>
-              <w:jc w:val="center"/>
-              <w:rPr>
-                <w:rFonts w:ascii="Times New Roman" w:eastAsia="Times New Roman" w:hAnsi="Times New Roman" w:cs="Times New Roman"/>
-                <w:color w:val="000000"/>
-              </w:rPr>
-            </w:pPr>
-            <w:r>
-              <w:rPr>
-                <w:rFonts w:ascii="Times New Roman" w:eastAsia="Times New Roman" w:hAnsi="Times New Roman" w:cs="Times New Roman"/>
-                <w:color w:val="000000"/>
-              </w:rPr>
-              <w:t>El pedido debe quedar en estado PENDIENTE. El sistema debe confirmar la acción con notificación.</w:t>
+              <w:spacing w:before="100" w:beforeAutospacing="1" w:after="100" w:afterAutospacing="1"/>
+              <w:jc w:val="center"/>
+              <w:rPr>
+                <w:rFonts w:ascii="Times New Roman" w:eastAsia="Times New Roman" w:hAnsi="Times New Roman" w:cs="Times New Roman"/>
+                <w:sz w:val="24"/>
+                <w:szCs w:val="24"/>
+              </w:rPr>
+            </w:pPr>
+            <w:r>
+              <w:rPr>
+                <w:rFonts w:ascii="Times New Roman" w:eastAsia="Times New Roman" w:hAnsi="Times New Roman" w:cs="Times New Roman"/>
+                <w:sz w:val="24"/>
+                <w:szCs w:val="24"/>
+              </w:rPr>
+              <w:t>El pedido debe quedar en estado PENDIENTE.</w:t>
+            </w:r>
+          </w:p>
+          <w:p>
+            <w:pPr>
+              <w:numPr>
+                <w:ilvl w:val="0"/>
+                <w:numId w:val="5"/>
+              </w:numPr>
+              <w:spacing w:before="100" w:beforeAutospacing="1" w:after="100" w:afterAutospacing="1"/>
+              <w:jc w:val="center"/>
+              <w:rPr>
+                <w:rFonts w:ascii="Times New Roman" w:eastAsia="Times New Roman" w:hAnsi="Times New Roman" w:cs="Times New Roman"/>
+                <w:sz w:val="24"/>
+                <w:szCs w:val="24"/>
+              </w:rPr>
+            </w:pPr>
+            <w:r>
+              <w:rPr>
+                <w:rFonts w:ascii="Times New Roman" w:eastAsia="Times New Roman" w:hAnsi="Times New Roman" w:cs="Times New Roman"/>
+                <w:sz w:val="24"/>
+                <w:szCs w:val="24"/>
+              </w:rPr>
+              <w:t>El sistema debe confirmar la acción con notificación.</w:t>
             </w:r>
           </w:p>
         </w:tc>
@@ -21177,7 +20747,6 @@
                 <w:bCs w:val="0"/>
                 <w:color w:val="0F1115"/>
               </w:rPr>
-              <w:lastRenderedPageBreak/>
               <w:t>REQUISITOS ASOCIADOS</w:t>
             </w:r>
           </w:p>
@@ -21208,12 +20777,44 @@
                 <w:color w:val="0F1115"/>
                 <w:lang w:val="en-US"/>
               </w:rPr>
-              <w:t>RF14, RNF04, RNF05, RNF06, RNF07, RNF12</w:t>
+              <w:t>RNF02, RNF05, RNF07, RNF09, RNF10, RNF11, RNF12</w:t>
             </w:r>
           </w:p>
         </w:tc>
       </w:tr>
     </w:tbl>
+    <w:p>
+      <w:pPr>
+        <w:tabs>
+          <w:tab w:val="right" w:pos="5666"/>
+        </w:tabs>
+        <w:spacing w:after="252"/>
+        <w:ind w:left="10" w:right="1363" w:hanging="10"/>
+        <w:jc w:val="both"/>
+        <w:rPr>
+          <w:rFonts w:ascii="Times New Roman" w:eastAsia="Times New Roman" w:hAnsi="Times New Roman" w:cs="Times New Roman"/>
+          <w:b/>
+          <w:bCs/>
+          <w:lang w:val="en-US"/>
+        </w:rPr>
+      </w:pPr>
+    </w:p>
+    <w:p>
+      <w:pPr>
+        <w:tabs>
+          <w:tab w:val="right" w:pos="5666"/>
+        </w:tabs>
+        <w:spacing w:after="252"/>
+        <w:ind w:left="10" w:right="1363" w:hanging="10"/>
+        <w:jc w:val="both"/>
+        <w:rPr>
+          <w:rFonts w:ascii="Times New Roman" w:eastAsia="Times New Roman" w:hAnsi="Times New Roman" w:cs="Times New Roman"/>
+          <w:b/>
+          <w:bCs/>
+          <w:lang w:val="en-US"/>
+        </w:rPr>
+      </w:pPr>
+    </w:p>
     <w:p>
       <w:pPr>
         <w:tabs>
@@ -21268,6 +20869,7 @@
               <w:rPr>
                 <w:rFonts w:ascii="Times New Roman" w:eastAsia="Times New Roman" w:hAnsi="Times New Roman" w:cs="Times New Roman"/>
               </w:rPr>
+              <w:lastRenderedPageBreak/>
               <w:t>IDENTIFICADOR</w:t>
             </w:r>
           </w:p>
@@ -21358,21 +20960,7 @@
               <w:rPr>
                 <w:rFonts w:ascii="Times New Roman" w:eastAsia="Times New Roman" w:hAnsi="Times New Roman" w:cs="Times New Roman"/>
               </w:rPr>
-              <w:t>Marcar pedido como LISTO (</w:t>
-            </w:r>
-            <w:proofErr w:type="spellStart"/>
-            <w:r>
-              <w:rPr>
-                <w:rFonts w:ascii="Times New Roman" w:eastAsia="Times New Roman" w:hAnsi="Times New Roman" w:cs="Times New Roman"/>
-              </w:rPr>
-              <w:t>Admin</w:t>
-            </w:r>
-            <w:proofErr w:type="spellEnd"/>
-            <w:r>
-              <w:rPr>
-                <w:rFonts w:ascii="Times New Roman" w:eastAsia="Times New Roman" w:hAnsi="Times New Roman" w:cs="Times New Roman"/>
-              </w:rPr>
-              <w:t>)</w:t>
+              <w:t>Marcar pedido como LISTO (Admin)</w:t>
             </w:r>
           </w:p>
         </w:tc>
@@ -21620,7 +21208,7 @@
                 <w:color w:val="0F1115"/>
                 <w:lang w:val="en-US"/>
               </w:rPr>
-              <w:t>RF14, RNF04, RNF05, RNF06, RNF07, RNF12</w:t>
+              <w:t>RNF02, RNF05, RNF07, RNF09, RNF11, RNF12</w:t>
             </w:r>
           </w:p>
         </w:tc>
@@ -21632,7 +21220,7 @@
           <w:tab w:val="right" w:pos="5666"/>
         </w:tabs>
         <w:spacing w:after="252"/>
-        <w:ind w:left="10" w:right="1363" w:hanging="10"/>
+        <w:ind w:right="1363"/>
         <w:jc w:val="both"/>
         <w:rPr>
           <w:rFonts w:ascii="Times New Roman" w:eastAsia="Times New Roman" w:hAnsi="Times New Roman" w:cs="Times New Roman"/>
@@ -21770,21 +21358,7 @@
               <w:rPr>
                 <w:rFonts w:ascii="Times New Roman" w:eastAsia="Times New Roman" w:hAnsi="Times New Roman" w:cs="Times New Roman"/>
               </w:rPr>
-              <w:t>Actualizar estado de pedido (</w:t>
-            </w:r>
-            <w:proofErr w:type="spellStart"/>
-            <w:r>
-              <w:rPr>
-                <w:rFonts w:ascii="Times New Roman" w:eastAsia="Times New Roman" w:hAnsi="Times New Roman" w:cs="Times New Roman"/>
-              </w:rPr>
-              <w:t>Admin</w:t>
-            </w:r>
-            <w:proofErr w:type="spellEnd"/>
-            <w:r>
-              <w:rPr>
-                <w:rFonts w:ascii="Times New Roman" w:eastAsia="Times New Roman" w:hAnsi="Times New Roman" w:cs="Times New Roman"/>
-              </w:rPr>
-              <w:t>)</w:t>
+              <w:t>Actualizar fecha estimada de pedido (Admin)</w:t>
             </w:r>
           </w:p>
         </w:tc>
@@ -21840,7 +21414,7 @@
               <w:rPr>
                 <w:rFonts w:ascii="Times New Roman" w:eastAsia="Times New Roman" w:hAnsi="Times New Roman" w:cs="Times New Roman"/>
               </w:rPr>
-              <w:t>Como administrador, quiero actualizar el estado de un pedido, para reflejar el avance del proceso de compra y entrega.</w:t>
+              <w:t>Como administrador, quiero actualizar la fecha estimada de entrega de un pedido, para informar al cliente sobre cambios en la entrega.</w:t>
             </w:r>
           </w:p>
         </w:tc>
@@ -21911,7 +21485,7 @@
                 <w:rFonts w:ascii="Times New Roman" w:eastAsia="Times New Roman" w:hAnsi="Times New Roman" w:cs="Times New Roman"/>
                 <w:color w:val="000000"/>
               </w:rPr>
-              <w:t xml:space="preserve">El sistema debe permitir actualizar el estado de un pedido. </w:t>
+              <w:t xml:space="preserve">El sistema debe permitir actualizar la fecha estimada de entrega de un pedido. </w:t>
             </w:r>
           </w:p>
           <w:p>
@@ -21939,8 +21513,7 @@
                 <w:rFonts w:ascii="Times New Roman" w:eastAsia="Times New Roman" w:hAnsi="Times New Roman" w:cs="Times New Roman"/>
                 <w:color w:val="000000"/>
               </w:rPr>
-              <w:lastRenderedPageBreak/>
-              <w:t xml:space="preserve">Los estados válidos son: Abonado, Listo, Pagado, En Proceso, Enviado, Entregado. </w:t>
+              <w:t xml:space="preserve">El sistema debe validar que el pedido exista. </w:t>
             </w:r>
           </w:p>
           <w:p>
@@ -21968,7 +21541,7 @@
                 <w:rFonts w:ascii="Times New Roman" w:eastAsia="Times New Roman" w:hAnsi="Times New Roman" w:cs="Times New Roman"/>
                 <w:color w:val="000000"/>
               </w:rPr>
-              <w:t xml:space="preserve">El sistema debe validar que el pedido exista. </w:t>
+              <w:t xml:space="preserve">El sistema debe validar que la fecha estimada sea una fecha válida. </w:t>
             </w:r>
           </w:p>
           <w:p>
@@ -21996,34 +21569,6 @@
                 <w:rFonts w:ascii="Times New Roman" w:eastAsia="Times New Roman" w:hAnsi="Times New Roman" w:cs="Times New Roman"/>
                 <w:color w:val="000000"/>
               </w:rPr>
-              <w:t xml:space="preserve">El sistema debe validar que el estado sea válido. </w:t>
-            </w:r>
-          </w:p>
-          <w:p>
-            <w:pPr>
-              <w:numPr>
-                <w:ilvl w:val="0"/>
-                <w:numId w:val="5"/>
-              </w:numPr>
-              <w:pBdr>
-                <w:top w:val="nil"/>
-                <w:left w:val="nil"/>
-                <w:bottom w:val="nil"/>
-                <w:right w:val="nil"/>
-                <w:between w:val="nil"/>
-              </w:pBdr>
-              <w:spacing w:after="160" w:line="259" w:lineRule="auto"/>
-              <w:jc w:val="center"/>
-              <w:rPr>
-                <w:rFonts w:ascii="Times New Roman" w:eastAsia="Times New Roman" w:hAnsi="Times New Roman" w:cs="Times New Roman"/>
-                <w:color w:val="000000"/>
-              </w:rPr>
-            </w:pPr>
-            <w:r>
-              <w:rPr>
-                <w:rFonts w:ascii="Times New Roman" w:eastAsia="Times New Roman" w:hAnsi="Times New Roman" w:cs="Times New Roman"/>
-                <w:color w:val="000000"/>
-              </w:rPr>
               <w:t>El sistema debe confirmar la acción con notificación.</w:t>
             </w:r>
           </w:p>
@@ -22059,7 +21604,6 @@
                 <w:bCs w:val="0"/>
                 <w:color w:val="0F1115"/>
               </w:rPr>
-              <w:lastRenderedPageBreak/>
               <w:t>REQUISITOS ASOCIADOS</w:t>
             </w:r>
           </w:p>
@@ -22090,816 +21634,7 @@
                 <w:color w:val="0F1115"/>
                 <w:lang w:val="en-US"/>
               </w:rPr>
-              <w:t>RF14, RNF04, RNF05, RNF06, RNF07, RNF12</w:t>
-            </w:r>
-          </w:p>
-        </w:tc>
-      </w:tr>
-    </w:tbl>
-    <w:p>
-      <w:pPr>
-        <w:tabs>
-          <w:tab w:val="right" w:pos="5666"/>
-        </w:tabs>
-        <w:spacing w:after="252"/>
-        <w:ind w:left="10" w:right="1363" w:hanging="10"/>
-        <w:jc w:val="both"/>
-        <w:rPr>
-          <w:rFonts w:ascii="Times New Roman" w:eastAsia="Times New Roman" w:hAnsi="Times New Roman" w:cs="Times New Roman"/>
-          <w:b/>
-          <w:bCs/>
-          <w:lang w:val="en-US"/>
-        </w:rPr>
-      </w:pPr>
-    </w:p>
-    <w:tbl>
-      <w:tblPr>
-        <w:tblStyle w:val="a9"/>
-        <w:tblW w:w="9000" w:type="dxa"/>
-        <w:tblInd w:w="10" w:type="dxa"/>
-        <w:tblLayout w:type="fixed"/>
-        <w:tblLook w:val="0400" w:firstRow="0" w:lastRow="0" w:firstColumn="0" w:lastColumn="0" w:noHBand="0" w:noVBand="1"/>
-      </w:tblPr>
-      <w:tblGrid>
-        <w:gridCol w:w="3099"/>
-        <w:gridCol w:w="5901"/>
-      </w:tblGrid>
-      <w:tr>
-        <w:trPr>
-          <w:trHeight w:val="436"/>
-        </w:trPr>
-        <w:tc>
-          <w:tcPr>
-            <w:tcW w:w="3099" w:type="dxa"/>
-            <w:tcBorders>
-              <w:top w:val="single" w:sz="8" w:space="0" w:color="000000"/>
-              <w:left w:val="single" w:sz="8" w:space="0" w:color="000000"/>
-              <w:bottom w:val="single" w:sz="8" w:space="0" w:color="000000"/>
-              <w:right w:val="single" w:sz="8" w:space="0" w:color="000000"/>
-            </w:tcBorders>
-            <w:vAlign w:val="center"/>
-          </w:tcPr>
-          <w:p>
-            <w:pPr>
-              <w:jc w:val="center"/>
-              <w:rPr>
-                <w:rFonts w:ascii="Times New Roman" w:eastAsia="Times New Roman" w:hAnsi="Times New Roman" w:cs="Times New Roman"/>
-              </w:rPr>
-            </w:pPr>
-            <w:r>
-              <w:rPr>
-                <w:rFonts w:ascii="Times New Roman" w:eastAsia="Times New Roman" w:hAnsi="Times New Roman" w:cs="Times New Roman"/>
-              </w:rPr>
-              <w:t>IDENTIFICADOR</w:t>
-            </w:r>
-          </w:p>
-        </w:tc>
-        <w:tc>
-          <w:tcPr>
-            <w:tcW w:w="5901" w:type="dxa"/>
-            <w:tcBorders>
-              <w:top w:val="single" w:sz="8" w:space="0" w:color="000000"/>
-              <w:left w:val="single" w:sz="8" w:space="0" w:color="000000"/>
-              <w:bottom w:val="single" w:sz="8" w:space="0" w:color="000000"/>
-              <w:right w:val="single" w:sz="8" w:space="0" w:color="000000"/>
-            </w:tcBorders>
-          </w:tcPr>
-          <w:p>
-            <w:pPr>
-              <w:ind w:left="680"/>
-              <w:jc w:val="center"/>
-              <w:rPr>
-                <w:rFonts w:ascii="Times New Roman" w:eastAsia="Times New Roman" w:hAnsi="Times New Roman" w:cs="Times New Roman"/>
-              </w:rPr>
-            </w:pPr>
-            <w:r>
-              <w:rPr>
-                <w:rFonts w:ascii="Times New Roman" w:eastAsia="Times New Roman" w:hAnsi="Times New Roman" w:cs="Times New Roman"/>
-              </w:rPr>
-              <w:t>HU0</w:t>
-            </w:r>
-            <w:r>
-              <w:rPr>
-                <w:rFonts w:ascii="Times New Roman" w:eastAsia="Times New Roman" w:hAnsi="Times New Roman" w:cs="Times New Roman"/>
-              </w:rPr>
-              <w:t>5</w:t>
-            </w:r>
-            <w:r>
-              <w:rPr>
-                <w:rFonts w:ascii="Times New Roman" w:eastAsia="Times New Roman" w:hAnsi="Times New Roman" w:cs="Times New Roman"/>
-              </w:rPr>
-              <w:t>0</w:t>
-            </w:r>
-          </w:p>
-        </w:tc>
-      </w:tr>
-      <w:tr>
-        <w:trPr>
-          <w:trHeight w:val="500"/>
-        </w:trPr>
-        <w:tc>
-          <w:tcPr>
-            <w:tcW w:w="3099" w:type="dxa"/>
-            <w:tcBorders>
-              <w:top w:val="single" w:sz="8" w:space="0" w:color="000000"/>
-              <w:left w:val="single" w:sz="8" w:space="0" w:color="000000"/>
-              <w:bottom w:val="single" w:sz="8" w:space="0" w:color="000000"/>
-              <w:right w:val="single" w:sz="8" w:space="0" w:color="000000"/>
-            </w:tcBorders>
-            <w:vAlign w:val="center"/>
-          </w:tcPr>
-          <w:p>
-            <w:pPr>
-              <w:jc w:val="center"/>
-              <w:rPr>
-                <w:rFonts w:ascii="Times New Roman" w:eastAsia="Times New Roman" w:hAnsi="Times New Roman" w:cs="Times New Roman"/>
-              </w:rPr>
-            </w:pPr>
-            <w:r>
-              <w:rPr>
-                <w:rFonts w:ascii="Times New Roman" w:eastAsia="Times New Roman" w:hAnsi="Times New Roman" w:cs="Times New Roman"/>
-              </w:rPr>
-              <w:t>NOMBRE</w:t>
-            </w:r>
-          </w:p>
-        </w:tc>
-        <w:tc>
-          <w:tcPr>
-            <w:tcW w:w="5901" w:type="dxa"/>
-            <w:tcBorders>
-              <w:top w:val="single" w:sz="8" w:space="0" w:color="000000"/>
-              <w:left w:val="single" w:sz="8" w:space="0" w:color="000000"/>
-              <w:bottom w:val="single" w:sz="8" w:space="0" w:color="000000"/>
-              <w:right w:val="single" w:sz="8" w:space="0" w:color="000000"/>
-            </w:tcBorders>
-            <w:vAlign w:val="center"/>
-          </w:tcPr>
-          <w:p>
-            <w:pPr>
-              <w:ind w:left="720"/>
-              <w:jc w:val="center"/>
-              <w:rPr>
-                <w:rFonts w:ascii="Times New Roman" w:eastAsia="Times New Roman" w:hAnsi="Times New Roman" w:cs="Times New Roman"/>
-              </w:rPr>
-            </w:pPr>
-            <w:r>
-              <w:rPr>
-                <w:rFonts w:ascii="Times New Roman" w:eastAsia="Times New Roman" w:hAnsi="Times New Roman" w:cs="Times New Roman"/>
-              </w:rPr>
-              <w:t>Actualizar fecha estimada de pedido (</w:t>
-            </w:r>
-            <w:proofErr w:type="spellStart"/>
-            <w:r>
-              <w:rPr>
-                <w:rFonts w:ascii="Times New Roman" w:eastAsia="Times New Roman" w:hAnsi="Times New Roman" w:cs="Times New Roman"/>
-              </w:rPr>
-              <w:t>Admin</w:t>
-            </w:r>
-            <w:proofErr w:type="spellEnd"/>
-            <w:r>
-              <w:rPr>
-                <w:rFonts w:ascii="Times New Roman" w:eastAsia="Times New Roman" w:hAnsi="Times New Roman" w:cs="Times New Roman"/>
-              </w:rPr>
-              <w:t>)</w:t>
-            </w:r>
-          </w:p>
-        </w:tc>
-      </w:tr>
-      <w:tr>
-        <w:trPr>
-          <w:trHeight w:val="625"/>
-        </w:trPr>
-        <w:tc>
-          <w:tcPr>
-            <w:tcW w:w="3099" w:type="dxa"/>
-            <w:tcBorders>
-              <w:top w:val="single" w:sz="8" w:space="0" w:color="000000"/>
-              <w:left w:val="single" w:sz="8" w:space="0" w:color="000000"/>
-              <w:bottom w:val="single" w:sz="8" w:space="0" w:color="000000"/>
-              <w:right w:val="single" w:sz="8" w:space="0" w:color="000000"/>
-            </w:tcBorders>
-          </w:tcPr>
-          <w:p>
-            <w:pPr>
-              <w:ind w:right="83"/>
-              <w:jc w:val="center"/>
-              <w:rPr>
-                <w:rFonts w:ascii="Times New Roman" w:eastAsia="Times New Roman" w:hAnsi="Times New Roman" w:cs="Times New Roman"/>
-              </w:rPr>
-            </w:pPr>
-            <w:r>
-              <w:rPr>
-                <w:rFonts w:ascii="Times New Roman" w:eastAsia="Times New Roman" w:hAnsi="Times New Roman" w:cs="Times New Roman"/>
-              </w:rPr>
-              <w:t>DESCRIPCIÓN</w:t>
-            </w:r>
-          </w:p>
-        </w:tc>
-        <w:tc>
-          <w:tcPr>
-            <w:tcW w:w="5901" w:type="dxa"/>
-            <w:tcBorders>
-              <w:top w:val="single" w:sz="8" w:space="0" w:color="000000"/>
-              <w:left w:val="single" w:sz="8" w:space="0" w:color="000000"/>
-              <w:bottom w:val="single" w:sz="8" w:space="0" w:color="000000"/>
-              <w:right w:val="single" w:sz="8" w:space="0" w:color="000000"/>
-            </w:tcBorders>
-          </w:tcPr>
-          <w:p>
-            <w:pPr>
-              <w:jc w:val="center"/>
-              <w:rPr>
-                <w:rFonts w:ascii="Times New Roman" w:eastAsia="Times New Roman" w:hAnsi="Times New Roman" w:cs="Times New Roman"/>
-              </w:rPr>
-            </w:pPr>
-            <w:r>
-              <w:rPr>
-                <w:rFonts w:ascii="Times New Roman" w:eastAsia="Times New Roman" w:hAnsi="Times New Roman" w:cs="Times New Roman"/>
-              </w:rPr>
-              <w:t>Como administrador, quiero actualizar la fecha estimada de entrega de un pedido, para informar al cliente sobre cambios en la entrega.</w:t>
-            </w:r>
-          </w:p>
-        </w:tc>
-      </w:tr>
-      <w:tr>
-        <w:trPr>
-          <w:trHeight w:val="780"/>
-        </w:trPr>
-        <w:tc>
-          <w:tcPr>
-            <w:tcW w:w="3099" w:type="dxa"/>
-            <w:tcBorders>
-              <w:top w:val="single" w:sz="8" w:space="0" w:color="000000"/>
-              <w:left w:val="single" w:sz="8" w:space="0" w:color="000000"/>
-              <w:bottom w:val="single" w:sz="8" w:space="0" w:color="000000"/>
-              <w:right w:val="single" w:sz="8" w:space="0" w:color="000000"/>
-            </w:tcBorders>
-            <w:vAlign w:val="center"/>
-          </w:tcPr>
-          <w:p>
-            <w:pPr>
-              <w:jc w:val="center"/>
-              <w:rPr>
-                <w:rFonts w:ascii="Times New Roman" w:eastAsia="Times New Roman" w:hAnsi="Times New Roman" w:cs="Times New Roman"/>
-              </w:rPr>
-            </w:pPr>
-            <w:r>
-              <w:rPr>
-                <w:rFonts w:ascii="Times New Roman" w:eastAsia="Times New Roman" w:hAnsi="Times New Roman" w:cs="Times New Roman"/>
-              </w:rPr>
-              <w:t>CRITERIOS DE ACEPTACIÓN</w:t>
-            </w:r>
-          </w:p>
-        </w:tc>
-        <w:tc>
-          <w:tcPr>
-            <w:tcW w:w="5901" w:type="dxa"/>
-            <w:tcBorders>
-              <w:top w:val="single" w:sz="8" w:space="0" w:color="000000"/>
-              <w:left w:val="single" w:sz="8" w:space="0" w:color="000000"/>
-              <w:bottom w:val="single" w:sz="8" w:space="0" w:color="000000"/>
-              <w:right w:val="single" w:sz="8" w:space="0" w:color="000000"/>
-            </w:tcBorders>
-            <w:vAlign w:val="center"/>
-          </w:tcPr>
-          <w:p>
-            <w:pPr>
-              <w:numPr>
-                <w:ilvl w:val="0"/>
-                <w:numId w:val="5"/>
-              </w:numPr>
-              <w:pBdr>
-                <w:top w:val="nil"/>
-                <w:left w:val="nil"/>
-                <w:bottom w:val="nil"/>
-                <w:right w:val="nil"/>
-                <w:between w:val="nil"/>
-              </w:pBdr>
-              <w:spacing w:after="160" w:line="259" w:lineRule="auto"/>
-              <w:jc w:val="center"/>
-              <w:rPr>
-                <w:rFonts w:ascii="Times New Roman" w:eastAsia="Times New Roman" w:hAnsi="Times New Roman" w:cs="Times New Roman"/>
-                <w:color w:val="000000"/>
-              </w:rPr>
-            </w:pPr>
-            <w:r>
-              <w:rPr>
-                <w:rFonts w:ascii="Times New Roman" w:eastAsia="Times New Roman" w:hAnsi="Times New Roman" w:cs="Times New Roman"/>
-                <w:color w:val="000000"/>
-              </w:rPr>
-              <w:t xml:space="preserve">El sistema debe permitir actualizar la fecha estimada de entrega de un pedido. </w:t>
-            </w:r>
-          </w:p>
-          <w:p>
-            <w:pPr>
-              <w:numPr>
-                <w:ilvl w:val="0"/>
-                <w:numId w:val="5"/>
-              </w:numPr>
-              <w:pBdr>
-                <w:top w:val="nil"/>
-                <w:left w:val="nil"/>
-                <w:bottom w:val="nil"/>
-                <w:right w:val="nil"/>
-                <w:between w:val="nil"/>
-              </w:pBdr>
-              <w:spacing w:after="160" w:line="259" w:lineRule="auto"/>
-              <w:jc w:val="center"/>
-              <w:rPr>
-                <w:rFonts w:ascii="Times New Roman" w:eastAsia="Times New Roman" w:hAnsi="Times New Roman" w:cs="Times New Roman"/>
-                <w:color w:val="000000"/>
-              </w:rPr>
-            </w:pPr>
-            <w:r>
-              <w:rPr>
-                <w:rFonts w:ascii="Times New Roman" w:eastAsia="Times New Roman" w:hAnsi="Times New Roman" w:cs="Times New Roman"/>
-                <w:color w:val="000000"/>
-              </w:rPr>
-              <w:t xml:space="preserve">El sistema debe validar que el pedido exista. </w:t>
-            </w:r>
-          </w:p>
-          <w:p>
-            <w:pPr>
-              <w:numPr>
-                <w:ilvl w:val="0"/>
-                <w:numId w:val="5"/>
-              </w:numPr>
-              <w:pBdr>
-                <w:top w:val="nil"/>
-                <w:left w:val="nil"/>
-                <w:bottom w:val="nil"/>
-                <w:right w:val="nil"/>
-                <w:between w:val="nil"/>
-              </w:pBdr>
-              <w:spacing w:after="160" w:line="259" w:lineRule="auto"/>
-              <w:jc w:val="center"/>
-              <w:rPr>
-                <w:rFonts w:ascii="Times New Roman" w:eastAsia="Times New Roman" w:hAnsi="Times New Roman" w:cs="Times New Roman"/>
-                <w:color w:val="000000"/>
-              </w:rPr>
-            </w:pPr>
-            <w:r>
-              <w:rPr>
-                <w:rFonts w:ascii="Times New Roman" w:eastAsia="Times New Roman" w:hAnsi="Times New Roman" w:cs="Times New Roman"/>
-                <w:color w:val="000000"/>
-              </w:rPr>
-              <w:t xml:space="preserve">El sistema debe validar que la fecha estimada sea una fecha válida. </w:t>
-            </w:r>
-          </w:p>
-          <w:p>
-            <w:pPr>
-              <w:numPr>
-                <w:ilvl w:val="0"/>
-                <w:numId w:val="5"/>
-              </w:numPr>
-              <w:pBdr>
-                <w:top w:val="nil"/>
-                <w:left w:val="nil"/>
-                <w:bottom w:val="nil"/>
-                <w:right w:val="nil"/>
-                <w:between w:val="nil"/>
-              </w:pBdr>
-              <w:spacing w:after="160" w:line="259" w:lineRule="auto"/>
-              <w:jc w:val="center"/>
-              <w:rPr>
-                <w:rFonts w:ascii="Times New Roman" w:eastAsia="Times New Roman" w:hAnsi="Times New Roman" w:cs="Times New Roman"/>
-                <w:color w:val="000000"/>
-              </w:rPr>
-            </w:pPr>
-            <w:r>
-              <w:rPr>
-                <w:rFonts w:ascii="Times New Roman" w:eastAsia="Times New Roman" w:hAnsi="Times New Roman" w:cs="Times New Roman"/>
-                <w:color w:val="000000"/>
-              </w:rPr>
-              <w:t>El sistema debe confirmar la acción con notificación.</w:t>
-            </w:r>
-          </w:p>
-        </w:tc>
-      </w:tr>
-      <w:tr>
-        <w:trPr>
-          <w:trHeight w:val="420"/>
-        </w:trPr>
-        <w:tc>
-          <w:tcPr>
-            <w:tcW w:w="3099" w:type="dxa"/>
-            <w:tcBorders>
-              <w:top w:val="single" w:sz="8" w:space="0" w:color="000000"/>
-              <w:left w:val="single" w:sz="8" w:space="0" w:color="000000"/>
-              <w:bottom w:val="single" w:sz="8" w:space="0" w:color="000000"/>
-              <w:right w:val="single" w:sz="8" w:space="0" w:color="000000"/>
-            </w:tcBorders>
-            <w:vAlign w:val="center"/>
-          </w:tcPr>
-          <w:p>
-            <w:pPr>
-              <w:jc w:val="center"/>
-              <w:rPr>
-                <w:rFonts w:ascii="Times New Roman" w:eastAsia="Times New Roman" w:hAnsi="Times New Roman" w:cs="Times New Roman"/>
-              </w:rPr>
-            </w:pPr>
-            <w:r>
-              <w:rPr>
-                <w:rStyle w:val="Fuerte"/>
-                <w:rFonts w:ascii="Times New Roman" w:hAnsi="Times New Roman" w:cs="Times New Roman"/>
-                <w:b w:val="0"/>
-                <w:bCs w:val="0"/>
-                <w:color w:val="0F1115"/>
-              </w:rPr>
-              <w:t>REQUISITOS ASOCIADOS</w:t>
-            </w:r>
-          </w:p>
-        </w:tc>
-        <w:tc>
-          <w:tcPr>
-            <w:tcW w:w="5901" w:type="dxa"/>
-            <w:tcBorders>
-              <w:top w:val="single" w:sz="8" w:space="0" w:color="000000"/>
-              <w:left w:val="single" w:sz="8" w:space="0" w:color="000000"/>
-              <w:bottom w:val="single" w:sz="8" w:space="0" w:color="000000"/>
-              <w:right w:val="single" w:sz="8" w:space="0" w:color="000000"/>
-            </w:tcBorders>
-            <w:vAlign w:val="center"/>
-          </w:tcPr>
-          <w:p>
-            <w:pPr>
-              <w:ind w:right="16" w:firstLine="720"/>
-              <w:jc w:val="center"/>
-              <w:rPr>
-                <w:rFonts w:ascii="Times New Roman" w:eastAsia="Times New Roman" w:hAnsi="Times New Roman" w:cs="Times New Roman"/>
-                <w:lang w:val="en-US"/>
-              </w:rPr>
-            </w:pPr>
-            <w:r>
-              <w:rPr>
-                <w:rFonts w:ascii="Times New Roman" w:hAnsi="Times New Roman" w:cs="Times New Roman"/>
-                <w:color w:val="0F1115"/>
-                <w:lang w:val="en-US"/>
-              </w:rPr>
-              <w:t>RF14, RNF04, RNF05, RNF06, RNF07, RNF12</w:t>
-            </w:r>
-          </w:p>
-        </w:tc>
-      </w:tr>
-    </w:tbl>
-    <w:p>
-      <w:pPr>
-        <w:tabs>
-          <w:tab w:val="right" w:pos="5666"/>
-        </w:tabs>
-        <w:spacing w:after="252"/>
-        <w:ind w:left="10" w:right="1363" w:hanging="10"/>
-        <w:jc w:val="both"/>
-        <w:rPr>
-          <w:rFonts w:ascii="Times New Roman" w:eastAsia="Times New Roman" w:hAnsi="Times New Roman" w:cs="Times New Roman"/>
-          <w:b/>
-          <w:bCs/>
-          <w:lang w:val="en-US"/>
-        </w:rPr>
-      </w:pPr>
-    </w:p>
-    <w:tbl>
-      <w:tblPr>
-        <w:tblStyle w:val="a9"/>
-        <w:tblW w:w="9000" w:type="dxa"/>
-        <w:tblInd w:w="10" w:type="dxa"/>
-        <w:tblLayout w:type="fixed"/>
-        <w:tblLook w:val="0400" w:firstRow="0" w:lastRow="0" w:firstColumn="0" w:lastColumn="0" w:noHBand="0" w:noVBand="1"/>
-      </w:tblPr>
-      <w:tblGrid>
-        <w:gridCol w:w="3099"/>
-        <w:gridCol w:w="5901"/>
-      </w:tblGrid>
-      <w:tr>
-        <w:trPr>
-          <w:trHeight w:val="436"/>
-        </w:trPr>
-        <w:tc>
-          <w:tcPr>
-            <w:tcW w:w="3099" w:type="dxa"/>
-            <w:tcBorders>
-              <w:top w:val="single" w:sz="8" w:space="0" w:color="000000"/>
-              <w:left w:val="single" w:sz="8" w:space="0" w:color="000000"/>
-              <w:bottom w:val="single" w:sz="8" w:space="0" w:color="000000"/>
-              <w:right w:val="single" w:sz="8" w:space="0" w:color="000000"/>
-            </w:tcBorders>
-            <w:vAlign w:val="center"/>
-          </w:tcPr>
-          <w:p>
-            <w:pPr>
-              <w:jc w:val="center"/>
-              <w:rPr>
-                <w:rFonts w:ascii="Times New Roman" w:eastAsia="Times New Roman" w:hAnsi="Times New Roman" w:cs="Times New Roman"/>
-              </w:rPr>
-            </w:pPr>
-            <w:r>
-              <w:rPr>
-                <w:rFonts w:ascii="Times New Roman" w:eastAsia="Times New Roman" w:hAnsi="Times New Roman" w:cs="Times New Roman"/>
-              </w:rPr>
-              <w:t>IDENTIFICADOR</w:t>
-            </w:r>
-          </w:p>
-        </w:tc>
-        <w:tc>
-          <w:tcPr>
-            <w:tcW w:w="5901" w:type="dxa"/>
-            <w:tcBorders>
-              <w:top w:val="single" w:sz="8" w:space="0" w:color="000000"/>
-              <w:left w:val="single" w:sz="8" w:space="0" w:color="000000"/>
-              <w:bottom w:val="single" w:sz="8" w:space="0" w:color="000000"/>
-              <w:right w:val="single" w:sz="8" w:space="0" w:color="000000"/>
-            </w:tcBorders>
-          </w:tcPr>
-          <w:p>
-            <w:pPr>
-              <w:ind w:left="680"/>
-              <w:jc w:val="center"/>
-              <w:rPr>
-                <w:rFonts w:ascii="Times New Roman" w:eastAsia="Times New Roman" w:hAnsi="Times New Roman" w:cs="Times New Roman"/>
-              </w:rPr>
-            </w:pPr>
-            <w:r>
-              <w:rPr>
-                <w:rFonts w:ascii="Times New Roman" w:eastAsia="Times New Roman" w:hAnsi="Times New Roman" w:cs="Times New Roman"/>
-              </w:rPr>
-              <w:t>HU0</w:t>
-            </w:r>
-            <w:r>
-              <w:rPr>
-                <w:rFonts w:ascii="Times New Roman" w:eastAsia="Times New Roman" w:hAnsi="Times New Roman" w:cs="Times New Roman"/>
-              </w:rPr>
-              <w:t>5</w:t>
-            </w:r>
-            <w:r>
-              <w:rPr>
-                <w:rFonts w:ascii="Times New Roman" w:eastAsia="Times New Roman" w:hAnsi="Times New Roman" w:cs="Times New Roman"/>
-              </w:rPr>
-              <w:t>1</w:t>
-            </w:r>
-          </w:p>
-        </w:tc>
-      </w:tr>
-      <w:tr>
-        <w:trPr>
-          <w:trHeight w:val="500"/>
-        </w:trPr>
-        <w:tc>
-          <w:tcPr>
-            <w:tcW w:w="3099" w:type="dxa"/>
-            <w:tcBorders>
-              <w:top w:val="single" w:sz="8" w:space="0" w:color="000000"/>
-              <w:left w:val="single" w:sz="8" w:space="0" w:color="000000"/>
-              <w:bottom w:val="single" w:sz="8" w:space="0" w:color="000000"/>
-              <w:right w:val="single" w:sz="8" w:space="0" w:color="000000"/>
-            </w:tcBorders>
-            <w:vAlign w:val="center"/>
-          </w:tcPr>
-          <w:p>
-            <w:pPr>
-              <w:jc w:val="center"/>
-              <w:rPr>
-                <w:rFonts w:ascii="Times New Roman" w:eastAsia="Times New Roman" w:hAnsi="Times New Roman" w:cs="Times New Roman"/>
-              </w:rPr>
-            </w:pPr>
-            <w:r>
-              <w:rPr>
-                <w:rFonts w:ascii="Times New Roman" w:eastAsia="Times New Roman" w:hAnsi="Times New Roman" w:cs="Times New Roman"/>
-              </w:rPr>
-              <w:t>NOMBRE</w:t>
-            </w:r>
-          </w:p>
-        </w:tc>
-        <w:tc>
-          <w:tcPr>
-            <w:tcW w:w="5901" w:type="dxa"/>
-            <w:tcBorders>
-              <w:top w:val="single" w:sz="8" w:space="0" w:color="000000"/>
-              <w:left w:val="single" w:sz="8" w:space="0" w:color="000000"/>
-              <w:bottom w:val="single" w:sz="8" w:space="0" w:color="000000"/>
-              <w:right w:val="single" w:sz="8" w:space="0" w:color="000000"/>
-            </w:tcBorders>
-            <w:vAlign w:val="center"/>
-          </w:tcPr>
-          <w:p>
-            <w:pPr>
-              <w:ind w:left="720"/>
-              <w:jc w:val="center"/>
-              <w:rPr>
-                <w:rFonts w:ascii="Times New Roman" w:eastAsia="Times New Roman" w:hAnsi="Times New Roman" w:cs="Times New Roman"/>
-              </w:rPr>
-            </w:pPr>
-            <w:r>
-              <w:rPr>
-                <w:rFonts w:ascii="Times New Roman" w:eastAsia="Times New Roman" w:hAnsi="Times New Roman" w:cs="Times New Roman"/>
-              </w:rPr>
-              <w:t>Ver estadísticas de pedidos (</w:t>
-            </w:r>
-            <w:proofErr w:type="spellStart"/>
-            <w:r>
-              <w:rPr>
-                <w:rFonts w:ascii="Times New Roman" w:eastAsia="Times New Roman" w:hAnsi="Times New Roman" w:cs="Times New Roman"/>
-              </w:rPr>
-              <w:t>Admin</w:t>
-            </w:r>
-            <w:proofErr w:type="spellEnd"/>
-            <w:r>
-              <w:rPr>
-                <w:rFonts w:ascii="Times New Roman" w:eastAsia="Times New Roman" w:hAnsi="Times New Roman" w:cs="Times New Roman"/>
-              </w:rPr>
-              <w:t>)</w:t>
-            </w:r>
-          </w:p>
-        </w:tc>
-      </w:tr>
-      <w:tr>
-        <w:trPr>
-          <w:trHeight w:val="625"/>
-        </w:trPr>
-        <w:tc>
-          <w:tcPr>
-            <w:tcW w:w="3099" w:type="dxa"/>
-            <w:tcBorders>
-              <w:top w:val="single" w:sz="8" w:space="0" w:color="000000"/>
-              <w:left w:val="single" w:sz="8" w:space="0" w:color="000000"/>
-              <w:bottom w:val="single" w:sz="8" w:space="0" w:color="000000"/>
-              <w:right w:val="single" w:sz="8" w:space="0" w:color="000000"/>
-            </w:tcBorders>
-          </w:tcPr>
-          <w:p>
-            <w:pPr>
-              <w:ind w:right="83"/>
-              <w:jc w:val="center"/>
-              <w:rPr>
-                <w:rFonts w:ascii="Times New Roman" w:eastAsia="Times New Roman" w:hAnsi="Times New Roman" w:cs="Times New Roman"/>
-              </w:rPr>
-            </w:pPr>
-            <w:r>
-              <w:rPr>
-                <w:rFonts w:ascii="Times New Roman" w:eastAsia="Times New Roman" w:hAnsi="Times New Roman" w:cs="Times New Roman"/>
-              </w:rPr>
-              <w:t>DESCRIPCIÓN</w:t>
-            </w:r>
-          </w:p>
-        </w:tc>
-        <w:tc>
-          <w:tcPr>
-            <w:tcW w:w="5901" w:type="dxa"/>
-            <w:tcBorders>
-              <w:top w:val="single" w:sz="8" w:space="0" w:color="000000"/>
-              <w:left w:val="single" w:sz="8" w:space="0" w:color="000000"/>
-              <w:bottom w:val="single" w:sz="8" w:space="0" w:color="000000"/>
-              <w:right w:val="single" w:sz="8" w:space="0" w:color="000000"/>
-            </w:tcBorders>
-          </w:tcPr>
-          <w:p>
-            <w:pPr>
-              <w:jc w:val="center"/>
-              <w:rPr>
-                <w:rFonts w:ascii="Times New Roman" w:eastAsia="Times New Roman" w:hAnsi="Times New Roman" w:cs="Times New Roman"/>
-              </w:rPr>
-            </w:pPr>
-            <w:r>
-              <w:rPr>
-                <w:rFonts w:ascii="Times New Roman" w:eastAsia="Times New Roman" w:hAnsi="Times New Roman" w:cs="Times New Roman"/>
-              </w:rPr>
-              <w:t>Como administrador, quiero ver estadísticas de pedidos, para tener una visión general del negocio.</w:t>
-            </w:r>
-          </w:p>
-        </w:tc>
-      </w:tr>
-      <w:tr>
-        <w:trPr>
-          <w:trHeight w:val="780"/>
-        </w:trPr>
-        <w:tc>
-          <w:tcPr>
-            <w:tcW w:w="3099" w:type="dxa"/>
-            <w:tcBorders>
-              <w:top w:val="single" w:sz="8" w:space="0" w:color="000000"/>
-              <w:left w:val="single" w:sz="8" w:space="0" w:color="000000"/>
-              <w:bottom w:val="single" w:sz="8" w:space="0" w:color="000000"/>
-              <w:right w:val="single" w:sz="8" w:space="0" w:color="000000"/>
-            </w:tcBorders>
-            <w:vAlign w:val="center"/>
-          </w:tcPr>
-          <w:p>
-            <w:pPr>
-              <w:jc w:val="center"/>
-              <w:rPr>
-                <w:rFonts w:ascii="Times New Roman" w:eastAsia="Times New Roman" w:hAnsi="Times New Roman" w:cs="Times New Roman"/>
-              </w:rPr>
-            </w:pPr>
-            <w:r>
-              <w:rPr>
-                <w:rFonts w:ascii="Times New Roman" w:eastAsia="Times New Roman" w:hAnsi="Times New Roman" w:cs="Times New Roman"/>
-              </w:rPr>
-              <w:t>CRITERIOS DE ACEPTACIÓN</w:t>
-            </w:r>
-          </w:p>
-        </w:tc>
-        <w:tc>
-          <w:tcPr>
-            <w:tcW w:w="5901" w:type="dxa"/>
-            <w:tcBorders>
-              <w:top w:val="single" w:sz="8" w:space="0" w:color="000000"/>
-              <w:left w:val="single" w:sz="8" w:space="0" w:color="000000"/>
-              <w:bottom w:val="single" w:sz="8" w:space="0" w:color="000000"/>
-              <w:right w:val="single" w:sz="8" w:space="0" w:color="000000"/>
-            </w:tcBorders>
-            <w:vAlign w:val="center"/>
-          </w:tcPr>
-          <w:p>
-            <w:pPr>
-              <w:numPr>
-                <w:ilvl w:val="0"/>
-                <w:numId w:val="5"/>
-              </w:numPr>
-              <w:pBdr>
-                <w:top w:val="nil"/>
-                <w:left w:val="nil"/>
-                <w:bottom w:val="nil"/>
-                <w:right w:val="nil"/>
-                <w:between w:val="nil"/>
-              </w:pBdr>
-              <w:spacing w:after="160" w:line="259" w:lineRule="auto"/>
-              <w:jc w:val="center"/>
-              <w:rPr>
-                <w:rFonts w:ascii="Times New Roman" w:eastAsia="Times New Roman" w:hAnsi="Times New Roman" w:cs="Times New Roman"/>
-                <w:color w:val="000000"/>
-              </w:rPr>
-            </w:pPr>
-            <w:r>
-              <w:rPr>
-                <w:rFonts w:ascii="Times New Roman" w:eastAsia="Times New Roman" w:hAnsi="Times New Roman" w:cs="Times New Roman"/>
-                <w:color w:val="000000"/>
-              </w:rPr>
-              <w:t>El sistema debe mostrar estadísticas de pedidos incluyendo: total de pedidos, distribución por estado (Abonado, Listo, Pagado, En Proceso, Enviado, Entregado), ingresos totales, promedio de venta.</w:t>
-            </w:r>
-          </w:p>
-        </w:tc>
-      </w:tr>
-      <w:tr>
-        <w:trPr>
-          <w:trHeight w:val="420"/>
-        </w:trPr>
-        <w:tc>
-          <w:tcPr>
-            <w:tcW w:w="3099" w:type="dxa"/>
-            <w:tcBorders>
-              <w:top w:val="single" w:sz="8" w:space="0" w:color="000000"/>
-              <w:left w:val="single" w:sz="8" w:space="0" w:color="000000"/>
-              <w:bottom w:val="single" w:sz="8" w:space="0" w:color="000000"/>
-              <w:right w:val="single" w:sz="8" w:space="0" w:color="000000"/>
-            </w:tcBorders>
-            <w:vAlign w:val="center"/>
-          </w:tcPr>
-          <w:p>
-            <w:pPr>
-              <w:jc w:val="center"/>
-              <w:rPr>
-                <w:rFonts w:ascii="Times New Roman" w:eastAsia="Times New Roman" w:hAnsi="Times New Roman" w:cs="Times New Roman"/>
-              </w:rPr>
-            </w:pPr>
-            <w:r>
-              <w:rPr>
-                <w:rStyle w:val="Fuerte"/>
-                <w:rFonts w:ascii="Times New Roman" w:hAnsi="Times New Roman" w:cs="Times New Roman"/>
-                <w:b w:val="0"/>
-                <w:bCs w:val="0"/>
-                <w:color w:val="0F1115"/>
-              </w:rPr>
-              <w:lastRenderedPageBreak/>
-              <w:t>REQUISITOS ASOCIADOS</w:t>
-            </w:r>
-          </w:p>
-        </w:tc>
-        <w:tc>
-          <w:tcPr>
-            <w:tcW w:w="5901" w:type="dxa"/>
-            <w:tcBorders>
-              <w:top w:val="single" w:sz="8" w:space="0" w:color="000000"/>
-              <w:left w:val="single" w:sz="8" w:space="0" w:color="000000"/>
-              <w:bottom w:val="single" w:sz="8" w:space="0" w:color="000000"/>
-              <w:right w:val="single" w:sz="8" w:space="0" w:color="000000"/>
-            </w:tcBorders>
-            <w:vAlign w:val="center"/>
-          </w:tcPr>
-          <w:p>
-            <w:pPr>
-              <w:ind w:right="16" w:firstLine="720"/>
-              <w:jc w:val="center"/>
-              <w:rPr>
-                <w:rFonts w:ascii="Times New Roman" w:eastAsia="Times New Roman" w:hAnsi="Times New Roman" w:cs="Times New Roman"/>
-                <w:lang w:val="en-US"/>
-              </w:rPr>
-            </w:pPr>
-            <w:r>
-              <w:rPr>
-                <w:rFonts w:ascii="Times New Roman" w:hAnsi="Times New Roman" w:cs="Times New Roman"/>
-                <w:color w:val="0F1115"/>
-                <w:lang w:val="en-US"/>
-              </w:rPr>
-              <w:t>RF14, RNF04, RNF05, RNF06, RNF07, RNF12</w:t>
+              <w:t>RNF02, RNF05, RNF07, RNF09, RNF11, RNF12</w:t>
             </w:r>
           </w:p>
         </w:tc>
@@ -22921,16 +21656,45 @@
     </w:p>
     <w:p>
       <w:pPr>
+        <w:tabs>
+          <w:tab w:val="right" w:pos="5666"/>
+        </w:tabs>
+        <w:spacing w:after="252"/>
+        <w:ind w:right="1363"/>
+        <w:jc w:val="both"/>
+        <w:rPr>
+          <w:rFonts w:ascii="Times New Roman" w:eastAsia="Times New Roman" w:hAnsi="Times New Roman" w:cs="Times New Roman"/>
+          <w:lang w:val="en-US"/>
+        </w:rPr>
+      </w:pPr>
+    </w:p>
+    <w:p>
+      <w:pPr>
+        <w:tabs>
+          <w:tab w:val="right" w:pos="5666"/>
+        </w:tabs>
+        <w:spacing w:after="252"/>
+        <w:ind w:right="1363"/>
+        <w:jc w:val="both"/>
+        <w:rPr>
+          <w:rFonts w:ascii="Times New Roman" w:eastAsia="Times New Roman" w:hAnsi="Times New Roman" w:cs="Times New Roman"/>
+          <w:lang w:val="en-US"/>
+        </w:rPr>
+      </w:pPr>
+    </w:p>
+    <w:p>
+      <w:pPr>
         <w:pStyle w:val="Ttulo1"/>
         <w:rPr>
           <w:lang w:val="en-US"/>
         </w:rPr>
       </w:pPr>
-      <w:bookmarkStart w:id="4" w:name="_Toc237742504"/>
+      <w:bookmarkStart w:id="4" w:name="_Toc240446655"/>
       <w:r>
         <w:rPr>
           <w:lang w:val="en-US"/>
         </w:rPr>
+        <w:lastRenderedPageBreak/>
         <w:t>CHATBOT</w:t>
       </w:r>
       <w:bookmarkEnd w:id="4"/>
@@ -23028,7 +21792,7 @@
               <w:rPr>
                 <w:rFonts w:ascii="Times New Roman" w:eastAsia="Times New Roman" w:hAnsi="Times New Roman" w:cs="Times New Roman"/>
               </w:rPr>
-              <w:t>2</w:t>
+              <w:t>0</w:t>
             </w:r>
           </w:p>
         </w:tc>
@@ -23084,16 +21848,8 @@
               <w:rPr>
                 <w:rFonts w:ascii="Times New Roman" w:eastAsia="Times New Roman" w:hAnsi="Times New Roman" w:cs="Times New Roman"/>
               </w:rPr>
-              <w:t xml:space="preserve">Enviar mensaje al </w:t>
-            </w:r>
-            <w:proofErr w:type="spellStart"/>
-            <w:r>
-              <w:rPr>
-                <w:rFonts w:ascii="Times New Roman" w:eastAsia="Times New Roman" w:hAnsi="Times New Roman" w:cs="Times New Roman"/>
-              </w:rPr>
-              <w:t>chatbot</w:t>
-            </w:r>
-            <w:proofErr w:type="spellEnd"/>
+              <w:t>Enviar mensaje al chatbot</w:t>
+            </w:r>
           </w:p>
         </w:tc>
       </w:tr>
@@ -23162,21 +21918,7 @@
               <w:rPr>
                 <w:rFonts w:ascii="Times New Roman" w:eastAsia="Times New Roman" w:hAnsi="Times New Roman" w:cs="Times New Roman"/>
               </w:rPr>
-              <w:t xml:space="preserve">, quiero enviar mensajes al </w:t>
-            </w:r>
-            <w:proofErr w:type="spellStart"/>
-            <w:r>
-              <w:rPr>
-                <w:rFonts w:ascii="Times New Roman" w:eastAsia="Times New Roman" w:hAnsi="Times New Roman" w:cs="Times New Roman"/>
-              </w:rPr>
-              <w:t>chatbot</w:t>
-            </w:r>
-            <w:proofErr w:type="spellEnd"/>
-            <w:r>
-              <w:rPr>
-                <w:rFonts w:ascii="Times New Roman" w:eastAsia="Times New Roman" w:hAnsi="Times New Roman" w:cs="Times New Roman"/>
-              </w:rPr>
-              <w:t>, para obtener información rápida sin contactar a un agente.</w:t>
+              <w:t>, quiero enviar mensajes al chatbot, para obtener información rápida sin contactar a un agente.</w:t>
             </w:r>
           </w:p>
         </w:tc>
@@ -23270,21 +22012,7 @@
               <w:rPr>
                 <w:rFonts w:ascii="Times New Roman" w:eastAsia="Times New Roman" w:hAnsi="Times New Roman" w:cs="Times New Roman"/>
               </w:rPr>
-              <w:t xml:space="preserve">El </w:t>
-            </w:r>
-            <w:proofErr w:type="spellStart"/>
-            <w:r>
-              <w:rPr>
-                <w:rFonts w:ascii="Times New Roman" w:eastAsia="Times New Roman" w:hAnsi="Times New Roman" w:cs="Times New Roman"/>
-              </w:rPr>
-              <w:t>chatbot</w:t>
-            </w:r>
-            <w:proofErr w:type="spellEnd"/>
-            <w:r>
-              <w:rPr>
-                <w:rFonts w:ascii="Times New Roman" w:eastAsia="Times New Roman" w:hAnsi="Times New Roman" w:cs="Times New Roman"/>
-              </w:rPr>
-              <w:t xml:space="preserve"> debe detectar intenciones (saludo, productos, horario, envío, fórmula médica, pago, devolución, despedida, ayuda, precios, contacto, garantía). </w:t>
+              <w:t xml:space="preserve">El chatbot debe detectar intenciones (saludo, productos, horario, envío, fórmula médica, pago, devolución, despedida, ayuda, precios, contacto, garantía). </w:t>
             </w:r>
           </w:p>
           <w:p>
@@ -23302,21 +22030,7 @@
               <w:rPr>
                 <w:rFonts w:ascii="Times New Roman" w:eastAsia="Times New Roman" w:hAnsi="Times New Roman" w:cs="Times New Roman"/>
               </w:rPr>
-              <w:t xml:space="preserve">El </w:t>
-            </w:r>
-            <w:proofErr w:type="spellStart"/>
-            <w:r>
-              <w:rPr>
-                <w:rFonts w:ascii="Times New Roman" w:eastAsia="Times New Roman" w:hAnsi="Times New Roman" w:cs="Times New Roman"/>
-              </w:rPr>
-              <w:t>chatbot</w:t>
-            </w:r>
-            <w:proofErr w:type="spellEnd"/>
-            <w:r>
-              <w:rPr>
-                <w:rFonts w:ascii="Times New Roman" w:eastAsia="Times New Roman" w:hAnsi="Times New Roman" w:cs="Times New Roman"/>
-              </w:rPr>
-              <w:t xml:space="preserve"> debe responder según la intención detectada.</w:t>
+              <w:t>El chatbot debe responder según la intención detectada.</w:t>
             </w:r>
           </w:p>
           <w:p>
@@ -23406,25 +22120,8 @@
               <w:rPr>
                 <w:rFonts w:ascii="Times New Roman" w:hAnsi="Times New Roman" w:cs="Times New Roman"/>
                 <w:color w:val="0F1115"/>
-                <w:lang w:val="en-US"/>
-              </w:rPr>
-              <w:t>RF15</w:t>
-            </w:r>
-            <w:r>
-              <w:rPr>
-                <w:rFonts w:ascii="Times New Roman" w:hAnsi="Times New Roman" w:cs="Times New Roman"/>
-                <w:color w:val="0F1115"/>
-                <w:lang w:val="en-US"/>
-              </w:rPr>
-              <w:t xml:space="preserve">, </w:t>
-            </w:r>
-            <w:r>
-              <w:rPr>
-                <w:rFonts w:ascii="Times New Roman" w:hAnsi="Times New Roman" w:cs="Times New Roman"/>
-                <w:color w:val="0F1115"/>
-                <w:lang w:val="en-US"/>
-              </w:rPr>
-              <w:t>RNF05, RNF06, RNF07, RNF09, RNF12</w:t>
+              </w:rPr>
+              <w:t>RNF05, RNF07, RNF09, RNF12</w:t>
             </w:r>
           </w:p>
         </w:tc>
@@ -23539,7 +22236,7 @@
               <w:rPr>
                 <w:rFonts w:ascii="Times New Roman" w:eastAsia="Times New Roman" w:hAnsi="Times New Roman" w:cs="Times New Roman"/>
               </w:rPr>
-              <w:t>3</w:t>
+              <w:t>1</w:t>
             </w:r>
           </w:p>
         </w:tc>
@@ -23595,16 +22292,8 @@
               <w:rPr>
                 <w:rFonts w:ascii="Times New Roman" w:eastAsia="Times New Roman" w:hAnsi="Times New Roman" w:cs="Times New Roman"/>
               </w:rPr>
-              <w:t xml:space="preserve">Ver botones rápidos del </w:t>
-            </w:r>
-            <w:proofErr w:type="spellStart"/>
-            <w:r>
-              <w:rPr>
-                <w:rFonts w:ascii="Times New Roman" w:eastAsia="Times New Roman" w:hAnsi="Times New Roman" w:cs="Times New Roman"/>
-              </w:rPr>
-              <w:t>chatbot</w:t>
-            </w:r>
-            <w:proofErr w:type="spellEnd"/>
+              <w:t>Ver botones rápidos del chatbot</w:t>
+            </w:r>
           </w:p>
         </w:tc>
       </w:tr>
@@ -23767,21 +22456,7 @@
               <w:rPr>
                 <w:rFonts w:ascii="Times New Roman" w:eastAsia="Times New Roman" w:hAnsi="Times New Roman" w:cs="Times New Roman"/>
               </w:rPr>
-              <w:t xml:space="preserve">Al hacer clic en un botón, el sistema debe enviar el mensaje correspondiente al </w:t>
-            </w:r>
-            <w:proofErr w:type="spellStart"/>
-            <w:r>
-              <w:rPr>
-                <w:rFonts w:ascii="Times New Roman" w:eastAsia="Times New Roman" w:hAnsi="Times New Roman" w:cs="Times New Roman"/>
-              </w:rPr>
-              <w:t>chatbot</w:t>
-            </w:r>
-            <w:proofErr w:type="spellEnd"/>
-            <w:r>
-              <w:rPr>
-                <w:rFonts w:ascii="Times New Roman" w:eastAsia="Times New Roman" w:hAnsi="Times New Roman" w:cs="Times New Roman"/>
-              </w:rPr>
-              <w:t xml:space="preserve"> y mostrar la respuesta.</w:t>
+              <w:t>Al hacer clic en un botón, el sistema debe enviar el mensaje correspondiente al chatbot y mostrar la respuesta.</w:t>
             </w:r>
           </w:p>
         </w:tc>
@@ -23853,9 +22528,8 @@
               <w:rPr>
                 <w:rFonts w:ascii="Times New Roman" w:hAnsi="Times New Roman" w:cs="Times New Roman"/>
                 <w:color w:val="0F1115"/>
-                <w:lang w:val="en-US"/>
-              </w:rPr>
-              <w:t>RF15, RNF05, RNF06, RNF07, RNF09, RNF12</w:t>
+              </w:rPr>
+              <w:t>RNF05, RNF07, RNF09, RNF12</w:t>
             </w:r>
           </w:p>
         </w:tc>
@@ -23879,7 +22553,7 @@
           <w:lang w:val="en-US"/>
         </w:rPr>
       </w:pPr>
-      <w:bookmarkStart w:id="5" w:name="_Toc237742505"/>
+      <w:bookmarkStart w:id="5" w:name="_Toc240446656"/>
       <w:r>
         <w:rPr>
           <w:lang w:val="en-US"/>
@@ -23969,7 +22643,7 @@
               <w:rPr>
                 <w:rFonts w:ascii="Times New Roman" w:eastAsia="Times New Roman" w:hAnsi="Times New Roman" w:cs="Times New Roman"/>
               </w:rPr>
-              <w:t>4</w:t>
+              <w:t>2</w:t>
             </w:r>
           </w:p>
         </w:tc>
@@ -24024,21 +22698,7 @@
               <w:rPr>
                 <w:rFonts w:ascii="Times New Roman" w:eastAsia="Times New Roman" w:hAnsi="Times New Roman" w:cs="Times New Roman"/>
               </w:rPr>
-              <w:t>Asignar pedido (</w:t>
-            </w:r>
-            <w:proofErr w:type="spellStart"/>
-            <w:r>
-              <w:rPr>
-                <w:rFonts w:ascii="Times New Roman" w:eastAsia="Times New Roman" w:hAnsi="Times New Roman" w:cs="Times New Roman"/>
-              </w:rPr>
-              <w:t>Admin</w:t>
-            </w:r>
-            <w:proofErr w:type="spellEnd"/>
-            <w:r>
-              <w:rPr>
-                <w:rFonts w:ascii="Times New Roman" w:eastAsia="Times New Roman" w:hAnsi="Times New Roman" w:cs="Times New Roman"/>
-              </w:rPr>
-              <w:t>)</w:t>
+              <w:t>Asignar pedido (Admin)</w:t>
             </w:r>
           </w:p>
         </w:tc>
@@ -24069,7 +22729,6 @@
               <w:rPr>
                 <w:rFonts w:ascii="Times New Roman" w:eastAsia="Times New Roman" w:hAnsi="Times New Roman" w:cs="Times New Roman"/>
               </w:rPr>
-              <w:lastRenderedPageBreak/>
               <w:t>DESCRIPCIÓN</w:t>
             </w:r>
           </w:p>
@@ -24128,6 +22787,7 @@
               <w:rPr>
                 <w:rFonts w:ascii="Times New Roman" w:eastAsia="Times New Roman" w:hAnsi="Times New Roman" w:cs="Times New Roman"/>
               </w:rPr>
+              <w:lastRenderedPageBreak/>
               <w:t>CRITERIOS DE ACEPTACIÓN</w:t>
             </w:r>
           </w:p>
@@ -24320,7 +22980,7 @@
               <w:rPr>
                 <w:rFonts w:ascii="Times New Roman" w:eastAsia="Times New Roman" w:hAnsi="Times New Roman" w:cs="Times New Roman"/>
               </w:rPr>
-              <w:t>Debe mostrar el nombre del repartidor o administrador para asignar.</w:t>
+              <w:t>Debe mostrar el nombre del repartidor o administrador y su vehículo para asignar.</w:t>
             </w:r>
           </w:p>
         </w:tc>
@@ -24385,23 +23045,7 @@
                 <w:color w:val="0F1115"/>
                 <w:lang w:val="en-US"/>
               </w:rPr>
-              <w:t>RF16</w:t>
-            </w:r>
-            <w:r>
-              <w:rPr>
-                <w:rFonts w:ascii="Times New Roman" w:hAnsi="Times New Roman" w:cs="Times New Roman"/>
-                <w:color w:val="0F1115"/>
-                <w:lang w:val="en-US"/>
-              </w:rPr>
-              <w:t xml:space="preserve">, </w:t>
-            </w:r>
-            <w:r>
-              <w:rPr>
-                <w:rFonts w:ascii="Times New Roman" w:hAnsi="Times New Roman" w:cs="Times New Roman"/>
-                <w:color w:val="0F1115"/>
-                <w:lang w:val="en-US"/>
-              </w:rPr>
-              <w:t>RNF04, RNF05, RNF06, RNF07, RNF11, RNF12</w:t>
+              <w:t>RNF02, RNF05, RNF07, RNF09, RNF11, RNF12</w:t>
             </w:r>
           </w:p>
         </w:tc>
@@ -24509,7 +23153,7 @@
               <w:rPr>
                 <w:rFonts w:ascii="Times New Roman" w:eastAsia="Times New Roman" w:hAnsi="Times New Roman" w:cs="Times New Roman"/>
               </w:rPr>
-              <w:t>5</w:t>
+              <w:t>3</w:t>
             </w:r>
           </w:p>
         </w:tc>
@@ -24564,21 +23208,7 @@
               <w:rPr>
                 <w:rFonts w:ascii="Times New Roman" w:eastAsia="Times New Roman" w:hAnsi="Times New Roman" w:cs="Times New Roman"/>
               </w:rPr>
-              <w:t>Ver todas las distribuciones (</w:t>
-            </w:r>
-            <w:proofErr w:type="spellStart"/>
-            <w:r>
-              <w:rPr>
-                <w:rFonts w:ascii="Times New Roman" w:eastAsia="Times New Roman" w:hAnsi="Times New Roman" w:cs="Times New Roman"/>
-              </w:rPr>
-              <w:t>Admin</w:t>
-            </w:r>
-            <w:proofErr w:type="spellEnd"/>
-            <w:r>
-              <w:rPr>
-                <w:rFonts w:ascii="Times New Roman" w:eastAsia="Times New Roman" w:hAnsi="Times New Roman" w:cs="Times New Roman"/>
-              </w:rPr>
-              <w:t>)</w:t>
+              <w:t>Ver todas las distribuciones (Admin)</w:t>
             </w:r>
           </w:p>
         </w:tc>
@@ -24698,21 +23328,7 @@
               <w:rPr>
                 <w:rFonts w:ascii="Times New Roman" w:eastAsia="Times New Roman" w:hAnsi="Times New Roman" w:cs="Times New Roman"/>
               </w:rPr>
-              <w:t xml:space="preserve">El sistema debe mostrar todas las distribuciones con los nombres del cliente, ciudad envió, nombre y vehículo a la persona asignada (si es </w:t>
-            </w:r>
-            <w:proofErr w:type="spellStart"/>
-            <w:r>
-              <w:rPr>
-                <w:rFonts w:ascii="Times New Roman" w:eastAsia="Times New Roman" w:hAnsi="Times New Roman" w:cs="Times New Roman"/>
-              </w:rPr>
-              <w:t>admin</w:t>
-            </w:r>
-            <w:proofErr w:type="spellEnd"/>
-            <w:r>
-              <w:rPr>
-                <w:rFonts w:ascii="Times New Roman" w:eastAsia="Times New Roman" w:hAnsi="Times New Roman" w:cs="Times New Roman"/>
-              </w:rPr>
-              <w:t xml:space="preserve"> en vehículo decir N/A) y estado de la distribución.</w:t>
+              <w:t>El sistema debe mostrar todas las distribuciones con los nombres del cliente, ciudad envió, nombre y vehículo a la persona asignada (si es admin en vehículo decir N/A), estado de la distribución y fecha de asignación.</w:t>
             </w:r>
           </w:p>
         </w:tc>
@@ -24777,12 +23393,84 @@
                 <w:color w:val="0F1115"/>
                 <w:lang w:val="en-US"/>
               </w:rPr>
-              <w:t>RF16, RNF04, RNF05, RNF06, RNF07, RNF11, RNF12</w:t>
+              <w:t>RNF01, RNF05, RNF07, RNF09, RNF12</w:t>
             </w:r>
           </w:p>
         </w:tc>
       </w:tr>
     </w:tbl>
+    <w:p>
+      <w:pPr>
+        <w:spacing w:after="0"/>
+        <w:jc w:val="both"/>
+        <w:rPr>
+          <w:rFonts w:ascii="Times New Roman" w:eastAsia="Times New Roman" w:hAnsi="Times New Roman" w:cs="Times New Roman"/>
+          <w:b/>
+          <w:bCs/>
+          <w:lang w:val="en-US"/>
+        </w:rPr>
+      </w:pPr>
+    </w:p>
+    <w:p>
+      <w:pPr>
+        <w:spacing w:after="0"/>
+        <w:jc w:val="both"/>
+        <w:rPr>
+          <w:rFonts w:ascii="Times New Roman" w:eastAsia="Times New Roman" w:hAnsi="Times New Roman" w:cs="Times New Roman"/>
+          <w:b/>
+          <w:bCs/>
+          <w:lang w:val="en-US"/>
+        </w:rPr>
+      </w:pPr>
+    </w:p>
+    <w:p>
+      <w:pPr>
+        <w:spacing w:after="0"/>
+        <w:jc w:val="both"/>
+        <w:rPr>
+          <w:rFonts w:ascii="Times New Roman" w:eastAsia="Times New Roman" w:hAnsi="Times New Roman" w:cs="Times New Roman"/>
+          <w:b/>
+          <w:bCs/>
+          <w:lang w:val="en-US"/>
+        </w:rPr>
+      </w:pPr>
+    </w:p>
+    <w:p>
+      <w:pPr>
+        <w:spacing w:after="0"/>
+        <w:jc w:val="both"/>
+        <w:rPr>
+          <w:rFonts w:ascii="Times New Roman" w:eastAsia="Times New Roman" w:hAnsi="Times New Roman" w:cs="Times New Roman"/>
+          <w:b/>
+          <w:bCs/>
+          <w:lang w:val="en-US"/>
+        </w:rPr>
+      </w:pPr>
+    </w:p>
+    <w:p>
+      <w:pPr>
+        <w:spacing w:after="0"/>
+        <w:jc w:val="both"/>
+        <w:rPr>
+          <w:rFonts w:ascii="Times New Roman" w:eastAsia="Times New Roman" w:hAnsi="Times New Roman" w:cs="Times New Roman"/>
+          <w:b/>
+          <w:bCs/>
+          <w:lang w:val="en-US"/>
+        </w:rPr>
+      </w:pPr>
+    </w:p>
+    <w:p>
+      <w:pPr>
+        <w:spacing w:after="0"/>
+        <w:jc w:val="both"/>
+        <w:rPr>
+          <w:rFonts w:ascii="Times New Roman" w:eastAsia="Times New Roman" w:hAnsi="Times New Roman" w:cs="Times New Roman"/>
+          <w:b/>
+          <w:bCs/>
+          <w:lang w:val="en-US"/>
+        </w:rPr>
+      </w:pPr>
+    </w:p>
     <w:p>
       <w:pPr>
         <w:spacing w:after="0"/>
@@ -24832,6 +23520,7 @@
               <w:rPr>
                 <w:rFonts w:ascii="Times New Roman" w:eastAsia="Times New Roman" w:hAnsi="Times New Roman" w:cs="Times New Roman"/>
               </w:rPr>
+              <w:lastRenderedPageBreak/>
               <w:t>IDENTIFICADOR</w:t>
             </w:r>
           </w:p>
@@ -24876,7 +23565,7 @@
               <w:rPr>
                 <w:rFonts w:ascii="Times New Roman" w:eastAsia="Times New Roman" w:hAnsi="Times New Roman" w:cs="Times New Roman"/>
               </w:rPr>
-              <w:t>6</w:t>
+              <w:t>4</w:t>
             </w:r>
           </w:p>
         </w:tc>
@@ -24906,7 +23595,6 @@
               <w:rPr>
                 <w:rFonts w:ascii="Times New Roman" w:eastAsia="Times New Roman" w:hAnsi="Times New Roman" w:cs="Times New Roman"/>
               </w:rPr>
-              <w:lastRenderedPageBreak/>
               <w:t>NOMBRE</w:t>
             </w:r>
           </w:p>
@@ -24932,21 +23620,7 @@
               <w:rPr>
                 <w:rFonts w:ascii="Times New Roman" w:eastAsia="Times New Roman" w:hAnsi="Times New Roman" w:cs="Times New Roman"/>
               </w:rPr>
-              <w:t>Ver distribuciones externas (</w:t>
-            </w:r>
-            <w:proofErr w:type="spellStart"/>
-            <w:r>
-              <w:rPr>
-                <w:rFonts w:ascii="Times New Roman" w:eastAsia="Times New Roman" w:hAnsi="Times New Roman" w:cs="Times New Roman"/>
-              </w:rPr>
-              <w:t>Admin</w:t>
-            </w:r>
-            <w:proofErr w:type="spellEnd"/>
-            <w:r>
-              <w:rPr>
-                <w:rFonts w:ascii="Times New Roman" w:eastAsia="Times New Roman" w:hAnsi="Times New Roman" w:cs="Times New Roman"/>
-              </w:rPr>
-              <w:t>)</w:t>
+              <w:t>Ver distribuciones externas (Admin)</w:t>
             </w:r>
           </w:p>
         </w:tc>
@@ -25086,51 +23760,7 @@
               <w:rPr>
                 <w:rFonts w:ascii="Times New Roman" w:eastAsia="Times New Roman" w:hAnsi="Times New Roman" w:cs="Times New Roman"/>
               </w:rPr>
-              <w:t>D</w:t>
-            </w:r>
-            <w:r>
-              <w:rPr>
-                <w:rFonts w:ascii="Times New Roman" w:eastAsia="Times New Roman" w:hAnsi="Times New Roman" w:cs="Times New Roman"/>
-              </w:rPr>
-              <w:t xml:space="preserve">ebe mostrar </w:t>
-            </w:r>
-            <w:r>
-              <w:rPr>
-                <w:rFonts w:ascii="Times New Roman" w:eastAsia="Times New Roman" w:hAnsi="Times New Roman" w:cs="Times New Roman"/>
-              </w:rPr>
-              <w:t>los nombres</w:t>
-            </w:r>
-            <w:r>
-              <w:rPr>
-                <w:rFonts w:ascii="Times New Roman" w:eastAsia="Times New Roman" w:hAnsi="Times New Roman" w:cs="Times New Roman"/>
-              </w:rPr>
-              <w:t xml:space="preserve"> del cliente, ciudad envió, nombre y vehículo a la persona asignada</w:t>
-            </w:r>
-            <w:r>
-              <w:rPr>
-                <w:rFonts w:ascii="Times New Roman" w:eastAsia="Times New Roman" w:hAnsi="Times New Roman" w:cs="Times New Roman"/>
-              </w:rPr>
-              <w:t xml:space="preserve"> </w:t>
-            </w:r>
-            <w:r>
-              <w:rPr>
-                <w:rFonts w:ascii="Times New Roman" w:eastAsia="Times New Roman" w:hAnsi="Times New Roman" w:cs="Times New Roman"/>
-              </w:rPr>
-              <w:t xml:space="preserve">(si es </w:t>
-            </w:r>
-            <w:proofErr w:type="spellStart"/>
-            <w:r>
-              <w:rPr>
-                <w:rFonts w:ascii="Times New Roman" w:eastAsia="Times New Roman" w:hAnsi="Times New Roman" w:cs="Times New Roman"/>
-              </w:rPr>
-              <w:t>admin</w:t>
-            </w:r>
-            <w:proofErr w:type="spellEnd"/>
-            <w:r>
-              <w:rPr>
-                <w:rFonts w:ascii="Times New Roman" w:eastAsia="Times New Roman" w:hAnsi="Times New Roman" w:cs="Times New Roman"/>
-              </w:rPr>
-              <w:t xml:space="preserve"> en vehículo decir N/A) y estado de la distribución.</w:t>
+              <w:t>Debe mostrar los nombres del cliente, ciudad envió y dirección entrega, nombre del admin y vehículo a la persona asignada (si es admin en vehículo decir N/A), estado de la distribución y fecha asignación.</w:t>
             </w:r>
           </w:p>
         </w:tc>
@@ -25195,7 +23825,7 @@
                 <w:color w:val="0F1115"/>
                 <w:lang w:val="en-US"/>
               </w:rPr>
-              <w:t>RF16, RNF04, RNF05, RNF06, RNF07, RNF11, RNF12</w:t>
+              <w:t>RNF01, RNF05, RNF07, RNF09, RNF12</w:t>
             </w:r>
           </w:p>
         </w:tc>
@@ -25288,7 +23918,13 @@
               <w:rPr>
                 <w:rFonts w:ascii="Times New Roman" w:eastAsia="Times New Roman" w:hAnsi="Times New Roman" w:cs="Times New Roman"/>
               </w:rPr>
-              <w:t>57</w:t>
+              <w:t>5</w:t>
+            </w:r>
+            <w:r>
+              <w:rPr>
+                <w:rFonts w:ascii="Times New Roman" w:eastAsia="Times New Roman" w:hAnsi="Times New Roman" w:cs="Times New Roman"/>
+              </w:rPr>
+              <w:t>5</w:t>
             </w:r>
           </w:p>
         </w:tc>
@@ -25343,21 +23979,7 @@
               <w:rPr>
                 <w:rFonts w:ascii="Times New Roman" w:eastAsia="Times New Roman" w:hAnsi="Times New Roman" w:cs="Times New Roman"/>
               </w:rPr>
-              <w:t>Cancelar entrega (</w:t>
-            </w:r>
-            <w:proofErr w:type="spellStart"/>
-            <w:r>
-              <w:rPr>
-                <w:rFonts w:ascii="Times New Roman" w:eastAsia="Times New Roman" w:hAnsi="Times New Roman" w:cs="Times New Roman"/>
-              </w:rPr>
-              <w:t>Admin</w:t>
-            </w:r>
-            <w:proofErr w:type="spellEnd"/>
-            <w:r>
-              <w:rPr>
-                <w:rFonts w:ascii="Times New Roman" w:eastAsia="Times New Roman" w:hAnsi="Times New Roman" w:cs="Times New Roman"/>
-              </w:rPr>
-              <w:t>)</w:t>
+              <w:t>Cancelar entrega (Admin)</w:t>
             </w:r>
           </w:p>
         </w:tc>
@@ -25614,12 +24236,84 @@
                 <w:color w:val="0F1115"/>
                 <w:lang w:val="en-US"/>
               </w:rPr>
-              <w:t>RF16, RNF04, RNF05, RNF06, RNF07, RNF11, RNF12</w:t>
+              <w:t>RNF02, RNF05, RNF07, RNF09, RNF11, RNF12</w:t>
             </w:r>
           </w:p>
         </w:tc>
       </w:tr>
     </w:tbl>
+    <w:p>
+      <w:pPr>
+        <w:spacing w:after="0"/>
+        <w:jc w:val="both"/>
+        <w:rPr>
+          <w:rFonts w:ascii="Times New Roman" w:eastAsia="Times New Roman" w:hAnsi="Times New Roman" w:cs="Times New Roman"/>
+          <w:b/>
+          <w:bCs/>
+          <w:lang w:val="en-US"/>
+        </w:rPr>
+      </w:pPr>
+    </w:p>
+    <w:p>
+      <w:pPr>
+        <w:spacing w:after="0"/>
+        <w:jc w:val="both"/>
+        <w:rPr>
+          <w:rFonts w:ascii="Times New Roman" w:eastAsia="Times New Roman" w:hAnsi="Times New Roman" w:cs="Times New Roman"/>
+          <w:b/>
+          <w:bCs/>
+          <w:lang w:val="en-US"/>
+        </w:rPr>
+      </w:pPr>
+    </w:p>
+    <w:p>
+      <w:pPr>
+        <w:spacing w:after="0"/>
+        <w:jc w:val="both"/>
+        <w:rPr>
+          <w:rFonts w:ascii="Times New Roman" w:eastAsia="Times New Roman" w:hAnsi="Times New Roman" w:cs="Times New Roman"/>
+          <w:b/>
+          <w:bCs/>
+          <w:lang w:val="en-US"/>
+        </w:rPr>
+      </w:pPr>
+    </w:p>
+    <w:p>
+      <w:pPr>
+        <w:spacing w:after="0"/>
+        <w:jc w:val="both"/>
+        <w:rPr>
+          <w:rFonts w:ascii="Times New Roman" w:eastAsia="Times New Roman" w:hAnsi="Times New Roman" w:cs="Times New Roman"/>
+          <w:b/>
+          <w:bCs/>
+          <w:lang w:val="en-US"/>
+        </w:rPr>
+      </w:pPr>
+    </w:p>
+    <w:p>
+      <w:pPr>
+        <w:spacing w:after="0"/>
+        <w:jc w:val="both"/>
+        <w:rPr>
+          <w:rFonts w:ascii="Times New Roman" w:eastAsia="Times New Roman" w:hAnsi="Times New Roman" w:cs="Times New Roman"/>
+          <w:b/>
+          <w:bCs/>
+          <w:lang w:val="en-US"/>
+        </w:rPr>
+      </w:pPr>
+    </w:p>
+    <w:p>
+      <w:pPr>
+        <w:spacing w:after="0"/>
+        <w:jc w:val="both"/>
+        <w:rPr>
+          <w:rFonts w:ascii="Times New Roman" w:eastAsia="Times New Roman" w:hAnsi="Times New Roman" w:cs="Times New Roman"/>
+          <w:b/>
+          <w:bCs/>
+          <w:lang w:val="en-US"/>
+        </w:rPr>
+      </w:pPr>
+    </w:p>
     <w:p>
       <w:pPr>
         <w:spacing w:after="0"/>
@@ -25669,6 +24363,7 @@
               <w:rPr>
                 <w:rFonts w:ascii="Times New Roman" w:eastAsia="Times New Roman" w:hAnsi="Times New Roman" w:cs="Times New Roman"/>
               </w:rPr>
+              <w:lastRenderedPageBreak/>
               <w:t>IDENTIFICADOR</w:t>
             </w:r>
           </w:p>
@@ -25707,7 +24402,13 @@
               <w:rPr>
                 <w:rFonts w:ascii="Times New Roman" w:eastAsia="Times New Roman" w:hAnsi="Times New Roman" w:cs="Times New Roman"/>
               </w:rPr>
-              <w:t>58</w:t>
+              <w:t>5</w:t>
+            </w:r>
+            <w:r>
+              <w:rPr>
+                <w:rFonts w:ascii="Times New Roman" w:eastAsia="Times New Roman" w:hAnsi="Times New Roman" w:cs="Times New Roman"/>
+              </w:rPr>
+              <w:t>6</w:t>
             </w:r>
           </w:p>
         </w:tc>
@@ -25867,7 +24568,6 @@
               <w:rPr>
                 <w:rFonts w:ascii="Times New Roman" w:eastAsia="Times New Roman" w:hAnsi="Times New Roman" w:cs="Times New Roman"/>
               </w:rPr>
-              <w:lastRenderedPageBreak/>
               <w:t>CRITERIOS DE ACEPTACIÓN</w:t>
             </w:r>
           </w:p>
@@ -26060,7 +24760,7 @@
                 <w:color w:val="0F1115"/>
                 <w:lang w:val="en-US"/>
               </w:rPr>
-              <w:t>RF16, RNF04, RNF05, RNF06, RNF07, RNF11, RNF12</w:t>
+              <w:t>RNF01, RNF05, RNF07, RNF09, RNF12</w:t>
             </w:r>
           </w:p>
         </w:tc>
@@ -26153,7 +24853,13 @@
               <w:rPr>
                 <w:rFonts w:ascii="Times New Roman" w:eastAsia="Times New Roman" w:hAnsi="Times New Roman" w:cs="Times New Roman"/>
               </w:rPr>
-              <w:t>59</w:t>
+              <w:t>5</w:t>
+            </w:r>
+            <w:r>
+              <w:rPr>
+                <w:rFonts w:ascii="Times New Roman" w:eastAsia="Times New Roman" w:hAnsi="Times New Roman" w:cs="Times New Roman"/>
+              </w:rPr>
+              <w:t>7</w:t>
             </w:r>
           </w:p>
         </w:tc>
@@ -26499,12 +25205,36 @@
                 <w:color w:val="0F1115"/>
                 <w:lang w:val="en-US"/>
               </w:rPr>
-              <w:t>RF16, RNF04, RNF05, RNF06, RNF07, RNF11, RNF12</w:t>
+              <w:t>RNF01, RNF05, RNF07, RNF09, RNF12</w:t>
             </w:r>
           </w:p>
         </w:tc>
       </w:tr>
     </w:tbl>
+    <w:p>
+      <w:pPr>
+        <w:spacing w:after="0"/>
+        <w:jc w:val="both"/>
+        <w:rPr>
+          <w:rFonts w:ascii="Times New Roman" w:eastAsia="Times New Roman" w:hAnsi="Times New Roman" w:cs="Times New Roman"/>
+          <w:b/>
+          <w:bCs/>
+          <w:lang w:val="en-US"/>
+        </w:rPr>
+      </w:pPr>
+    </w:p>
+    <w:p>
+      <w:pPr>
+        <w:spacing w:after="0"/>
+        <w:jc w:val="both"/>
+        <w:rPr>
+          <w:rFonts w:ascii="Times New Roman" w:eastAsia="Times New Roman" w:hAnsi="Times New Roman" w:cs="Times New Roman"/>
+          <w:b/>
+          <w:bCs/>
+          <w:lang w:val="en-US"/>
+        </w:rPr>
+      </w:pPr>
+    </w:p>
     <w:p>
       <w:pPr>
         <w:spacing w:after="0"/>
@@ -26554,6 +25284,7 @@
               <w:rPr>
                 <w:rFonts w:ascii="Times New Roman" w:eastAsia="Times New Roman" w:hAnsi="Times New Roman" w:cs="Times New Roman"/>
               </w:rPr>
+              <w:lastRenderedPageBreak/>
               <w:t>IDENTIFICADOR</w:t>
             </w:r>
           </w:p>
@@ -26592,13 +25323,7 @@
               <w:rPr>
                 <w:rFonts w:ascii="Times New Roman" w:eastAsia="Times New Roman" w:hAnsi="Times New Roman" w:cs="Times New Roman"/>
               </w:rPr>
-              <w:t>6</w:t>
-            </w:r>
-            <w:r>
-              <w:rPr>
-                <w:rFonts w:ascii="Times New Roman" w:eastAsia="Times New Roman" w:hAnsi="Times New Roman" w:cs="Times New Roman"/>
-              </w:rPr>
-              <w:t>0</w:t>
+              <w:t>58</w:t>
             </w:r>
           </w:p>
         </w:tc>
@@ -26653,21 +25378,7 @@
               <w:rPr>
                 <w:rFonts w:ascii="Times New Roman" w:eastAsia="Times New Roman" w:hAnsi="Times New Roman" w:cs="Times New Roman"/>
               </w:rPr>
-              <w:t xml:space="preserve">Ver detalle de distribución (Repartidor y </w:t>
-            </w:r>
-            <w:proofErr w:type="spellStart"/>
-            <w:r>
-              <w:rPr>
-                <w:rFonts w:ascii="Times New Roman" w:eastAsia="Times New Roman" w:hAnsi="Times New Roman" w:cs="Times New Roman"/>
-              </w:rPr>
-              <w:t>Admin</w:t>
-            </w:r>
-            <w:proofErr w:type="spellEnd"/>
-            <w:r>
-              <w:rPr>
-                <w:rFonts w:ascii="Times New Roman" w:eastAsia="Times New Roman" w:hAnsi="Times New Roman" w:cs="Times New Roman"/>
-              </w:rPr>
-              <w:t>)</w:t>
+              <w:t>Ver detalle de distribución (Repartidor y Admin)</w:t>
             </w:r>
           </w:p>
         </w:tc>
@@ -26772,7 +25483,6 @@
               <w:rPr>
                 <w:rFonts w:ascii="Times New Roman" w:eastAsia="Times New Roman" w:hAnsi="Times New Roman" w:cs="Times New Roman"/>
               </w:rPr>
-              <w:lastRenderedPageBreak/>
               <w:t>CRITERIOS DE ACEPTACIÓN</w:t>
             </w:r>
           </w:p>
@@ -26807,21 +25517,7 @@
               <w:rPr>
                 <w:rFonts w:ascii="Times New Roman" w:eastAsia="Times New Roman" w:hAnsi="Times New Roman" w:cs="Times New Roman"/>
               </w:rPr>
-              <w:t xml:space="preserve">El sistema debe mostrar el detalle completo de una distribución incluyendo: datos del pedido (dirección de entrega, ciudad envió, total, fecha estimada) datos del repartidor o administrador (nombre y vehículo, </w:t>
-            </w:r>
-            <w:proofErr w:type="spellStart"/>
-            <w:r>
-              <w:rPr>
-                <w:rFonts w:ascii="Times New Roman" w:eastAsia="Times New Roman" w:hAnsi="Times New Roman" w:cs="Times New Roman"/>
-              </w:rPr>
-              <w:t>admin</w:t>
-            </w:r>
-            <w:proofErr w:type="spellEnd"/>
-            <w:r>
-              <w:rPr>
-                <w:rFonts w:ascii="Times New Roman" w:eastAsia="Times New Roman" w:hAnsi="Times New Roman" w:cs="Times New Roman"/>
-              </w:rPr>
-              <w:t xml:space="preserve"> N/A en vehículo), estado de la distribución y datos del cliente (nombre y teléfono).</w:t>
+              <w:t>El sistema debe mostrar el detalle completo de una distribución incluyendo: datos del pedido (dirección de entrega, ciudad envió, total, fecha estimada) datos del repartidor o administrador (nombre y vehículo, admin N/A en vehículo), estado de la distribución y datos del cliente (nombre y teléfono).</w:t>
             </w:r>
           </w:p>
           <w:p>
@@ -26864,7 +25560,7 @@
               <w:rPr>
                 <w:rFonts w:ascii="Times New Roman" w:eastAsia="Times New Roman" w:hAnsi="Times New Roman" w:cs="Times New Roman"/>
               </w:rPr>
-              <w:t>El administrador puede ver cualquier distribución y las externas.</w:t>
+              <w:t>El administrador puede ver las externas.</w:t>
             </w:r>
           </w:p>
         </w:tc>
@@ -26927,9 +25623,8 @@
               <w:rPr>
                 <w:rFonts w:ascii="Times New Roman" w:hAnsi="Times New Roman" w:cs="Times New Roman"/>
                 <w:color w:val="0F1115"/>
-                <w:lang w:val="en-US"/>
-              </w:rPr>
-              <w:t>RF16, RNF04, RNF05, RNF06, RNF07, RNF11, RNF12</w:t>
+              </w:rPr>
+              <w:t>RNF05, RNF07, RNF09, RNF12</w:t>
             </w:r>
           </w:p>
         </w:tc>
@@ -27022,13 +25717,7 @@
               <w:rPr>
                 <w:rFonts w:ascii="Times New Roman" w:eastAsia="Times New Roman" w:hAnsi="Times New Roman" w:cs="Times New Roman"/>
               </w:rPr>
-              <w:t>6</w:t>
-            </w:r>
-            <w:r>
-              <w:rPr>
-                <w:rFonts w:ascii="Times New Roman" w:eastAsia="Times New Roman" w:hAnsi="Times New Roman" w:cs="Times New Roman"/>
-              </w:rPr>
-              <w:t>1</w:t>
+              <w:t>59</w:t>
             </w:r>
           </w:p>
         </w:tc>
@@ -27376,7 +26065,7 @@
                 <w:color w:val="0F1115"/>
                 <w:lang w:val="en-US"/>
               </w:rPr>
-              <w:t>RF16, RNF04, RNF05, RNF06, RNF07, RNF11, RNF12</w:t>
+              <w:t>RNF02, RNF05, RNF07, RNF09, RNF11, RNF12</w:t>
             </w:r>
           </w:p>
         </w:tc>
@@ -27487,7 +26176,7 @@
               <w:rPr>
                 <w:rFonts w:ascii="Times New Roman" w:eastAsia="Times New Roman" w:hAnsi="Times New Roman" w:cs="Times New Roman"/>
               </w:rPr>
-              <w:t>2</w:t>
+              <w:t>0</w:t>
             </w:r>
           </w:p>
         </w:tc>
@@ -27573,7 +26262,6 @@
               <w:rPr>
                 <w:rFonts w:ascii="Times New Roman" w:eastAsia="Times New Roman" w:hAnsi="Times New Roman" w:cs="Times New Roman"/>
               </w:rPr>
-              <w:lastRenderedPageBreak/>
               <w:t>DESCRIPCIÓN</w:t>
             </w:r>
           </w:p>
@@ -27759,21 +26447,7 @@
               <w:rPr>
                 <w:rFonts w:ascii="Times New Roman" w:eastAsia="Times New Roman" w:hAnsi="Times New Roman" w:cs="Times New Roman"/>
               </w:rPr>
-              <w:t xml:space="preserve">El sistema debe permitir al usuario autenticado ya sea </w:t>
-            </w:r>
-            <w:proofErr w:type="spellStart"/>
-            <w:r>
-              <w:rPr>
-                <w:rFonts w:ascii="Times New Roman" w:eastAsia="Times New Roman" w:hAnsi="Times New Roman" w:cs="Times New Roman"/>
-              </w:rPr>
-              <w:t>admin</w:t>
-            </w:r>
-            <w:proofErr w:type="spellEnd"/>
-            <w:r>
-              <w:rPr>
-                <w:rFonts w:ascii="Times New Roman" w:eastAsia="Times New Roman" w:hAnsi="Times New Roman" w:cs="Times New Roman"/>
-              </w:rPr>
-              <w:t xml:space="preserve"> o repartidor agregar una observación, pero no es obligatoria.</w:t>
+              <w:t>El sistema debe permitir al usuario autenticado ya sea admin o repartidor agregar una observación, pero no es obligatoria.</w:t>
             </w:r>
           </w:p>
           <w:p>
@@ -27858,7 +26532,7 @@
                 <w:color w:val="0F1115"/>
                 <w:lang w:val="en-US"/>
               </w:rPr>
-              <w:t>RF16, RNF04, RNF05, RNF06, RNF07, RNF11, RNF12</w:t>
+              <w:t>RNF02, RNF05, RNF07, RNF09, RNF11, RNF12</w:t>
             </w:r>
           </w:p>
         </w:tc>
@@ -27957,7 +26631,7 @@
               <w:rPr>
                 <w:rFonts w:ascii="Times New Roman" w:eastAsia="Times New Roman" w:hAnsi="Times New Roman" w:cs="Times New Roman"/>
               </w:rPr>
-              <w:t>3</w:t>
+              <w:t>1</w:t>
             </w:r>
           </w:p>
         </w:tc>
@@ -28194,6 +26868,7 @@
               <w:rPr>
                 <w:rFonts w:ascii="Times New Roman" w:eastAsia="Times New Roman" w:hAnsi="Times New Roman" w:cs="Times New Roman"/>
               </w:rPr>
+              <w:lastRenderedPageBreak/>
               <w:t>El administrador ve solo las entregas de distribuciones externas (ciudad fuera de Bogotá) que él ha gestionado. </w:t>
             </w:r>
           </w:p>
@@ -28304,7 +26979,7 @@
                 <w:color w:val="0F1115"/>
                 <w:lang w:val="en-US"/>
               </w:rPr>
-              <w:t>RF16, RNF04, RNF05, RNF06, RNF07, RNF11, RNF12</w:t>
+              <w:t>RNF04, RNF05, RNF07, RNF09, RNF12</w:t>
             </w:r>
           </w:p>
         </w:tc>
@@ -28313,7 +26988,6 @@
     <w:p>
       <w:pPr>
         <w:spacing w:after="0"/>
-        <w:jc w:val="both"/>
         <w:rPr>
           <w:rFonts w:ascii="Times New Roman" w:eastAsia="Times New Roman" w:hAnsi="Times New Roman" w:cs="Times New Roman"/>
           <w:b/>
@@ -28322,6 +26996,344 @@
         </w:rPr>
       </w:pPr>
     </w:p>
+    <w:tbl>
+      <w:tblPr>
+        <w:tblStyle w:val="ae"/>
+        <w:tblW w:w="9000" w:type="dxa"/>
+        <w:tblInd w:w="10" w:type="dxa"/>
+        <w:tblLayout w:type="fixed"/>
+        <w:tblLook w:val="0400" w:firstRow="0" w:lastRow="0" w:firstColumn="0" w:lastColumn="0" w:noHBand="0" w:noVBand="1"/>
+      </w:tblPr>
+      <w:tblGrid>
+        <w:gridCol w:w="3099"/>
+        <w:gridCol w:w="5901"/>
+      </w:tblGrid>
+      <w:tr>
+        <w:trPr>
+          <w:trHeight w:val="384"/>
+        </w:trPr>
+        <w:tc>
+          <w:tcPr>
+            <w:tcW w:w="3099" w:type="dxa"/>
+            <w:tcBorders>
+              <w:top w:val="single" w:sz="8" w:space="0" w:color="000000"/>
+              <w:left w:val="single" w:sz="8" w:space="0" w:color="000000"/>
+              <w:bottom w:val="single" w:sz="8" w:space="0" w:color="000000"/>
+              <w:right w:val="single" w:sz="8" w:space="0" w:color="000000"/>
+            </w:tcBorders>
+          </w:tcPr>
+          <w:p>
+            <w:pPr>
+              <w:jc w:val="center"/>
+              <w:rPr>
+                <w:rFonts w:ascii="Times New Roman" w:eastAsia="Times New Roman" w:hAnsi="Times New Roman" w:cs="Times New Roman"/>
+              </w:rPr>
+            </w:pPr>
+            <w:r>
+              <w:rPr>
+                <w:rFonts w:ascii="Times New Roman" w:eastAsia="Times New Roman" w:hAnsi="Times New Roman" w:cs="Times New Roman"/>
+              </w:rPr>
+              <w:t>IDENTIFICADOR</w:t>
+            </w:r>
+          </w:p>
+        </w:tc>
+        <w:tc>
+          <w:tcPr>
+            <w:tcW w:w="5901" w:type="dxa"/>
+            <w:tcBorders>
+              <w:top w:val="single" w:sz="8" w:space="0" w:color="000000"/>
+              <w:left w:val="single" w:sz="8" w:space="0" w:color="000000"/>
+              <w:bottom w:val="single" w:sz="8" w:space="0" w:color="000000"/>
+              <w:right w:val="single" w:sz="8" w:space="0" w:color="000000"/>
+            </w:tcBorders>
+          </w:tcPr>
+          <w:p>
+            <w:pPr>
+              <w:ind w:left="685"/>
+              <w:jc w:val="center"/>
+              <w:rPr>
+                <w:rFonts w:ascii="Times New Roman" w:eastAsia="Times New Roman" w:hAnsi="Times New Roman" w:cs="Times New Roman"/>
+              </w:rPr>
+            </w:pPr>
+            <w:r>
+              <w:rPr>
+                <w:rFonts w:ascii="Times New Roman" w:eastAsia="Times New Roman" w:hAnsi="Times New Roman" w:cs="Times New Roman"/>
+              </w:rPr>
+              <w:t>HU0</w:t>
+            </w:r>
+            <w:r>
+              <w:rPr>
+                <w:rFonts w:ascii="Times New Roman" w:eastAsia="Times New Roman" w:hAnsi="Times New Roman" w:cs="Times New Roman"/>
+              </w:rPr>
+              <w:t>62</w:t>
+            </w:r>
+          </w:p>
+        </w:tc>
+      </w:tr>
+      <w:tr>
+        <w:trPr>
+          <w:trHeight w:val="500"/>
+        </w:trPr>
+        <w:tc>
+          <w:tcPr>
+            <w:tcW w:w="3099" w:type="dxa"/>
+            <w:tcBorders>
+              <w:top w:val="single" w:sz="8" w:space="0" w:color="000000"/>
+              <w:left w:val="single" w:sz="8" w:space="0" w:color="000000"/>
+              <w:bottom w:val="single" w:sz="8" w:space="0" w:color="000000"/>
+              <w:right w:val="single" w:sz="8" w:space="0" w:color="000000"/>
+            </w:tcBorders>
+          </w:tcPr>
+          <w:p>
+            <w:pPr>
+              <w:jc w:val="center"/>
+              <w:rPr>
+                <w:rFonts w:ascii="Times New Roman" w:eastAsia="Times New Roman" w:hAnsi="Times New Roman" w:cs="Times New Roman"/>
+              </w:rPr>
+            </w:pPr>
+            <w:r>
+              <w:rPr>
+                <w:rFonts w:ascii="Times New Roman" w:eastAsia="Times New Roman" w:hAnsi="Times New Roman" w:cs="Times New Roman"/>
+              </w:rPr>
+              <w:t>NOMBRE</w:t>
+            </w:r>
+          </w:p>
+        </w:tc>
+        <w:tc>
+          <w:tcPr>
+            <w:tcW w:w="5901" w:type="dxa"/>
+            <w:tcBorders>
+              <w:top w:val="single" w:sz="8" w:space="0" w:color="000000"/>
+              <w:left w:val="single" w:sz="8" w:space="0" w:color="000000"/>
+              <w:bottom w:val="single" w:sz="8" w:space="0" w:color="000000"/>
+              <w:right w:val="single" w:sz="8" w:space="0" w:color="000000"/>
+            </w:tcBorders>
+          </w:tcPr>
+          <w:p>
+            <w:pPr>
+              <w:jc w:val="center"/>
+              <w:rPr>
+                <w:rFonts w:ascii="Times New Roman" w:eastAsia="Times New Roman" w:hAnsi="Times New Roman" w:cs="Times New Roman"/>
+              </w:rPr>
+            </w:pPr>
+            <w:r>
+              <w:rPr>
+                <w:rFonts w:ascii="Times New Roman" w:eastAsia="Times New Roman" w:hAnsi="Times New Roman" w:cs="Times New Roman"/>
+              </w:rPr>
+              <w:t>Ver mis distribuciones</w:t>
+            </w:r>
+          </w:p>
+        </w:tc>
+      </w:tr>
+      <w:tr>
+        <w:trPr>
+          <w:trHeight w:val="780"/>
+        </w:trPr>
+        <w:tc>
+          <w:tcPr>
+            <w:tcW w:w="3099" w:type="dxa"/>
+            <w:tcBorders>
+              <w:top w:val="single" w:sz="8" w:space="0" w:color="000000"/>
+              <w:left w:val="single" w:sz="8" w:space="0" w:color="000000"/>
+              <w:bottom w:val="single" w:sz="8" w:space="0" w:color="000000"/>
+              <w:right w:val="single" w:sz="8" w:space="0" w:color="000000"/>
+            </w:tcBorders>
+          </w:tcPr>
+          <w:p>
+            <w:pPr>
+              <w:ind w:right="163"/>
+              <w:jc w:val="center"/>
+              <w:rPr>
+                <w:rFonts w:ascii="Times New Roman" w:eastAsia="Times New Roman" w:hAnsi="Times New Roman" w:cs="Times New Roman"/>
+              </w:rPr>
+            </w:pPr>
+            <w:r>
+              <w:rPr>
+                <w:rFonts w:ascii="Times New Roman" w:eastAsia="Times New Roman" w:hAnsi="Times New Roman" w:cs="Times New Roman"/>
+              </w:rPr>
+              <w:t>DESCRIPCIÓN</w:t>
+            </w:r>
+          </w:p>
+        </w:tc>
+        <w:tc>
+          <w:tcPr>
+            <w:tcW w:w="5901" w:type="dxa"/>
+            <w:tcBorders>
+              <w:top w:val="single" w:sz="8" w:space="0" w:color="000000"/>
+              <w:left w:val="single" w:sz="8" w:space="0" w:color="000000"/>
+              <w:bottom w:val="single" w:sz="8" w:space="0" w:color="000000"/>
+              <w:right w:val="single" w:sz="8" w:space="0" w:color="000000"/>
+            </w:tcBorders>
+            <w:vAlign w:val="center"/>
+          </w:tcPr>
+          <w:p>
+            <w:pPr>
+              <w:jc w:val="center"/>
+              <w:rPr>
+                <w:rFonts w:ascii="Times New Roman" w:eastAsia="Times New Roman" w:hAnsi="Times New Roman" w:cs="Times New Roman"/>
+              </w:rPr>
+            </w:pPr>
+            <w:r>
+              <w:rPr>
+                <w:rFonts w:ascii="Times New Roman" w:hAnsi="Times New Roman" w:cs="Times New Roman"/>
+                <w:color w:val="0F1115"/>
+              </w:rPr>
+              <w:t>Como Repartidor, quiero ver mis distribuciones asignadas (Bogotá), para tener un control completo de mis entregas.</w:t>
+            </w:r>
+          </w:p>
+        </w:tc>
+      </w:tr>
+      <w:tr>
+        <w:trPr>
+          <w:trHeight w:val="780"/>
+        </w:trPr>
+        <w:tc>
+          <w:tcPr>
+            <w:tcW w:w="3099" w:type="dxa"/>
+            <w:tcBorders>
+              <w:top w:val="single" w:sz="8" w:space="0" w:color="000000"/>
+              <w:left w:val="single" w:sz="8" w:space="0" w:color="000000"/>
+              <w:bottom w:val="single" w:sz="8" w:space="0" w:color="000000"/>
+              <w:right w:val="single" w:sz="8" w:space="0" w:color="000000"/>
+            </w:tcBorders>
+            <w:vAlign w:val="center"/>
+          </w:tcPr>
+          <w:p>
+            <w:pPr>
+              <w:jc w:val="center"/>
+              <w:rPr>
+                <w:rFonts w:ascii="Times New Roman" w:eastAsia="Times New Roman" w:hAnsi="Times New Roman" w:cs="Times New Roman"/>
+              </w:rPr>
+            </w:pPr>
+            <w:r>
+              <w:rPr>
+                <w:rFonts w:ascii="Times New Roman" w:eastAsia="Times New Roman" w:hAnsi="Times New Roman" w:cs="Times New Roman"/>
+              </w:rPr>
+              <w:t>CRITERIOS DE ACEPTACIÓN</w:t>
+            </w:r>
+          </w:p>
+        </w:tc>
+        <w:tc>
+          <w:tcPr>
+            <w:tcW w:w="5901" w:type="dxa"/>
+            <w:tcBorders>
+              <w:top w:val="single" w:sz="8" w:space="0" w:color="000000"/>
+              <w:left w:val="single" w:sz="8" w:space="0" w:color="000000"/>
+              <w:bottom w:val="single" w:sz="8" w:space="0" w:color="000000"/>
+              <w:right w:val="single" w:sz="8" w:space="0" w:color="000000"/>
+            </w:tcBorders>
+          </w:tcPr>
+          <w:p>
+            <w:pPr>
+              <w:numPr>
+                <w:ilvl w:val="0"/>
+                <w:numId w:val="7"/>
+              </w:numPr>
+              <w:tabs>
+                <w:tab w:val="num" w:pos="720"/>
+              </w:tabs>
+              <w:spacing w:after="160" w:line="259" w:lineRule="auto"/>
+              <w:ind w:right="60"/>
+              <w:jc w:val="center"/>
+              <w:rPr>
+                <w:rFonts w:ascii="Times New Roman" w:eastAsia="Times New Roman" w:hAnsi="Times New Roman" w:cs="Times New Roman"/>
+              </w:rPr>
+            </w:pPr>
+            <w:r>
+              <w:rPr>
+                <w:rFonts w:ascii="Times New Roman" w:eastAsia="Times New Roman" w:hAnsi="Times New Roman" w:cs="Times New Roman"/>
+              </w:rPr>
+              <w:t>El sistema debe mostrar todas las distribuciones asignadas al repartidor autenticado.</w:t>
+            </w:r>
+          </w:p>
+          <w:p>
+            <w:pPr>
+              <w:numPr>
+                <w:ilvl w:val="0"/>
+                <w:numId w:val="7"/>
+              </w:numPr>
+              <w:spacing w:after="160" w:line="259" w:lineRule="auto"/>
+              <w:ind w:right="60"/>
+              <w:jc w:val="center"/>
+              <w:rPr>
+                <w:rFonts w:ascii="Times New Roman" w:eastAsia="Times New Roman" w:hAnsi="Times New Roman" w:cs="Times New Roman"/>
+              </w:rPr>
+            </w:pPr>
+            <w:r>
+              <w:rPr>
+                <w:rFonts w:ascii="Times New Roman" w:eastAsia="Times New Roman" w:hAnsi="Times New Roman" w:cs="Times New Roman"/>
+              </w:rPr>
+              <w:t>Debe mostrar los nombres del cliente, ciudad envió y dirección entrega, nombre del repartidor y vehículo a la persona asignada, estado de la distribución y fecha asignación.</w:t>
+            </w:r>
+          </w:p>
+        </w:tc>
+      </w:tr>
+      <w:tr>
+        <w:trPr>
+          <w:trHeight w:val="500"/>
+        </w:trPr>
+        <w:tc>
+          <w:tcPr>
+            <w:tcW w:w="3099" w:type="dxa"/>
+            <w:tcBorders>
+              <w:top w:val="single" w:sz="8" w:space="0" w:color="000000"/>
+              <w:left w:val="single" w:sz="8" w:space="0" w:color="000000"/>
+              <w:bottom w:val="single" w:sz="8" w:space="0" w:color="000000"/>
+              <w:right w:val="single" w:sz="8" w:space="0" w:color="000000"/>
+            </w:tcBorders>
+            <w:vAlign w:val="center"/>
+          </w:tcPr>
+          <w:p>
+            <w:pPr>
+              <w:jc w:val="center"/>
+              <w:rPr>
+                <w:rFonts w:ascii="Times New Roman" w:eastAsia="Times New Roman" w:hAnsi="Times New Roman" w:cs="Times New Roman"/>
+                <w:lang w:val="en-US"/>
+              </w:rPr>
+            </w:pPr>
+            <w:r>
+              <w:rPr>
+                <w:rStyle w:val="Fuerte"/>
+                <w:rFonts w:ascii="Times New Roman" w:hAnsi="Times New Roman" w:cs="Times New Roman"/>
+                <w:b w:val="0"/>
+                <w:bCs w:val="0"/>
+                <w:color w:val="0F1115"/>
+              </w:rPr>
+              <w:t>REQUISITOS ASOCIADOS</w:t>
+            </w:r>
+          </w:p>
+        </w:tc>
+        <w:tc>
+          <w:tcPr>
+            <w:tcW w:w="5901" w:type="dxa"/>
+            <w:tcBorders>
+              <w:top w:val="single" w:sz="8" w:space="0" w:color="000000"/>
+              <w:left w:val="single" w:sz="8" w:space="0" w:color="000000"/>
+              <w:bottom w:val="single" w:sz="8" w:space="0" w:color="000000"/>
+              <w:right w:val="single" w:sz="8" w:space="0" w:color="000000"/>
+            </w:tcBorders>
+            <w:vAlign w:val="center"/>
+          </w:tcPr>
+          <w:p>
+            <w:pPr>
+              <w:jc w:val="center"/>
+              <w:rPr>
+                <w:rFonts w:ascii="Times New Roman" w:eastAsia="Times New Roman" w:hAnsi="Times New Roman" w:cs="Times New Roman"/>
+                <w:lang w:val="en-US"/>
+              </w:rPr>
+            </w:pPr>
+            <w:r>
+              <w:rPr>
+                <w:rFonts w:ascii="Times New Roman" w:hAnsi="Times New Roman" w:cs="Times New Roman"/>
+                <w:color w:val="0F1115"/>
+                <w:lang w:val="en-US"/>
+              </w:rPr>
+              <w:t>RNF04, RNF05, RNF07, RNF09, RNF12</w:t>
+            </w:r>
+          </w:p>
+        </w:tc>
+      </w:tr>
+    </w:tbl>
     <w:p>
       <w:pPr>
         <w:spacing w:after="0"/>
@@ -28336,24 +27348,12 @@
     </w:p>
     <w:p>
       <w:pPr>
-        <w:spacing w:after="0"/>
-        <w:jc w:val="center"/>
-        <w:rPr>
-          <w:rFonts w:ascii="Times New Roman" w:eastAsia="Times New Roman" w:hAnsi="Times New Roman" w:cs="Times New Roman"/>
-          <w:b/>
-          <w:bCs/>
-          <w:lang w:val="en-US"/>
-        </w:rPr>
-      </w:pPr>
-    </w:p>
-    <w:p>
-      <w:pPr>
         <w:pStyle w:val="Ttulo1"/>
         <w:rPr>
           <w:lang w:val="en-US"/>
         </w:rPr>
       </w:pPr>
-      <w:bookmarkStart w:id="6" w:name="_Toc237742506"/>
+      <w:bookmarkStart w:id="6" w:name="_Toc240446657"/>
       <w:r>
         <w:rPr>
           <w:lang w:val="en-US"/>
@@ -28437,7 +27437,7 @@
               <w:rPr>
                 <w:rFonts w:ascii="Times New Roman" w:eastAsia="Times New Roman" w:hAnsi="Times New Roman" w:cs="Times New Roman"/>
               </w:rPr>
-              <w:t>4</w:t>
+              <w:t>3</w:t>
             </w:r>
           </w:p>
         </w:tc>
@@ -28493,21 +27493,7 @@
               <w:rPr>
                 <w:rFonts w:ascii="Times New Roman" w:eastAsia="Times New Roman" w:hAnsi="Times New Roman" w:cs="Times New Roman"/>
               </w:rPr>
-              <w:t>Generar reporte de ventas por período (</w:t>
-            </w:r>
-            <w:proofErr w:type="spellStart"/>
-            <w:r>
-              <w:rPr>
-                <w:rFonts w:ascii="Times New Roman" w:eastAsia="Times New Roman" w:hAnsi="Times New Roman" w:cs="Times New Roman"/>
-              </w:rPr>
-              <w:t>Admin</w:t>
-            </w:r>
-            <w:proofErr w:type="spellEnd"/>
-            <w:r>
-              <w:rPr>
-                <w:rFonts w:ascii="Times New Roman" w:eastAsia="Times New Roman" w:hAnsi="Times New Roman" w:cs="Times New Roman"/>
-              </w:rPr>
-              <w:t>)</w:t>
+              <w:t>Generar reporte de ventas por período (Admin)</w:t>
             </w:r>
           </w:p>
         </w:tc>
@@ -28666,6 +27652,7 @@
               <w:rPr>
                 <w:rFonts w:ascii="Times New Roman" w:eastAsia="Times New Roman" w:hAnsi="Times New Roman" w:cs="Times New Roman"/>
               </w:rPr>
+              <w:lastRenderedPageBreak/>
               <w:t>El sistema debe validar que las fechas sean proporcionadas.</w:t>
             </w:r>
           </w:p>
@@ -28701,6 +27688,7 @@
                 <w:bCs w:val="0"/>
                 <w:color w:val="0F1115"/>
               </w:rPr>
+              <w:lastRenderedPageBreak/>
               <w:t>REQUISITOS ASOCIADOS</w:t>
             </w:r>
           </w:p>
@@ -28730,15 +27718,7 @@
                 <w:color w:val="0F1115"/>
                 <w:lang w:val="en-US"/>
               </w:rPr>
-              <w:t xml:space="preserve">RF18, </w:t>
-            </w:r>
-            <w:r>
-              <w:rPr>
-                <w:rFonts w:ascii="Times New Roman" w:hAnsi="Times New Roman" w:cs="Times New Roman"/>
-                <w:color w:val="0F1115"/>
-                <w:lang w:val="en-US"/>
-              </w:rPr>
-              <w:t>RNF01, RNF05, RNF06, RNF07, RNF12</w:t>
+              <w:t>RNF01, RNF05, RNF07, RNF09, RNF12</w:t>
             </w:r>
           </w:p>
         </w:tc>
@@ -28831,7 +27811,7 @@
               <w:rPr>
                 <w:rFonts w:ascii="Times New Roman" w:eastAsia="Times New Roman" w:hAnsi="Times New Roman" w:cs="Times New Roman"/>
               </w:rPr>
-              <w:t>5</w:t>
+              <w:t>4</w:t>
             </w:r>
           </w:p>
         </w:tc>
@@ -28887,21 +27867,7 @@
               <w:rPr>
                 <w:rFonts w:ascii="Times New Roman" w:eastAsia="Times New Roman" w:hAnsi="Times New Roman" w:cs="Times New Roman"/>
               </w:rPr>
-              <w:t>Generar reporte de productos más vendidos (</w:t>
-            </w:r>
-            <w:proofErr w:type="spellStart"/>
-            <w:r>
-              <w:rPr>
-                <w:rFonts w:ascii="Times New Roman" w:eastAsia="Times New Roman" w:hAnsi="Times New Roman" w:cs="Times New Roman"/>
-              </w:rPr>
-              <w:t>Admin</w:t>
-            </w:r>
-            <w:proofErr w:type="spellEnd"/>
-            <w:r>
-              <w:rPr>
-                <w:rFonts w:ascii="Times New Roman" w:eastAsia="Times New Roman" w:hAnsi="Times New Roman" w:cs="Times New Roman"/>
-              </w:rPr>
-              <w:t>)</w:t>
+              <w:t>Generar reporte de productos más vendidos (Admin)</w:t>
             </w:r>
           </w:p>
         </w:tc>
@@ -29124,7 +28090,7 @@
                 <w:color w:val="0F1115"/>
                 <w:lang w:val="en-US"/>
               </w:rPr>
-              <w:t>RF18, RNF01, RNF05, RNF06, RNF07, RNF12</w:t>
+              <w:t>RNF01, RNF05, RNF07, RNF09, RNF12</w:t>
             </w:r>
           </w:p>
         </w:tc>
@@ -29178,7 +28144,6 @@
               <w:rPr>
                 <w:rFonts w:ascii="Times New Roman" w:eastAsia="Times New Roman" w:hAnsi="Times New Roman" w:cs="Times New Roman"/>
               </w:rPr>
-              <w:lastRenderedPageBreak/>
               <w:t>IDENTIFICADOR</w:t>
             </w:r>
           </w:p>
@@ -29217,7 +28182,7 @@
               <w:rPr>
                 <w:rFonts w:ascii="Times New Roman" w:eastAsia="Times New Roman" w:hAnsi="Times New Roman" w:cs="Times New Roman"/>
               </w:rPr>
-              <w:t>6</w:t>
+              <w:t>5</w:t>
             </w:r>
           </w:p>
         </w:tc>
@@ -29273,21 +28238,7 @@
               <w:rPr>
                 <w:rFonts w:ascii="Times New Roman" w:eastAsia="Times New Roman" w:hAnsi="Times New Roman" w:cs="Times New Roman"/>
               </w:rPr>
-              <w:t>Generar reporte de desempeño de repartidores (</w:t>
-            </w:r>
-            <w:proofErr w:type="spellStart"/>
-            <w:r>
-              <w:rPr>
-                <w:rFonts w:ascii="Times New Roman" w:eastAsia="Times New Roman" w:hAnsi="Times New Roman" w:cs="Times New Roman"/>
-              </w:rPr>
-              <w:t>Admin</w:t>
-            </w:r>
-            <w:proofErr w:type="spellEnd"/>
-            <w:r>
-              <w:rPr>
-                <w:rFonts w:ascii="Times New Roman" w:eastAsia="Times New Roman" w:hAnsi="Times New Roman" w:cs="Times New Roman"/>
-              </w:rPr>
-              <w:t>)</w:t>
+              <w:t>Generar reporte de desempeño de repartidores (Admin)</w:t>
             </w:r>
           </w:p>
         </w:tc>
@@ -29490,12 +28441,23 @@
                 <w:color w:val="0F1115"/>
                 <w:lang w:val="en-US"/>
               </w:rPr>
-              <w:t>RF18, RNF01, RNF05, RNF06, RNF07, RNF12</w:t>
+              <w:t>RNF01, RNF05, RNF07, RNF09, RNF12</w:t>
             </w:r>
           </w:p>
         </w:tc>
       </w:tr>
     </w:tbl>
+    <w:p>
+      <w:pPr>
+        <w:spacing w:after="252"/>
+        <w:ind w:left="720"/>
+        <w:jc w:val="both"/>
+        <w:rPr>
+          <w:rFonts w:ascii="Times New Roman" w:eastAsia="Times New Roman" w:hAnsi="Times New Roman" w:cs="Times New Roman"/>
+          <w:lang w:val="en-US"/>
+        </w:rPr>
+      </w:pPr>
+    </w:p>
     <w:p>
       <w:pPr>
         <w:spacing w:after="252"/>
@@ -29544,6 +28506,7 @@
               <w:rPr>
                 <w:rFonts w:ascii="Times New Roman" w:eastAsia="Times New Roman" w:hAnsi="Times New Roman" w:cs="Times New Roman"/>
               </w:rPr>
+              <w:lastRenderedPageBreak/>
               <w:t>IDENTIFICADOR</w:t>
             </w:r>
           </w:p>
@@ -29582,7 +28545,7 @@
               <w:rPr>
                 <w:rFonts w:ascii="Times New Roman" w:eastAsia="Times New Roman" w:hAnsi="Times New Roman" w:cs="Times New Roman"/>
               </w:rPr>
-              <w:t>7</w:t>
+              <w:t>6</w:t>
             </w:r>
           </w:p>
         </w:tc>
@@ -29638,21 +28601,7 @@
               <w:rPr>
                 <w:rFonts w:ascii="Times New Roman" w:eastAsia="Times New Roman" w:hAnsi="Times New Roman" w:cs="Times New Roman"/>
               </w:rPr>
-              <w:t>Generar reporte de estado de pedidos (</w:t>
-            </w:r>
-            <w:proofErr w:type="spellStart"/>
-            <w:r>
-              <w:rPr>
-                <w:rFonts w:ascii="Times New Roman" w:eastAsia="Times New Roman" w:hAnsi="Times New Roman" w:cs="Times New Roman"/>
-              </w:rPr>
-              <w:t>Admin</w:t>
-            </w:r>
-            <w:proofErr w:type="spellEnd"/>
-            <w:r>
-              <w:rPr>
-                <w:rFonts w:ascii="Times New Roman" w:eastAsia="Times New Roman" w:hAnsi="Times New Roman" w:cs="Times New Roman"/>
-              </w:rPr>
-              <w:t>)</w:t>
+              <w:t>Generar reporte de estado de pedidos (Admin)</w:t>
             </w:r>
           </w:p>
         </w:tc>
@@ -29855,7 +28804,7 @@
                 <w:color w:val="0F1115"/>
                 <w:lang w:val="en-US"/>
               </w:rPr>
-              <w:t>RF18, RNF01, RNF05, RNF06, RNF07, RNF12</w:t>
+              <w:t>RNF01, RNF05, RNF07, RNF09, RNF12</w:t>
             </w:r>
           </w:p>
         </w:tc>
@@ -29941,7 +28890,13 @@
               <w:rPr>
                 <w:rFonts w:ascii="Times New Roman" w:eastAsia="Times New Roman" w:hAnsi="Times New Roman" w:cs="Times New Roman"/>
               </w:rPr>
-              <w:t>68</w:t>
+              <w:t>6</w:t>
+            </w:r>
+            <w:r>
+              <w:rPr>
+                <w:rFonts w:ascii="Times New Roman" w:eastAsia="Times New Roman" w:hAnsi="Times New Roman" w:cs="Times New Roman"/>
+              </w:rPr>
+              <w:t>7</w:t>
             </w:r>
           </w:p>
         </w:tc>
@@ -29997,21 +28952,7 @@
               <w:rPr>
                 <w:rFonts w:ascii="Times New Roman" w:eastAsia="Times New Roman" w:hAnsi="Times New Roman" w:cs="Times New Roman"/>
               </w:rPr>
-              <w:t>Generar reporte de clientes frecuentes (</w:t>
-            </w:r>
-            <w:proofErr w:type="spellStart"/>
-            <w:r>
-              <w:rPr>
-                <w:rFonts w:ascii="Times New Roman" w:eastAsia="Times New Roman" w:hAnsi="Times New Roman" w:cs="Times New Roman"/>
-              </w:rPr>
-              <w:t>Admin</w:t>
-            </w:r>
-            <w:proofErr w:type="spellEnd"/>
-            <w:r>
-              <w:rPr>
-                <w:rFonts w:ascii="Times New Roman" w:eastAsia="Times New Roman" w:hAnsi="Times New Roman" w:cs="Times New Roman"/>
-              </w:rPr>
-              <w:t>)</w:t>
+              <w:t>Generar reporte de clientes frecuentes (Admin)</w:t>
             </w:r>
           </w:p>
         </w:tc>
@@ -30099,7 +29040,6 @@
               <w:rPr>
                 <w:rFonts w:ascii="Times New Roman" w:eastAsia="Times New Roman" w:hAnsi="Times New Roman" w:cs="Times New Roman"/>
               </w:rPr>
-              <w:lastRenderedPageBreak/>
               <w:t>CRITERIOS DE ACEPTACIÓN</w:t>
             </w:r>
           </w:p>
@@ -30235,7 +29175,7 @@
                 <w:color w:val="0F1115"/>
                 <w:lang w:val="en-US"/>
               </w:rPr>
-              <w:t>RF18, RNF01, RNF05, RNF06, RNF07, RNF12</w:t>
+              <w:t>RNF01, RNF05, RNF07, RNF09, RNF12</w:t>
             </w:r>
           </w:p>
         </w:tc>
@@ -30321,7 +29261,13 @@
               <w:rPr>
                 <w:rFonts w:ascii="Times New Roman" w:eastAsia="Times New Roman" w:hAnsi="Times New Roman" w:cs="Times New Roman"/>
               </w:rPr>
-              <w:t>69</w:t>
+              <w:t>6</w:t>
+            </w:r>
+            <w:r>
+              <w:rPr>
+                <w:rFonts w:ascii="Times New Roman" w:eastAsia="Times New Roman" w:hAnsi="Times New Roman" w:cs="Times New Roman"/>
+              </w:rPr>
+              <w:t>8</w:t>
             </w:r>
           </w:p>
         </w:tc>
@@ -30377,21 +29323,7 @@
               <w:rPr>
                 <w:rFonts w:ascii="Times New Roman" w:eastAsia="Times New Roman" w:hAnsi="Times New Roman" w:cs="Times New Roman"/>
               </w:rPr>
-              <w:t>Generar reporte de resumen general del negocio (</w:t>
-            </w:r>
-            <w:proofErr w:type="spellStart"/>
-            <w:r>
-              <w:rPr>
-                <w:rFonts w:ascii="Times New Roman" w:eastAsia="Times New Roman" w:hAnsi="Times New Roman" w:cs="Times New Roman"/>
-              </w:rPr>
-              <w:t>Admin</w:t>
-            </w:r>
-            <w:proofErr w:type="spellEnd"/>
-            <w:r>
-              <w:rPr>
-                <w:rFonts w:ascii="Times New Roman" w:eastAsia="Times New Roman" w:hAnsi="Times New Roman" w:cs="Times New Roman"/>
-              </w:rPr>
-              <w:t>)</w:t>
+              <w:t>Generar reporte de resumen general del negocio (Admin)</w:t>
             </w:r>
           </w:p>
         </w:tc>
@@ -30479,6 +29411,7 @@
               <w:rPr>
                 <w:rFonts w:ascii="Times New Roman" w:eastAsia="Times New Roman" w:hAnsi="Times New Roman" w:cs="Times New Roman"/>
               </w:rPr>
+              <w:lastRenderedPageBreak/>
               <w:t>CRITERIOS DE ACEPTACIÓN</w:t>
             </w:r>
           </w:p>
@@ -30580,7 +29513,7 @@
                 <w:color w:val="0F1115"/>
                 <w:lang w:val="en-US"/>
               </w:rPr>
-              <w:t>RF18, RNF01, RNF05, RNF06, RNF07, RNF12</w:t>
+              <w:t>RNF01, RNF05, RNF07, RNF09, RNF12</w:t>
             </w:r>
           </w:p>
         </w:tc>
@@ -30666,13 +29599,7 @@
               <w:rPr>
                 <w:rFonts w:ascii="Times New Roman" w:eastAsia="Times New Roman" w:hAnsi="Times New Roman" w:cs="Times New Roman"/>
               </w:rPr>
-              <w:t>7</w:t>
-            </w:r>
-            <w:r>
-              <w:rPr>
-                <w:rFonts w:ascii="Times New Roman" w:eastAsia="Times New Roman" w:hAnsi="Times New Roman" w:cs="Times New Roman"/>
-              </w:rPr>
-              <w:t>0</w:t>
+              <w:t>69</w:t>
             </w:r>
           </w:p>
         </w:tc>
@@ -30728,21 +29655,7 @@
               <w:rPr>
                 <w:rFonts w:ascii="Times New Roman" w:eastAsia="Times New Roman" w:hAnsi="Times New Roman" w:cs="Times New Roman"/>
               </w:rPr>
-              <w:t>Generar reporte de ventas por categoría (</w:t>
-            </w:r>
-            <w:proofErr w:type="spellStart"/>
-            <w:r>
-              <w:rPr>
-                <w:rFonts w:ascii="Times New Roman" w:eastAsia="Times New Roman" w:hAnsi="Times New Roman" w:cs="Times New Roman"/>
-              </w:rPr>
-              <w:t>Admin</w:t>
-            </w:r>
-            <w:proofErr w:type="spellEnd"/>
-            <w:r>
-              <w:rPr>
-                <w:rFonts w:ascii="Times New Roman" w:eastAsia="Times New Roman" w:hAnsi="Times New Roman" w:cs="Times New Roman"/>
-              </w:rPr>
-              <w:t>)</w:t>
+              <w:t>Generar reporte de ventas por categoría (Admin)</w:t>
             </w:r>
           </w:p>
         </w:tc>
@@ -30925,7 +29838,7 @@
                 <w:color w:val="0F1115"/>
                 <w:lang w:val="en-US"/>
               </w:rPr>
-              <w:t>RF18, RNF01, RNF05, RNF06, RNF07, RNF12</w:t>
+              <w:t>RNF01, RNF05, RNF07, RNF09, RNF12</w:t>
             </w:r>
           </w:p>
         </w:tc>
@@ -30979,7 +29892,6 @@
               <w:rPr>
                 <w:rFonts w:ascii="Times New Roman" w:eastAsia="Times New Roman" w:hAnsi="Times New Roman" w:cs="Times New Roman"/>
               </w:rPr>
-              <w:lastRenderedPageBreak/>
               <w:t>IDENTIFICADOR</w:t>
             </w:r>
           </w:p>
@@ -31012,13 +29924,7 @@
               <w:rPr>
                 <w:rFonts w:ascii="Times New Roman" w:eastAsia="Times New Roman" w:hAnsi="Times New Roman" w:cs="Times New Roman"/>
               </w:rPr>
-              <w:t>7</w:t>
-            </w:r>
-            <w:r>
-              <w:rPr>
-                <w:rFonts w:ascii="Times New Roman" w:eastAsia="Times New Roman" w:hAnsi="Times New Roman" w:cs="Times New Roman"/>
-              </w:rPr>
-              <w:t>1</w:t>
+              <w:t>70</w:t>
             </w:r>
           </w:p>
         </w:tc>
@@ -31074,21 +29980,7 @@
               <w:rPr>
                 <w:rFonts w:ascii="Times New Roman" w:eastAsia="Times New Roman" w:hAnsi="Times New Roman" w:cs="Times New Roman"/>
               </w:rPr>
-              <w:t>Generar reporte de análisis de fórmulas (</w:t>
-            </w:r>
-            <w:proofErr w:type="spellStart"/>
-            <w:r>
-              <w:rPr>
-                <w:rFonts w:ascii="Times New Roman" w:eastAsia="Times New Roman" w:hAnsi="Times New Roman" w:cs="Times New Roman"/>
-              </w:rPr>
-              <w:t>Admin</w:t>
-            </w:r>
-            <w:proofErr w:type="spellEnd"/>
-            <w:r>
-              <w:rPr>
-                <w:rFonts w:ascii="Times New Roman" w:eastAsia="Times New Roman" w:hAnsi="Times New Roman" w:cs="Times New Roman"/>
-              </w:rPr>
-              <w:t>)</w:t>
+              <w:t>Generar reporte de análisis de fórmulas (Admin)</w:t>
             </w:r>
           </w:p>
         </w:tc>
@@ -31311,7 +30203,7 @@
                 <w:color w:val="0F1115"/>
                 <w:lang w:val="en-US"/>
               </w:rPr>
-              <w:t>RF18, RNF01, RNF05, RNF06, RNF07, RNF12</w:t>
+              <w:t>RNF01, RNF05, RNF07, RNF09, RNF12</w:t>
             </w:r>
           </w:p>
         </w:tc>
@@ -31365,6 +30257,7 @@
               <w:rPr>
                 <w:rFonts w:ascii="Times New Roman" w:eastAsia="Times New Roman" w:hAnsi="Times New Roman" w:cs="Times New Roman"/>
               </w:rPr>
+              <w:lastRenderedPageBreak/>
               <w:t>IDENTIFICADOR</w:t>
             </w:r>
           </w:p>
@@ -31403,7 +30296,7 @@
               <w:rPr>
                 <w:rFonts w:ascii="Times New Roman" w:eastAsia="Times New Roman" w:hAnsi="Times New Roman" w:cs="Times New Roman"/>
               </w:rPr>
-              <w:t>2</w:t>
+              <w:t>1</w:t>
             </w:r>
           </w:p>
         </w:tc>
@@ -31459,21 +30352,7 @@
               <w:rPr>
                 <w:rFonts w:ascii="Times New Roman" w:eastAsia="Times New Roman" w:hAnsi="Times New Roman" w:cs="Times New Roman"/>
               </w:rPr>
-              <w:t>Generar reporte PDF (</w:t>
-            </w:r>
-            <w:proofErr w:type="spellStart"/>
-            <w:r>
-              <w:rPr>
-                <w:rFonts w:ascii="Times New Roman" w:eastAsia="Times New Roman" w:hAnsi="Times New Roman" w:cs="Times New Roman"/>
-              </w:rPr>
-              <w:t>Admin</w:t>
-            </w:r>
-            <w:proofErr w:type="spellEnd"/>
-            <w:r>
-              <w:rPr>
-                <w:rFonts w:ascii="Times New Roman" w:eastAsia="Times New Roman" w:hAnsi="Times New Roman" w:cs="Times New Roman"/>
-              </w:rPr>
-              <w:t>)</w:t>
+              <w:t>Generar reporte PDF (Admin)</w:t>
             </w:r>
           </w:p>
         </w:tc>
@@ -31612,21 +30491,7 @@
               <w:rPr>
                 <w:rFonts w:ascii="Times New Roman" w:eastAsia="Times New Roman" w:hAnsi="Times New Roman" w:cs="Times New Roman"/>
               </w:rPr>
-              <w:t>El sistema debe recibir tipo de reporte (ventas, inventario, repartidores, clientes, productos-mas-vendidos, estado-pedidos, ventas-</w:t>
-            </w:r>
-            <w:proofErr w:type="spellStart"/>
-            <w:r>
-              <w:rPr>
-                <w:rFonts w:ascii="Times New Roman" w:eastAsia="Times New Roman" w:hAnsi="Times New Roman" w:cs="Times New Roman"/>
-              </w:rPr>
-              <w:t>categoria</w:t>
-            </w:r>
-            <w:proofErr w:type="spellEnd"/>
-            <w:r>
-              <w:rPr>
-                <w:rFonts w:ascii="Times New Roman" w:eastAsia="Times New Roman" w:hAnsi="Times New Roman" w:cs="Times New Roman"/>
-              </w:rPr>
-              <w:t xml:space="preserve">) y período (diario, semanal, mensual, anual) o rango de fechas. </w:t>
+              <w:t xml:space="preserve">El sistema debe recibir tipo de reporte (ventas, inventario, repartidores, clientes, productos-mas-vendidos, estado-pedidos, ventas-categoria) y período (diario, semanal, mensual, anual) o rango de fechas. </w:t>
             </w:r>
           </w:p>
           <w:p>
@@ -31710,7 +30575,7 @@
                 <w:color w:val="0F1115"/>
                 <w:lang w:val="en-US"/>
               </w:rPr>
-              <w:t>RF18, RNF01, RNF05, RNF06, RNF07, RNF12</w:t>
+              <w:t>RNF01, RNF05, RNF07, RNF09, RNF12</w:t>
             </w:r>
           </w:p>
         </w:tc>
@@ -31728,424 +30593,6 @@
         </w:rPr>
       </w:pPr>
     </w:p>
-    <w:tbl>
-      <w:tblPr>
-        <w:tblStyle w:val="a7"/>
-        <w:tblW w:w="9000" w:type="dxa"/>
-        <w:tblInd w:w="10" w:type="dxa"/>
-        <w:tblLayout w:type="fixed"/>
-        <w:tblLook w:val="0400" w:firstRow="0" w:lastRow="0" w:firstColumn="0" w:lastColumn="0" w:noHBand="0" w:noVBand="1"/>
-      </w:tblPr>
-      <w:tblGrid>
-        <w:gridCol w:w="3099"/>
-        <w:gridCol w:w="5901"/>
-      </w:tblGrid>
-      <w:tr>
-        <w:trPr>
-          <w:trHeight w:val="439"/>
-        </w:trPr>
-        <w:tc>
-          <w:tcPr>
-            <w:tcW w:w="3099" w:type="dxa"/>
-            <w:tcBorders>
-              <w:top w:val="single" w:sz="8" w:space="0" w:color="000000"/>
-              <w:left w:val="single" w:sz="8" w:space="0" w:color="000000"/>
-              <w:bottom w:val="single" w:sz="8" w:space="0" w:color="000000"/>
-              <w:right w:val="single" w:sz="8" w:space="0" w:color="000000"/>
-            </w:tcBorders>
-            <w:vAlign w:val="center"/>
-          </w:tcPr>
-          <w:p>
-            <w:pPr>
-              <w:jc w:val="center"/>
-              <w:rPr>
-                <w:rFonts w:ascii="Times New Roman" w:eastAsia="Times New Roman" w:hAnsi="Times New Roman" w:cs="Times New Roman"/>
-              </w:rPr>
-            </w:pPr>
-            <w:r>
-              <w:rPr>
-                <w:rFonts w:ascii="Times New Roman" w:eastAsia="Times New Roman" w:hAnsi="Times New Roman" w:cs="Times New Roman"/>
-              </w:rPr>
-              <w:t>IDENTIFICADOR</w:t>
-            </w:r>
-          </w:p>
-        </w:tc>
-        <w:tc>
-          <w:tcPr>
-            <w:tcW w:w="5901" w:type="dxa"/>
-            <w:tcBorders>
-              <w:top w:val="single" w:sz="8" w:space="0" w:color="000000"/>
-              <w:left w:val="single" w:sz="8" w:space="0" w:color="000000"/>
-              <w:bottom w:val="single" w:sz="8" w:space="0" w:color="000000"/>
-              <w:right w:val="single" w:sz="8" w:space="0" w:color="000000"/>
-            </w:tcBorders>
-          </w:tcPr>
-          <w:p>
-            <w:pPr>
-              <w:ind w:left="668"/>
-              <w:jc w:val="center"/>
-              <w:rPr>
-                <w:rFonts w:ascii="Times New Roman" w:eastAsia="Times New Roman" w:hAnsi="Times New Roman" w:cs="Times New Roman"/>
-              </w:rPr>
-            </w:pPr>
-            <w:r>
-              <w:rPr>
-                <w:rFonts w:ascii="Times New Roman" w:eastAsia="Times New Roman" w:hAnsi="Times New Roman" w:cs="Times New Roman"/>
-              </w:rPr>
-              <w:t>HU0</w:t>
-            </w:r>
-            <w:r>
-              <w:rPr>
-                <w:rFonts w:ascii="Times New Roman" w:eastAsia="Times New Roman" w:hAnsi="Times New Roman" w:cs="Times New Roman"/>
-              </w:rPr>
-              <w:t>7</w:t>
-            </w:r>
-            <w:r>
-              <w:rPr>
-                <w:rFonts w:ascii="Times New Roman" w:eastAsia="Times New Roman" w:hAnsi="Times New Roman" w:cs="Times New Roman"/>
-              </w:rPr>
-              <w:t>6</w:t>
-            </w:r>
-          </w:p>
-        </w:tc>
-      </w:tr>
-      <w:tr>
-        <w:trPr>
-          <w:trHeight w:val="500"/>
-        </w:trPr>
-        <w:tc>
-          <w:tcPr>
-            <w:tcW w:w="3099" w:type="dxa"/>
-            <w:tcBorders>
-              <w:top w:val="single" w:sz="8" w:space="0" w:color="000000"/>
-              <w:left w:val="single" w:sz="8" w:space="0" w:color="000000"/>
-              <w:bottom w:val="single" w:sz="8" w:space="0" w:color="000000"/>
-              <w:right w:val="single" w:sz="8" w:space="0" w:color="000000"/>
-            </w:tcBorders>
-            <w:vAlign w:val="center"/>
-          </w:tcPr>
-          <w:p>
-            <w:pPr>
-              <w:ind w:left="1024"/>
-              <w:rPr>
-                <w:rFonts w:ascii="Times New Roman" w:eastAsia="Times New Roman" w:hAnsi="Times New Roman" w:cs="Times New Roman"/>
-              </w:rPr>
-            </w:pPr>
-            <w:r>
-              <w:rPr>
-                <w:rFonts w:ascii="Times New Roman" w:eastAsia="Times New Roman" w:hAnsi="Times New Roman" w:cs="Times New Roman"/>
-              </w:rPr>
-              <w:t>NOMBRE</w:t>
-            </w:r>
-          </w:p>
-        </w:tc>
-        <w:tc>
-          <w:tcPr>
-            <w:tcW w:w="5901" w:type="dxa"/>
-            <w:tcBorders>
-              <w:top w:val="single" w:sz="8" w:space="0" w:color="000000"/>
-              <w:left w:val="single" w:sz="8" w:space="0" w:color="000000"/>
-              <w:bottom w:val="single" w:sz="8" w:space="0" w:color="000000"/>
-              <w:right w:val="single" w:sz="8" w:space="0" w:color="000000"/>
-            </w:tcBorders>
-            <w:vAlign w:val="center"/>
-          </w:tcPr>
-          <w:p>
-            <w:pPr>
-              <w:ind w:left="720"/>
-              <w:jc w:val="center"/>
-              <w:rPr>
-                <w:rFonts w:ascii="Times New Roman" w:eastAsia="Times New Roman" w:hAnsi="Times New Roman" w:cs="Times New Roman"/>
-              </w:rPr>
-            </w:pPr>
-            <w:r>
-              <w:rPr>
-                <w:rFonts w:ascii="Times New Roman" w:eastAsia="Times New Roman" w:hAnsi="Times New Roman" w:cs="Times New Roman"/>
-              </w:rPr>
-              <w:t>Prueba virtual de monturas</w:t>
-            </w:r>
-          </w:p>
-        </w:tc>
-      </w:tr>
-      <w:tr>
-        <w:trPr>
-          <w:trHeight w:val="780"/>
-        </w:trPr>
-        <w:tc>
-          <w:tcPr>
-            <w:tcW w:w="3099" w:type="dxa"/>
-            <w:tcBorders>
-              <w:top w:val="single" w:sz="8" w:space="0" w:color="000000"/>
-              <w:left w:val="single" w:sz="8" w:space="0" w:color="000000"/>
-              <w:bottom w:val="single" w:sz="8" w:space="0" w:color="000000"/>
-              <w:right w:val="single" w:sz="8" w:space="0" w:color="000000"/>
-            </w:tcBorders>
-          </w:tcPr>
-          <w:p>
-            <w:pPr>
-              <w:ind w:right="83"/>
-              <w:jc w:val="center"/>
-              <w:rPr>
-                <w:rFonts w:ascii="Times New Roman" w:eastAsia="Times New Roman" w:hAnsi="Times New Roman" w:cs="Times New Roman"/>
-              </w:rPr>
-            </w:pPr>
-            <w:r>
-              <w:rPr>
-                <w:rFonts w:ascii="Times New Roman" w:eastAsia="Times New Roman" w:hAnsi="Times New Roman" w:cs="Times New Roman"/>
-              </w:rPr>
-              <w:lastRenderedPageBreak/>
-              <w:t>DESCRIPCIÓN</w:t>
-            </w:r>
-          </w:p>
-        </w:tc>
-        <w:tc>
-          <w:tcPr>
-            <w:tcW w:w="5901" w:type="dxa"/>
-            <w:tcBorders>
-              <w:top w:val="single" w:sz="8" w:space="0" w:color="000000"/>
-              <w:left w:val="single" w:sz="8" w:space="0" w:color="000000"/>
-              <w:bottom w:val="single" w:sz="8" w:space="0" w:color="000000"/>
-              <w:right w:val="single" w:sz="8" w:space="0" w:color="000000"/>
-            </w:tcBorders>
-            <w:vAlign w:val="center"/>
-          </w:tcPr>
-          <w:p>
-            <w:pPr>
-              <w:jc w:val="center"/>
-              <w:rPr>
-                <w:rFonts w:ascii="Times New Roman" w:eastAsia="Times New Roman" w:hAnsi="Times New Roman" w:cs="Times New Roman"/>
-              </w:rPr>
-            </w:pPr>
-            <w:r>
-              <w:rPr>
-                <w:rFonts w:ascii="Times New Roman" w:eastAsia="Times New Roman" w:hAnsi="Times New Roman" w:cs="Times New Roman"/>
-              </w:rPr>
-              <w:t>Como cliente, quiero probarme monturas virtualmente usando la cámara de mi dispositivo, para ver cómo me quedan antes de comprar.</w:t>
-            </w:r>
-          </w:p>
-        </w:tc>
-      </w:tr>
-      <w:tr>
-        <w:trPr>
-          <w:trHeight w:val="780"/>
-        </w:trPr>
-        <w:tc>
-          <w:tcPr>
-            <w:tcW w:w="3099" w:type="dxa"/>
-            <w:tcBorders>
-              <w:top w:val="single" w:sz="8" w:space="0" w:color="000000"/>
-              <w:left w:val="single" w:sz="8" w:space="0" w:color="000000"/>
-              <w:bottom w:val="single" w:sz="8" w:space="0" w:color="000000"/>
-              <w:right w:val="single" w:sz="8" w:space="0" w:color="000000"/>
-            </w:tcBorders>
-            <w:vAlign w:val="center"/>
-          </w:tcPr>
-          <w:p>
-            <w:pPr>
-              <w:jc w:val="center"/>
-              <w:rPr>
-                <w:rFonts w:ascii="Times New Roman" w:eastAsia="Times New Roman" w:hAnsi="Times New Roman" w:cs="Times New Roman"/>
-              </w:rPr>
-            </w:pPr>
-            <w:r>
-              <w:rPr>
-                <w:rFonts w:ascii="Times New Roman" w:eastAsia="Times New Roman" w:hAnsi="Times New Roman" w:cs="Times New Roman"/>
-              </w:rPr>
-              <w:t>CRITERIOS DE ACEPTACIÓN</w:t>
-            </w:r>
-          </w:p>
-        </w:tc>
-        <w:tc>
-          <w:tcPr>
-            <w:tcW w:w="5901" w:type="dxa"/>
-            <w:tcBorders>
-              <w:top w:val="single" w:sz="8" w:space="0" w:color="000000"/>
-              <w:left w:val="single" w:sz="8" w:space="0" w:color="000000"/>
-              <w:bottom w:val="single" w:sz="8" w:space="0" w:color="000000"/>
-              <w:right w:val="single" w:sz="8" w:space="0" w:color="000000"/>
-            </w:tcBorders>
-            <w:vAlign w:val="center"/>
-          </w:tcPr>
-          <w:p>
-            <w:pPr>
-              <w:numPr>
-                <w:ilvl w:val="0"/>
-                <w:numId w:val="4"/>
-              </w:numPr>
-              <w:pBdr>
-                <w:top w:val="nil"/>
-                <w:left w:val="nil"/>
-                <w:bottom w:val="nil"/>
-                <w:right w:val="nil"/>
-                <w:between w:val="nil"/>
-              </w:pBdr>
-              <w:spacing w:after="160" w:line="259" w:lineRule="auto"/>
-              <w:jc w:val="center"/>
-              <w:rPr>
-                <w:rFonts w:ascii="Times New Roman" w:eastAsia="Times New Roman" w:hAnsi="Times New Roman" w:cs="Times New Roman"/>
-                <w:color w:val="000000"/>
-              </w:rPr>
-            </w:pPr>
-            <w:r>
-              <w:rPr>
-                <w:rFonts w:ascii="Times New Roman" w:eastAsia="Times New Roman" w:hAnsi="Times New Roman" w:cs="Times New Roman"/>
-                <w:color w:val="000000"/>
-              </w:rPr>
-              <w:t>El sistema debe activar la cámara del dispositivo.</w:t>
-            </w:r>
-          </w:p>
-          <w:p>
-            <w:pPr>
-              <w:numPr>
-                <w:ilvl w:val="0"/>
-                <w:numId w:val="4"/>
-              </w:numPr>
-              <w:pBdr>
-                <w:top w:val="nil"/>
-                <w:left w:val="nil"/>
-                <w:bottom w:val="nil"/>
-                <w:right w:val="nil"/>
-                <w:between w:val="nil"/>
-              </w:pBdr>
-              <w:spacing w:after="160" w:line="259" w:lineRule="auto"/>
-              <w:jc w:val="center"/>
-              <w:rPr>
-                <w:rFonts w:ascii="Times New Roman" w:eastAsia="Times New Roman" w:hAnsi="Times New Roman" w:cs="Times New Roman"/>
-                <w:color w:val="000000"/>
-              </w:rPr>
-            </w:pPr>
-            <w:r>
-              <w:rPr>
-                <w:rFonts w:ascii="Times New Roman" w:eastAsia="Times New Roman" w:hAnsi="Times New Roman" w:cs="Times New Roman"/>
-                <w:color w:val="000000"/>
-              </w:rPr>
-              <w:t>El sistema debe superponer monturas digitales sobre el rostro.</w:t>
-            </w:r>
-          </w:p>
-          <w:p>
-            <w:pPr>
-              <w:numPr>
-                <w:ilvl w:val="0"/>
-                <w:numId w:val="4"/>
-              </w:numPr>
-              <w:pBdr>
-                <w:top w:val="nil"/>
-                <w:left w:val="nil"/>
-                <w:bottom w:val="nil"/>
-                <w:right w:val="nil"/>
-                <w:between w:val="nil"/>
-              </w:pBdr>
-              <w:spacing w:after="160" w:line="259" w:lineRule="auto"/>
-              <w:jc w:val="center"/>
-              <w:rPr>
-                <w:rFonts w:ascii="Times New Roman" w:eastAsia="Times New Roman" w:hAnsi="Times New Roman" w:cs="Times New Roman"/>
-                <w:color w:val="000000"/>
-              </w:rPr>
-            </w:pPr>
-            <w:r>
-              <w:rPr>
-                <w:rFonts w:ascii="Times New Roman" w:eastAsia="Times New Roman" w:hAnsi="Times New Roman" w:cs="Times New Roman"/>
-                <w:color w:val="000000"/>
-              </w:rPr>
-              <w:t>El sistema debe permitir comparar hasta dos monturas en simultáneo.</w:t>
-            </w:r>
-          </w:p>
-          <w:p>
-            <w:pPr>
-              <w:numPr>
-                <w:ilvl w:val="0"/>
-                <w:numId w:val="4"/>
-              </w:numPr>
-              <w:pBdr>
-                <w:top w:val="nil"/>
-                <w:left w:val="nil"/>
-                <w:bottom w:val="nil"/>
-                <w:right w:val="nil"/>
-                <w:between w:val="nil"/>
-              </w:pBdr>
-              <w:spacing w:after="160" w:line="259" w:lineRule="auto"/>
-              <w:jc w:val="center"/>
-              <w:rPr>
-                <w:rFonts w:ascii="Times New Roman" w:eastAsia="Times New Roman" w:hAnsi="Times New Roman" w:cs="Times New Roman"/>
-                <w:color w:val="000000"/>
-              </w:rPr>
-            </w:pPr>
-            <w:r>
-              <w:rPr>
-                <w:rFonts w:ascii="Times New Roman" w:eastAsia="Times New Roman" w:hAnsi="Times New Roman" w:cs="Times New Roman"/>
-                <w:color w:val="000000"/>
-              </w:rPr>
-              <w:t>El sistema debe mostrar advertencias si la cámara no está disponible.</w:t>
-            </w:r>
-          </w:p>
-        </w:tc>
-      </w:tr>
-      <w:tr>
-        <w:trPr>
-          <w:trHeight w:val="384"/>
-        </w:trPr>
-        <w:tc>
-          <w:tcPr>
-            <w:tcW w:w="3099" w:type="dxa"/>
-            <w:tcBorders>
-              <w:top w:val="single" w:sz="8" w:space="0" w:color="000000"/>
-              <w:left w:val="single" w:sz="8" w:space="0" w:color="000000"/>
-              <w:bottom w:val="single" w:sz="8" w:space="0" w:color="000000"/>
-              <w:right w:val="single" w:sz="8" w:space="0" w:color="000000"/>
-            </w:tcBorders>
-            <w:vAlign w:val="center"/>
-          </w:tcPr>
-          <w:p>
-            <w:pPr>
-              <w:jc w:val="center"/>
-              <w:rPr>
-                <w:rFonts w:ascii="Times New Roman" w:eastAsia="Times New Roman" w:hAnsi="Times New Roman" w:cs="Times New Roman"/>
-              </w:rPr>
-            </w:pPr>
-            <w:r>
-              <w:rPr>
-                <w:rStyle w:val="Fuerte"/>
-                <w:rFonts w:ascii="Times New Roman" w:hAnsi="Times New Roman" w:cs="Times New Roman"/>
-                <w:b w:val="0"/>
-                <w:bCs w:val="0"/>
-                <w:color w:val="0F1115"/>
-              </w:rPr>
-              <w:t>REQUISITOS ASOCIADOS</w:t>
-            </w:r>
-          </w:p>
-        </w:tc>
-        <w:tc>
-          <w:tcPr>
-            <w:tcW w:w="5901" w:type="dxa"/>
-            <w:tcBorders>
-              <w:top w:val="single" w:sz="8" w:space="0" w:color="000000"/>
-              <w:left w:val="single" w:sz="8" w:space="0" w:color="000000"/>
-              <w:bottom w:val="single" w:sz="8" w:space="0" w:color="000000"/>
-              <w:right w:val="single" w:sz="8" w:space="0" w:color="000000"/>
-            </w:tcBorders>
-            <w:vAlign w:val="center"/>
-          </w:tcPr>
-          <w:p>
-            <w:pPr>
-              <w:ind w:firstLine="720"/>
-              <w:jc w:val="center"/>
-              <w:rPr>
-                <w:rFonts w:ascii="Times New Roman" w:eastAsia="Times New Roman" w:hAnsi="Times New Roman" w:cs="Times New Roman"/>
-                <w:lang w:val="en-US"/>
-              </w:rPr>
-            </w:pPr>
-            <w:r>
-              <w:rPr>
-                <w:rFonts w:ascii="Times New Roman" w:hAnsi="Times New Roman" w:cs="Times New Roman"/>
-                <w:color w:val="0F1115"/>
-                <w:lang w:val="en-US"/>
-              </w:rPr>
-              <w:t>RF09, RNF05, RNF06, RNF07, RNF08, RNF12</w:t>
-            </w:r>
-          </w:p>
-        </w:tc>
-      </w:tr>
-    </w:tbl>
     <w:p>
       <w:pPr>
         <w:spacing w:after="0"/>
@@ -32172,7 +30619,7 @@
 </file>
 
 <file path=word/endnotes.xml><?xml version="1.0" encoding="utf-8"?>
-<w:endnotes xmlns:wpc="http://schemas.microsoft.com/office/word/2010/wordprocessingCanvas" xmlns:cx="http://schemas.microsoft.com/office/drawing/2014/chartex" xmlns:cx1="http://schemas.microsoft.com/office/drawing/2015/9/8/chartex" xmlns:cx2="http://schemas.microsoft.com/office/drawing/2015/10/21/chartex" xmlns:cx3="http://schemas.microsoft.com/office/drawing/2016/5/9/chartex" xmlns:cx4="http://schemas.microsoft.com/office/drawing/2016/5/10/chartex" xmlns:cx5="http://schemas.microsoft.com/office/drawing/2016/5/11/chartex" xmlns:cx6="http://schemas.microsoft.com/office/drawing/2016/5/12/chartex" xmlns:cx7="http://schemas.microsoft.com/office/drawing/2016/5/13/chartex" xmlns:cx8="http://schemas.microsoft.com/office/drawing/2016/5/14/chartex" xmlns:mc="http://schemas.openxmlformats.org/markup-compatibility/2006" xmlns:aink="http://schemas.microsoft.com/office/drawing/2016/ink" xmlns:am3d="http://schemas.microsoft.com/office/drawing/2017/model3d" xmlns:o="urn:schemas-microsoft-com:office:office" xmlns:oel="http://schemas.microsoft.com/office/2019/extlst" xmlns:r="http://schemas.openxmlformats.org/officeDocument/2006/relationships" xmlns:m="http://schemas.openxmlformats.org/officeDocument/2006/math" xmlns:v="urn:schemas-microsoft-com:vml" xmlns:wp14="http://schemas.microsoft.com/office/word/2010/wordprocessingDrawing" xmlns:wp="http://schemas.openxmlformats.org/drawingml/2006/wordprocessingDrawing" xmlns:w10="urn:schemas-microsoft-com:office:word" xmlns:w="http://schemas.openxmlformats.org/wordprocessingml/2006/main" xmlns:w14="http://schemas.microsoft.com/office/word/2010/wordml" xmlns:w15="http://schemas.microsoft.com/office/word/2012/wordml" xmlns:w16cei="http://schemas.microsoft.com/office/word/2026/wordml/cei" xmlns:w16cex="http://schemas.microsoft.com/office/word/2018/wordml/cex" xmlns:w16cid="http://schemas.microsoft.com/office/word/2016/wordml/cid" xmlns:w16="http://schemas.microsoft.com/office/word/2018/wordml" xmlns:w16du="http://schemas.microsoft.com/office/word/2023/wordml/word16du" xmlns:w16sdtdh="http://schemas.microsoft.com/office/word/2020/wordml/sdtdatahash" xmlns:w16sdtfl="http://schemas.microsoft.com/office/word/2024/wordml/sdtformatlock" xmlns:w16se="http://schemas.microsoft.com/office/word/2015/wordml/symex" xmlns:wpg="http://schemas.microsoft.com/office/word/2010/wordprocessingGroup" xmlns:wpi="http://schemas.microsoft.com/office/word/2010/wordprocessingInk" xmlns:wne="http://schemas.microsoft.com/office/word/2006/wordml" xmlns:wps="http://schemas.microsoft.com/office/word/2010/wordprocessingShape" mc:Ignorable="w14 w15 w16se w16cid w16 w16cex w16sdtdh w16sdtfl w16du wp14">
+<w:endnotes xmlns:wpc="http://schemas.microsoft.com/office/word/2010/wordprocessingCanvas" xmlns:cx="http://schemas.microsoft.com/office/drawing/2014/chartex" xmlns:cx1="http://schemas.microsoft.com/office/drawing/2015/9/8/chartex" xmlns:cx2="http://schemas.microsoft.com/office/drawing/2015/10/21/chartex" xmlns:cx3="http://schemas.microsoft.com/office/drawing/2016/5/9/chartex" xmlns:cx4="http://schemas.microsoft.com/office/drawing/2016/5/10/chartex" xmlns:cx5="http://schemas.microsoft.com/office/drawing/2016/5/11/chartex" xmlns:cx6="http://schemas.microsoft.com/office/drawing/2016/5/12/chartex" xmlns:cx7="http://schemas.microsoft.com/office/drawing/2016/5/13/chartex" xmlns:cx8="http://schemas.microsoft.com/office/drawing/2016/5/14/chartex" xmlns:mc="http://schemas.openxmlformats.org/markup-compatibility/2006" xmlns:aink="http://schemas.microsoft.com/office/drawing/2016/ink" xmlns:am3d="http://schemas.microsoft.com/office/drawing/2017/model3d" xmlns:o="urn:schemas-microsoft-com:office:office" xmlns:oel="http://schemas.microsoft.com/office/2019/extlst" xmlns:r="http://schemas.openxmlformats.org/officeDocument/2006/relationships" xmlns:m="http://schemas.openxmlformats.org/officeDocument/2006/math" xmlns:v="urn:schemas-microsoft-com:vml" xmlns:wp14="http://schemas.microsoft.com/office/word/2010/wordprocessingDrawing" xmlns:wp="http://schemas.openxmlformats.org/drawingml/2006/wordprocessingDrawing" xmlns:w10="urn:schemas-microsoft-com:office:word" xmlns:w="http://schemas.openxmlformats.org/wordprocessingml/2006/main" xmlns:w14="http://schemas.microsoft.com/office/word/2010/wordml" xmlns:w15="http://schemas.microsoft.com/office/word/2012/wordml" xmlns:w16cex="http://schemas.microsoft.com/office/word/2018/wordml/cex" xmlns:w16cid="http://schemas.microsoft.com/office/word/2016/wordml/cid" xmlns:w16="http://schemas.microsoft.com/office/word/2018/wordml" xmlns:w16du="http://schemas.microsoft.com/office/word/2023/wordml/word16du" xmlns:w16sdtdh="http://schemas.microsoft.com/office/word/2020/wordml/sdtdatahash" xmlns:w16sdtfl="http://schemas.microsoft.com/office/word/2024/wordml/sdtformatlock" xmlns:w16se="http://schemas.microsoft.com/office/word/2015/wordml/symex" xmlns:wpg="http://schemas.microsoft.com/office/word/2010/wordprocessingGroup" xmlns:wpi="http://schemas.microsoft.com/office/word/2010/wordprocessingInk" xmlns:wne="http://schemas.microsoft.com/office/word/2006/wordml" xmlns:wps="http://schemas.microsoft.com/office/word/2010/wordprocessingShape" mc:Ignorable="w14 w15 w16se w16cid w16 w16cex w16sdtdh w16sdtfl w16du wp14">
   <w:endnote w:type="separator" w:id="-1">
     <w:p>
       <w:pPr>
@@ -32197,7 +30644,7 @@
 </file>
 
 <file path=word/footnotes.xml><?xml version="1.0" encoding="utf-8"?>
-<w:footnotes xmlns:wpc="http://schemas.microsoft.com/office/word/2010/wordprocessingCanvas" xmlns:cx="http://schemas.microsoft.com/office/drawing/2014/chartex" xmlns:cx1="http://schemas.microsoft.com/office/drawing/2015/9/8/chartex" xmlns:cx2="http://schemas.microsoft.com/office/drawing/2015/10/21/chartex" xmlns:cx3="http://schemas.microsoft.com/office/drawing/2016/5/9/chartex" xmlns:cx4="http://schemas.microsoft.com/office/drawing/2016/5/10/chartex" xmlns:cx5="http://schemas.microsoft.com/office/drawing/2016/5/11/chartex" xmlns:cx6="http://schemas.microsoft.com/office/drawing/2016/5/12/chartex" xmlns:cx7="http://schemas.microsoft.com/office/drawing/2016/5/13/chartex" xmlns:cx8="http://schemas.microsoft.com/office/drawing/2016/5/14/chartex" xmlns:mc="http://schemas.openxmlformats.org/markup-compatibility/2006" xmlns:aink="http://schemas.microsoft.com/office/drawing/2016/ink" xmlns:am3d="http://schemas.microsoft.com/office/drawing/2017/model3d" xmlns:o="urn:schemas-microsoft-com:office:office" xmlns:oel="http://schemas.microsoft.com/office/2019/extlst" xmlns:r="http://schemas.openxmlformats.org/officeDocument/2006/relationships" xmlns:m="http://schemas.openxmlformats.org/officeDocument/2006/math" xmlns:v="urn:schemas-microsoft-com:vml" xmlns:wp14="http://schemas.microsoft.com/office/word/2010/wordprocessingDrawing" xmlns:wp="http://schemas.openxmlformats.org/drawingml/2006/wordprocessingDrawing" xmlns:w10="urn:schemas-microsoft-com:office:word" xmlns:w="http://schemas.openxmlformats.org/wordprocessingml/2006/main" xmlns:w14="http://schemas.microsoft.com/office/word/2010/wordml" xmlns:w15="http://schemas.microsoft.com/office/word/2012/wordml" xmlns:w16cei="http://schemas.microsoft.com/office/word/2026/wordml/cei" xmlns:w16cex="http://schemas.microsoft.com/office/word/2018/wordml/cex" xmlns:w16cid="http://schemas.microsoft.com/office/word/2016/wordml/cid" xmlns:w16="http://schemas.microsoft.com/office/word/2018/wordml" xmlns:w16du="http://schemas.microsoft.com/office/word/2023/wordml/word16du" xmlns:w16sdtdh="http://schemas.microsoft.com/office/word/2020/wordml/sdtdatahash" xmlns:w16sdtfl="http://schemas.microsoft.com/office/word/2024/wordml/sdtformatlock" xmlns:w16se="http://schemas.microsoft.com/office/word/2015/wordml/symex" xmlns:wpg="http://schemas.microsoft.com/office/word/2010/wordprocessingGroup" xmlns:wpi="http://schemas.microsoft.com/office/word/2010/wordprocessingInk" xmlns:wne="http://schemas.microsoft.com/office/word/2006/wordml" xmlns:wps="http://schemas.microsoft.com/office/word/2010/wordprocessingShape" mc:Ignorable="w14 w15 w16se w16cid w16 w16cex w16sdtdh w16sdtfl w16du wp14">
+<w:footnotes xmlns:wpc="http://schemas.microsoft.com/office/word/2010/wordprocessingCanvas" xmlns:cx="http://schemas.microsoft.com/office/drawing/2014/chartex" xmlns:cx1="http://schemas.microsoft.com/office/drawing/2015/9/8/chartex" xmlns:cx2="http://schemas.microsoft.com/office/drawing/2015/10/21/chartex" xmlns:cx3="http://schemas.microsoft.com/office/drawing/2016/5/9/chartex" xmlns:cx4="http://schemas.microsoft.com/office/drawing/2016/5/10/chartex" xmlns:cx5="http://schemas.microsoft.com/office/drawing/2016/5/11/chartex" xmlns:cx6="http://schemas.microsoft.com/office/drawing/2016/5/12/chartex" xmlns:cx7="http://schemas.microsoft.com/office/drawing/2016/5/13/chartex" xmlns:cx8="http://schemas.microsoft.com/office/drawing/2016/5/14/chartex" xmlns:mc="http://schemas.openxmlformats.org/markup-compatibility/2006" xmlns:aink="http://schemas.microsoft.com/office/drawing/2016/ink" xmlns:am3d="http://schemas.microsoft.com/office/drawing/2017/model3d" xmlns:o="urn:schemas-microsoft-com:office:office" xmlns:oel="http://schemas.microsoft.com/office/2019/extlst" xmlns:r="http://schemas.openxmlformats.org/officeDocument/2006/relationships" xmlns:m="http://schemas.openxmlformats.org/officeDocument/2006/math" xmlns:v="urn:schemas-microsoft-com:vml" xmlns:wp14="http://schemas.microsoft.com/office/word/2010/wordprocessingDrawing" xmlns:wp="http://schemas.openxmlformats.org/drawingml/2006/wordprocessingDrawing" xmlns:w10="urn:schemas-microsoft-com:office:word" xmlns:w="http://schemas.openxmlformats.org/wordprocessingml/2006/main" xmlns:w14="http://schemas.microsoft.com/office/word/2010/wordml" xmlns:w15="http://schemas.microsoft.com/office/word/2012/wordml" xmlns:w16cex="http://schemas.microsoft.com/office/word/2018/wordml/cex" xmlns:w16cid="http://schemas.microsoft.com/office/word/2016/wordml/cid" xmlns:w16="http://schemas.microsoft.com/office/word/2018/wordml" xmlns:w16du="http://schemas.microsoft.com/office/word/2023/wordml/word16du" xmlns:w16sdtdh="http://schemas.microsoft.com/office/word/2020/wordml/sdtdatahash" xmlns:w16sdtfl="http://schemas.microsoft.com/office/word/2024/wordml/sdtformatlock" xmlns:w16se="http://schemas.microsoft.com/office/word/2015/wordml/symex" xmlns:wpg="http://schemas.microsoft.com/office/word/2010/wordprocessingGroup" xmlns:wpi="http://schemas.microsoft.com/office/word/2010/wordprocessingInk" xmlns:wne="http://schemas.microsoft.com/office/word/2006/wordml" xmlns:wps="http://schemas.microsoft.com/office/word/2010/wordprocessingShape" mc:Ignorable="w14 w15 w16se w16cid w16 w16cex w16sdtdh w16sdtfl w16du wp14">
   <w:footnote w:type="separator" w:id="-1">
     <w:p>
       <w:pPr>
@@ -32222,7 +30669,7 @@
 </file>
 
 <file path=word/header1.xml><?xml version="1.0" encoding="utf-8"?>
-<w:hdr xmlns:wpc="http://schemas.microsoft.com/office/word/2010/wordprocessingCanvas" xmlns:cx="http://schemas.microsoft.com/office/drawing/2014/chartex" xmlns:cx1="http://schemas.microsoft.com/office/drawing/2015/9/8/chartex" xmlns:cx2="http://schemas.microsoft.com/office/drawing/2015/10/21/chartex" xmlns:cx3="http://schemas.microsoft.com/office/drawing/2016/5/9/chartex" xmlns:cx4="http://schemas.microsoft.com/office/drawing/2016/5/10/chartex" xmlns:cx5="http://schemas.microsoft.com/office/drawing/2016/5/11/chartex" xmlns:cx6="http://schemas.microsoft.com/office/drawing/2016/5/12/chartex" xmlns:cx7="http://schemas.microsoft.com/office/drawing/2016/5/13/chartex" xmlns:cx8="http://schemas.microsoft.com/office/drawing/2016/5/14/chartex" xmlns:mc="http://schemas.openxmlformats.org/markup-compatibility/2006" xmlns:aink="http://schemas.microsoft.com/office/drawing/2016/ink" xmlns:am3d="http://schemas.microsoft.com/office/drawing/2017/model3d" xmlns:o="urn:schemas-microsoft-com:office:office" xmlns:oel="http://schemas.microsoft.com/office/2019/extlst" xmlns:r="http://schemas.openxmlformats.org/officeDocument/2006/relationships" xmlns:m="http://schemas.openxmlformats.org/officeDocument/2006/math" xmlns:v="urn:schemas-microsoft-com:vml" xmlns:wp14="http://schemas.microsoft.com/office/word/2010/wordprocessingDrawing" xmlns:wp="http://schemas.openxmlformats.org/drawingml/2006/wordprocessingDrawing" xmlns:w10="urn:schemas-microsoft-com:office:word" xmlns:w="http://schemas.openxmlformats.org/wordprocessingml/2006/main" xmlns:w14="http://schemas.microsoft.com/office/word/2010/wordml" xmlns:w15="http://schemas.microsoft.com/office/word/2012/wordml" xmlns:w16cei="http://schemas.microsoft.com/office/word/2026/wordml/cei" xmlns:w16cex="http://schemas.microsoft.com/office/word/2018/wordml/cex" xmlns:w16cid="http://schemas.microsoft.com/office/word/2016/wordml/cid" xmlns:w16="http://schemas.microsoft.com/office/word/2018/wordml" xmlns:w16du="http://schemas.microsoft.com/office/word/2023/wordml/word16du" xmlns:w16sdtdh="http://schemas.microsoft.com/office/word/2020/wordml/sdtdatahash" xmlns:w16sdtfl="http://schemas.microsoft.com/office/word/2024/wordml/sdtformatlock" xmlns:w16se="http://schemas.microsoft.com/office/word/2015/wordml/symex" xmlns:wpg="http://schemas.microsoft.com/office/word/2010/wordprocessingGroup" xmlns:wpi="http://schemas.microsoft.com/office/word/2010/wordprocessingInk" xmlns:wne="http://schemas.microsoft.com/office/word/2006/wordml" xmlns:wps="http://schemas.microsoft.com/office/word/2010/wordprocessingShape" mc:Ignorable="w14 w15 w16se w16cid w16 w16cex w16sdtdh w16sdtfl w16du wp14">
+<w:hdr xmlns:wpc="http://schemas.microsoft.com/office/word/2010/wordprocessingCanvas" xmlns:cx="http://schemas.microsoft.com/office/drawing/2014/chartex" xmlns:cx1="http://schemas.microsoft.com/office/drawing/2015/9/8/chartex" xmlns:cx2="http://schemas.microsoft.com/office/drawing/2015/10/21/chartex" xmlns:cx3="http://schemas.microsoft.com/office/drawing/2016/5/9/chartex" xmlns:cx4="http://schemas.microsoft.com/office/drawing/2016/5/10/chartex" xmlns:cx5="http://schemas.microsoft.com/office/drawing/2016/5/11/chartex" xmlns:cx6="http://schemas.microsoft.com/office/drawing/2016/5/12/chartex" xmlns:cx7="http://schemas.microsoft.com/office/drawing/2016/5/13/chartex" xmlns:cx8="http://schemas.microsoft.com/office/drawing/2016/5/14/chartex" xmlns:mc="http://schemas.openxmlformats.org/markup-compatibility/2006" xmlns:aink="http://schemas.microsoft.com/office/drawing/2016/ink" xmlns:am3d="http://schemas.microsoft.com/office/drawing/2017/model3d" xmlns:o="urn:schemas-microsoft-com:office:office" xmlns:oel="http://schemas.microsoft.com/office/2019/extlst" xmlns:r="http://schemas.openxmlformats.org/officeDocument/2006/relationships" xmlns:m="http://schemas.openxmlformats.org/officeDocument/2006/math" xmlns:v="urn:schemas-microsoft-com:vml" xmlns:wp14="http://schemas.microsoft.com/office/word/2010/wordprocessingDrawing" xmlns:wp="http://schemas.openxmlformats.org/drawingml/2006/wordprocessingDrawing" xmlns:w10="urn:schemas-microsoft-com:office:word" xmlns:w="http://schemas.openxmlformats.org/wordprocessingml/2006/main" xmlns:w14="http://schemas.microsoft.com/office/word/2010/wordml" xmlns:w15="http://schemas.microsoft.com/office/word/2012/wordml" xmlns:w16cex="http://schemas.microsoft.com/office/word/2018/wordml/cex" xmlns:w16cid="http://schemas.microsoft.com/office/word/2016/wordml/cid" xmlns:w16="http://schemas.microsoft.com/office/word/2018/wordml" xmlns:w16du="http://schemas.microsoft.com/office/word/2023/wordml/word16du" xmlns:w16sdtdh="http://schemas.microsoft.com/office/word/2020/wordml/sdtdatahash" xmlns:w16sdtfl="http://schemas.microsoft.com/office/word/2024/wordml/sdtformatlock" xmlns:w16se="http://schemas.microsoft.com/office/word/2015/wordml/symex" xmlns:wpg="http://schemas.microsoft.com/office/word/2010/wordprocessingGroup" xmlns:wpi="http://schemas.microsoft.com/office/word/2010/wordprocessingInk" xmlns:wne="http://schemas.microsoft.com/office/word/2006/wordml" xmlns:wps="http://schemas.microsoft.com/office/word/2010/wordprocessingShape" mc:Ignorable="w14 w15 w16se w16cid w16 w16cex w16sdtdh w16sdtfl w16du wp14">
   <w:p>
     <w:pPr>
       <w:spacing w:after="0"/>
@@ -32268,7 +30715,7 @@
 </file>
 
 <file path=word/header2.xml><?xml version="1.0" encoding="utf-8"?>
-<w:hdr xmlns:wpc="http://schemas.microsoft.com/office/word/2010/wordprocessingCanvas" xmlns:cx="http://schemas.microsoft.com/office/drawing/2014/chartex" xmlns:cx1="http://schemas.microsoft.com/office/drawing/2015/9/8/chartex" xmlns:cx2="http://schemas.microsoft.com/office/drawing/2015/10/21/chartex" xmlns:cx3="http://schemas.microsoft.com/office/drawing/2016/5/9/chartex" xmlns:cx4="http://schemas.microsoft.com/office/drawing/2016/5/10/chartex" xmlns:cx5="http://schemas.microsoft.com/office/drawing/2016/5/11/chartex" xmlns:cx6="http://schemas.microsoft.com/office/drawing/2016/5/12/chartex" xmlns:cx7="http://schemas.microsoft.com/office/drawing/2016/5/13/chartex" xmlns:cx8="http://schemas.microsoft.com/office/drawing/2016/5/14/chartex" xmlns:mc="http://schemas.openxmlformats.org/markup-compatibility/2006" xmlns:aink="http://schemas.microsoft.com/office/drawing/2016/ink" xmlns:am3d="http://schemas.microsoft.com/office/drawing/2017/model3d" xmlns:o="urn:schemas-microsoft-com:office:office" xmlns:oel="http://schemas.microsoft.com/office/2019/extlst" xmlns:r="http://schemas.openxmlformats.org/officeDocument/2006/relationships" xmlns:m="http://schemas.openxmlformats.org/officeDocument/2006/math" xmlns:v="urn:schemas-microsoft-com:vml" xmlns:wp14="http://schemas.microsoft.com/office/word/2010/wordprocessingDrawing" xmlns:wp="http://schemas.openxmlformats.org/drawingml/2006/wordprocessingDrawing" xmlns:w10="urn:schemas-microsoft-com:office:word" xmlns:w="http://schemas.openxmlformats.org/wordprocessingml/2006/main" xmlns:w14="http://schemas.microsoft.com/office/word/2010/wordml" xmlns:w15="http://schemas.microsoft.com/office/word/2012/wordml" xmlns:w16cei="http://schemas.microsoft.com/office/word/2026/wordml/cei" xmlns:w16cex="http://schemas.microsoft.com/office/word/2018/wordml/cex" xmlns:w16cid="http://schemas.microsoft.com/office/word/2016/wordml/cid" xmlns:w16="http://schemas.microsoft.com/office/word/2018/wordml" xmlns:w16du="http://schemas.microsoft.com/office/word/2023/wordml/word16du" xmlns:w16sdtdh="http://schemas.microsoft.com/office/word/2020/wordml/sdtdatahash" xmlns:w16sdtfl="http://schemas.microsoft.com/office/word/2024/wordml/sdtformatlock" xmlns:w16se="http://schemas.microsoft.com/office/word/2015/wordml/symex" xmlns:wpg="http://schemas.microsoft.com/office/word/2010/wordprocessingGroup" xmlns:wpi="http://schemas.microsoft.com/office/word/2010/wordprocessingInk" xmlns:wne="http://schemas.microsoft.com/office/word/2006/wordml" xmlns:wps="http://schemas.microsoft.com/office/word/2010/wordprocessingShape" mc:Ignorable="w14 w15 w16se w16cid w16 w16cex w16sdtdh w16sdtfl w16du wp14">
+<w:hdr xmlns:wpc="http://schemas.microsoft.com/office/word/2010/wordprocessingCanvas" xmlns:cx="http://schemas.microsoft.com/office/drawing/2014/chartex" xmlns:cx1="http://schemas.microsoft.com/office/drawing/2015/9/8/chartex" xmlns:cx2="http://schemas.microsoft.com/office/drawing/2015/10/21/chartex" xmlns:cx3="http://schemas.microsoft.com/office/drawing/2016/5/9/chartex" xmlns:cx4="http://schemas.microsoft.com/office/drawing/2016/5/10/chartex" xmlns:cx5="http://schemas.microsoft.com/office/drawing/2016/5/11/chartex" xmlns:cx6="http://schemas.microsoft.com/office/drawing/2016/5/12/chartex" xmlns:cx7="http://schemas.microsoft.com/office/drawing/2016/5/13/chartex" xmlns:cx8="http://schemas.microsoft.com/office/drawing/2016/5/14/chartex" xmlns:mc="http://schemas.openxmlformats.org/markup-compatibility/2006" xmlns:aink="http://schemas.microsoft.com/office/drawing/2016/ink" xmlns:am3d="http://schemas.microsoft.com/office/drawing/2017/model3d" xmlns:o="urn:schemas-microsoft-com:office:office" xmlns:oel="http://schemas.microsoft.com/office/2019/extlst" xmlns:r="http://schemas.openxmlformats.org/officeDocument/2006/relationships" xmlns:m="http://schemas.openxmlformats.org/officeDocument/2006/math" xmlns:v="urn:schemas-microsoft-com:vml" xmlns:wp14="http://schemas.microsoft.com/office/word/2010/wordprocessingDrawing" xmlns:wp="http://schemas.openxmlformats.org/drawingml/2006/wordprocessingDrawing" xmlns:w10="urn:schemas-microsoft-com:office:word" xmlns:w="http://schemas.openxmlformats.org/wordprocessingml/2006/main" xmlns:w14="http://schemas.microsoft.com/office/word/2010/wordml" xmlns:w15="http://schemas.microsoft.com/office/word/2012/wordml" xmlns:w16cex="http://schemas.microsoft.com/office/word/2018/wordml/cex" xmlns:w16cid="http://schemas.microsoft.com/office/word/2016/wordml/cid" xmlns:w16="http://schemas.microsoft.com/office/word/2018/wordml" xmlns:w16du="http://schemas.microsoft.com/office/word/2023/wordml/word16du" xmlns:w16sdtdh="http://schemas.microsoft.com/office/word/2020/wordml/sdtdatahash" xmlns:w16sdtfl="http://schemas.microsoft.com/office/word/2024/wordml/sdtformatlock" xmlns:w16se="http://schemas.microsoft.com/office/word/2015/wordml/symex" xmlns:wpg="http://schemas.microsoft.com/office/word/2010/wordprocessingGroup" xmlns:wpi="http://schemas.microsoft.com/office/word/2010/wordprocessingInk" xmlns:wne="http://schemas.microsoft.com/office/word/2006/wordml" xmlns:wps="http://schemas.microsoft.com/office/word/2010/wordprocessingShape" mc:Ignorable="w14 w15 w16se w16cid w16 w16cex w16sdtdh w16sdtfl w16du wp14">
   <w:p>
     <w:pPr>
       <w:spacing w:after="0"/>
@@ -32320,7 +30767,7 @@
 </file>
 
 <file path=word/header3.xml><?xml version="1.0" encoding="utf-8"?>
-<w:hdr xmlns:wpc="http://schemas.microsoft.com/office/word/2010/wordprocessingCanvas" xmlns:cx="http://schemas.microsoft.com/office/drawing/2014/chartex" xmlns:cx1="http://schemas.microsoft.com/office/drawing/2015/9/8/chartex" xmlns:cx2="http://schemas.microsoft.com/office/drawing/2015/10/21/chartex" xmlns:cx3="http://schemas.microsoft.com/office/drawing/2016/5/9/chartex" xmlns:cx4="http://schemas.microsoft.com/office/drawing/2016/5/10/chartex" xmlns:cx5="http://schemas.microsoft.com/office/drawing/2016/5/11/chartex" xmlns:cx6="http://schemas.microsoft.com/office/drawing/2016/5/12/chartex" xmlns:cx7="http://schemas.microsoft.com/office/drawing/2016/5/13/chartex" xmlns:cx8="http://schemas.microsoft.com/office/drawing/2016/5/14/chartex" xmlns:mc="http://schemas.openxmlformats.org/markup-compatibility/2006" xmlns:aink="http://schemas.microsoft.com/office/drawing/2016/ink" xmlns:am3d="http://schemas.microsoft.com/office/drawing/2017/model3d" xmlns:o="urn:schemas-microsoft-com:office:office" xmlns:oel="http://schemas.microsoft.com/office/2019/extlst" xmlns:r="http://schemas.openxmlformats.org/officeDocument/2006/relationships" xmlns:m="http://schemas.openxmlformats.org/officeDocument/2006/math" xmlns:v="urn:schemas-microsoft-com:vml" xmlns:wp14="http://schemas.microsoft.com/office/word/2010/wordprocessingDrawing" xmlns:wp="http://schemas.openxmlformats.org/drawingml/2006/wordprocessingDrawing" xmlns:w10="urn:schemas-microsoft-com:office:word" xmlns:w="http://schemas.openxmlformats.org/wordprocessingml/2006/main" xmlns:w14="http://schemas.microsoft.com/office/word/2010/wordml" xmlns:w15="http://schemas.microsoft.com/office/word/2012/wordml" xmlns:w16cei="http://schemas.microsoft.com/office/word/2026/wordml/cei" xmlns:w16cex="http://schemas.microsoft.com/office/word/2018/wordml/cex" xmlns:w16cid="http://schemas.microsoft.com/office/word/2016/wordml/cid" xmlns:w16="http://schemas.microsoft.com/office/word/2018/wordml" xmlns:w16du="http://schemas.microsoft.com/office/word/2023/wordml/word16du" xmlns:w16sdtdh="http://schemas.microsoft.com/office/word/2020/wordml/sdtdatahash" xmlns:w16sdtfl="http://schemas.microsoft.com/office/word/2024/wordml/sdtformatlock" xmlns:w16se="http://schemas.microsoft.com/office/word/2015/wordml/symex" xmlns:wpg="http://schemas.microsoft.com/office/word/2010/wordprocessingGroup" xmlns:wpi="http://schemas.microsoft.com/office/word/2010/wordprocessingInk" xmlns:wne="http://schemas.microsoft.com/office/word/2006/wordml" xmlns:wps="http://schemas.microsoft.com/office/word/2010/wordprocessingShape" mc:Ignorable="w14 w15 w16se w16cid w16 w16cex w16sdtdh w16sdtfl w16du wp14">
+<w:hdr xmlns:wpc="http://schemas.microsoft.com/office/word/2010/wordprocessingCanvas" xmlns:cx="http://schemas.microsoft.com/office/drawing/2014/chartex" xmlns:cx1="http://schemas.microsoft.com/office/drawing/2015/9/8/chartex" xmlns:cx2="http://schemas.microsoft.com/office/drawing/2015/10/21/chartex" xmlns:cx3="http://schemas.microsoft.com/office/drawing/2016/5/9/chartex" xmlns:cx4="http://schemas.microsoft.com/office/drawing/2016/5/10/chartex" xmlns:cx5="http://schemas.microsoft.com/office/drawing/2016/5/11/chartex" xmlns:cx6="http://schemas.microsoft.com/office/drawing/2016/5/12/chartex" xmlns:cx7="http://schemas.microsoft.com/office/drawing/2016/5/13/chartex" xmlns:cx8="http://schemas.microsoft.com/office/drawing/2016/5/14/chartex" xmlns:mc="http://schemas.openxmlformats.org/markup-compatibility/2006" xmlns:aink="http://schemas.microsoft.com/office/drawing/2016/ink" xmlns:am3d="http://schemas.microsoft.com/office/drawing/2017/model3d" xmlns:o="urn:schemas-microsoft-com:office:office" xmlns:oel="http://schemas.microsoft.com/office/2019/extlst" xmlns:r="http://schemas.openxmlformats.org/officeDocument/2006/relationships" xmlns:m="http://schemas.openxmlformats.org/officeDocument/2006/math" xmlns:v="urn:schemas-microsoft-com:vml" xmlns:wp14="http://schemas.microsoft.com/office/word/2010/wordprocessingDrawing" xmlns:wp="http://schemas.openxmlformats.org/drawingml/2006/wordprocessingDrawing" xmlns:w10="urn:schemas-microsoft-com:office:word" xmlns:w="http://schemas.openxmlformats.org/wordprocessingml/2006/main" xmlns:w14="http://schemas.microsoft.com/office/word/2010/wordml" xmlns:w15="http://schemas.microsoft.com/office/word/2012/wordml" xmlns:w16cex="http://schemas.microsoft.com/office/word/2018/wordml/cex" xmlns:w16cid="http://schemas.microsoft.com/office/word/2016/wordml/cid" xmlns:w16="http://schemas.microsoft.com/office/word/2018/wordml" xmlns:w16du="http://schemas.microsoft.com/office/word/2023/wordml/word16du" xmlns:w16sdtdh="http://schemas.microsoft.com/office/word/2020/wordml/sdtdatahash" xmlns:w16sdtfl="http://schemas.microsoft.com/office/word/2024/wordml/sdtformatlock" xmlns:w16se="http://schemas.microsoft.com/office/word/2015/wordml/symex" xmlns:wpg="http://schemas.microsoft.com/office/word/2010/wordprocessingGroup" xmlns:wpi="http://schemas.microsoft.com/office/word/2010/wordprocessingInk" xmlns:wne="http://schemas.microsoft.com/office/word/2006/wordml" xmlns:wps="http://schemas.microsoft.com/office/word/2010/wordprocessingShape" mc:Ignorable="w14 w15 w16se w16cid w16 w16cex w16sdtdh w16sdtfl w16du wp14">
   <w:p>
     <w:pPr>
       <w:spacing w:after="0"/>
@@ -32366,8 +30813,306 @@
 </file>
 
 <file path=word/numbering.xml><?xml version="1.0" encoding="utf-8"?>
-<w:numbering xmlns:wpc="http://schemas.microsoft.com/office/word/2010/wordprocessingCanvas" xmlns:cx="http://schemas.microsoft.com/office/drawing/2014/chartex" xmlns:cx1="http://schemas.microsoft.com/office/drawing/2015/9/8/chartex" xmlns:cx2="http://schemas.microsoft.com/office/drawing/2015/10/21/chartex" xmlns:cx3="http://schemas.microsoft.com/office/drawing/2016/5/9/chartex" xmlns:cx4="http://schemas.microsoft.com/office/drawing/2016/5/10/chartex" xmlns:cx5="http://schemas.microsoft.com/office/drawing/2016/5/11/chartex" xmlns:cx6="http://schemas.microsoft.com/office/drawing/2016/5/12/chartex" xmlns:cx7="http://schemas.microsoft.com/office/drawing/2016/5/13/chartex" xmlns:cx8="http://schemas.microsoft.com/office/drawing/2016/5/14/chartex" xmlns:mc="http://schemas.openxmlformats.org/markup-compatibility/2006" xmlns:aink="http://schemas.microsoft.com/office/drawing/2016/ink" xmlns:am3d="http://schemas.microsoft.com/office/drawing/2017/model3d" xmlns:o="urn:schemas-microsoft-com:office:office" xmlns:oel="http://schemas.microsoft.com/office/2019/extlst" xmlns:r="http://schemas.openxmlformats.org/officeDocument/2006/relationships" xmlns:m="http://schemas.openxmlformats.org/officeDocument/2006/math" xmlns:v="urn:schemas-microsoft-com:vml" xmlns:wp14="http://schemas.microsoft.com/office/word/2010/wordprocessingDrawing" xmlns:wp="http://schemas.openxmlformats.org/drawingml/2006/wordprocessingDrawing" xmlns:w10="urn:schemas-microsoft-com:office:word" xmlns:w="http://schemas.openxmlformats.org/wordprocessingml/2006/main" xmlns:w14="http://schemas.microsoft.com/office/word/2010/wordml" xmlns:w15="http://schemas.microsoft.com/office/word/2012/wordml" xmlns:w16cei="http://schemas.microsoft.com/office/word/2026/wordml/cei" xmlns:w16cex="http://schemas.microsoft.com/office/word/2018/wordml/cex" xmlns:w16cid="http://schemas.microsoft.com/office/word/2016/wordml/cid" xmlns:w16="http://schemas.microsoft.com/office/word/2018/wordml" xmlns:w16du="http://schemas.microsoft.com/office/word/2023/wordml/word16du" xmlns:w16sdtdh="http://schemas.microsoft.com/office/word/2020/wordml/sdtdatahash" xmlns:w16sdtfl="http://schemas.microsoft.com/office/word/2024/wordml/sdtformatlock" xmlns:w16se="http://schemas.microsoft.com/office/word/2015/wordml/symex" xmlns:wpg="http://schemas.microsoft.com/office/word/2010/wordprocessingGroup" xmlns:wpi="http://schemas.microsoft.com/office/word/2010/wordprocessingInk" xmlns:wne="http://schemas.microsoft.com/office/word/2006/wordml" xmlns:wps="http://schemas.microsoft.com/office/word/2010/wordprocessingShape" mc:Ignorable="w14 w15 w16se w16cid w16 w16cex w16sdtdh w16sdtfl w16du wp14">
+<w:numbering xmlns:wpc="http://schemas.microsoft.com/office/word/2010/wordprocessingCanvas" xmlns:cx="http://schemas.microsoft.com/office/drawing/2014/chartex" xmlns:cx1="http://schemas.microsoft.com/office/drawing/2015/9/8/chartex" xmlns:cx2="http://schemas.microsoft.com/office/drawing/2015/10/21/chartex" xmlns:cx3="http://schemas.microsoft.com/office/drawing/2016/5/9/chartex" xmlns:cx4="http://schemas.microsoft.com/office/drawing/2016/5/10/chartex" xmlns:cx5="http://schemas.microsoft.com/office/drawing/2016/5/11/chartex" xmlns:cx6="http://schemas.microsoft.com/office/drawing/2016/5/12/chartex" xmlns:cx7="http://schemas.microsoft.com/office/drawing/2016/5/13/chartex" xmlns:cx8="http://schemas.microsoft.com/office/drawing/2016/5/14/chartex" xmlns:mc="http://schemas.openxmlformats.org/markup-compatibility/2006" xmlns:aink="http://schemas.microsoft.com/office/drawing/2016/ink" xmlns:am3d="http://schemas.microsoft.com/office/drawing/2017/model3d" xmlns:o="urn:schemas-microsoft-com:office:office" xmlns:oel="http://schemas.microsoft.com/office/2019/extlst" xmlns:r="http://schemas.openxmlformats.org/officeDocument/2006/relationships" xmlns:m="http://schemas.openxmlformats.org/officeDocument/2006/math" xmlns:v="urn:schemas-microsoft-com:vml" xmlns:wp14="http://schemas.microsoft.com/office/word/2010/wordprocessingDrawing" xmlns:wp="http://schemas.openxmlformats.org/drawingml/2006/wordprocessingDrawing" xmlns:w10="urn:schemas-microsoft-com:office:word" xmlns:w="http://schemas.openxmlformats.org/wordprocessingml/2006/main" xmlns:w14="http://schemas.microsoft.com/office/word/2010/wordml" xmlns:w15="http://schemas.microsoft.com/office/word/2012/wordml" xmlns:w16cex="http://schemas.microsoft.com/office/word/2018/wordml/cex" xmlns:w16cid="http://schemas.microsoft.com/office/word/2016/wordml/cid" xmlns:w16="http://schemas.microsoft.com/office/word/2018/wordml" xmlns:w16du="http://schemas.microsoft.com/office/word/2023/wordml/word16du" xmlns:w16sdtdh="http://schemas.microsoft.com/office/word/2020/wordml/sdtdatahash" xmlns:w16sdtfl="http://schemas.microsoft.com/office/word/2024/wordml/sdtformatlock" xmlns:w16se="http://schemas.microsoft.com/office/word/2015/wordml/symex" xmlns:wpg="http://schemas.microsoft.com/office/word/2010/wordprocessingGroup" xmlns:wpi="http://schemas.microsoft.com/office/word/2010/wordprocessingInk" xmlns:wne="http://schemas.microsoft.com/office/word/2006/wordml" xmlns:wps="http://schemas.microsoft.com/office/word/2010/wordprocessingShape" mc:Ignorable="w14 w15 w16se w16cid w16 w16cex w16sdtdh w16sdtfl w16du wp14">
   <w:abstractNum w:abstractNumId="0" w15:restartNumberingAfterBreak="0">
+    <w:nsid w:val="003220C7"/>
+    <w:multiLevelType w:val="multilevel"/>
+    <w:tmpl w:val="718EC20A"/>
+    <w:lvl w:ilvl="0">
+      <w:start w:val="1"/>
+      <w:numFmt w:val="bullet"/>
+      <w:lvlText w:val=""/>
+      <w:lvlJc w:val="left"/>
+      <w:pPr>
+        <w:tabs>
+          <w:tab w:val="num" w:pos="720"/>
+        </w:tabs>
+        <w:ind w:left="720" w:hanging="360"/>
+      </w:pPr>
+      <w:rPr>
+        <w:rFonts w:ascii="Symbol" w:hAnsi="Symbol" w:hint="default"/>
+        <w:sz w:val="20"/>
+      </w:rPr>
+    </w:lvl>
+    <w:lvl w:ilvl="1" w:tentative="1">
+      <w:start w:val="1"/>
+      <w:numFmt w:val="bullet"/>
+      <w:lvlText w:val="o"/>
+      <w:lvlJc w:val="left"/>
+      <w:pPr>
+        <w:tabs>
+          <w:tab w:val="num" w:pos="1440"/>
+        </w:tabs>
+        <w:ind w:left="1440" w:hanging="360"/>
+      </w:pPr>
+      <w:rPr>
+        <w:rFonts w:ascii="Courier New" w:hAnsi="Courier New" w:hint="default"/>
+        <w:sz w:val="20"/>
+      </w:rPr>
+    </w:lvl>
+    <w:lvl w:ilvl="2" w:tentative="1">
+      <w:start w:val="1"/>
+      <w:numFmt w:val="bullet"/>
+      <w:lvlText w:val=""/>
+      <w:lvlJc w:val="left"/>
+      <w:pPr>
+        <w:tabs>
+          <w:tab w:val="num" w:pos="2160"/>
+        </w:tabs>
+        <w:ind w:left="2160" w:hanging="360"/>
+      </w:pPr>
+      <w:rPr>
+        <w:rFonts w:ascii="Wingdings" w:hAnsi="Wingdings" w:hint="default"/>
+        <w:sz w:val="20"/>
+      </w:rPr>
+    </w:lvl>
+    <w:lvl w:ilvl="3" w:tentative="1">
+      <w:start w:val="1"/>
+      <w:numFmt w:val="bullet"/>
+      <w:lvlText w:val=""/>
+      <w:lvlJc w:val="left"/>
+      <w:pPr>
+        <w:tabs>
+          <w:tab w:val="num" w:pos="2880"/>
+        </w:tabs>
+        <w:ind w:left="2880" w:hanging="360"/>
+      </w:pPr>
+      <w:rPr>
+        <w:rFonts w:ascii="Wingdings" w:hAnsi="Wingdings" w:hint="default"/>
+        <w:sz w:val="20"/>
+      </w:rPr>
+    </w:lvl>
+    <w:lvl w:ilvl="4" w:tentative="1">
+      <w:start w:val="1"/>
+      <w:numFmt w:val="bullet"/>
+      <w:lvlText w:val=""/>
+      <w:lvlJc w:val="left"/>
+      <w:pPr>
+        <w:tabs>
+          <w:tab w:val="num" w:pos="3600"/>
+        </w:tabs>
+        <w:ind w:left="3600" w:hanging="360"/>
+      </w:pPr>
+      <w:rPr>
+        <w:rFonts w:ascii="Wingdings" w:hAnsi="Wingdings" w:hint="default"/>
+        <w:sz w:val="20"/>
+      </w:rPr>
+    </w:lvl>
+    <w:lvl w:ilvl="5" w:tentative="1">
+      <w:start w:val="1"/>
+      <w:numFmt w:val="bullet"/>
+      <w:lvlText w:val=""/>
+      <w:lvlJc w:val="left"/>
+      <w:pPr>
+        <w:tabs>
+          <w:tab w:val="num" w:pos="4320"/>
+        </w:tabs>
+        <w:ind w:left="4320" w:hanging="360"/>
+      </w:pPr>
+      <w:rPr>
+        <w:rFonts w:ascii="Wingdings" w:hAnsi="Wingdings" w:hint="default"/>
+        <w:sz w:val="20"/>
+      </w:rPr>
+    </w:lvl>
+    <w:lvl w:ilvl="6" w:tentative="1">
+      <w:start w:val="1"/>
+      <w:numFmt w:val="bullet"/>
+      <w:lvlText w:val=""/>
+      <w:lvlJc w:val="left"/>
+      <w:pPr>
+        <w:tabs>
+          <w:tab w:val="num" w:pos="5040"/>
+        </w:tabs>
+        <w:ind w:left="5040" w:hanging="360"/>
+      </w:pPr>
+      <w:rPr>
+        <w:rFonts w:ascii="Wingdings" w:hAnsi="Wingdings" w:hint="default"/>
+        <w:sz w:val="20"/>
+      </w:rPr>
+    </w:lvl>
+    <w:lvl w:ilvl="7" w:tentative="1">
+      <w:start w:val="1"/>
+      <w:numFmt w:val="bullet"/>
+      <w:lvlText w:val=""/>
+      <w:lvlJc w:val="left"/>
+      <w:pPr>
+        <w:tabs>
+          <w:tab w:val="num" w:pos="5760"/>
+        </w:tabs>
+        <w:ind w:left="5760" w:hanging="360"/>
+      </w:pPr>
+      <w:rPr>
+        <w:rFonts w:ascii="Wingdings" w:hAnsi="Wingdings" w:hint="default"/>
+        <w:sz w:val="20"/>
+      </w:rPr>
+    </w:lvl>
+    <w:lvl w:ilvl="8" w:tentative="1">
+      <w:start w:val="1"/>
+      <w:numFmt w:val="bullet"/>
+      <w:lvlText w:val=""/>
+      <w:lvlJc w:val="left"/>
+      <w:pPr>
+        <w:tabs>
+          <w:tab w:val="num" w:pos="6480"/>
+        </w:tabs>
+        <w:ind w:left="6480" w:hanging="360"/>
+      </w:pPr>
+      <w:rPr>
+        <w:rFonts w:ascii="Wingdings" w:hAnsi="Wingdings" w:hint="default"/>
+        <w:sz w:val="20"/>
+      </w:rPr>
+    </w:lvl>
+  </w:abstractNum>
+  <w:abstractNum w:abstractNumId="1" w15:restartNumberingAfterBreak="0">
+    <w:nsid w:val="02982905"/>
+    <w:multiLevelType w:val="multilevel"/>
+    <w:tmpl w:val="C6F083CC"/>
+    <w:lvl w:ilvl="0">
+      <w:start w:val="1"/>
+      <w:numFmt w:val="bullet"/>
+      <w:lvlText w:val=""/>
+      <w:lvlJc w:val="left"/>
+      <w:pPr>
+        <w:tabs>
+          <w:tab w:val="num" w:pos="720"/>
+        </w:tabs>
+        <w:ind w:left="720" w:hanging="360"/>
+      </w:pPr>
+      <w:rPr>
+        <w:rFonts w:ascii="Symbol" w:hAnsi="Symbol" w:hint="default"/>
+        <w:sz w:val="20"/>
+      </w:rPr>
+    </w:lvl>
+    <w:lvl w:ilvl="1" w:tentative="1">
+      <w:start w:val="1"/>
+      <w:numFmt w:val="bullet"/>
+      <w:lvlText w:val="o"/>
+      <w:lvlJc w:val="left"/>
+      <w:pPr>
+        <w:tabs>
+          <w:tab w:val="num" w:pos="1440"/>
+        </w:tabs>
+        <w:ind w:left="1440" w:hanging="360"/>
+      </w:pPr>
+      <w:rPr>
+        <w:rFonts w:ascii="Courier New" w:hAnsi="Courier New" w:hint="default"/>
+        <w:sz w:val="20"/>
+      </w:rPr>
+    </w:lvl>
+    <w:lvl w:ilvl="2" w:tentative="1">
+      <w:start w:val="1"/>
+      <w:numFmt w:val="bullet"/>
+      <w:lvlText w:val=""/>
+      <w:lvlJc w:val="left"/>
+      <w:pPr>
+        <w:tabs>
+          <w:tab w:val="num" w:pos="2160"/>
+        </w:tabs>
+        <w:ind w:left="2160" w:hanging="360"/>
+      </w:pPr>
+      <w:rPr>
+        <w:rFonts w:ascii="Wingdings" w:hAnsi="Wingdings" w:hint="default"/>
+        <w:sz w:val="20"/>
+      </w:rPr>
+    </w:lvl>
+    <w:lvl w:ilvl="3" w:tentative="1">
+      <w:start w:val="1"/>
+      <w:numFmt w:val="bullet"/>
+      <w:lvlText w:val=""/>
+      <w:lvlJc w:val="left"/>
+      <w:pPr>
+        <w:tabs>
+          <w:tab w:val="num" w:pos="2880"/>
+        </w:tabs>
+        <w:ind w:left="2880" w:hanging="360"/>
+      </w:pPr>
+      <w:rPr>
+        <w:rFonts w:ascii="Wingdings" w:hAnsi="Wingdings" w:hint="default"/>
+        <w:sz w:val="20"/>
+      </w:rPr>
+    </w:lvl>
+    <w:lvl w:ilvl="4" w:tentative="1">
+      <w:start w:val="1"/>
+      <w:numFmt w:val="bullet"/>
+      <w:lvlText w:val=""/>
+      <w:lvlJc w:val="left"/>
+      <w:pPr>
+        <w:tabs>
+          <w:tab w:val="num" w:pos="3600"/>
+        </w:tabs>
+        <w:ind w:left="3600" w:hanging="360"/>
+      </w:pPr>
+      <w:rPr>
+        <w:rFonts w:ascii="Wingdings" w:hAnsi="Wingdings" w:hint="default"/>
+        <w:sz w:val="20"/>
+      </w:rPr>
+    </w:lvl>
+    <w:lvl w:ilvl="5" w:tentative="1">
+      <w:start w:val="1"/>
+      <w:numFmt w:val="bullet"/>
+      <w:lvlText w:val=""/>
+      <w:lvlJc w:val="left"/>
+      <w:pPr>
+        <w:tabs>
+          <w:tab w:val="num" w:pos="4320"/>
+        </w:tabs>
+        <w:ind w:left="4320" w:hanging="360"/>
+      </w:pPr>
+      <w:rPr>
+        <w:rFonts w:ascii="Wingdings" w:hAnsi="Wingdings" w:hint="default"/>
+        <w:sz w:val="20"/>
+      </w:rPr>
+    </w:lvl>
+    <w:lvl w:ilvl="6" w:tentative="1">
+      <w:start w:val="1"/>
+      <w:numFmt w:val="bullet"/>
+      <w:lvlText w:val=""/>
+      <w:lvlJc w:val="left"/>
+      <w:pPr>
+        <w:tabs>
+          <w:tab w:val="num" w:pos="5040"/>
+        </w:tabs>
+        <w:ind w:left="5040" w:hanging="360"/>
+      </w:pPr>
+      <w:rPr>
+        <w:rFonts w:ascii="Wingdings" w:hAnsi="Wingdings" w:hint="default"/>
+        <w:sz w:val="20"/>
+      </w:rPr>
+    </w:lvl>
+    <w:lvl w:ilvl="7" w:tentative="1">
+      <w:start w:val="1"/>
+      <w:numFmt w:val="bullet"/>
+      <w:lvlText w:val=""/>
+      <w:lvlJc w:val="left"/>
+      <w:pPr>
+        <w:tabs>
+          <w:tab w:val="num" w:pos="5760"/>
+        </w:tabs>
+        <w:ind w:left="5760" w:hanging="360"/>
+      </w:pPr>
+      <w:rPr>
+        <w:rFonts w:ascii="Wingdings" w:hAnsi="Wingdings" w:hint="default"/>
+        <w:sz w:val="20"/>
+      </w:rPr>
+    </w:lvl>
+    <w:lvl w:ilvl="8" w:tentative="1">
+      <w:start w:val="1"/>
+      <w:numFmt w:val="bullet"/>
+      <w:lvlText w:val=""/>
+      <w:lvlJc w:val="left"/>
+      <w:pPr>
+        <w:tabs>
+          <w:tab w:val="num" w:pos="6480"/>
+        </w:tabs>
+        <w:ind w:left="6480" w:hanging="360"/>
+      </w:pPr>
+      <w:rPr>
+        <w:rFonts w:ascii="Wingdings" w:hAnsi="Wingdings" w:hint="default"/>
+        <w:sz w:val="20"/>
+      </w:rPr>
+    </w:lvl>
+  </w:abstractNum>
+  <w:abstractNum w:abstractNumId="2" w15:restartNumberingAfterBreak="0">
     <w:nsid w:val="02D250F0"/>
     <w:multiLevelType w:val="multilevel"/>
     <w:tmpl w:val="D1D0C78A"/>
@@ -32516,7 +31261,7 @@
       </w:rPr>
     </w:lvl>
   </w:abstractNum>
-  <w:abstractNum w:abstractNumId="1" w15:restartNumberingAfterBreak="0">
+  <w:abstractNum w:abstractNumId="3" w15:restartNumberingAfterBreak="0">
     <w:nsid w:val="02FA58D2"/>
     <w:multiLevelType w:val="multilevel"/>
     <w:tmpl w:val="4A1464A2"/>
@@ -32665,7 +31410,7 @@
       </w:rPr>
     </w:lvl>
   </w:abstractNum>
-  <w:abstractNum w:abstractNumId="2" w15:restartNumberingAfterBreak="0">
+  <w:abstractNum w:abstractNumId="4" w15:restartNumberingAfterBreak="0">
     <w:nsid w:val="03DF2D05"/>
     <w:multiLevelType w:val="hybridMultilevel"/>
     <w:tmpl w:val="BFE658AA"/>
@@ -32778,7 +31523,7 @@
       </w:rPr>
     </w:lvl>
   </w:abstractNum>
-  <w:abstractNum w:abstractNumId="3" w15:restartNumberingAfterBreak="0">
+  <w:abstractNum w:abstractNumId="5" w15:restartNumberingAfterBreak="0">
     <w:nsid w:val="0D616A6A"/>
     <w:multiLevelType w:val="multilevel"/>
     <w:tmpl w:val="5AE2F2A2"/>
@@ -32891,7 +31636,7 @@
       </w:rPr>
     </w:lvl>
   </w:abstractNum>
-  <w:abstractNum w:abstractNumId="4" w15:restartNumberingAfterBreak="0">
+  <w:abstractNum w:abstractNumId="6" w15:restartNumberingAfterBreak="0">
     <w:nsid w:val="1E0014F1"/>
     <w:multiLevelType w:val="hybridMultilevel"/>
     <w:tmpl w:val="1862D8A2"/>
@@ -33004,7 +31749,7 @@
       </w:rPr>
     </w:lvl>
   </w:abstractNum>
-  <w:abstractNum w:abstractNumId="5" w15:restartNumberingAfterBreak="0">
+  <w:abstractNum w:abstractNumId="7" w15:restartNumberingAfterBreak="0">
     <w:nsid w:val="2143377A"/>
     <w:multiLevelType w:val="multilevel"/>
     <w:tmpl w:val="DEEA33CA"/>
@@ -33117,7 +31862,7 @@
       </w:rPr>
     </w:lvl>
   </w:abstractNum>
-  <w:abstractNum w:abstractNumId="6" w15:restartNumberingAfterBreak="0">
+  <w:abstractNum w:abstractNumId="8" w15:restartNumberingAfterBreak="0">
     <w:nsid w:val="243E2519"/>
     <w:multiLevelType w:val="multilevel"/>
     <w:tmpl w:val="6D3E8574"/>
@@ -33266,7 +32011,7 @@
       </w:rPr>
     </w:lvl>
   </w:abstractNum>
-  <w:abstractNum w:abstractNumId="7" w15:restartNumberingAfterBreak="0">
+  <w:abstractNum w:abstractNumId="9" w15:restartNumberingAfterBreak="0">
     <w:nsid w:val="260A794A"/>
     <w:multiLevelType w:val="multilevel"/>
     <w:tmpl w:val="DA6E39F6"/>
@@ -33415,7 +32160,7 @@
       </w:rPr>
     </w:lvl>
   </w:abstractNum>
-  <w:abstractNum w:abstractNumId="8" w15:restartNumberingAfterBreak="0">
+  <w:abstractNum w:abstractNumId="10" w15:restartNumberingAfterBreak="0">
     <w:nsid w:val="27E95EEC"/>
     <w:multiLevelType w:val="hybridMultilevel"/>
     <w:tmpl w:val="815875AC"/>
@@ -33528,7 +32273,7 @@
       </w:rPr>
     </w:lvl>
   </w:abstractNum>
-  <w:abstractNum w:abstractNumId="9" w15:restartNumberingAfterBreak="0">
+  <w:abstractNum w:abstractNumId="11" w15:restartNumberingAfterBreak="0">
     <w:nsid w:val="2C0F68A5"/>
     <w:multiLevelType w:val="hybridMultilevel"/>
     <w:tmpl w:val="8C7CF486"/>
@@ -33641,7 +32386,7 @@
       </w:rPr>
     </w:lvl>
   </w:abstractNum>
-  <w:abstractNum w:abstractNumId="10" w15:restartNumberingAfterBreak="0">
+  <w:abstractNum w:abstractNumId="12" w15:restartNumberingAfterBreak="0">
     <w:nsid w:val="2E0B234A"/>
     <w:multiLevelType w:val="hybridMultilevel"/>
     <w:tmpl w:val="4580B6FA"/>
@@ -33754,7 +32499,7 @@
       </w:rPr>
     </w:lvl>
   </w:abstractNum>
-  <w:abstractNum w:abstractNumId="11" w15:restartNumberingAfterBreak="0">
+  <w:abstractNum w:abstractNumId="13" w15:restartNumberingAfterBreak="0">
     <w:nsid w:val="32D712D7"/>
     <w:multiLevelType w:val="multilevel"/>
     <w:tmpl w:val="CC4CF5A0"/>
@@ -33867,7 +32612,7 @@
       </w:rPr>
     </w:lvl>
   </w:abstractNum>
-  <w:abstractNum w:abstractNumId="12" w15:restartNumberingAfterBreak="0">
+  <w:abstractNum w:abstractNumId="14" w15:restartNumberingAfterBreak="0">
     <w:nsid w:val="344275D8"/>
     <w:multiLevelType w:val="multilevel"/>
     <w:tmpl w:val="6F240F7C"/>
@@ -33980,7 +32725,7 @@
       </w:rPr>
     </w:lvl>
   </w:abstractNum>
-  <w:abstractNum w:abstractNumId="13" w15:restartNumberingAfterBreak="0">
+  <w:abstractNum w:abstractNumId="15" w15:restartNumberingAfterBreak="0">
     <w:nsid w:val="4A61370D"/>
     <w:multiLevelType w:val="multilevel"/>
     <w:tmpl w:val="6B340614"/>
@@ -34093,7 +32838,7 @@
       </w:rPr>
     </w:lvl>
   </w:abstractNum>
-  <w:abstractNum w:abstractNumId="14" w15:restartNumberingAfterBreak="0">
+  <w:abstractNum w:abstractNumId="16" w15:restartNumberingAfterBreak="0">
     <w:nsid w:val="4A653E56"/>
     <w:multiLevelType w:val="multilevel"/>
     <w:tmpl w:val="79EA7ADE"/>
@@ -34206,7 +32951,7 @@
       </w:rPr>
     </w:lvl>
   </w:abstractNum>
-  <w:abstractNum w:abstractNumId="15" w15:restartNumberingAfterBreak="0">
+  <w:abstractNum w:abstractNumId="17" w15:restartNumberingAfterBreak="0">
     <w:nsid w:val="4C5E04E9"/>
     <w:multiLevelType w:val="multilevel"/>
     <w:tmpl w:val="225A5C4A"/>
@@ -34319,7 +33064,305 @@
       </w:rPr>
     </w:lvl>
   </w:abstractNum>
-  <w:abstractNum w:abstractNumId="16" w15:restartNumberingAfterBreak="0">
+  <w:abstractNum w:abstractNumId="18" w15:restartNumberingAfterBreak="0">
+    <w:nsid w:val="4C8E356E"/>
+    <w:multiLevelType w:val="multilevel"/>
+    <w:tmpl w:val="EB3888E4"/>
+    <w:lvl w:ilvl="0">
+      <w:start w:val="1"/>
+      <w:numFmt w:val="bullet"/>
+      <w:lvlText w:val=""/>
+      <w:lvlJc w:val="left"/>
+      <w:pPr>
+        <w:tabs>
+          <w:tab w:val="num" w:pos="720"/>
+        </w:tabs>
+        <w:ind w:left="720" w:hanging="360"/>
+      </w:pPr>
+      <w:rPr>
+        <w:rFonts w:ascii="Symbol" w:hAnsi="Symbol" w:hint="default"/>
+        <w:sz w:val="20"/>
+      </w:rPr>
+    </w:lvl>
+    <w:lvl w:ilvl="1" w:tentative="1">
+      <w:start w:val="1"/>
+      <w:numFmt w:val="bullet"/>
+      <w:lvlText w:val="o"/>
+      <w:lvlJc w:val="left"/>
+      <w:pPr>
+        <w:tabs>
+          <w:tab w:val="num" w:pos="1440"/>
+        </w:tabs>
+        <w:ind w:left="1440" w:hanging="360"/>
+      </w:pPr>
+      <w:rPr>
+        <w:rFonts w:ascii="Courier New" w:hAnsi="Courier New" w:hint="default"/>
+        <w:sz w:val="20"/>
+      </w:rPr>
+    </w:lvl>
+    <w:lvl w:ilvl="2" w:tentative="1">
+      <w:start w:val="1"/>
+      <w:numFmt w:val="bullet"/>
+      <w:lvlText w:val=""/>
+      <w:lvlJc w:val="left"/>
+      <w:pPr>
+        <w:tabs>
+          <w:tab w:val="num" w:pos="2160"/>
+        </w:tabs>
+        <w:ind w:left="2160" w:hanging="360"/>
+      </w:pPr>
+      <w:rPr>
+        <w:rFonts w:ascii="Wingdings" w:hAnsi="Wingdings" w:hint="default"/>
+        <w:sz w:val="20"/>
+      </w:rPr>
+    </w:lvl>
+    <w:lvl w:ilvl="3" w:tentative="1">
+      <w:start w:val="1"/>
+      <w:numFmt w:val="bullet"/>
+      <w:lvlText w:val=""/>
+      <w:lvlJc w:val="left"/>
+      <w:pPr>
+        <w:tabs>
+          <w:tab w:val="num" w:pos="2880"/>
+        </w:tabs>
+        <w:ind w:left="2880" w:hanging="360"/>
+      </w:pPr>
+      <w:rPr>
+        <w:rFonts w:ascii="Wingdings" w:hAnsi="Wingdings" w:hint="default"/>
+        <w:sz w:val="20"/>
+      </w:rPr>
+    </w:lvl>
+    <w:lvl w:ilvl="4" w:tentative="1">
+      <w:start w:val="1"/>
+      <w:numFmt w:val="bullet"/>
+      <w:lvlText w:val=""/>
+      <w:lvlJc w:val="left"/>
+      <w:pPr>
+        <w:tabs>
+          <w:tab w:val="num" w:pos="3600"/>
+        </w:tabs>
+        <w:ind w:left="3600" w:hanging="360"/>
+      </w:pPr>
+      <w:rPr>
+        <w:rFonts w:ascii="Wingdings" w:hAnsi="Wingdings" w:hint="default"/>
+        <w:sz w:val="20"/>
+      </w:rPr>
+    </w:lvl>
+    <w:lvl w:ilvl="5" w:tentative="1">
+      <w:start w:val="1"/>
+      <w:numFmt w:val="bullet"/>
+      <w:lvlText w:val=""/>
+      <w:lvlJc w:val="left"/>
+      <w:pPr>
+        <w:tabs>
+          <w:tab w:val="num" w:pos="4320"/>
+        </w:tabs>
+        <w:ind w:left="4320" w:hanging="360"/>
+      </w:pPr>
+      <w:rPr>
+        <w:rFonts w:ascii="Wingdings" w:hAnsi="Wingdings" w:hint="default"/>
+        <w:sz w:val="20"/>
+      </w:rPr>
+    </w:lvl>
+    <w:lvl w:ilvl="6" w:tentative="1">
+      <w:start w:val="1"/>
+      <w:numFmt w:val="bullet"/>
+      <w:lvlText w:val=""/>
+      <w:lvlJc w:val="left"/>
+      <w:pPr>
+        <w:tabs>
+          <w:tab w:val="num" w:pos="5040"/>
+        </w:tabs>
+        <w:ind w:left="5040" w:hanging="360"/>
+      </w:pPr>
+      <w:rPr>
+        <w:rFonts w:ascii="Wingdings" w:hAnsi="Wingdings" w:hint="default"/>
+        <w:sz w:val="20"/>
+      </w:rPr>
+    </w:lvl>
+    <w:lvl w:ilvl="7" w:tentative="1">
+      <w:start w:val="1"/>
+      <w:numFmt w:val="bullet"/>
+      <w:lvlText w:val=""/>
+      <w:lvlJc w:val="left"/>
+      <w:pPr>
+        <w:tabs>
+          <w:tab w:val="num" w:pos="5760"/>
+        </w:tabs>
+        <w:ind w:left="5760" w:hanging="360"/>
+      </w:pPr>
+      <w:rPr>
+        <w:rFonts w:ascii="Wingdings" w:hAnsi="Wingdings" w:hint="default"/>
+        <w:sz w:val="20"/>
+      </w:rPr>
+    </w:lvl>
+    <w:lvl w:ilvl="8" w:tentative="1">
+      <w:start w:val="1"/>
+      <w:numFmt w:val="bullet"/>
+      <w:lvlText w:val=""/>
+      <w:lvlJc w:val="left"/>
+      <w:pPr>
+        <w:tabs>
+          <w:tab w:val="num" w:pos="6480"/>
+        </w:tabs>
+        <w:ind w:left="6480" w:hanging="360"/>
+      </w:pPr>
+      <w:rPr>
+        <w:rFonts w:ascii="Wingdings" w:hAnsi="Wingdings" w:hint="default"/>
+        <w:sz w:val="20"/>
+      </w:rPr>
+    </w:lvl>
+  </w:abstractNum>
+  <w:abstractNum w:abstractNumId="19" w15:restartNumberingAfterBreak="0">
+    <w:nsid w:val="4CF752D0"/>
+    <w:multiLevelType w:val="multilevel"/>
+    <w:tmpl w:val="762872D6"/>
+    <w:lvl w:ilvl="0">
+      <w:start w:val="1"/>
+      <w:numFmt w:val="bullet"/>
+      <w:lvlText w:val=""/>
+      <w:lvlJc w:val="left"/>
+      <w:pPr>
+        <w:tabs>
+          <w:tab w:val="num" w:pos="720"/>
+        </w:tabs>
+        <w:ind w:left="720" w:hanging="360"/>
+      </w:pPr>
+      <w:rPr>
+        <w:rFonts w:ascii="Symbol" w:hAnsi="Symbol" w:hint="default"/>
+        <w:sz w:val="20"/>
+      </w:rPr>
+    </w:lvl>
+    <w:lvl w:ilvl="1" w:tentative="1">
+      <w:start w:val="1"/>
+      <w:numFmt w:val="bullet"/>
+      <w:lvlText w:val="o"/>
+      <w:lvlJc w:val="left"/>
+      <w:pPr>
+        <w:tabs>
+          <w:tab w:val="num" w:pos="1440"/>
+        </w:tabs>
+        <w:ind w:left="1440" w:hanging="360"/>
+      </w:pPr>
+      <w:rPr>
+        <w:rFonts w:ascii="Courier New" w:hAnsi="Courier New" w:hint="default"/>
+        <w:sz w:val="20"/>
+      </w:rPr>
+    </w:lvl>
+    <w:lvl w:ilvl="2" w:tentative="1">
+      <w:start w:val="1"/>
+      <w:numFmt w:val="bullet"/>
+      <w:lvlText w:val=""/>
+      <w:lvlJc w:val="left"/>
+      <w:pPr>
+        <w:tabs>
+          <w:tab w:val="num" w:pos="2160"/>
+        </w:tabs>
+        <w:ind w:left="2160" w:hanging="360"/>
+      </w:pPr>
+      <w:rPr>
+        <w:rFonts w:ascii="Wingdings" w:hAnsi="Wingdings" w:hint="default"/>
+        <w:sz w:val="20"/>
+      </w:rPr>
+    </w:lvl>
+    <w:lvl w:ilvl="3" w:tentative="1">
+      <w:start w:val="1"/>
+      <w:numFmt w:val="bullet"/>
+      <w:lvlText w:val=""/>
+      <w:lvlJc w:val="left"/>
+      <w:pPr>
+        <w:tabs>
+          <w:tab w:val="num" w:pos="2880"/>
+        </w:tabs>
+        <w:ind w:left="2880" w:hanging="360"/>
+      </w:pPr>
+      <w:rPr>
+        <w:rFonts w:ascii="Wingdings" w:hAnsi="Wingdings" w:hint="default"/>
+        <w:sz w:val="20"/>
+      </w:rPr>
+    </w:lvl>
+    <w:lvl w:ilvl="4" w:tentative="1">
+      <w:start w:val="1"/>
+      <w:numFmt w:val="bullet"/>
+      <w:lvlText w:val=""/>
+      <w:lvlJc w:val="left"/>
+      <w:pPr>
+        <w:tabs>
+          <w:tab w:val="num" w:pos="3600"/>
+        </w:tabs>
+        <w:ind w:left="3600" w:hanging="360"/>
+      </w:pPr>
+      <w:rPr>
+        <w:rFonts w:ascii="Wingdings" w:hAnsi="Wingdings" w:hint="default"/>
+        <w:sz w:val="20"/>
+      </w:rPr>
+    </w:lvl>
+    <w:lvl w:ilvl="5" w:tentative="1">
+      <w:start w:val="1"/>
+      <w:numFmt w:val="bullet"/>
+      <w:lvlText w:val=""/>
+      <w:lvlJc w:val="left"/>
+      <w:pPr>
+        <w:tabs>
+          <w:tab w:val="num" w:pos="4320"/>
+        </w:tabs>
+        <w:ind w:left="4320" w:hanging="360"/>
+      </w:pPr>
+      <w:rPr>
+        <w:rFonts w:ascii="Wingdings" w:hAnsi="Wingdings" w:hint="default"/>
+        <w:sz w:val="20"/>
+      </w:rPr>
+    </w:lvl>
+    <w:lvl w:ilvl="6" w:tentative="1">
+      <w:start w:val="1"/>
+      <w:numFmt w:val="bullet"/>
+      <w:lvlText w:val=""/>
+      <w:lvlJc w:val="left"/>
+      <w:pPr>
+        <w:tabs>
+          <w:tab w:val="num" w:pos="5040"/>
+        </w:tabs>
+        <w:ind w:left="5040" w:hanging="360"/>
+      </w:pPr>
+      <w:rPr>
+        <w:rFonts w:ascii="Wingdings" w:hAnsi="Wingdings" w:hint="default"/>
+        <w:sz w:val="20"/>
+      </w:rPr>
+    </w:lvl>
+    <w:lvl w:ilvl="7" w:tentative="1">
+      <w:start w:val="1"/>
+      <w:numFmt w:val="bullet"/>
+      <w:lvlText w:val=""/>
+      <w:lvlJc w:val="left"/>
+      <w:pPr>
+        <w:tabs>
+          <w:tab w:val="num" w:pos="5760"/>
+        </w:tabs>
+        <w:ind w:left="5760" w:hanging="360"/>
+      </w:pPr>
+      <w:rPr>
+        <w:rFonts w:ascii="Wingdings" w:hAnsi="Wingdings" w:hint="default"/>
+        <w:sz w:val="20"/>
+      </w:rPr>
+    </w:lvl>
+    <w:lvl w:ilvl="8" w:tentative="1">
+      <w:start w:val="1"/>
+      <w:numFmt w:val="bullet"/>
+      <w:lvlText w:val=""/>
+      <w:lvlJc w:val="left"/>
+      <w:pPr>
+        <w:tabs>
+          <w:tab w:val="num" w:pos="6480"/>
+        </w:tabs>
+        <w:ind w:left="6480" w:hanging="360"/>
+      </w:pPr>
+      <w:rPr>
+        <w:rFonts w:ascii="Wingdings" w:hAnsi="Wingdings" w:hint="default"/>
+        <w:sz w:val="20"/>
+      </w:rPr>
+    </w:lvl>
+  </w:abstractNum>
+  <w:abstractNum w:abstractNumId="20" w15:restartNumberingAfterBreak="0">
     <w:nsid w:val="4E12465E"/>
     <w:multiLevelType w:val="multilevel"/>
     <w:tmpl w:val="8E6E8ED0"/>
@@ -34432,7 +33475,156 @@
       </w:rPr>
     </w:lvl>
   </w:abstractNum>
-  <w:abstractNum w:abstractNumId="17" w15:restartNumberingAfterBreak="0">
+  <w:abstractNum w:abstractNumId="21" w15:restartNumberingAfterBreak="0">
+    <w:nsid w:val="50F1015B"/>
+    <w:multiLevelType w:val="multilevel"/>
+    <w:tmpl w:val="8258F964"/>
+    <w:lvl w:ilvl="0">
+      <w:start w:val="1"/>
+      <w:numFmt w:val="bullet"/>
+      <w:lvlText w:val=""/>
+      <w:lvlJc w:val="left"/>
+      <w:pPr>
+        <w:tabs>
+          <w:tab w:val="num" w:pos="720"/>
+        </w:tabs>
+        <w:ind w:left="720" w:hanging="360"/>
+      </w:pPr>
+      <w:rPr>
+        <w:rFonts w:ascii="Symbol" w:hAnsi="Symbol" w:hint="default"/>
+        <w:sz w:val="20"/>
+      </w:rPr>
+    </w:lvl>
+    <w:lvl w:ilvl="1" w:tentative="1">
+      <w:start w:val="1"/>
+      <w:numFmt w:val="bullet"/>
+      <w:lvlText w:val="o"/>
+      <w:lvlJc w:val="left"/>
+      <w:pPr>
+        <w:tabs>
+          <w:tab w:val="num" w:pos="1440"/>
+        </w:tabs>
+        <w:ind w:left="1440" w:hanging="360"/>
+      </w:pPr>
+      <w:rPr>
+        <w:rFonts w:ascii="Courier New" w:hAnsi="Courier New" w:hint="default"/>
+        <w:sz w:val="20"/>
+      </w:rPr>
+    </w:lvl>
+    <w:lvl w:ilvl="2" w:tentative="1">
+      <w:start w:val="1"/>
+      <w:numFmt w:val="bullet"/>
+      <w:lvlText w:val=""/>
+      <w:lvlJc w:val="left"/>
+      <w:pPr>
+        <w:tabs>
+          <w:tab w:val="num" w:pos="2160"/>
+        </w:tabs>
+        <w:ind w:left="2160" w:hanging="360"/>
+      </w:pPr>
+      <w:rPr>
+        <w:rFonts w:ascii="Wingdings" w:hAnsi="Wingdings" w:hint="default"/>
+        <w:sz w:val="20"/>
+      </w:rPr>
+    </w:lvl>
+    <w:lvl w:ilvl="3" w:tentative="1">
+      <w:start w:val="1"/>
+      <w:numFmt w:val="bullet"/>
+      <w:lvlText w:val=""/>
+      <w:lvlJc w:val="left"/>
+      <w:pPr>
+        <w:tabs>
+          <w:tab w:val="num" w:pos="2880"/>
+        </w:tabs>
+        <w:ind w:left="2880" w:hanging="360"/>
+      </w:pPr>
+      <w:rPr>
+        <w:rFonts w:ascii="Wingdings" w:hAnsi="Wingdings" w:hint="default"/>
+        <w:sz w:val="20"/>
+      </w:rPr>
+    </w:lvl>
+    <w:lvl w:ilvl="4" w:tentative="1">
+      <w:start w:val="1"/>
+      <w:numFmt w:val="bullet"/>
+      <w:lvlText w:val=""/>
+      <w:lvlJc w:val="left"/>
+      <w:pPr>
+        <w:tabs>
+          <w:tab w:val="num" w:pos="3600"/>
+        </w:tabs>
+        <w:ind w:left="3600" w:hanging="360"/>
+      </w:pPr>
+      <w:rPr>
+        <w:rFonts w:ascii="Wingdings" w:hAnsi="Wingdings" w:hint="default"/>
+        <w:sz w:val="20"/>
+      </w:rPr>
+    </w:lvl>
+    <w:lvl w:ilvl="5" w:tentative="1">
+      <w:start w:val="1"/>
+      <w:numFmt w:val="bullet"/>
+      <w:lvlText w:val=""/>
+      <w:lvlJc w:val="left"/>
+      <w:pPr>
+        <w:tabs>
+          <w:tab w:val="num" w:pos="4320"/>
+        </w:tabs>
+        <w:ind w:left="4320" w:hanging="360"/>
+      </w:pPr>
+      <w:rPr>
+        <w:rFonts w:ascii="Wingdings" w:hAnsi="Wingdings" w:hint="default"/>
+        <w:sz w:val="20"/>
+      </w:rPr>
+    </w:lvl>
+    <w:lvl w:ilvl="6" w:tentative="1">
+      <w:start w:val="1"/>
+      <w:numFmt w:val="bullet"/>
+      <w:lvlText w:val=""/>
+      <w:lvlJc w:val="left"/>
+      <w:pPr>
+        <w:tabs>
+          <w:tab w:val="num" w:pos="5040"/>
+        </w:tabs>
+        <w:ind w:left="5040" w:hanging="360"/>
+      </w:pPr>
+      <w:rPr>
+        <w:rFonts w:ascii="Wingdings" w:hAnsi="Wingdings" w:hint="default"/>
+        <w:sz w:val="20"/>
+      </w:rPr>
+    </w:lvl>
+    <w:lvl w:ilvl="7" w:tentative="1">
+      <w:start w:val="1"/>
+      <w:numFmt w:val="bullet"/>
+      <w:lvlText w:val=""/>
+      <w:lvlJc w:val="left"/>
+      <w:pPr>
+        <w:tabs>
+          <w:tab w:val="num" w:pos="5760"/>
+        </w:tabs>
+        <w:ind w:left="5760" w:hanging="360"/>
+      </w:pPr>
+      <w:rPr>
+        <w:rFonts w:ascii="Wingdings" w:hAnsi="Wingdings" w:hint="default"/>
+        <w:sz w:val="20"/>
+      </w:rPr>
+    </w:lvl>
+    <w:lvl w:ilvl="8" w:tentative="1">
+      <w:start w:val="1"/>
+      <w:numFmt w:val="bullet"/>
+      <w:lvlText w:val=""/>
+      <w:lvlJc w:val="left"/>
+      <w:pPr>
+        <w:tabs>
+          <w:tab w:val="num" w:pos="6480"/>
+        </w:tabs>
+        <w:ind w:left="6480" w:hanging="360"/>
+      </w:pPr>
+      <w:rPr>
+        <w:rFonts w:ascii="Wingdings" w:hAnsi="Wingdings" w:hint="default"/>
+        <w:sz w:val="20"/>
+      </w:rPr>
+    </w:lvl>
+  </w:abstractNum>
+  <w:abstractNum w:abstractNumId="22" w15:restartNumberingAfterBreak="0">
     <w:nsid w:val="53FF2767"/>
     <w:multiLevelType w:val="multilevel"/>
     <w:tmpl w:val="AD6206D2"/>
@@ -34545,7 +33737,7 @@
       </w:rPr>
     </w:lvl>
   </w:abstractNum>
-  <w:abstractNum w:abstractNumId="18" w15:restartNumberingAfterBreak="0">
+  <w:abstractNum w:abstractNumId="23" w15:restartNumberingAfterBreak="0">
     <w:nsid w:val="55BB3336"/>
     <w:multiLevelType w:val="multilevel"/>
     <w:tmpl w:val="D50A70A4"/>
@@ -34658,7 +33850,156 @@
       </w:rPr>
     </w:lvl>
   </w:abstractNum>
-  <w:abstractNum w:abstractNumId="19" w15:restartNumberingAfterBreak="0">
+  <w:abstractNum w:abstractNumId="24" w15:restartNumberingAfterBreak="0">
+    <w:nsid w:val="641D6AB0"/>
+    <w:multiLevelType w:val="multilevel"/>
+    <w:tmpl w:val="685877CE"/>
+    <w:lvl w:ilvl="0">
+      <w:start w:val="1"/>
+      <w:numFmt w:val="bullet"/>
+      <w:lvlText w:val=""/>
+      <w:lvlJc w:val="left"/>
+      <w:pPr>
+        <w:tabs>
+          <w:tab w:val="num" w:pos="720"/>
+        </w:tabs>
+        <w:ind w:left="720" w:hanging="360"/>
+      </w:pPr>
+      <w:rPr>
+        <w:rFonts w:ascii="Symbol" w:hAnsi="Symbol" w:hint="default"/>
+        <w:sz w:val="20"/>
+      </w:rPr>
+    </w:lvl>
+    <w:lvl w:ilvl="1" w:tentative="1">
+      <w:start w:val="1"/>
+      <w:numFmt w:val="bullet"/>
+      <w:lvlText w:val="o"/>
+      <w:lvlJc w:val="left"/>
+      <w:pPr>
+        <w:tabs>
+          <w:tab w:val="num" w:pos="1440"/>
+        </w:tabs>
+        <w:ind w:left="1440" w:hanging="360"/>
+      </w:pPr>
+      <w:rPr>
+        <w:rFonts w:ascii="Courier New" w:hAnsi="Courier New" w:hint="default"/>
+        <w:sz w:val="20"/>
+      </w:rPr>
+    </w:lvl>
+    <w:lvl w:ilvl="2" w:tentative="1">
+      <w:start w:val="1"/>
+      <w:numFmt w:val="bullet"/>
+      <w:lvlText w:val=""/>
+      <w:lvlJc w:val="left"/>
+      <w:pPr>
+        <w:tabs>
+          <w:tab w:val="num" w:pos="2160"/>
+        </w:tabs>
+        <w:ind w:left="2160" w:hanging="360"/>
+      </w:pPr>
+      <w:rPr>
+        <w:rFonts w:ascii="Wingdings" w:hAnsi="Wingdings" w:hint="default"/>
+        <w:sz w:val="20"/>
+      </w:rPr>
+    </w:lvl>
+    <w:lvl w:ilvl="3" w:tentative="1">
+      <w:start w:val="1"/>
+      <w:numFmt w:val="bullet"/>
+      <w:lvlText w:val=""/>
+      <w:lvlJc w:val="left"/>
+      <w:pPr>
+        <w:tabs>
+          <w:tab w:val="num" w:pos="2880"/>
+        </w:tabs>
+        <w:ind w:left="2880" w:hanging="360"/>
+      </w:pPr>
+      <w:rPr>
+        <w:rFonts w:ascii="Wingdings" w:hAnsi="Wingdings" w:hint="default"/>
+        <w:sz w:val="20"/>
+      </w:rPr>
+    </w:lvl>
+    <w:lvl w:ilvl="4" w:tentative="1">
+      <w:start w:val="1"/>
+      <w:numFmt w:val="bullet"/>
+      <w:lvlText w:val=""/>
+      <w:lvlJc w:val="left"/>
+      <w:pPr>
+        <w:tabs>
+          <w:tab w:val="num" w:pos="3600"/>
+        </w:tabs>
+        <w:ind w:left="3600" w:hanging="360"/>
+      </w:pPr>
+      <w:rPr>
+        <w:rFonts w:ascii="Wingdings" w:hAnsi="Wingdings" w:hint="default"/>
+        <w:sz w:val="20"/>
+      </w:rPr>
+    </w:lvl>
+    <w:lvl w:ilvl="5" w:tentative="1">
+      <w:start w:val="1"/>
+      <w:numFmt w:val="bullet"/>
+      <w:lvlText w:val=""/>
+      <w:lvlJc w:val="left"/>
+      <w:pPr>
+        <w:tabs>
+          <w:tab w:val="num" w:pos="4320"/>
+        </w:tabs>
+        <w:ind w:left="4320" w:hanging="360"/>
+      </w:pPr>
+      <w:rPr>
+        <w:rFonts w:ascii="Wingdings" w:hAnsi="Wingdings" w:hint="default"/>
+        <w:sz w:val="20"/>
+      </w:rPr>
+    </w:lvl>
+    <w:lvl w:ilvl="6" w:tentative="1">
+      <w:start w:val="1"/>
+      <w:numFmt w:val="bullet"/>
+      <w:lvlText w:val=""/>
+      <w:lvlJc w:val="left"/>
+      <w:pPr>
+        <w:tabs>
+          <w:tab w:val="num" w:pos="5040"/>
+        </w:tabs>
+        <w:ind w:left="5040" w:hanging="360"/>
+      </w:pPr>
+      <w:rPr>
+        <w:rFonts w:ascii="Wingdings" w:hAnsi="Wingdings" w:hint="default"/>
+        <w:sz w:val="20"/>
+      </w:rPr>
+    </w:lvl>
+    <w:lvl w:ilvl="7" w:tentative="1">
+      <w:start w:val="1"/>
+      <w:numFmt w:val="bullet"/>
+      <w:lvlText w:val=""/>
+      <w:lvlJc w:val="left"/>
+      <w:pPr>
+        <w:tabs>
+          <w:tab w:val="num" w:pos="5760"/>
+        </w:tabs>
+        <w:ind w:left="5760" w:hanging="360"/>
+      </w:pPr>
+      <w:rPr>
+        <w:rFonts w:ascii="Wingdings" w:hAnsi="Wingdings" w:hint="default"/>
+        <w:sz w:val="20"/>
+      </w:rPr>
+    </w:lvl>
+    <w:lvl w:ilvl="8" w:tentative="1">
+      <w:start w:val="1"/>
+      <w:numFmt w:val="bullet"/>
+      <w:lvlText w:val=""/>
+      <w:lvlJc w:val="left"/>
+      <w:pPr>
+        <w:tabs>
+          <w:tab w:val="num" w:pos="6480"/>
+        </w:tabs>
+        <w:ind w:left="6480" w:hanging="360"/>
+      </w:pPr>
+      <w:rPr>
+        <w:rFonts w:ascii="Wingdings" w:hAnsi="Wingdings" w:hint="default"/>
+        <w:sz w:val="20"/>
+      </w:rPr>
+    </w:lvl>
+  </w:abstractNum>
+  <w:abstractNum w:abstractNumId="25" w15:restartNumberingAfterBreak="0">
     <w:nsid w:val="66F62A6D"/>
     <w:multiLevelType w:val="multilevel"/>
     <w:tmpl w:val="4BE045BC"/>
@@ -34807,7 +34148,7 @@
       </w:rPr>
     </w:lvl>
   </w:abstractNum>
-  <w:abstractNum w:abstractNumId="20" w15:restartNumberingAfterBreak="0">
+  <w:abstractNum w:abstractNumId="26" w15:restartNumberingAfterBreak="0">
     <w:nsid w:val="67724244"/>
     <w:multiLevelType w:val="multilevel"/>
     <w:tmpl w:val="57025728"/>
@@ -34956,7 +34297,7 @@
       </w:rPr>
     </w:lvl>
   </w:abstractNum>
-  <w:abstractNum w:abstractNumId="21" w15:restartNumberingAfterBreak="0">
+  <w:abstractNum w:abstractNumId="27" w15:restartNumberingAfterBreak="0">
     <w:nsid w:val="6AB327F3"/>
     <w:multiLevelType w:val="hybridMultilevel"/>
     <w:tmpl w:val="87E61DD8"/>
@@ -35069,7 +34410,7 @@
       </w:rPr>
     </w:lvl>
   </w:abstractNum>
-  <w:abstractNum w:abstractNumId="22" w15:restartNumberingAfterBreak="0">
+  <w:abstractNum w:abstractNumId="28" w15:restartNumberingAfterBreak="0">
     <w:nsid w:val="6CEC5AC7"/>
     <w:multiLevelType w:val="multilevel"/>
     <w:tmpl w:val="95E6FE46"/>
@@ -35182,7 +34523,7 @@
       </w:rPr>
     </w:lvl>
   </w:abstractNum>
-  <w:abstractNum w:abstractNumId="23" w15:restartNumberingAfterBreak="0">
+  <w:abstractNum w:abstractNumId="29" w15:restartNumberingAfterBreak="0">
     <w:nsid w:val="77275871"/>
     <w:multiLevelType w:val="hybridMultilevel"/>
     <w:tmpl w:val="5EFC4D4E"/>
@@ -35295,7 +34636,7 @@
       </w:rPr>
     </w:lvl>
   </w:abstractNum>
-  <w:abstractNum w:abstractNumId="24" w15:restartNumberingAfterBreak="0">
+  <w:abstractNum w:abstractNumId="30" w15:restartNumberingAfterBreak="0">
     <w:nsid w:val="77722D13"/>
     <w:multiLevelType w:val="multilevel"/>
     <w:tmpl w:val="F8DE253E"/>
@@ -35445,79 +34786,97 @@
     </w:lvl>
   </w:abstractNum>
   <w:num w:numId="1" w16cid:durableId="1559511479">
+    <w:abstractNumId w:val="20"/>
+  </w:num>
+  <w:num w:numId="2" w16cid:durableId="600600326">
+    <w:abstractNumId w:val="15"/>
+  </w:num>
+  <w:num w:numId="3" w16cid:durableId="359937995">
+    <w:abstractNumId w:val="7"/>
+  </w:num>
+  <w:num w:numId="4" w16cid:durableId="2070958279">
+    <w:abstractNumId w:val="14"/>
+  </w:num>
+  <w:num w:numId="5" w16cid:durableId="1228300177">
     <w:abstractNumId w:val="16"/>
   </w:num>
-  <w:num w:numId="2" w16cid:durableId="600600326">
+  <w:num w:numId="6" w16cid:durableId="1748264198">
+    <w:abstractNumId w:val="22"/>
+  </w:num>
+  <w:num w:numId="7" w16cid:durableId="1039628903">
+    <w:abstractNumId w:val="17"/>
+  </w:num>
+  <w:num w:numId="8" w16cid:durableId="1503858916">
     <w:abstractNumId w:val="13"/>
   </w:num>
-  <w:num w:numId="3" w16cid:durableId="359937995">
+  <w:num w:numId="9" w16cid:durableId="2119249745">
+    <w:abstractNumId w:val="23"/>
+  </w:num>
+  <w:num w:numId="10" w16cid:durableId="145977717">
     <w:abstractNumId w:val="5"/>
   </w:num>
-  <w:num w:numId="4" w16cid:durableId="2070958279">
+  <w:num w:numId="11" w16cid:durableId="364528054">
+    <w:abstractNumId w:val="28"/>
+  </w:num>
+  <w:num w:numId="12" w16cid:durableId="954360442">
+    <w:abstractNumId w:val="11"/>
+  </w:num>
+  <w:num w:numId="13" w16cid:durableId="1549802034">
+    <w:abstractNumId w:val="6"/>
+  </w:num>
+  <w:num w:numId="14" w16cid:durableId="2018262334">
+    <w:abstractNumId w:val="8"/>
+  </w:num>
+  <w:num w:numId="15" w16cid:durableId="1712222011">
+    <w:abstractNumId w:val="4"/>
+  </w:num>
+  <w:num w:numId="16" w16cid:durableId="1321427506">
+    <w:abstractNumId w:val="2"/>
+  </w:num>
+  <w:num w:numId="17" w16cid:durableId="1776706734">
+    <w:abstractNumId w:val="26"/>
+  </w:num>
+  <w:num w:numId="18" w16cid:durableId="951010686">
+    <w:abstractNumId w:val="3"/>
+  </w:num>
+  <w:num w:numId="19" w16cid:durableId="1686176514">
+    <w:abstractNumId w:val="25"/>
+  </w:num>
+  <w:num w:numId="20" w16cid:durableId="197940348">
+    <w:abstractNumId w:val="27"/>
+  </w:num>
+  <w:num w:numId="21" w16cid:durableId="798763831">
+    <w:abstractNumId w:val="10"/>
+  </w:num>
+  <w:num w:numId="22" w16cid:durableId="1605763651">
+    <w:abstractNumId w:val="29"/>
+  </w:num>
+  <w:num w:numId="23" w16cid:durableId="1996836272">
     <w:abstractNumId w:val="12"/>
   </w:num>
-  <w:num w:numId="5" w16cid:durableId="1228300177">
-    <w:abstractNumId w:val="14"/>
-  </w:num>
-  <w:num w:numId="6" w16cid:durableId="1748264198">
-    <w:abstractNumId w:val="17"/>
-  </w:num>
-  <w:num w:numId="7" w16cid:durableId="1039628903">
-    <w:abstractNumId w:val="15"/>
-  </w:num>
-  <w:num w:numId="8" w16cid:durableId="1503858916">
-    <w:abstractNumId w:val="11"/>
-  </w:num>
-  <w:num w:numId="9" w16cid:durableId="2119249745">
-    <w:abstractNumId w:val="18"/>
-  </w:num>
-  <w:num w:numId="10" w16cid:durableId="145977717">
-    <w:abstractNumId w:val="3"/>
-  </w:num>
-  <w:num w:numId="11" w16cid:durableId="364528054">
-    <w:abstractNumId w:val="22"/>
-  </w:num>
-  <w:num w:numId="12" w16cid:durableId="954360442">
+  <w:num w:numId="24" w16cid:durableId="2050378223">
     <w:abstractNumId w:val="9"/>
   </w:num>
-  <w:num w:numId="13" w16cid:durableId="1549802034">
-    <w:abstractNumId w:val="4"/>
+  <w:num w:numId="25" w16cid:durableId="261885524">
+    <w:abstractNumId w:val="30"/>
   </w:num>
-  <w:num w:numId="14" w16cid:durableId="2018262334">
-    <w:abstractNumId w:val="6"/>
+  <w:num w:numId="26" w16cid:durableId="1036274698">
+    <w:abstractNumId w:val="24"/>
   </w:num>
-  <w:num w:numId="15" w16cid:durableId="1712222011">
-    <w:abstractNumId w:val="2"/>
-  </w:num>
-  <w:num w:numId="16" w16cid:durableId="1321427506">
+  <w:num w:numId="27" w16cid:durableId="1405831725">
     <w:abstractNumId w:val="0"/>
   </w:num>
-  <w:num w:numId="17" w16cid:durableId="1776706734">
-    <w:abstractNumId w:val="20"/>
+  <w:num w:numId="28" w16cid:durableId="145174267">
+    <w:abstractNumId w:val="21"/>
   </w:num>
-  <w:num w:numId="18" w16cid:durableId="951010686">
+  <w:num w:numId="29" w16cid:durableId="1606573533">
     <w:abstractNumId w:val="1"/>
   </w:num>
-  <w:num w:numId="19" w16cid:durableId="1686176514">
+  <w:num w:numId="30" w16cid:durableId="86774042">
     <w:abstractNumId w:val="19"/>
   </w:num>
-  <w:num w:numId="20" w16cid:durableId="197940348">
-    <w:abstractNumId w:val="21"/>
-  </w:num>
-  <w:num w:numId="21" w16cid:durableId="798763831">
-    <w:abstractNumId w:val="8"/>
-  </w:num>
-  <w:num w:numId="22" w16cid:durableId="1605763651">
-    <w:abstractNumId w:val="23"/>
-  </w:num>
-  <w:num w:numId="23" w16cid:durableId="1996836272">
-    <w:abstractNumId w:val="10"/>
-  </w:num>
-  <w:num w:numId="24" w16cid:durableId="2050378223">
-    <w:abstractNumId w:val="7"/>
-  </w:num>
-  <w:num w:numId="25" w16cid:durableId="261885524">
-    <w:abstractNumId w:val="24"/>
+  <w:num w:numId="31" w16cid:durableId="33233758">
+    <w:abstractNumId w:val="18"/>
   </w:num>
   <w:numIdMacAtCleanup w:val="23"/>
 </w:numbering>
@@ -36054,7 +35413,6 @@
   <w:style w:type="character" w:default="1" w:styleId="Fuentedeprrafopredeter">
     <w:name w:val="Default Paragraph Font"/>
     <w:uiPriority w:val="1"/>
-    <w:semiHidden/>
     <w:unhideWhenUsed/>
   </w:style>
   <w:style w:type="table" w:default="1" w:styleId="Tablanormal">
